--- a/assets/downloads/simulation-27/instructions-for-all-sps.docx
+++ b/assets/downloads/simulation-27/instructions-for-all-sps.docx
@@ -1,6 +1,6 @@
 
 <file path=word/document.xml><?xml version="1.0" encoding="utf-8"?>
-<w:document xmlns:wpc="http://schemas.microsoft.com/office/word/2010/wordprocessingCanvas" xmlns:cx="http://schemas.microsoft.com/office/drawing/2014/chartex" xmlns:cx1="http://schemas.microsoft.com/office/drawing/2015/9/8/chartex" xmlns:cx2="http://schemas.microsoft.com/office/drawing/2015/10/21/chartex" xmlns:cx3="http://schemas.microsoft.com/office/drawing/2016/5/9/chartex" xmlns:cx4="http://schemas.microsoft.com/office/drawing/2016/5/10/chartex" xmlns:cx5="http://schemas.microsoft.com/office/drawing/2016/5/11/chartex" xmlns:cx6="http://schemas.microsoft.com/office/drawing/2016/5/12/chartex" xmlns:cx7="http://schemas.microsoft.com/office/drawing/2016/5/13/chartex" xmlns:cx8="http://schemas.microsoft.com/office/drawing/2016/5/14/chartex" xmlns:mc="http://schemas.openxmlformats.org/markup-compatibility/2006" xmlns:aink="http://schemas.microsoft.com/office/drawing/2016/ink" xmlns:am3d="http://schemas.microsoft.com/office/drawing/2017/model3d" xmlns:o="urn:schemas-microsoft-com:office:office" xmlns:oel="http://schemas.microsoft.com/office/2019/extlst" xmlns:r="http://schemas.openxmlformats.org/officeDocument/2006/relationships" xmlns:m="http://schemas.openxmlformats.org/officeDocument/2006/math" xmlns:v="urn:schemas-microsoft-com:vml" xmlns:wp14="http://schemas.microsoft.com/office/word/2010/wordprocessingDrawing" xmlns:wp="http://schemas.openxmlformats.org/drawingml/2006/wordprocessingDrawing" xmlns:w10="urn:schemas-microsoft-com:office:word" xmlns:w="http://schemas.openxmlformats.org/wordprocessingml/2006/main" xmlns:w14="http://schemas.microsoft.com/office/word/2010/wordml" xmlns:w15="http://schemas.microsoft.com/office/word/2012/wordml" xmlns:w16cei="http://schemas.microsoft.com/office/word/2026/wordml/cei" xmlns:w16cex="http://schemas.microsoft.com/office/word/2018/wordml/cex" xmlns:w16cid="http://schemas.microsoft.com/office/word/2016/wordml/cid" xmlns:w16="http://schemas.microsoft.com/office/word/2018/wordml" xmlns:w16du="http://schemas.microsoft.com/office/word/2023/wordml/word16du" xmlns:w16sdtdh="http://schemas.microsoft.com/office/word/2020/wordml/sdtdatahash" xmlns:w16sdtfl="http://schemas.microsoft.com/office/word/2024/wordml/sdtformatlock" xmlns:w16se="http://schemas.microsoft.com/office/word/2015/wordml/symex" xmlns:wpg="http://schemas.microsoft.com/office/word/2010/wordprocessingGroup" xmlns:wpi="http://schemas.microsoft.com/office/word/2010/wordprocessingInk" xmlns:wne="http://schemas.microsoft.com/office/word/2006/wordml" xmlns:wps="http://schemas.microsoft.com/office/word/2010/wordprocessingShape" mc:Ignorable="w14 w15 w16se w16cid w16 w16cex w16sdtdh w16sdtfl w16du wp14">
+<w:document xmlns:wpc="http://schemas.microsoft.com/office/word/2010/wordprocessingCanvas" xmlns:cx="http://schemas.microsoft.com/office/drawing/2014/chartex" xmlns:cx1="http://schemas.microsoft.com/office/drawing/2015/9/8/chartex" xmlns:cx2="http://schemas.microsoft.com/office/drawing/2015/10/21/chartex" xmlns:cx3="http://schemas.microsoft.com/office/drawing/2016/5/9/chartex" xmlns:cx4="http://schemas.microsoft.com/office/drawing/2016/5/10/chartex" xmlns:cx5="http://schemas.microsoft.com/office/drawing/2016/5/11/chartex" xmlns:cx6="http://schemas.microsoft.com/office/drawing/2016/5/12/chartex" xmlns:cx7="http://schemas.microsoft.com/office/drawing/2016/5/13/chartex" xmlns:cx8="http://schemas.microsoft.com/office/drawing/2016/5/14/chartex" xmlns:mc="http://schemas.openxmlformats.org/markup-compatibility/2006" xmlns:aink="http://schemas.microsoft.com/office/drawing/2016/ink" xmlns:am3d="http://schemas.microsoft.com/office/drawing/2017/model3d" xmlns:o="urn:schemas-microsoft-com:office:office" xmlns:oel="http://schemas.microsoft.com/office/2019/extlst" xmlns:r="http://schemas.openxmlformats.org/officeDocument/2006/relationships" xmlns:m="http://schemas.openxmlformats.org/officeDocument/2006/math" xmlns:v="urn:schemas-microsoft-com:vml" xmlns:wp14="http://schemas.microsoft.com/office/word/2010/wordprocessingDrawing" xmlns:wp="http://schemas.openxmlformats.org/drawingml/2006/wordprocessingDrawing" xmlns:w10="urn:schemas-microsoft-com:office:word" xmlns:w="http://schemas.openxmlformats.org/wordprocessingml/2006/main" xmlns:w14="http://schemas.microsoft.com/office/word/2010/wordml" xmlns:w15="http://schemas.microsoft.com/office/word/2012/wordml" xmlns:w16cex="http://schemas.microsoft.com/office/word/2018/wordml/cex" xmlns:w16cid="http://schemas.microsoft.com/office/word/2016/wordml/cid" xmlns:w16="http://schemas.microsoft.com/office/word/2018/wordml" xmlns:w16du="http://schemas.microsoft.com/office/word/2023/wordml/word16du" xmlns:w16sdtdh="http://schemas.microsoft.com/office/word/2020/wordml/sdtdatahash" xmlns:w16sdtfl="http://schemas.microsoft.com/office/word/2024/wordml/sdtformatlock" xmlns:w16se="http://schemas.microsoft.com/office/word/2015/wordml/symex" xmlns:wpg="http://schemas.microsoft.com/office/word/2010/wordprocessingGroup" xmlns:wpi="http://schemas.microsoft.com/office/word/2010/wordprocessingInk" xmlns:wne="http://schemas.microsoft.com/office/word/2006/wordml" xmlns:wps="http://schemas.microsoft.com/office/word/2010/wordprocessingShape" mc:Ignorable="w14 w15 w16se w16cid w16 w16cex w16sdtdh w16sdtfl w16du wp14">
   <w:body>
     <w:p>
       <w:pPr>
@@ -15,46 +15,36 @@
       </w:pPr>
       <w:r>
         <w:rPr>
-          <w:rFonts w:ascii="Aptos" w:hAnsi="Aptos" w:cs="Aptos" w:eastAsia="Aptos"/>
-          <w:color w:val="000000"/>
-          <w:sz w:val="40"/>
-          <w:szCs w:val="40"/>
+          <w:rFonts w:ascii="Aptos" w:eastAsia="Aptos" w:hAnsi="Aptos" w:cs="Aptos"/>
+          <w:color w:val="000000"/>
         </w:rPr>
         <w:t>Instructions for All S</w:t>
       </w:r>
       <w:r>
         <w:rPr>
-          <w:rFonts w:ascii="Aptos" w:hAnsi="Aptos" w:cs="Aptos" w:eastAsia="Aptos"/>
-          <w:color w:val="000000"/>
-          <w:sz w:val="40"/>
-          <w:szCs w:val="40"/>
+          <w:rFonts w:ascii="Aptos" w:eastAsia="Aptos" w:hAnsi="Aptos" w:cs="Aptos"/>
+          <w:color w:val="000000"/>
         </w:rPr>
         <w:t xml:space="preserve">tandardized </w:t>
       </w:r>
       <w:r>
         <w:rPr>
-          <w:rFonts w:ascii="Aptos" w:hAnsi="Aptos" w:cs="Aptos" w:eastAsia="Aptos"/>
-          <w:color w:val="000000"/>
-          <w:sz w:val="40"/>
-          <w:szCs w:val="40"/>
+          <w:rFonts w:ascii="Aptos" w:eastAsia="Aptos" w:hAnsi="Aptos" w:cs="Aptos"/>
+          <w:color w:val="000000"/>
         </w:rPr>
         <w:t>P</w:t>
       </w:r>
       <w:r>
         <w:rPr>
-          <w:rFonts w:ascii="Aptos" w:hAnsi="Aptos" w:cs="Aptos" w:eastAsia="Aptos"/>
-          <w:color w:val="000000"/>
-          <w:sz w:val="40"/>
-          <w:szCs w:val="40"/>
+          <w:rFonts w:ascii="Aptos" w:eastAsia="Aptos" w:hAnsi="Aptos" w:cs="Aptos"/>
+          <w:color w:val="000000"/>
         </w:rPr>
         <w:t>atient</w:t>
       </w:r>
       <w:r>
         <w:rPr>
-          <w:rFonts w:ascii="Aptos" w:hAnsi="Aptos" w:cs="Aptos" w:eastAsia="Aptos"/>
-          <w:color w:val="000000"/>
-          <w:sz w:val="40"/>
-          <w:szCs w:val="40"/>
+          <w:rFonts w:ascii="Aptos" w:eastAsia="Aptos" w:hAnsi="Aptos" w:cs="Aptos"/>
+          <w:color w:val="000000"/>
         </w:rPr>
         <w:t>s</w:t>
       </w:r>
@@ -71,7 +61,6 @@
       </w:pPr>
       <w:r>
         <w:rPr>
-          <w:rFonts w:ascii="Aptos" w:hAnsi="Aptos" w:cs="Aptos" w:eastAsia="Aptos"/>
           <w:color w:val="000000"/>
           <w:sz w:val="24"/>
           <w:szCs w:val="24"/>
@@ -80,7 +69,6 @@
       </w:r>
       <w:r>
         <w:rPr>
-          <w:rFonts w:ascii="Aptos" w:hAnsi="Aptos" w:cs="Aptos" w:eastAsia="Aptos"/>
           <w:color w:val="000000"/>
           <w:sz w:val="24"/>
           <w:szCs w:val="24"/>
@@ -89,7 +77,6 @@
       </w:r>
       <w:r>
         <w:rPr>
-          <w:rFonts w:ascii="Aptos" w:hAnsi="Aptos" w:cs="Aptos" w:eastAsia="Aptos"/>
           <w:color w:val="000000"/>
           <w:sz w:val="24"/>
           <w:szCs w:val="24"/>
@@ -98,7 +85,6 @@
       </w:r>
       <w:r>
         <w:rPr>
-          <w:rFonts w:ascii="Aptos" w:hAnsi="Aptos" w:cs="Aptos" w:eastAsia="Aptos"/>
           <w:color w:val="000000"/>
           <w:sz w:val="24"/>
           <w:szCs w:val="24"/>
@@ -118,7 +104,6 @@
       </w:pPr>
       <w:r>
         <w:rPr>
-          <w:rFonts w:ascii="Aptos" w:eastAsia="Aptos" w:hAnsi="Aptos" w:cs="Aptos"/>
           <w:color w:val="000000"/>
           <w:sz w:val="24"/>
           <w:szCs w:val="24"/>
@@ -127,7 +112,6 @@
       </w:r>
       <w:r>
         <w:rPr>
-          <w:rFonts w:ascii="Aptos" w:eastAsia="Aptos" w:hAnsi="Aptos" w:cs="Aptos"/>
           <w:color w:val="000000"/>
           <w:sz w:val="24"/>
           <w:szCs w:val="24"/>
@@ -136,7 +120,6 @@
       </w:r>
       <w:r>
         <w:rPr>
-          <w:rFonts w:ascii="Aptos" w:eastAsia="Aptos" w:hAnsi="Aptos" w:cs="Aptos"/>
           <w:color w:val="000000"/>
           <w:sz w:val="24"/>
           <w:szCs w:val="24"/>
@@ -145,7 +128,6 @@
       </w:r>
       <w:r>
         <w:rPr>
-          <w:rFonts w:ascii="Aptos" w:eastAsia="Aptos" w:hAnsi="Aptos" w:cs="Aptos"/>
           <w:color w:val="000000"/>
           <w:sz w:val="24"/>
           <w:szCs w:val="24"/>
@@ -154,7 +136,6 @@
       </w:r>
       <w:r>
         <w:rPr>
-          <w:rFonts w:ascii="Aptos" w:eastAsia="Aptos" w:hAnsi="Aptos" w:cs="Aptos"/>
           <w:color w:val="000000"/>
           <w:sz w:val="24"/>
           <w:szCs w:val="24"/>
@@ -174,7 +155,6 @@
       </w:pPr>
       <w:r>
         <w:rPr>
-          <w:rFonts w:ascii="Aptos" w:eastAsia="Aptos" w:hAnsi="Aptos" w:cs="Aptos"/>
           <w:color w:val="000000"/>
           <w:sz w:val="24"/>
           <w:szCs w:val="24"/>
@@ -183,7 +163,6 @@
       </w:r>
       <w:r>
         <w:rPr>
-          <w:rFonts w:ascii="Aptos" w:eastAsia="Aptos" w:hAnsi="Aptos" w:cs="Aptos"/>
           <w:color w:val="000000"/>
           <w:sz w:val="24"/>
           <w:szCs w:val="24"/>
@@ -192,7 +171,6 @@
       </w:r>
       <w:r>
         <w:rPr>
-          <w:rFonts w:ascii="Aptos" w:eastAsia="Aptos" w:hAnsi="Aptos" w:cs="Aptos"/>
           <w:color w:val="000000"/>
           <w:sz w:val="24"/>
           <w:szCs w:val="24"/>
@@ -201,7 +179,6 @@
       </w:r>
       <w:r>
         <w:rPr>
-          <w:rFonts w:ascii="Aptos" w:eastAsia="Aptos" w:hAnsi="Aptos" w:cs="Aptos"/>
           <w:color w:val="000000"/>
           <w:sz w:val="24"/>
           <w:szCs w:val="24"/>
@@ -210,7 +187,6 @@
       </w:r>
       <w:r>
         <w:rPr>
-          <w:rFonts w:ascii="Aptos" w:eastAsia="Aptos" w:hAnsi="Aptos" w:cs="Aptos"/>
           <w:color w:val="000000"/>
           <w:sz w:val="24"/>
           <w:szCs w:val="24"/>
@@ -219,7 +195,6 @@
       </w:r>
       <w:r>
         <w:rPr>
-          <w:rFonts w:ascii="Aptos" w:eastAsia="Aptos" w:hAnsi="Aptos" w:cs="Aptos"/>
           <w:color w:val="000000"/>
           <w:sz w:val="24"/>
           <w:szCs w:val="24"/>
@@ -228,7 +203,6 @@
       </w:r>
       <w:r>
         <w:rPr>
-          <w:rFonts w:ascii="Aptos" w:eastAsia="Aptos" w:hAnsi="Aptos" w:cs="Aptos"/>
           <w:color w:val="000000"/>
           <w:sz w:val="24"/>
           <w:szCs w:val="24"/>
@@ -237,7 +211,6 @@
       </w:r>
       <w:r>
         <w:rPr>
-          <w:rFonts w:ascii="Aptos" w:eastAsia="Aptos" w:hAnsi="Aptos" w:cs="Aptos"/>
           <w:color w:val="000000"/>
           <w:sz w:val="24"/>
           <w:szCs w:val="24"/>
@@ -246,7 +219,6 @@
       </w:r>
       <w:r>
         <w:rPr>
-          <w:rFonts w:ascii="Aptos" w:eastAsia="Aptos" w:hAnsi="Aptos" w:cs="Aptos"/>
           <w:color w:val="000000"/>
           <w:sz w:val="24"/>
           <w:szCs w:val="24"/>
@@ -255,7 +227,6 @@
       </w:r>
       <w:r>
         <w:rPr>
-          <w:rFonts w:ascii="Aptos" w:eastAsia="Aptos" w:hAnsi="Aptos" w:cs="Aptos"/>
           <w:color w:val="000000"/>
           <w:sz w:val="24"/>
           <w:szCs w:val="24"/>
@@ -264,7 +235,6 @@
       </w:r>
       <w:r>
         <w:rPr>
-          <w:rFonts w:ascii="Aptos" w:eastAsia="Aptos" w:hAnsi="Aptos" w:cs="Aptos"/>
           <w:color w:val="000000"/>
           <w:sz w:val="24"/>
           <w:szCs w:val="24"/>
@@ -273,7 +243,6 @@
       </w:r>
       <w:r>
         <w:rPr>
-          <w:rFonts w:ascii="Aptos" w:eastAsia="Aptos" w:hAnsi="Aptos" w:cs="Aptos"/>
           <w:color w:val="000000"/>
           <w:sz w:val="24"/>
           <w:szCs w:val="24"/>
@@ -282,7 +251,6 @@
       </w:r>
       <w:r>
         <w:rPr>
-          <w:rFonts w:ascii="Aptos" w:eastAsia="Aptos" w:hAnsi="Aptos" w:cs="Aptos"/>
           <w:color w:val="000000"/>
           <w:sz w:val="24"/>
           <w:szCs w:val="24"/>
@@ -291,7 +259,6 @@
       </w:r>
       <w:r>
         <w:rPr>
-          <w:rFonts w:ascii="Aptos" w:eastAsia="Aptos" w:hAnsi="Aptos" w:cs="Aptos"/>
           <w:color w:val="000000"/>
           <w:sz w:val="24"/>
           <w:szCs w:val="24"/>
@@ -300,7 +267,6 @@
       </w:r>
       <w:r>
         <w:rPr>
-          <w:rFonts w:ascii="Aptos" w:eastAsia="Aptos" w:hAnsi="Aptos" w:cs="Aptos"/>
           <w:color w:val="000000"/>
           <w:sz w:val="24"/>
           <w:szCs w:val="24"/>
@@ -309,7 +275,6 @@
       </w:r>
       <w:r>
         <w:rPr>
-          <w:rFonts w:ascii="Aptos" w:eastAsia="Aptos" w:hAnsi="Aptos" w:cs="Aptos"/>
           <w:color w:val="000000"/>
           <w:sz w:val="24"/>
           <w:szCs w:val="24"/>
@@ -318,7 +283,6 @@
       </w:r>
       <w:r>
         <w:rPr>
-          <w:rFonts w:ascii="Aptos" w:eastAsia="Aptos" w:hAnsi="Aptos" w:cs="Aptos"/>
           <w:color w:val="000000"/>
           <w:sz w:val="24"/>
           <w:szCs w:val="24"/>
@@ -327,7 +291,6 @@
       </w:r>
       <w:r>
         <w:rPr>
-          <w:rFonts w:ascii="Aptos" w:eastAsia="Aptos" w:hAnsi="Aptos" w:cs="Aptos"/>
           <w:color w:val="000000"/>
           <w:sz w:val="24"/>
           <w:szCs w:val="24"/>
@@ -336,7 +299,6 @@
       </w:r>
       <w:r>
         <w:rPr>
-          <w:rFonts w:ascii="Aptos" w:eastAsia="Aptos" w:hAnsi="Aptos" w:cs="Aptos"/>
           <w:color w:val="000000"/>
           <w:sz w:val="24"/>
           <w:szCs w:val="24"/>
@@ -345,7 +307,6 @@
       </w:r>
       <w:r>
         <w:rPr>
-          <w:rFonts w:ascii="Aptos" w:eastAsia="Aptos" w:hAnsi="Aptos" w:cs="Aptos"/>
           <w:color w:val="000000"/>
           <w:sz w:val="24"/>
           <w:szCs w:val="24"/>
@@ -354,7 +315,6 @@
       </w:r>
       <w:r>
         <w:rPr>
-          <w:rFonts w:ascii="Aptos" w:eastAsia="Aptos" w:hAnsi="Aptos" w:cs="Aptos"/>
           <w:color w:val="000000"/>
           <w:sz w:val="24"/>
           <w:szCs w:val="24"/>
@@ -363,7 +323,6 @@
       </w:r>
       <w:r>
         <w:rPr>
-          <w:rFonts w:ascii="Aptos" w:eastAsia="Aptos" w:hAnsi="Aptos" w:cs="Aptos"/>
           <w:color w:val="000000"/>
           <w:sz w:val="24"/>
           <w:szCs w:val="24"/>
@@ -372,7 +331,6 @@
       </w:r>
       <w:r>
         <w:rPr>
-          <w:rFonts w:ascii="Aptos" w:eastAsia="Aptos" w:hAnsi="Aptos" w:cs="Aptos"/>
           <w:color w:val="000000"/>
           <w:sz w:val="24"/>
           <w:szCs w:val="24"/>
@@ -381,7 +339,6 @@
       </w:r>
       <w:r>
         <w:rPr>
-          <w:rFonts w:ascii="Aptos" w:eastAsia="Aptos" w:hAnsi="Aptos" w:cs="Aptos"/>
           <w:color w:val="000000"/>
           <w:sz w:val="24"/>
           <w:szCs w:val="24"/>
@@ -390,7 +347,6 @@
       </w:r>
       <w:r>
         <w:rPr>
-          <w:rFonts w:ascii="Aptos" w:eastAsia="Aptos" w:hAnsi="Aptos" w:cs="Aptos"/>
           <w:color w:val="000000"/>
           <w:sz w:val="24"/>
           <w:szCs w:val="24"/>
@@ -399,7 +355,6 @@
       </w:r>
       <w:r>
         <w:rPr>
-          <w:rFonts w:ascii="Aptos" w:eastAsia="Aptos" w:hAnsi="Aptos" w:cs="Aptos"/>
           <w:color w:val="000000"/>
           <w:sz w:val="24"/>
           <w:szCs w:val="24"/>
@@ -408,7 +363,6 @@
       </w:r>
       <w:r>
         <w:rPr>
-          <w:rFonts w:ascii="Aptos" w:eastAsia="Aptos" w:hAnsi="Aptos" w:cs="Aptos"/>
           <w:color w:val="000000"/>
           <w:sz w:val="24"/>
           <w:szCs w:val="24"/>
@@ -417,7 +371,6 @@
       </w:r>
       <w:r>
         <w:rPr>
-          <w:rFonts w:ascii="Aptos" w:eastAsia="Aptos" w:hAnsi="Aptos" w:cs="Aptos"/>
           <w:color w:val="000000"/>
           <w:sz w:val="24"/>
           <w:szCs w:val="24"/>
@@ -426,7 +379,6 @@
       </w:r>
       <w:r>
         <w:rPr>
-          <w:rFonts w:ascii="Aptos" w:eastAsia="Aptos" w:hAnsi="Aptos" w:cs="Aptos"/>
           <w:color w:val="000000"/>
           <w:sz w:val="24"/>
           <w:szCs w:val="24"/>
@@ -435,7 +387,6 @@
       </w:r>
       <w:r>
         <w:rPr>
-          <w:rFonts w:ascii="Aptos" w:eastAsia="Aptos" w:hAnsi="Aptos" w:cs="Aptos"/>
           <w:color w:val="000000"/>
           <w:sz w:val="24"/>
           <w:szCs w:val="24"/>
@@ -444,7 +395,6 @@
       </w:r>
       <w:r>
         <w:rPr>
-          <w:rFonts w:ascii="Aptos" w:eastAsia="Aptos" w:hAnsi="Aptos" w:cs="Aptos"/>
           <w:color w:val="000000"/>
           <w:sz w:val="24"/>
           <w:szCs w:val="24"/>
@@ -453,7 +403,6 @@
       </w:r>
       <w:r>
         <w:rPr>
-          <w:rFonts w:ascii="Aptos" w:eastAsia="Aptos" w:hAnsi="Aptos" w:cs="Aptos"/>
           <w:color w:val="000000"/>
           <w:sz w:val="24"/>
           <w:szCs w:val="24"/>
@@ -462,7 +411,6 @@
       </w:r>
       <w:r>
         <w:rPr>
-          <w:rFonts w:ascii="Aptos" w:eastAsia="Aptos" w:hAnsi="Aptos" w:cs="Aptos"/>
           <w:color w:val="000000"/>
           <w:sz w:val="24"/>
           <w:szCs w:val="24"/>
@@ -471,7 +419,6 @@
       </w:r>
       <w:r>
         <w:rPr>
-          <w:rFonts w:ascii="Aptos" w:eastAsia="Aptos" w:hAnsi="Aptos" w:cs="Aptos"/>
           <w:color w:val="000000"/>
           <w:sz w:val="24"/>
           <w:szCs w:val="24"/>
@@ -480,7 +427,6 @@
       </w:r>
       <w:r>
         <w:rPr>
-          <w:rFonts w:ascii="Aptos" w:eastAsia="Aptos" w:hAnsi="Aptos" w:cs="Aptos"/>
           <w:color w:val="000000"/>
           <w:sz w:val="24"/>
           <w:szCs w:val="24"/>
@@ -489,7 +435,6 @@
       </w:r>
       <w:r>
         <w:rPr>
-          <w:rFonts w:ascii="Aptos" w:eastAsia="Aptos" w:hAnsi="Aptos" w:cs="Aptos"/>
           <w:color w:val="000000"/>
           <w:sz w:val="24"/>
           <w:szCs w:val="24"/>
@@ -498,7 +443,6 @@
       </w:r>
       <w:r>
         <w:rPr>
-          <w:rFonts w:ascii="Aptos" w:eastAsia="Aptos" w:hAnsi="Aptos" w:cs="Aptos"/>
           <w:color w:val="000000"/>
           <w:sz w:val="24"/>
           <w:szCs w:val="24"/>
@@ -507,7 +451,6 @@
       </w:r>
       <w:r>
         <w:rPr>
-          <w:rFonts w:ascii="Aptos" w:eastAsia="Aptos" w:hAnsi="Aptos" w:cs="Aptos"/>
           <w:color w:val="000000"/>
           <w:sz w:val="24"/>
           <w:szCs w:val="24"/>
@@ -516,7 +459,6 @@
       </w:r>
       <w:r>
         <w:rPr>
-          <w:rFonts w:ascii="Aptos" w:eastAsia="Aptos" w:hAnsi="Aptos" w:cs="Aptos"/>
           <w:color w:val="000000"/>
           <w:sz w:val="24"/>
           <w:szCs w:val="24"/>
@@ -525,7 +467,6 @@
       </w:r>
       <w:r>
         <w:rPr>
-          <w:rFonts w:ascii="Aptos" w:eastAsia="Aptos" w:hAnsi="Aptos" w:cs="Aptos"/>
           <w:color w:val="000000"/>
           <w:sz w:val="24"/>
           <w:szCs w:val="24"/>
@@ -534,7 +475,6 @@
       </w:r>
       <w:r>
         <w:rPr>
-          <w:rFonts w:ascii="Aptos" w:eastAsia="Aptos" w:hAnsi="Aptos" w:cs="Aptos"/>
           <w:color w:val="000000"/>
           <w:sz w:val="24"/>
           <w:szCs w:val="24"/>
@@ -543,7 +483,6 @@
       </w:r>
       <w:r>
         <w:rPr>
-          <w:rFonts w:ascii="Aptos" w:eastAsia="Aptos" w:hAnsi="Aptos" w:cs="Aptos"/>
           <w:i/>
           <w:iCs/>
           <w:color w:val="000000"/>
@@ -554,7 +493,6 @@
       </w:r>
       <w:r>
         <w:rPr>
-          <w:rFonts w:ascii="Aptos" w:eastAsia="Aptos" w:hAnsi="Aptos" w:cs="Aptos"/>
           <w:i/>
           <w:iCs/>
           <w:color w:val="000000"/>
@@ -565,7 +503,6 @@
       </w:r>
       <w:r>
         <w:rPr>
-          <w:rFonts w:ascii="Aptos" w:eastAsia="Aptos" w:hAnsi="Aptos" w:cs="Aptos"/>
           <w:i/>
           <w:iCs/>
           <w:color w:val="000000"/>
@@ -576,7 +513,6 @@
       </w:r>
       <w:r>
         <w:rPr>
-          <w:rFonts w:ascii="Aptos" w:eastAsia="Aptos" w:hAnsi="Aptos" w:cs="Aptos"/>
           <w:color w:val="000000"/>
           <w:sz w:val="24"/>
           <w:szCs w:val="24"/>
@@ -585,7 +521,6 @@
       </w:r>
       <w:r>
         <w:rPr>
-          <w:rFonts w:ascii="Aptos" w:eastAsia="Aptos" w:hAnsi="Aptos" w:cs="Aptos"/>
           <w:color w:val="000000"/>
           <w:sz w:val="24"/>
           <w:szCs w:val="24"/>
@@ -594,7 +529,6 @@
       </w:r>
       <w:r>
         <w:rPr>
-          <w:rFonts w:ascii="Aptos" w:eastAsia="Aptos" w:hAnsi="Aptos" w:cs="Aptos"/>
           <w:color w:val="000000"/>
           <w:sz w:val="24"/>
           <w:szCs w:val="24"/>
@@ -614,64 +548,240 @@
       </w:pPr>
       <w:r>
         <w:rPr>
-          <w:rFonts w:ascii="Aptos" w:eastAsia="Aptos" w:hAnsi="Aptos" w:cs="Aptos"/>
+          <w:color w:val="000000"/>
+          <w:sz w:val="24"/>
+          <w:szCs w:val="24"/>
+        </w:rPr>
+        <w:t>Safety</w:t>
+      </w:r>
+    </w:p>
+    <w:p>
+      <w:pPr>
+        <w:spacing w:after="0" w:line="480" w:lineRule="auto"/>
+        <w:rPr>
+          <w:rFonts w:ascii="Times New Roman" w:eastAsia="Times New Roman" w:hAnsi="Times New Roman" w:cs="Times New Roman"/>
+          <w:color w:val="000000"/>
+          <w:sz w:val="24"/>
+          <w:szCs w:val="24"/>
+        </w:rPr>
+      </w:pPr>
+      <w:r>
+        <w:rPr>
+          <w:color w:val="000000"/>
+          <w:sz w:val="24"/>
+          <w:szCs w:val="24"/>
+        </w:rPr>
+        <w:t>The phrase “Time</w:t>
+      </w:r>
+      <w:r>
+        <w:rPr>
+          <w:color w:val="000000"/>
+          <w:sz w:val="24"/>
+          <w:szCs w:val="24"/>
+        </w:rPr>
+        <w:t>-</w:t>
+      </w:r>
+      <w:r>
+        <w:rPr>
+          <w:color w:val="000000"/>
+          <w:sz w:val="24"/>
+          <w:szCs w:val="24"/>
+        </w:rPr>
+        <w:t>out</w:t>
+      </w:r>
+      <w:r>
+        <w:rPr>
+          <w:color w:val="000000"/>
+          <w:sz w:val="24"/>
+          <w:szCs w:val="24"/>
+        </w:rPr>
+        <w:t>;</w:t>
+      </w:r>
+      <w:r>
+        <w:rPr>
+          <w:color w:val="000000"/>
+          <w:sz w:val="24"/>
+          <w:szCs w:val="24"/>
+        </w:rPr>
+        <w:t xml:space="preserve"> </w:t>
+      </w:r>
+      <w:r>
+        <w:rPr>
+          <w:color w:val="000000"/>
+          <w:sz w:val="24"/>
+          <w:szCs w:val="24"/>
+        </w:rPr>
+        <w:t>t</w:t>
+      </w:r>
+      <w:r>
+        <w:rPr>
+          <w:color w:val="000000"/>
+          <w:sz w:val="24"/>
+          <w:szCs w:val="24"/>
+        </w:rPr>
+        <w:t>ime</w:t>
+      </w:r>
+      <w:r>
+        <w:rPr>
+          <w:color w:val="000000"/>
+          <w:sz w:val="24"/>
+          <w:szCs w:val="24"/>
+        </w:rPr>
+        <w:t>-</w:t>
+      </w:r>
+      <w:r>
+        <w:rPr>
+          <w:color w:val="000000"/>
+          <w:sz w:val="24"/>
+          <w:szCs w:val="24"/>
+        </w:rPr>
+        <w:t>out” is used to immediately stop a simulation. As the standardized patient</w:t>
+      </w:r>
+      <w:r>
+        <w:rPr>
+          <w:color w:val="000000"/>
+          <w:sz w:val="24"/>
+          <w:szCs w:val="24"/>
+        </w:rPr>
+        <w:t>,</w:t>
+      </w:r>
+      <w:r>
+        <w:rPr>
+          <w:color w:val="000000"/>
+          <w:sz w:val="24"/>
+          <w:szCs w:val="24"/>
+        </w:rPr>
+        <w:t xml:space="preserve"> you can say this at any time. It is particularly designed to </w:t>
+      </w:r>
+      <w:r>
+        <w:rPr>
+          <w:color w:val="000000"/>
+          <w:sz w:val="24"/>
+          <w:szCs w:val="24"/>
+        </w:rPr>
+        <w:t>en</w:t>
+      </w:r>
+      <w:r>
+        <w:rPr>
+          <w:color w:val="000000"/>
+          <w:sz w:val="24"/>
+          <w:szCs w:val="24"/>
+        </w:rPr>
+        <w:t>sure you</w:t>
+      </w:r>
+      <w:r>
+        <w:rPr>
+          <w:color w:val="000000"/>
+          <w:sz w:val="24"/>
+          <w:szCs w:val="24"/>
+        </w:rPr>
+        <w:t>r</w:t>
+      </w:r>
+      <w:r>
+        <w:rPr>
+          <w:color w:val="000000"/>
+          <w:sz w:val="24"/>
+          <w:szCs w:val="24"/>
+        </w:rPr>
+        <w:t xml:space="preserve"> safe</w:t>
+      </w:r>
+      <w:r>
+        <w:rPr>
+          <w:color w:val="000000"/>
+          <w:sz w:val="24"/>
+          <w:szCs w:val="24"/>
+        </w:rPr>
+        <w:t>ty</w:t>
+      </w:r>
+      <w:r>
+        <w:rPr>
+          <w:color w:val="000000"/>
+          <w:sz w:val="24"/>
+          <w:szCs w:val="24"/>
+        </w:rPr>
+        <w:t xml:space="preserve"> and </w:t>
+      </w:r>
+      <w:r>
+        <w:rPr>
+          <w:color w:val="000000"/>
+          <w:sz w:val="24"/>
+          <w:szCs w:val="24"/>
+        </w:rPr>
+        <w:t xml:space="preserve">help you </w:t>
+      </w:r>
+      <w:r>
+        <w:rPr>
+          <w:color w:val="000000"/>
+          <w:sz w:val="24"/>
+          <w:szCs w:val="24"/>
+        </w:rPr>
+        <w:t>feel safe.</w:t>
+      </w:r>
+      <w:r>
+        <w:rPr>
+          <w:color w:val="000000"/>
+          <w:sz w:val="24"/>
+          <w:szCs w:val="24"/>
+        </w:rPr>
+        <w:t xml:space="preserve"> </w:t>
+      </w:r>
+      <w:r>
+        <w:rPr>
+          <w:color w:val="000000"/>
+          <w:sz w:val="24"/>
+          <w:szCs w:val="24"/>
+        </w:rPr>
+        <w:t>All participants are taught this phrase. It means the same for everyone. If it is said, the simulation will immediately stop.</w:t>
+      </w:r>
+    </w:p>
+    <w:p>
+      <w:pPr>
+        <w:spacing w:after="0" w:line="480" w:lineRule="auto"/>
+        <w:rPr>
+          <w:rFonts w:ascii="Times New Roman" w:hAnsi="Times New Roman" w:cs="Times New Roman"/>
+          <w:color w:val="000000"/>
+          <w:sz w:val="24"/>
+          <w:szCs w:val="24"/>
+        </w:rPr>
+      </w:pPr>
+      <w:r>
+        <w:rPr>
           <w:color w:val="000000"/>
           <w:sz w:val="24"/>
           <w:szCs w:val="24"/>
         </w:rPr>
         <w:lastRenderedPageBreak/>
-        <w:t>Safety</w:t>
-      </w:r>
-    </w:p>
-    <w:p>
-      <w:pPr>
-        <w:spacing w:after="0" w:line="480" w:lineRule="auto"/>
-        <w:rPr>
-          <w:rFonts w:ascii="Times New Roman" w:eastAsia="Times New Roman" w:hAnsi="Times New Roman" w:cs="Times New Roman"/>
-          <w:color w:val="000000"/>
-          <w:sz w:val="24"/>
-          <w:szCs w:val="24"/>
-        </w:rPr>
-      </w:pPr>
-      <w:r>
-        <w:rPr>
-          <w:rFonts w:ascii="Aptos" w:eastAsia="Aptos" w:hAnsi="Aptos" w:cs="Aptos"/>
-          <w:color w:val="000000"/>
-          <w:sz w:val="24"/>
-          <w:szCs w:val="24"/>
-        </w:rPr>
-        <w:t>The phrase “Time</w:t>
-      </w:r>
-      <w:r>
-        <w:rPr>
-          <w:rFonts w:ascii="Aptos" w:eastAsia="Aptos" w:hAnsi="Aptos" w:cs="Aptos"/>
-          <w:color w:val="000000"/>
-          <w:sz w:val="24"/>
-          <w:szCs w:val="24"/>
-        </w:rPr>
-        <w:t>-</w:t>
-      </w:r>
-      <w:r>
-        <w:rPr>
-          <w:rFonts w:ascii="Aptos" w:eastAsia="Aptos" w:hAnsi="Aptos" w:cs="Aptos"/>
-          <w:color w:val="000000"/>
-          <w:sz w:val="24"/>
-          <w:szCs w:val="24"/>
-        </w:rPr>
-        <w:t>out</w:t>
-      </w:r>
-      <w:r>
-        <w:rPr>
-          <w:rFonts w:ascii="Aptos" w:eastAsia="Aptos" w:hAnsi="Aptos" w:cs="Aptos"/>
-          <w:color w:val="000000"/>
-          <w:sz w:val="24"/>
-          <w:szCs w:val="24"/>
-        </w:rPr>
-        <w:t>;</w:t>
-      </w:r>
-      <w:r>
-        <w:rPr>
-          <w:rFonts w:ascii="Aptos" w:eastAsia="Aptos" w:hAnsi="Aptos" w:cs="Aptos"/>
+        <w:t>Start</w:t>
+      </w:r>
+    </w:p>
+    <w:p>
+      <w:pPr>
+        <w:spacing w:after="0" w:line="480" w:lineRule="auto"/>
+        <w:rPr>
+          <w:rFonts w:ascii="Times New Roman" w:hAnsi="Times New Roman" w:cs="Times New Roman"/>
+          <w:color w:val="000000"/>
+          <w:sz w:val="24"/>
+          <w:szCs w:val="24"/>
+        </w:rPr>
+      </w:pPr>
+      <w:r>
+        <w:rPr>
+          <w:color w:val="000000"/>
+          <w:sz w:val="24"/>
+          <w:szCs w:val="24"/>
+        </w:rPr>
+        <w:t>Instructor, start the simulation by reading the following information to the class. “The simulation begins with the head AT and other AT greeting each other and discussing the plan for the athletes who have signed up to be seen by the physician today. The head AT says</w:t>
+      </w:r>
+      <w:r>
+        <w:rPr>
+          <w:color w:val="000000"/>
+          <w:sz w:val="24"/>
+          <w:szCs w:val="24"/>
+        </w:rPr>
+        <w:t>,</w:t>
+      </w:r>
+      <w:r>
+        <w:rPr>
           <w:color w:val="000000"/>
           <w:sz w:val="24"/>
           <w:szCs w:val="24"/>
@@ -680,43 +790,38 @@
       </w:r>
       <w:r>
         <w:rPr>
-          <w:rFonts w:ascii="Aptos" w:eastAsia="Aptos" w:hAnsi="Aptos" w:cs="Aptos"/>
-          <w:color w:val="000000"/>
-          <w:sz w:val="24"/>
-          <w:szCs w:val="24"/>
-        </w:rPr>
-        <w:t>t</w:t>
-      </w:r>
-      <w:r>
-        <w:rPr>
-          <w:rFonts w:ascii="Aptos" w:eastAsia="Aptos" w:hAnsi="Aptos" w:cs="Aptos"/>
-          <w:color w:val="000000"/>
-          <w:sz w:val="24"/>
-          <w:szCs w:val="24"/>
-        </w:rPr>
-        <w:t>ime</w:t>
-      </w:r>
-      <w:r>
-        <w:rPr>
-          <w:rFonts w:ascii="Aptos" w:eastAsia="Aptos" w:hAnsi="Aptos" w:cs="Aptos"/>
-          <w:color w:val="000000"/>
-          <w:sz w:val="24"/>
-          <w:szCs w:val="24"/>
-        </w:rPr>
-        <w:t>-</w:t>
-      </w:r>
-      <w:r>
-        <w:rPr>
-          <w:rFonts w:ascii="Aptos" w:eastAsia="Aptos" w:hAnsi="Aptos" w:cs="Aptos"/>
-          <w:color w:val="000000"/>
-          <w:sz w:val="24"/>
-          <w:szCs w:val="24"/>
-        </w:rPr>
-        <w:t>out” is used to immediately stop a simulation. As the standardized patient</w:t>
-      </w:r>
-      <w:r>
-        <w:rPr>
-          <w:rFonts w:ascii="Aptos" w:eastAsia="Aptos" w:hAnsi="Aptos" w:cs="Aptos"/>
+          <w:color w:val="000000"/>
+          <w:sz w:val="24"/>
+          <w:szCs w:val="24"/>
+        </w:rPr>
+        <w:t>‘</w:t>
+      </w:r>
+      <w:r>
+        <w:rPr>
+          <w:color w:val="000000"/>
+          <w:sz w:val="24"/>
+          <w:szCs w:val="24"/>
+        </w:rPr>
+        <w:t>T</w:t>
+      </w:r>
+      <w:r>
+        <w:rPr>
+          <w:color w:val="000000"/>
+          <w:sz w:val="24"/>
+          <w:szCs w:val="24"/>
+        </w:rPr>
+        <w:t>oday we will have three</w:t>
+      </w:r>
+      <w:r>
+        <w:rPr>
+          <w:color w:val="000000"/>
+          <w:sz w:val="24"/>
+          <w:szCs w:val="24"/>
+        </w:rPr>
+        <w:t xml:space="preserve"> athletes with medical complaints needing to see the physician. We will do the initial evaluation first</w:t>
+      </w:r>
+      <w:r>
+        <w:rPr>
           <w:color w:val="000000"/>
           <w:sz w:val="24"/>
           <w:szCs w:val="24"/>
@@ -725,88 +830,217 @@
       </w:r>
       <w:r>
         <w:rPr>
-          <w:rFonts w:ascii="Aptos" w:eastAsia="Aptos" w:hAnsi="Aptos" w:cs="Aptos"/>
-          <w:color w:val="000000"/>
-          <w:sz w:val="24"/>
-          <w:szCs w:val="24"/>
-        </w:rPr>
-        <w:t xml:space="preserve"> you can say this at any time. It is particularly designed to </w:t>
-      </w:r>
-      <w:r>
-        <w:rPr>
-          <w:rFonts w:ascii="Aptos" w:eastAsia="Aptos" w:hAnsi="Aptos" w:cs="Aptos"/>
-          <w:color w:val="000000"/>
-          <w:sz w:val="24"/>
-          <w:szCs w:val="24"/>
-        </w:rPr>
-        <w:t>en</w:t>
-      </w:r>
-      <w:r>
-        <w:rPr>
-          <w:rFonts w:ascii="Aptos" w:eastAsia="Aptos" w:hAnsi="Aptos" w:cs="Aptos"/>
-          <w:color w:val="000000"/>
-          <w:sz w:val="24"/>
-          <w:szCs w:val="24"/>
-        </w:rPr>
-        <w:t>sure you</w:t>
-      </w:r>
-      <w:r>
-        <w:rPr>
-          <w:rFonts w:ascii="Aptos" w:eastAsia="Aptos" w:hAnsi="Aptos" w:cs="Aptos"/>
-          <w:color w:val="000000"/>
-          <w:sz w:val="24"/>
-          <w:szCs w:val="24"/>
-        </w:rPr>
-        <w:t>r</w:t>
-      </w:r>
-      <w:r>
-        <w:rPr>
-          <w:rFonts w:ascii="Aptos" w:eastAsia="Aptos" w:hAnsi="Aptos" w:cs="Aptos"/>
-          <w:color w:val="000000"/>
-          <w:sz w:val="24"/>
-          <w:szCs w:val="24"/>
-        </w:rPr>
-        <w:t xml:space="preserve"> safe</w:t>
-      </w:r>
-      <w:r>
-        <w:rPr>
-          <w:rFonts w:ascii="Aptos" w:eastAsia="Aptos" w:hAnsi="Aptos" w:cs="Aptos"/>
-          <w:color w:val="000000"/>
-          <w:sz w:val="24"/>
-          <w:szCs w:val="24"/>
-        </w:rPr>
-        <w:t>ty</w:t>
-      </w:r>
-      <w:r>
-        <w:rPr>
-          <w:rFonts w:ascii="Aptos" w:eastAsia="Aptos" w:hAnsi="Aptos" w:cs="Aptos"/>
-          <w:color w:val="000000"/>
-          <w:sz w:val="24"/>
-          <w:szCs w:val="24"/>
-        </w:rPr>
-        <w:t xml:space="preserve"> and </w:t>
-      </w:r>
-      <w:r>
-        <w:rPr>
-          <w:rFonts w:ascii="Aptos" w:eastAsia="Aptos" w:hAnsi="Aptos" w:cs="Aptos"/>
-          <w:color w:val="000000"/>
-          <w:sz w:val="24"/>
-          <w:szCs w:val="24"/>
-        </w:rPr>
-        <w:t xml:space="preserve">help you </w:t>
-      </w:r>
-      <w:r>
-        <w:rPr>
-          <w:rFonts w:ascii="Aptos" w:eastAsia="Aptos" w:hAnsi="Aptos" w:cs="Aptos"/>
-          <w:color w:val="000000"/>
-          <w:sz w:val="24"/>
-          <w:szCs w:val="24"/>
-        </w:rPr>
-        <w:t>feel safe.</w:t>
-      </w:r>
-      <w:r>
-        <w:rPr>
-          <w:rFonts w:ascii="Aptos" w:eastAsia="Aptos" w:hAnsi="Aptos" w:cs="Aptos"/>
+          <w:color w:val="000000"/>
+          <w:sz w:val="24"/>
+          <w:szCs w:val="24"/>
+        </w:rPr>
+        <w:t xml:space="preserve"> and then discuss the findings with the physician before the physician examines the patients. The first athlete coming in called me last night. They were diagnosed with mono a few weeks ago and just started having intense and persistent abdominal pain </w:t>
+      </w:r>
+      <w:r>
+        <w:rPr>
+          <w:color w:val="000000"/>
+          <w:sz w:val="24"/>
+          <w:szCs w:val="24"/>
+        </w:rPr>
+        <w:t>yesterday.</w:t>
+      </w:r>
+      <w:r>
+        <w:rPr>
+          <w:color w:val="000000"/>
+          <w:sz w:val="24"/>
+          <w:szCs w:val="24"/>
+        </w:rPr>
+        <w:t>’</w:t>
+      </w:r>
+      <w:r>
+        <w:rPr>
+          <w:color w:val="000000"/>
+          <w:sz w:val="24"/>
+          <w:szCs w:val="24"/>
+        </w:rPr>
+        <w:t>”</w:t>
+      </w:r>
+    </w:p>
+    <w:p>
+      <w:pPr>
+        <w:spacing w:after="0" w:line="480" w:lineRule="auto"/>
+        <w:rPr>
+          <w:rFonts w:ascii="Times New Roman" w:hAnsi="Times New Roman" w:cs="Times New Roman"/>
+          <w:color w:val="000000"/>
+          <w:sz w:val="24"/>
+          <w:szCs w:val="24"/>
+        </w:rPr>
+      </w:pPr>
+      <w:r>
+        <w:rPr>
+          <w:color w:val="000000"/>
+          <w:sz w:val="24"/>
+          <w:szCs w:val="24"/>
+        </w:rPr>
+        <w:t xml:space="preserve">The simulation begins with the first </w:t>
+      </w:r>
+      <w:r>
+        <w:rPr>
+          <w:color w:val="000000"/>
+          <w:sz w:val="24"/>
+          <w:szCs w:val="24"/>
+        </w:rPr>
+        <w:t>two</w:t>
+      </w:r>
+      <w:r>
+        <w:rPr>
+          <w:color w:val="000000"/>
+          <w:sz w:val="24"/>
+          <w:szCs w:val="24"/>
+        </w:rPr>
+        <w:t xml:space="preserve"> SPs entering </w:t>
+      </w:r>
+      <w:r>
+        <w:rPr>
+          <w:color w:val="000000"/>
+          <w:sz w:val="24"/>
+          <w:szCs w:val="24"/>
+        </w:rPr>
+        <w:t>simultaneously</w:t>
+      </w:r>
+      <w:r>
+        <w:rPr>
+          <w:color w:val="000000"/>
+          <w:sz w:val="24"/>
+          <w:szCs w:val="24"/>
+        </w:rPr>
+        <w:t xml:space="preserve">. When </w:t>
+      </w:r>
+      <w:r>
+        <w:rPr>
+          <w:color w:val="000000"/>
+          <w:sz w:val="24"/>
+          <w:szCs w:val="24"/>
+        </w:rPr>
+        <w:t>one</w:t>
+      </w:r>
+      <w:r>
+        <w:rPr>
+          <w:color w:val="000000"/>
+          <w:sz w:val="24"/>
+          <w:szCs w:val="24"/>
+        </w:rPr>
+        <w:t xml:space="preserve"> of the SPs leaves or is finishing up with the HCP, an SP should replace the </w:t>
+      </w:r>
+      <w:r>
+        <w:rPr>
+          <w:color w:val="000000"/>
+          <w:sz w:val="24"/>
+          <w:szCs w:val="24"/>
+        </w:rPr>
+        <w:t>exiting</w:t>
+      </w:r>
+      <w:r>
+        <w:rPr>
+          <w:color w:val="000000"/>
+          <w:sz w:val="24"/>
+          <w:szCs w:val="24"/>
+        </w:rPr>
+        <w:t xml:space="preserve"> person. In essence</w:t>
+      </w:r>
+      <w:r>
+        <w:rPr>
+          <w:color w:val="000000"/>
+          <w:sz w:val="24"/>
+          <w:szCs w:val="24"/>
+        </w:rPr>
+        <w:t>,</w:t>
+      </w:r>
+      <w:r>
+        <w:rPr>
+          <w:color w:val="000000"/>
+          <w:sz w:val="24"/>
+          <w:szCs w:val="24"/>
+        </w:rPr>
+        <w:t xml:space="preserve"> there will always be </w:t>
+      </w:r>
+      <w:r>
+        <w:rPr>
+          <w:color w:val="000000"/>
+          <w:sz w:val="24"/>
+          <w:szCs w:val="24"/>
+        </w:rPr>
+        <w:t>two</w:t>
+      </w:r>
+      <w:r>
+        <w:rPr>
+          <w:color w:val="000000"/>
+          <w:sz w:val="24"/>
+          <w:szCs w:val="24"/>
+        </w:rPr>
+        <w:t xml:space="preserve"> patients in the room</w:t>
+      </w:r>
+      <w:r>
+        <w:rPr>
+          <w:color w:val="000000"/>
+          <w:sz w:val="24"/>
+          <w:szCs w:val="24"/>
+        </w:rPr>
+        <w:t>,</w:t>
+      </w:r>
+      <w:r>
+        <w:rPr>
+          <w:color w:val="000000"/>
+          <w:sz w:val="24"/>
+          <w:szCs w:val="24"/>
+        </w:rPr>
+        <w:t xml:space="preserve"> and possibly </w:t>
+      </w:r>
+      <w:r>
+        <w:rPr>
+          <w:color w:val="000000"/>
+          <w:sz w:val="24"/>
+          <w:szCs w:val="24"/>
+        </w:rPr>
+        <w:t>three</w:t>
+      </w:r>
+      <w:r>
+        <w:rPr>
+          <w:color w:val="000000"/>
+          <w:sz w:val="24"/>
+          <w:szCs w:val="24"/>
+        </w:rPr>
+        <w:t xml:space="preserve"> as </w:t>
+      </w:r>
+      <w:r>
+        <w:rPr>
+          <w:color w:val="000000"/>
+          <w:sz w:val="24"/>
+          <w:szCs w:val="24"/>
+        </w:rPr>
+        <w:t>one</w:t>
+      </w:r>
+      <w:r>
+        <w:rPr>
+          <w:color w:val="000000"/>
+          <w:sz w:val="24"/>
+          <w:szCs w:val="24"/>
+        </w:rPr>
+        <w:t xml:space="preserve"> leaves and </w:t>
+      </w:r>
+      <w:r>
+        <w:rPr>
+          <w:color w:val="000000"/>
+          <w:sz w:val="24"/>
+          <w:szCs w:val="24"/>
+        </w:rPr>
+        <w:t>one</w:t>
+      </w:r>
+      <w:r>
+        <w:rPr>
+          <w:color w:val="000000"/>
+          <w:sz w:val="24"/>
+          <w:szCs w:val="24"/>
+        </w:rPr>
+        <w:t xml:space="preserve"> enters. Approximate time</w:t>
+      </w:r>
+      <w:r>
+        <w:rPr>
           <w:color w:val="000000"/>
           <w:sz w:val="24"/>
           <w:szCs w:val="24"/>
@@ -815,12 +1049,27 @@
       </w:r>
       <w:r>
         <w:rPr>
-          <w:rFonts w:ascii="Aptos" w:eastAsia="Aptos" w:hAnsi="Aptos" w:cs="Aptos"/>
-          <w:color w:val="000000"/>
-          <w:sz w:val="24"/>
-          <w:szCs w:val="24"/>
-        </w:rPr>
-        <w:t>All participants are taught this phrase. It means the same for everyone. If it is said, the simulation will immediately stop.</w:t>
+          <w:color w:val="000000"/>
+          <w:sz w:val="24"/>
+          <w:szCs w:val="24"/>
+        </w:rPr>
+        <w:t xml:space="preserve">frames are indicated in the instructions for each SP </w:t>
+      </w:r>
+      <w:r>
+        <w:rPr>
+          <w:color w:val="000000"/>
+          <w:sz w:val="24"/>
+          <w:szCs w:val="24"/>
+        </w:rPr>
+        <w:t>later</w:t>
+      </w:r>
+      <w:r>
+        <w:rPr>
+          <w:color w:val="000000"/>
+          <w:sz w:val="24"/>
+          <w:szCs w:val="24"/>
+        </w:rPr>
+        <w:t>. Look to see who you are replacing and be sure you understand how their situation ends.</w:t>
       </w:r>
     </w:p>
     <w:p>
@@ -835,21 +1084,11 @@
       </w:pPr>
       <w:r>
         <w:rPr>
-          <w:rFonts w:ascii="Aptos" w:hAnsi="Aptos" w:cs="Aptos" w:eastAsia="Aptos"/>
-          <w:color w:val="000000"/>
-          <w:sz w:val="24"/>
-          <w:szCs w:val="24"/>
-        </w:rPr>
-        <w:t/>
-      </w:r>
-      <w:r>
-        <w:rPr>
-          <w:rFonts w:ascii="Aptos" w:hAnsi="Aptos" w:cs="Aptos" w:eastAsia="Aptos"/>
-          <w:color w:val="000000"/>
-          <w:sz w:val="24"/>
-          <w:szCs w:val="24"/>
-        </w:rPr>
-        <w:t>Start</w:t>
+          <w:color w:val="000000"/>
+          <w:sz w:val="24"/>
+          <w:szCs w:val="24"/>
+        </w:rPr>
+        <w:t>Standardized Patient: Ruptured Spleen</w:t>
       </w:r>
     </w:p>
     <w:p>
@@ -864,394 +1103,16 @@
       </w:pPr>
       <w:r>
         <w:rPr>
-          <w:rFonts w:ascii="Aptos" w:hAnsi="Aptos" w:cs="Aptos" w:eastAsia="Aptos"/>
-          <w:color w:val="000000"/>
-          <w:sz w:val="24"/>
-          <w:szCs w:val="24"/>
-        </w:rPr>
-        <w:t>Instructor, start the simulation by reading the following information to the class. “The simulation begins with the head AT and other AT greeting each other and discussing the plan for the athletes who have signed up to be seen by the physician today. The head AT says</w:t>
-      </w:r>
-      <w:r>
-        <w:rPr>
-          <w:rFonts w:ascii="Aptos" w:hAnsi="Aptos" w:cs="Aptos" w:eastAsia="Aptos"/>
-          <w:color w:val="000000"/>
-          <w:sz w:val="24"/>
-          <w:szCs w:val="24"/>
-        </w:rPr>
-        <w:t>,</w:t>
-      </w:r>
-      <w:r>
-        <w:rPr>
-          <w:rFonts w:ascii="Aptos" w:hAnsi="Aptos" w:cs="Aptos" w:eastAsia="Aptos"/>
-          <w:color w:val="000000"/>
-          <w:sz w:val="24"/>
-          <w:szCs w:val="24"/>
-        </w:rPr>
-        <w:t xml:space="preserve"> </w:t>
-      </w:r>
-      <w:r>
-        <w:rPr>
-          <w:rFonts w:ascii="Aptos" w:hAnsi="Aptos" w:cs="Aptos" w:eastAsia="Aptos"/>
-          <w:color w:val="000000"/>
-          <w:sz w:val="24"/>
-          <w:szCs w:val="24"/>
-        </w:rPr>
-        <w:t>‘</w:t>
-      </w:r>
-      <w:r>
-        <w:rPr>
-          <w:rFonts w:ascii="Aptos" w:hAnsi="Aptos" w:cs="Aptos" w:eastAsia="Aptos"/>
-          <w:color w:val="000000"/>
-          <w:sz w:val="24"/>
-          <w:szCs w:val="24"/>
-        </w:rPr>
-        <w:t>T</w:t>
-      </w:r>
-      <w:r>
-        <w:rPr>
-          <w:rFonts w:ascii="Aptos" w:hAnsi="Aptos" w:cs="Aptos" w:eastAsia="Aptos"/>
-          <w:color w:val="000000"/>
-          <w:sz w:val="24"/>
-          <w:szCs w:val="24"/>
-        </w:rPr>
-        <w:t>oday we will have three</w:t>
-      </w:r>
-      <w:r>
-        <w:rPr>
-          <w:rFonts w:ascii="Aptos" w:hAnsi="Aptos" w:cs="Aptos" w:eastAsia="Aptos"/>
-          <w:color w:val="000000"/>
-          <w:sz w:val="24"/>
-          <w:szCs w:val="24"/>
-        </w:rPr>
-        <w:t xml:space="preserve"> athletes with medical complaints needing to see the physician. We will do the initial evaluation first</w:t>
-      </w:r>
-      <w:r>
-        <w:rPr>
-          <w:rFonts w:ascii="Aptos" w:hAnsi="Aptos" w:cs="Aptos" w:eastAsia="Aptos"/>
-          <w:color w:val="000000"/>
-          <w:sz w:val="24"/>
-          <w:szCs w:val="24"/>
-        </w:rPr>
-        <w:t>,</w:t>
-      </w:r>
-      <w:r>
-        <w:rPr>
-          <w:rFonts w:ascii="Aptos" w:hAnsi="Aptos" w:cs="Aptos" w:eastAsia="Aptos"/>
-          <w:color w:val="000000"/>
-          <w:sz w:val="24"/>
-          <w:szCs w:val="24"/>
-        </w:rPr>
-        <w:t xml:space="preserve"> and then discuss the findings with the physician before the physician examines the patients. The first athlete coming in called me last night. They were diagnosed with mono a few weeks ago and just started having intense and persistent abdominal pain </w:t>
-      </w:r>
-      <w:r>
-        <w:rPr>
-          <w:rFonts w:ascii="Aptos" w:hAnsi="Aptos" w:cs="Aptos" w:eastAsia="Aptos"/>
-          <w:color w:val="000000"/>
-          <w:sz w:val="24"/>
-          <w:szCs w:val="24"/>
-        </w:rPr>
-        <w:t>yesterday.</w:t>
-      </w:r>
-      <w:r>
-        <w:rPr>
-          <w:rFonts w:ascii="Aptos" w:hAnsi="Aptos" w:cs="Aptos" w:eastAsia="Aptos"/>
-          <w:color w:val="000000"/>
-          <w:sz w:val="24"/>
-          <w:szCs w:val="24"/>
-        </w:rPr>
-        <w:t>’</w:t>
-      </w:r>
-      <w:r>
-        <w:rPr>
-          <w:rFonts w:ascii="Aptos" w:hAnsi="Aptos" w:cs="Aptos" w:eastAsia="Aptos"/>
-          <w:color w:val="000000"/>
-          <w:sz w:val="24"/>
-          <w:szCs w:val="24"/>
-        </w:rPr>
-        <w:t>”</w:t>
-      </w:r>
-    </w:p>
-    <w:p>
-      <w:pPr>
-        <w:spacing w:after="0" w:line="480" w:lineRule="auto"/>
-        <w:rPr>
-          <w:rFonts w:ascii="Times New Roman" w:hAnsi="Times New Roman" w:cs="Times New Roman"/>
-          <w:color w:val="000000"/>
-          <w:sz w:val="24"/>
-          <w:szCs w:val="24"/>
-        </w:rPr>
-      </w:pPr>
-      <w:r>
-        <w:rPr>
-          <w:rFonts w:ascii="Aptos" w:hAnsi="Aptos" w:cs="Aptos" w:eastAsia="Aptos"/>
-          <w:color w:val="000000"/>
-          <w:sz w:val="24"/>
-          <w:szCs w:val="24"/>
-        </w:rPr>
-        <w:t xml:space="preserve">The simulation begins with the first </w:t>
-      </w:r>
-      <w:r>
-        <w:rPr>
-          <w:rFonts w:ascii="Aptos" w:hAnsi="Aptos" w:cs="Aptos" w:eastAsia="Aptos"/>
-          <w:color w:val="000000"/>
-          <w:sz w:val="24"/>
-          <w:szCs w:val="24"/>
-        </w:rPr>
-        <w:t>two</w:t>
-      </w:r>
-      <w:r>
-        <w:rPr>
-          <w:rFonts w:ascii="Aptos" w:hAnsi="Aptos" w:cs="Aptos" w:eastAsia="Aptos"/>
-          <w:color w:val="000000"/>
-          <w:sz w:val="24"/>
-          <w:szCs w:val="24"/>
-        </w:rPr>
-        <w:t xml:space="preserve"> SPs entering </w:t>
-      </w:r>
-      <w:r>
-        <w:rPr>
-          <w:rFonts w:ascii="Aptos" w:hAnsi="Aptos" w:cs="Aptos" w:eastAsia="Aptos"/>
-          <w:color w:val="000000"/>
-          <w:sz w:val="24"/>
-          <w:szCs w:val="24"/>
-        </w:rPr>
-        <w:t>simultaneously</w:t>
-      </w:r>
-      <w:r>
-        <w:rPr>
-          <w:rFonts w:ascii="Aptos" w:hAnsi="Aptos" w:cs="Aptos" w:eastAsia="Aptos"/>
-          <w:color w:val="000000"/>
-          <w:sz w:val="24"/>
-          <w:szCs w:val="24"/>
-        </w:rPr>
-        <w:t xml:space="preserve">. When </w:t>
-      </w:r>
-      <w:r>
-        <w:rPr>
-          <w:rFonts w:ascii="Aptos" w:hAnsi="Aptos" w:cs="Aptos" w:eastAsia="Aptos"/>
-          <w:color w:val="000000"/>
-          <w:sz w:val="24"/>
-          <w:szCs w:val="24"/>
-        </w:rPr>
-        <w:t>one</w:t>
-      </w:r>
-      <w:r>
-        <w:rPr>
-          <w:rFonts w:ascii="Aptos" w:hAnsi="Aptos" w:cs="Aptos" w:eastAsia="Aptos"/>
-          <w:color w:val="000000"/>
-          <w:sz w:val="24"/>
-          <w:szCs w:val="24"/>
-        </w:rPr>
-        <w:t xml:space="preserve"> of the SPs leaves or is finishing up with the HCP, an SP should replace the </w:t>
-      </w:r>
-      <w:r>
-        <w:rPr>
-          <w:rFonts w:ascii="Aptos" w:hAnsi="Aptos" w:cs="Aptos" w:eastAsia="Aptos"/>
-          <w:color w:val="000000"/>
-          <w:sz w:val="24"/>
-          <w:szCs w:val="24"/>
-        </w:rPr>
-        <w:t>exiting</w:t>
-      </w:r>
-      <w:r>
-        <w:rPr>
-          <w:rFonts w:ascii="Aptos" w:hAnsi="Aptos" w:cs="Aptos" w:eastAsia="Aptos"/>
-          <w:color w:val="000000"/>
-          <w:sz w:val="24"/>
-          <w:szCs w:val="24"/>
-        </w:rPr>
-        <w:t xml:space="preserve"> person. In essence</w:t>
-      </w:r>
-      <w:r>
-        <w:rPr>
-          <w:rFonts w:ascii="Aptos" w:hAnsi="Aptos" w:cs="Aptos" w:eastAsia="Aptos"/>
-          <w:color w:val="000000"/>
-          <w:sz w:val="24"/>
-          <w:szCs w:val="24"/>
-        </w:rPr>
-        <w:t>,</w:t>
-      </w:r>
-      <w:r>
-        <w:rPr>
-          <w:rFonts w:ascii="Aptos" w:hAnsi="Aptos" w:cs="Aptos" w:eastAsia="Aptos"/>
-          <w:color w:val="000000"/>
-          <w:sz w:val="24"/>
-          <w:szCs w:val="24"/>
-        </w:rPr>
-        <w:t xml:space="preserve"> there will always be </w:t>
-      </w:r>
-      <w:r>
-        <w:rPr>
-          <w:rFonts w:ascii="Aptos" w:hAnsi="Aptos" w:cs="Aptos" w:eastAsia="Aptos"/>
-          <w:color w:val="000000"/>
-          <w:sz w:val="24"/>
-          <w:szCs w:val="24"/>
-        </w:rPr>
-        <w:t>two</w:t>
-      </w:r>
-      <w:r>
-        <w:rPr>
-          <w:rFonts w:ascii="Aptos" w:hAnsi="Aptos" w:cs="Aptos" w:eastAsia="Aptos"/>
-          <w:color w:val="000000"/>
-          <w:sz w:val="24"/>
-          <w:szCs w:val="24"/>
-        </w:rPr>
-        <w:t xml:space="preserve"> patients in the room</w:t>
-      </w:r>
-      <w:r>
-        <w:rPr>
-          <w:rFonts w:ascii="Aptos" w:hAnsi="Aptos" w:cs="Aptos" w:eastAsia="Aptos"/>
-          <w:color w:val="000000"/>
-          <w:sz w:val="24"/>
-          <w:szCs w:val="24"/>
-        </w:rPr>
-        <w:t>,</w:t>
-      </w:r>
-      <w:r>
-        <w:rPr>
-          <w:rFonts w:ascii="Aptos" w:hAnsi="Aptos" w:cs="Aptos" w:eastAsia="Aptos"/>
-          <w:color w:val="000000"/>
-          <w:sz w:val="24"/>
-          <w:szCs w:val="24"/>
-        </w:rPr>
-        <w:t xml:space="preserve"> and possibly </w:t>
-      </w:r>
-      <w:r>
-        <w:rPr>
-          <w:rFonts w:ascii="Aptos" w:hAnsi="Aptos" w:cs="Aptos" w:eastAsia="Aptos"/>
-          <w:color w:val="000000"/>
-          <w:sz w:val="24"/>
-          <w:szCs w:val="24"/>
-        </w:rPr>
-        <w:t>three</w:t>
-      </w:r>
-      <w:r>
-        <w:rPr>
-          <w:rFonts w:ascii="Aptos" w:hAnsi="Aptos" w:cs="Aptos" w:eastAsia="Aptos"/>
-          <w:color w:val="000000"/>
-          <w:sz w:val="24"/>
-          <w:szCs w:val="24"/>
-        </w:rPr>
-        <w:t xml:space="preserve"> as </w:t>
-      </w:r>
-      <w:r>
-        <w:rPr>
-          <w:rFonts w:ascii="Aptos" w:hAnsi="Aptos" w:cs="Aptos" w:eastAsia="Aptos"/>
-          <w:color w:val="000000"/>
-          <w:sz w:val="24"/>
-          <w:szCs w:val="24"/>
-        </w:rPr>
-        <w:t>one</w:t>
-      </w:r>
-      <w:r>
-        <w:rPr>
-          <w:rFonts w:ascii="Aptos" w:hAnsi="Aptos" w:cs="Aptos" w:eastAsia="Aptos"/>
-          <w:color w:val="000000"/>
-          <w:sz w:val="24"/>
-          <w:szCs w:val="24"/>
-        </w:rPr>
-        <w:t xml:space="preserve"> leaves and </w:t>
-      </w:r>
-      <w:r>
-        <w:rPr>
-          <w:rFonts w:ascii="Aptos" w:hAnsi="Aptos" w:cs="Aptos" w:eastAsia="Aptos"/>
-          <w:color w:val="000000"/>
-          <w:sz w:val="24"/>
-          <w:szCs w:val="24"/>
-        </w:rPr>
-        <w:t>one</w:t>
-      </w:r>
-      <w:r>
-        <w:rPr>
-          <w:rFonts w:ascii="Aptos" w:hAnsi="Aptos" w:cs="Aptos" w:eastAsia="Aptos"/>
-          <w:color w:val="000000"/>
-          <w:sz w:val="24"/>
-          <w:szCs w:val="24"/>
-        </w:rPr>
-        <w:t xml:space="preserve"> enters. Approximate time</w:t>
-      </w:r>
-      <w:r>
-        <w:rPr>
-          <w:rFonts w:ascii="Aptos" w:hAnsi="Aptos" w:cs="Aptos" w:eastAsia="Aptos"/>
-          <w:color w:val="000000"/>
-          <w:sz w:val="24"/>
-          <w:szCs w:val="24"/>
-        </w:rPr>
-        <w:t xml:space="preserve"> </w:t>
-      </w:r>
-      <w:r>
-        <w:rPr>
-          <w:rFonts w:ascii="Aptos" w:hAnsi="Aptos" w:cs="Aptos" w:eastAsia="Aptos"/>
-          <w:color w:val="000000"/>
-          <w:sz w:val="24"/>
-          <w:szCs w:val="24"/>
-        </w:rPr>
-        <w:t xml:space="preserve">frames are indicated in the instructions for each SP </w:t>
-      </w:r>
-      <w:r>
-        <w:rPr>
-          <w:rFonts w:ascii="Aptos" w:hAnsi="Aptos" w:cs="Aptos" w:eastAsia="Aptos"/>
-          <w:color w:val="000000"/>
-          <w:sz w:val="24"/>
-          <w:szCs w:val="24"/>
-        </w:rPr>
-        <w:t>later</w:t>
-      </w:r>
-      <w:r>
-        <w:rPr>
-          <w:rFonts w:ascii="Aptos" w:hAnsi="Aptos" w:cs="Aptos" w:eastAsia="Aptos"/>
-          <w:color w:val="000000"/>
-          <w:sz w:val="24"/>
-          <w:szCs w:val="24"/>
-        </w:rPr>
-        <w:t>. Look to see who you are replacing and be sure you understand how their situation ends.</w:t>
-      </w:r>
-    </w:p>
-    <w:p>
-      <w:pPr>
-        <w:spacing w:after="0" w:line="480" w:lineRule="auto"/>
-        <w:rPr>
-          <w:rFonts w:ascii="Times New Roman" w:hAnsi="Times New Roman" w:cs="Times New Roman"/>
-          <w:color w:val="000000"/>
-          <w:sz w:val="24"/>
-          <w:szCs w:val="24"/>
-        </w:rPr>
-      </w:pPr>
-      <w:r>
-        <w:rPr>
-          <w:rFonts w:ascii="Aptos" w:hAnsi="Aptos" w:cs="Aptos" w:eastAsia="Aptos"/>
-          <w:color w:val="000000"/>
-          <w:sz w:val="24"/>
-          <w:szCs w:val="24"/>
-        </w:rPr>
-        <w:t>Standardized Patient: Ruptured Spleen</w:t>
-      </w:r>
-    </w:p>
-    <w:p>
-      <w:pPr>
-        <w:spacing w:after="0" w:line="480" w:lineRule="auto"/>
-        <w:rPr>
-          <w:rFonts w:ascii="Times New Roman" w:hAnsi="Times New Roman" w:cs="Times New Roman"/>
-          <w:color w:val="000000"/>
-          <w:sz w:val="24"/>
-          <w:szCs w:val="24"/>
-        </w:rPr>
-      </w:pPr>
-      <w:r>
-        <w:rPr>
-          <w:rFonts w:ascii="Aptos" w:hAnsi="Aptos" w:cs="Aptos" w:eastAsia="Aptos"/>
           <w:b/>
           <w:bCs/>
           <w:color w:val="000000"/>
           <w:sz w:val="24"/>
           <w:szCs w:val="24"/>
         </w:rPr>
-        <w:lastRenderedPageBreak/>
         <w:t>Age:</w:t>
       </w:r>
       <w:r>
         <w:rPr>
-          <w:rFonts w:ascii="Aptos" w:hAnsi="Aptos" w:cs="Aptos" w:eastAsia="Aptos"/>
           <w:color w:val="000000"/>
           <w:sz w:val="24"/>
           <w:szCs w:val="24"/>
@@ -1260,7 +1121,6 @@
       </w:r>
       <w:r>
         <w:rPr>
-          <w:rFonts w:ascii="Aptos" w:hAnsi="Aptos" w:cs="Aptos" w:eastAsia="Aptos"/>
           <w:color w:val="000000"/>
           <w:sz w:val="24"/>
           <w:szCs w:val="24"/>
@@ -1280,7 +1140,6 @@
       </w:pPr>
       <w:r>
         <w:rPr>
-          <w:rFonts w:ascii="Aptos" w:hAnsi="Aptos" w:cs="Aptos" w:eastAsia="Aptos"/>
           <w:b/>
           <w:bCs/>
           <w:color w:val="000000"/>
@@ -1291,7 +1150,6 @@
       </w:r>
       <w:r>
         <w:rPr>
-          <w:rFonts w:ascii="Aptos" w:hAnsi="Aptos" w:cs="Aptos" w:eastAsia="Aptos"/>
           <w:b/>
           <w:bCs/>
           <w:color w:val="000000"/>
@@ -1302,7 +1160,6 @@
       </w:r>
       <w:r>
         <w:rPr>
-          <w:rFonts w:ascii="Aptos" w:hAnsi="Aptos" w:cs="Aptos" w:eastAsia="Aptos"/>
           <w:b/>
           <w:bCs/>
           <w:color w:val="000000"/>
@@ -1313,7 +1170,6 @@
       </w:r>
       <w:r>
         <w:rPr>
-          <w:rFonts w:ascii="Aptos" w:hAnsi="Aptos" w:cs="Aptos" w:eastAsia="Aptos"/>
           <w:color w:val="000000"/>
           <w:sz w:val="24"/>
           <w:szCs w:val="24"/>
@@ -1333,7 +1189,6 @@
       </w:pPr>
       <w:r>
         <w:rPr>
-          <w:rFonts w:ascii="Aptos" w:hAnsi="Aptos" w:cs="Aptos" w:eastAsia="Aptos"/>
           <w:b/>
           <w:bCs/>
           <w:color w:val="000000"/>
@@ -1344,7 +1199,6 @@
       </w:r>
       <w:r>
         <w:rPr>
-          <w:rFonts w:ascii="Aptos" w:hAnsi="Aptos" w:cs="Aptos" w:eastAsia="Aptos"/>
           <w:color w:val="000000"/>
           <w:sz w:val="24"/>
           <w:szCs w:val="24"/>
@@ -1364,7 +1218,6 @@
       </w:pPr>
       <w:r>
         <w:rPr>
-          <w:rFonts w:ascii="Aptos" w:hAnsi="Aptos" w:cs="Aptos" w:eastAsia="Aptos"/>
           <w:color w:val="000000"/>
           <w:sz w:val="24"/>
           <w:szCs w:val="24"/>
@@ -1373,7 +1226,6 @@
       </w:r>
       <w:r>
         <w:rPr>
-          <w:rFonts w:ascii="Aptos" w:hAnsi="Aptos" w:cs="Aptos" w:eastAsia="Aptos"/>
           <w:color w:val="000000"/>
           <w:sz w:val="24"/>
           <w:szCs w:val="24"/>
@@ -1382,7 +1234,6 @@
       </w:r>
       <w:r>
         <w:rPr>
-          <w:rFonts w:ascii="Aptos" w:hAnsi="Aptos" w:cs="Aptos" w:eastAsia="Aptos"/>
           <w:color w:val="000000"/>
           <w:sz w:val="24"/>
           <w:szCs w:val="24"/>
@@ -1391,7 +1242,6 @@
       </w:r>
       <w:r>
         <w:rPr>
-          <w:rFonts w:ascii="Aptos" w:hAnsi="Aptos" w:cs="Aptos" w:eastAsia="Aptos"/>
           <w:color w:val="000000"/>
           <w:sz w:val="24"/>
           <w:szCs w:val="24"/>
@@ -1400,7 +1250,6 @@
       </w:r>
       <w:r>
         <w:rPr>
-          <w:rFonts w:ascii="Aptos" w:hAnsi="Aptos" w:cs="Aptos" w:eastAsia="Aptos"/>
           <w:color w:val="000000"/>
           <w:sz w:val="24"/>
           <w:szCs w:val="24"/>
@@ -1409,7 +1258,6 @@
       </w:r>
       <w:r>
         <w:rPr>
-          <w:rFonts w:ascii="Aptos" w:hAnsi="Aptos" w:cs="Aptos" w:eastAsia="Aptos"/>
           <w:color w:val="000000"/>
           <w:sz w:val="24"/>
           <w:szCs w:val="24"/>
@@ -1418,7 +1266,6 @@
       </w:r>
       <w:r>
         <w:rPr>
-          <w:rFonts w:ascii="Aptos" w:hAnsi="Aptos" w:cs="Aptos" w:eastAsia="Aptos"/>
           <w:color w:val="000000"/>
           <w:sz w:val="24"/>
           <w:szCs w:val="24"/>
@@ -1427,7 +1274,6 @@
       </w:r>
       <w:r>
         <w:rPr>
-          <w:rFonts w:ascii="Aptos" w:hAnsi="Aptos" w:cs="Aptos" w:eastAsia="Aptos"/>
           <w:color w:val="000000"/>
           <w:sz w:val="24"/>
           <w:szCs w:val="24"/>
@@ -1447,18 +1293,17 @@
       </w:pPr>
       <w:r>
         <w:rPr>
-          <w:rFonts w:ascii="Aptos" w:hAnsi="Aptos" w:cs="Aptos" w:eastAsia="Aptos"/>
           <w:b/>
           <w:bCs/>
           <w:color w:val="000000"/>
           <w:sz w:val="24"/>
           <w:szCs w:val="24"/>
         </w:rPr>
+        <w:lastRenderedPageBreak/>
         <w:t xml:space="preserve">Opening </w:t>
       </w:r>
       <w:r>
         <w:rPr>
-          <w:rFonts w:ascii="Aptos" w:hAnsi="Aptos" w:cs="Aptos" w:eastAsia="Aptos"/>
           <w:b/>
           <w:bCs/>
           <w:color w:val="000000"/>
@@ -1469,7 +1314,6 @@
       </w:r>
       <w:r>
         <w:rPr>
-          <w:rFonts w:ascii="Aptos" w:hAnsi="Aptos" w:cs="Aptos" w:eastAsia="Aptos"/>
           <w:b/>
           <w:bCs/>
           <w:color w:val="000000"/>
@@ -1480,7 +1324,6 @@
       </w:r>
       <w:r>
         <w:rPr>
-          <w:rFonts w:ascii="Aptos" w:hAnsi="Aptos" w:cs="Aptos" w:eastAsia="Aptos"/>
           <w:color w:val="000000"/>
           <w:sz w:val="24"/>
           <w:szCs w:val="24"/>
@@ -1490,7 +1333,6 @@
       </w:r>
       <w:r>
         <w:rPr>
-          <w:rFonts w:ascii="Aptos" w:hAnsi="Aptos" w:cs="Aptos" w:eastAsia="Aptos"/>
           <w:color w:val="000000"/>
           <w:sz w:val="24"/>
           <w:szCs w:val="24"/>
@@ -1499,7 +1341,6 @@
       </w:r>
       <w:r>
         <w:rPr>
-          <w:rFonts w:ascii="Aptos" w:hAnsi="Aptos" w:cs="Aptos" w:eastAsia="Aptos"/>
           <w:color w:val="000000"/>
           <w:sz w:val="24"/>
           <w:szCs w:val="24"/>
@@ -1508,7 +1349,6 @@
       </w:r>
       <w:r>
         <w:rPr>
-          <w:rFonts w:ascii="Aptos" w:hAnsi="Aptos" w:cs="Aptos" w:eastAsia="Aptos"/>
           <w:color w:val="000000"/>
           <w:sz w:val="24"/>
           <w:szCs w:val="24"/>
@@ -1517,7 +1357,6 @@
       </w:r>
       <w:r>
         <w:rPr>
-          <w:rFonts w:ascii="Aptos" w:hAnsi="Aptos" w:cs="Aptos" w:eastAsia="Aptos"/>
           <w:color w:val="000000"/>
           <w:sz w:val="24"/>
           <w:szCs w:val="24"/>
@@ -1526,7 +1365,6 @@
       </w:r>
       <w:r>
         <w:rPr>
-          <w:rFonts w:ascii="Aptos" w:hAnsi="Aptos" w:cs="Aptos" w:eastAsia="Aptos"/>
           <w:color w:val="000000"/>
           <w:sz w:val="24"/>
           <w:szCs w:val="24"/>
@@ -1535,7 +1373,6 @@
       </w:r>
       <w:r>
         <w:rPr>
-          <w:rFonts w:ascii="Aptos" w:hAnsi="Aptos" w:cs="Aptos" w:eastAsia="Aptos"/>
           <w:color w:val="000000"/>
           <w:sz w:val="24"/>
           <w:szCs w:val="24"/>
@@ -1544,7 +1381,6 @@
       </w:r>
       <w:r>
         <w:rPr>
-          <w:rFonts w:ascii="Aptos" w:hAnsi="Aptos" w:cs="Aptos" w:eastAsia="Aptos"/>
           <w:color w:val="000000"/>
           <w:sz w:val="24"/>
           <w:szCs w:val="24"/>
@@ -1553,7 +1389,6 @@
       </w:r>
       <w:r>
         <w:rPr>
-          <w:rFonts w:ascii="Aptos" w:hAnsi="Aptos" w:cs="Aptos" w:eastAsia="Aptos"/>
           <w:color w:val="000000"/>
           <w:sz w:val="24"/>
           <w:szCs w:val="24"/>
@@ -1562,7 +1397,6 @@
       </w:r>
       <w:r>
         <w:rPr>
-          <w:rFonts w:ascii="Aptos" w:hAnsi="Aptos" w:cs="Aptos" w:eastAsia="Aptos"/>
           <w:color w:val="000000"/>
           <w:sz w:val="24"/>
           <w:szCs w:val="24"/>
@@ -1571,7 +1405,6 @@
       </w:r>
       <w:r>
         <w:rPr>
-          <w:rFonts w:ascii="Aptos" w:hAnsi="Aptos" w:cs="Aptos" w:eastAsia="Aptos"/>
           <w:color w:val="000000"/>
           <w:sz w:val="24"/>
           <w:szCs w:val="24"/>
@@ -1580,7 +1413,6 @@
       </w:r>
       <w:r>
         <w:rPr>
-          <w:rFonts w:ascii="Aptos" w:hAnsi="Aptos" w:cs="Aptos" w:eastAsia="Aptos"/>
           <w:color w:val="000000"/>
           <w:sz w:val="24"/>
           <w:szCs w:val="24"/>
@@ -1589,7 +1421,6 @@
       </w:r>
       <w:r>
         <w:rPr>
-          <w:rFonts w:ascii="Aptos" w:hAnsi="Aptos" w:cs="Aptos" w:eastAsia="Aptos"/>
           <w:color w:val="000000"/>
           <w:sz w:val="24"/>
           <w:szCs w:val="24"/>
@@ -1598,7 +1429,6 @@
       </w:r>
       <w:r>
         <w:rPr>
-          <w:rFonts w:ascii="Aptos" w:hAnsi="Aptos" w:cs="Aptos" w:eastAsia="Aptos"/>
           <w:color w:val="000000"/>
           <w:sz w:val="24"/>
           <w:szCs w:val="24"/>
@@ -1607,7 +1437,6 @@
       </w:r>
       <w:r>
         <w:rPr>
-          <w:rFonts w:ascii="Aptos" w:hAnsi="Aptos" w:cs="Aptos" w:eastAsia="Aptos"/>
           <w:color w:val="000000"/>
           <w:sz w:val="24"/>
           <w:szCs w:val="24"/>
@@ -1616,7 +1445,6 @@
       </w:r>
       <w:r>
         <w:rPr>
-          <w:rFonts w:ascii="Aptos" w:hAnsi="Aptos" w:cs="Aptos" w:eastAsia="Aptos"/>
           <w:color w:val="000000"/>
           <w:sz w:val="24"/>
           <w:szCs w:val="24"/>
@@ -1636,7 +1464,6 @@
       </w:pPr>
       <w:r>
         <w:rPr>
-          <w:rFonts w:ascii="Aptos" w:hAnsi="Aptos" w:cs="Aptos" w:eastAsia="Aptos"/>
           <w:color w:val="000000"/>
           <w:sz w:val="24"/>
           <w:szCs w:val="24"/>
@@ -1645,7 +1472,6 @@
       </w:r>
       <w:r>
         <w:rPr>
-          <w:rFonts w:ascii="Aptos" w:hAnsi="Aptos" w:cs="Aptos" w:eastAsia="Aptos"/>
           <w:color w:val="000000"/>
           <w:sz w:val="24"/>
           <w:szCs w:val="24"/>
@@ -1654,7 +1480,6 @@
       </w:r>
       <w:r>
         <w:rPr>
-          <w:rFonts w:ascii="Aptos" w:hAnsi="Aptos" w:cs="Aptos" w:eastAsia="Aptos"/>
           <w:color w:val="000000"/>
           <w:sz w:val="24"/>
           <w:szCs w:val="24"/>
@@ -1663,7 +1488,6 @@
       </w:r>
       <w:r>
         <w:rPr>
-          <w:rFonts w:ascii="Aptos" w:hAnsi="Aptos" w:cs="Aptos" w:eastAsia="Aptos"/>
           <w:color w:val="000000"/>
           <w:sz w:val="24"/>
           <w:szCs w:val="24"/>
@@ -1672,7 +1496,6 @@
       </w:r>
       <w:r>
         <w:rPr>
-          <w:rFonts w:ascii="Aptos" w:hAnsi="Aptos" w:cs="Aptos" w:eastAsia="Aptos"/>
           <w:color w:val="000000"/>
           <w:sz w:val="24"/>
           <w:szCs w:val="24"/>
@@ -1681,7 +1504,6 @@
       </w:r>
       <w:r>
         <w:rPr>
-          <w:rFonts w:ascii="Aptos" w:hAnsi="Aptos" w:cs="Aptos" w:eastAsia="Aptos"/>
           <w:color w:val="000000"/>
           <w:sz w:val="24"/>
           <w:szCs w:val="24"/>
@@ -1690,7 +1512,6 @@
       </w:r>
       <w:r>
         <w:rPr>
-          <w:rFonts w:ascii="Aptos" w:hAnsi="Aptos" w:cs="Aptos" w:eastAsia="Aptos"/>
           <w:color w:val="000000"/>
           <w:sz w:val="24"/>
           <w:szCs w:val="24"/>
@@ -1699,7 +1520,6 @@
       </w:r>
       <w:r>
         <w:rPr>
-          <w:rFonts w:ascii="Aptos" w:hAnsi="Aptos" w:cs="Aptos" w:eastAsia="Aptos"/>
           <w:color w:val="000000"/>
           <w:sz w:val="24"/>
           <w:szCs w:val="24"/>
@@ -1708,7 +1528,6 @@
       </w:r>
       <w:r>
         <w:rPr>
-          <w:rFonts w:ascii="Aptos" w:hAnsi="Aptos" w:cs="Aptos" w:eastAsia="Aptos"/>
           <w:color w:val="000000"/>
           <w:sz w:val="24"/>
           <w:szCs w:val="24"/>
@@ -1733,7 +1552,6 @@
       </w:pPr>
       <w:r>
         <w:rPr>
-          <w:rFonts w:ascii="Aptos" w:hAnsi="Aptos" w:cs="Aptos" w:eastAsia="Aptos"/>
           <w:color w:val="000000"/>
           <w:sz w:val="24"/>
           <w:szCs w:val="24"/>
@@ -1758,7 +1576,6 @@
       </w:pPr>
       <w:r>
         <w:rPr>
-          <w:rFonts w:ascii="Aptos" w:hAnsi="Aptos" w:cs="Aptos" w:eastAsia="Aptos"/>
           <w:color w:val="000000"/>
           <w:sz w:val="24"/>
           <w:szCs w:val="24"/>
@@ -1767,7 +1584,6 @@
       </w:r>
       <w:r>
         <w:rPr>
-          <w:rFonts w:ascii="Aptos" w:hAnsi="Aptos" w:cs="Aptos" w:eastAsia="Aptos"/>
           <w:color w:val="000000"/>
           <w:sz w:val="24"/>
           <w:szCs w:val="24"/>
@@ -1792,7 +1608,6 @@
       </w:pPr>
       <w:r>
         <w:rPr>
-          <w:rFonts w:ascii="Aptos" w:hAnsi="Aptos" w:cs="Aptos" w:eastAsia="Aptos"/>
           <w:color w:val="000000"/>
           <w:sz w:val="24"/>
           <w:szCs w:val="24"/>
@@ -1801,7 +1616,6 @@
       </w:r>
       <w:r>
         <w:rPr>
-          <w:rFonts w:ascii="Aptos" w:hAnsi="Aptos" w:cs="Aptos" w:eastAsia="Aptos"/>
           <w:color w:val="000000"/>
           <w:sz w:val="24"/>
           <w:szCs w:val="24"/>
@@ -1826,7 +1640,6 @@
       </w:pPr>
       <w:r>
         <w:rPr>
-          <w:rFonts w:ascii="Aptos" w:hAnsi="Aptos" w:cs="Aptos" w:eastAsia="Aptos"/>
           <w:color w:val="000000"/>
           <w:sz w:val="24"/>
           <w:szCs w:val="24"/>
@@ -1851,12 +1664,10 @@
       </w:pPr>
       <w:r>
         <w:rPr>
-          <w:rFonts w:ascii="Aptos" w:hAnsi="Aptos" w:cs="Aptos" w:eastAsia="Aptos"/>
-          <w:color w:val="000000"/>
-          <w:sz w:val="24"/>
-          <w:szCs w:val="24"/>
-        </w:rPr>
-        <w:lastRenderedPageBreak/>
+          <w:color w:val="000000"/>
+          <w:sz w:val="24"/>
+          <w:szCs w:val="24"/>
+        </w:rPr>
         <w:t>Lightheaded, dizzy</w:t>
       </w:r>
     </w:p>
@@ -1877,7 +1688,6 @@
       </w:pPr>
       <w:r>
         <w:rPr>
-          <w:rFonts w:ascii="Aptos" w:hAnsi="Aptos" w:cs="Aptos" w:eastAsia="Aptos"/>
           <w:color w:val="000000"/>
           <w:sz w:val="24"/>
           <w:szCs w:val="24"/>
@@ -1886,7 +1696,6 @@
       </w:r>
       <w:r>
         <w:rPr>
-          <w:rFonts w:ascii="Aptos" w:hAnsi="Aptos" w:cs="Aptos" w:eastAsia="Aptos"/>
           <w:color w:val="000000"/>
           <w:sz w:val="24"/>
           <w:szCs w:val="24"/>
@@ -1911,7 +1720,6 @@
       </w:pPr>
       <w:r>
         <w:rPr>
-          <w:rFonts w:ascii="Aptos" w:hAnsi="Aptos" w:cs="Aptos" w:eastAsia="Aptos"/>
           <w:color w:val="000000"/>
           <w:sz w:val="24"/>
           <w:szCs w:val="24"/>
@@ -1936,7 +1744,6 @@
       </w:pPr>
       <w:r>
         <w:rPr>
-          <w:rFonts w:ascii="Aptos" w:hAnsi="Aptos" w:cs="Aptos" w:eastAsia="Aptos"/>
           <w:color w:val="000000"/>
           <w:sz w:val="24"/>
           <w:szCs w:val="24"/>
@@ -1945,7 +1752,6 @@
       </w:r>
       <w:r>
         <w:rPr>
-          <w:rFonts w:ascii="Aptos" w:hAnsi="Aptos" w:cs="Aptos" w:eastAsia="Aptos"/>
           <w:color w:val="000000"/>
           <w:sz w:val="24"/>
           <w:szCs w:val="24"/>
@@ -1954,7 +1760,6 @@
       </w:r>
       <w:r>
         <w:rPr>
-          <w:rFonts w:ascii="Aptos" w:hAnsi="Aptos" w:cs="Aptos" w:eastAsia="Aptos"/>
           <w:color w:val="000000"/>
           <w:sz w:val="24"/>
           <w:szCs w:val="24"/>
@@ -1979,7 +1784,6 @@
       </w:pPr>
       <w:r>
         <w:rPr>
-          <w:rFonts w:ascii="Aptos" w:hAnsi="Aptos" w:cs="Aptos" w:eastAsia="Aptos"/>
           <w:color w:val="000000"/>
           <w:sz w:val="24"/>
           <w:szCs w:val="24"/>
@@ -1988,7 +1792,6 @@
       </w:r>
       <w:r>
         <w:rPr>
-          <w:rFonts w:ascii="Aptos" w:hAnsi="Aptos" w:cs="Aptos" w:eastAsia="Aptos"/>
           <w:color w:val="000000"/>
           <w:sz w:val="24"/>
           <w:szCs w:val="24"/>
@@ -1997,7 +1800,6 @@
       </w:r>
       <w:r>
         <w:rPr>
-          <w:rFonts w:ascii="Aptos" w:hAnsi="Aptos" w:cs="Aptos" w:eastAsia="Aptos"/>
           <w:color w:val="000000"/>
           <w:sz w:val="24"/>
           <w:szCs w:val="24"/>
@@ -2006,7 +1808,6 @@
       </w:r>
       <w:r>
         <w:rPr>
-          <w:rFonts w:ascii="Aptos" w:hAnsi="Aptos" w:cs="Aptos" w:eastAsia="Aptos"/>
           <w:color w:val="000000"/>
           <w:sz w:val="24"/>
           <w:szCs w:val="24"/>
@@ -2027,7 +1828,6 @@
       <w:r>
         <w:rPr>
           <w:rStyle w:val="Hyperlink"/>
-          <w:rFonts w:ascii="Aptos" w:eastAsia="Aptos" w:hAnsi="Aptos" w:cs="Aptos"/>
           <w:color w:val="000000"/>
           <w:sz w:val="24"/>
           <w:szCs w:val="24"/>
@@ -2038,7 +1838,6 @@
       <w:r>
         <w:rPr>
           <w:rStyle w:val="Hyperlink"/>
-          <w:rFonts w:ascii="Aptos" w:eastAsia="Aptos" w:hAnsi="Aptos" w:cs="Aptos"/>
           <w:color w:val="000000"/>
           <w:sz w:val="24"/>
           <w:szCs w:val="24"/>
@@ -2049,7 +1848,6 @@
       <w:r>
         <w:rPr>
           <w:rStyle w:val="Hyperlink"/>
-          <w:rFonts w:ascii="Aptos" w:eastAsia="Aptos" w:hAnsi="Aptos" w:cs="Aptos"/>
           <w:color w:val="000000"/>
           <w:sz w:val="24"/>
           <w:szCs w:val="24"/>
@@ -2060,7 +1858,6 @@
       <w:r>
         <w:rPr>
           <w:rStyle w:val="Hyperlink"/>
-          <w:rFonts w:ascii="Aptos" w:eastAsia="Aptos" w:hAnsi="Aptos" w:cs="Aptos"/>
           <w:color w:val="000000"/>
           <w:sz w:val="24"/>
           <w:szCs w:val="24"/>
@@ -2071,7 +1868,6 @@
       <w:r>
         <w:rPr>
           <w:rStyle w:val="Hyperlink"/>
-          <w:rFonts w:ascii="Aptos" w:eastAsia="Aptos" w:hAnsi="Aptos" w:cs="Aptos"/>
           <w:color w:val="000000"/>
           <w:sz w:val="24"/>
           <w:szCs w:val="24"/>
@@ -2082,7 +1878,6 @@
       <w:r>
         <w:rPr>
           <w:rStyle w:val="Hyperlink"/>
-          <w:rFonts w:ascii="Aptos" w:eastAsia="Aptos" w:hAnsi="Aptos" w:cs="Aptos"/>
           <w:color w:val="000000"/>
           <w:sz w:val="24"/>
           <w:szCs w:val="24"/>
@@ -2093,7 +1888,6 @@
       <w:r>
         <w:rPr>
           <w:rStyle w:val="Hyperlink"/>
-          <w:rFonts w:ascii="Aptos" w:eastAsia="Aptos" w:hAnsi="Aptos" w:cs="Aptos"/>
           <w:color w:val="000000"/>
           <w:sz w:val="24"/>
           <w:szCs w:val="24"/>
@@ -2104,7 +1898,6 @@
       <w:r>
         <w:rPr>
           <w:rStyle w:val="Hyperlink"/>
-          <w:rFonts w:ascii="Aptos" w:eastAsia="Aptos" w:hAnsi="Aptos" w:cs="Aptos"/>
           <w:color w:val="000000"/>
           <w:sz w:val="24"/>
           <w:szCs w:val="24"/>
@@ -2115,7 +1908,6 @@
       <w:r>
         <w:rPr>
           <w:rStyle w:val="Hyperlink"/>
-          <w:rFonts w:ascii="Aptos" w:eastAsia="Aptos" w:hAnsi="Aptos" w:cs="Aptos"/>
           <w:color w:val="000000"/>
           <w:sz w:val="24"/>
           <w:szCs w:val="24"/>
@@ -2126,7 +1918,6 @@
       <w:r>
         <w:rPr>
           <w:rStyle w:val="Hyperlink"/>
-          <w:rFonts w:ascii="Aptos" w:eastAsia="Aptos" w:hAnsi="Aptos" w:cs="Aptos"/>
           <w:color w:val="000000"/>
           <w:sz w:val="24"/>
           <w:szCs w:val="24"/>
@@ -2139,6 +1930,26 @@
       <w:pPr>
         <w:spacing w:after="0" w:line="480" w:lineRule="auto"/>
         <w:rPr>
+          <w:color w:val="000000"/>
+          <w:sz w:val="24"/>
+          <w:szCs w:val="24"/>
+        </w:rPr>
+      </w:pPr>
+    </w:p>
+    <w:p>
+      <w:pPr>
+        <w:spacing w:after="0" w:line="480" w:lineRule="auto"/>
+        <w:rPr>
+          <w:color w:val="000000"/>
+          <w:sz w:val="24"/>
+          <w:szCs w:val="24"/>
+        </w:rPr>
+      </w:pPr>
+    </w:p>
+    <w:p>
+      <w:pPr>
+        <w:spacing w:after="0" w:line="480" w:lineRule="auto"/>
+        <w:rPr>
           <w:rFonts w:ascii="Times New Roman" w:hAnsi="Times New Roman" w:cs="Times New Roman"/>
           <w:color w:val="000000"/>
           <w:sz w:val="24"/>
@@ -2147,16 +1958,15 @@
       </w:pPr>
       <w:r>
         <w:rPr>
-          <w:rFonts w:ascii="Aptos" w:hAnsi="Aptos" w:cs="Aptos" w:eastAsia="Aptos"/>
-          <w:color w:val="000000"/>
-          <w:sz w:val="24"/>
-          <w:szCs w:val="24"/>
-        </w:rPr>
+          <w:color w:val="000000"/>
+          <w:sz w:val="24"/>
+          <w:szCs w:val="24"/>
+        </w:rPr>
+        <w:lastRenderedPageBreak/>
         <w:t xml:space="preserve">Standardized Patient: Suicide </w:t>
       </w:r>
       <w:r>
         <w:rPr>
-          <w:rFonts w:ascii="Aptos" w:hAnsi="Aptos" w:cs="Aptos" w:eastAsia="Aptos"/>
           <w:color w:val="000000"/>
           <w:sz w:val="24"/>
           <w:szCs w:val="24"/>
@@ -2165,7 +1975,6 @@
       </w:r>
       <w:r>
         <w:rPr>
-          <w:rFonts w:ascii="Aptos" w:hAnsi="Aptos" w:cs="Aptos" w:eastAsia="Aptos"/>
           <w:color w:val="000000"/>
           <w:sz w:val="24"/>
           <w:szCs w:val="24"/>
@@ -2185,7 +1994,6 @@
       </w:pPr>
       <w:r>
         <w:rPr>
-          <w:rFonts w:ascii="Aptos" w:hAnsi="Aptos" w:cs="Aptos" w:eastAsia="Aptos"/>
           <w:color w:val="000000"/>
           <w:sz w:val="24"/>
           <w:szCs w:val="24"/>
@@ -2194,7 +2002,6 @@
       </w:r>
       <w:r>
         <w:rPr>
-          <w:rFonts w:ascii="Aptos" w:hAnsi="Aptos" w:cs="Aptos" w:eastAsia="Aptos"/>
           <w:color w:val="000000"/>
           <w:sz w:val="24"/>
           <w:szCs w:val="24"/>
@@ -2203,7 +2010,6 @@
       </w:r>
       <w:r>
         <w:rPr>
-          <w:rFonts w:ascii="Aptos" w:hAnsi="Aptos" w:cs="Aptos" w:eastAsia="Aptos"/>
           <w:color w:val="000000"/>
           <w:sz w:val="24"/>
           <w:szCs w:val="24"/>
@@ -2212,7 +2018,6 @@
       </w:r>
       <w:r>
         <w:rPr>
-          <w:rFonts w:ascii="Aptos" w:hAnsi="Aptos" w:cs="Aptos" w:eastAsia="Aptos"/>
           <w:color w:val="000000"/>
           <w:sz w:val="24"/>
           <w:szCs w:val="24"/>
@@ -2221,7 +2026,6 @@
       </w:r>
       <w:r>
         <w:rPr>
-          <w:rFonts w:ascii="Aptos" w:hAnsi="Aptos" w:cs="Aptos" w:eastAsia="Aptos"/>
           <w:color w:val="000000"/>
           <w:sz w:val="24"/>
           <w:szCs w:val="24"/>
@@ -2230,7 +2034,6 @@
       </w:r>
       <w:r>
         <w:rPr>
-          <w:rFonts w:ascii="Aptos" w:hAnsi="Aptos" w:cs="Aptos" w:eastAsia="Aptos"/>
           <w:color w:val="000000"/>
           <w:sz w:val="24"/>
           <w:szCs w:val="24"/>
@@ -2239,7 +2042,6 @@
       </w:r>
       <w:r>
         <w:rPr>
-          <w:rFonts w:ascii="Aptos" w:hAnsi="Aptos" w:cs="Aptos" w:eastAsia="Aptos"/>
           <w:color w:val="000000"/>
           <w:sz w:val="24"/>
           <w:szCs w:val="24"/>
@@ -2248,7 +2050,6 @@
       </w:r>
       <w:r>
         <w:rPr>
-          <w:rFonts w:ascii="Aptos" w:hAnsi="Aptos" w:cs="Aptos" w:eastAsia="Aptos"/>
           <w:color w:val="000000"/>
           <w:sz w:val="24"/>
           <w:szCs w:val="24"/>
@@ -2257,7 +2058,6 @@
       </w:r>
       <w:r>
         <w:rPr>
-          <w:rFonts w:ascii="Aptos" w:hAnsi="Aptos" w:cs="Aptos" w:eastAsia="Aptos"/>
           <w:color w:val="000000"/>
           <w:sz w:val="24"/>
           <w:szCs w:val="24"/>
@@ -2266,7 +2066,6 @@
       </w:r>
       <w:r>
         <w:rPr>
-          <w:rFonts w:ascii="Aptos" w:hAnsi="Aptos" w:cs="Aptos" w:eastAsia="Aptos"/>
           <w:color w:val="000000"/>
           <w:sz w:val="24"/>
           <w:szCs w:val="24"/>
@@ -2275,7 +2074,6 @@
       </w:r>
       <w:r>
         <w:rPr>
-          <w:rFonts w:ascii="Aptos" w:hAnsi="Aptos" w:cs="Aptos" w:eastAsia="Aptos"/>
           <w:color w:val="000000"/>
           <w:sz w:val="24"/>
           <w:szCs w:val="24"/>
@@ -2284,7 +2082,6 @@
       </w:r>
       <w:r>
         <w:rPr>
-          <w:rFonts w:ascii="Aptos" w:hAnsi="Aptos" w:cs="Aptos" w:eastAsia="Aptos"/>
           <w:color w:val="000000"/>
           <w:sz w:val="24"/>
           <w:szCs w:val="24"/>
@@ -2304,7 +2101,6 @@
       </w:pPr>
       <w:r>
         <w:rPr>
-          <w:rFonts w:ascii="Aptos" w:hAnsi="Aptos" w:cs="Aptos" w:eastAsia="Aptos"/>
           <w:b/>
           <w:bCs/>
           <w:color w:val="000000"/>
@@ -2315,7 +2111,6 @@
       </w:r>
       <w:r>
         <w:rPr>
-          <w:rFonts w:ascii="Aptos" w:hAnsi="Aptos" w:cs="Aptos" w:eastAsia="Aptos"/>
           <w:b/>
           <w:bCs/>
           <w:color w:val="000000"/>
@@ -2326,7 +2121,6 @@
       </w:r>
       <w:r>
         <w:rPr>
-          <w:rFonts w:ascii="Aptos" w:hAnsi="Aptos" w:cs="Aptos" w:eastAsia="Aptos"/>
           <w:b/>
           <w:bCs/>
           <w:color w:val="000000"/>
@@ -2337,7 +2131,6 @@
       </w:r>
       <w:r>
         <w:rPr>
-          <w:rFonts w:ascii="Aptos" w:hAnsi="Aptos" w:cs="Aptos" w:eastAsia="Aptos"/>
           <w:color w:val="000000"/>
           <w:sz w:val="24"/>
           <w:szCs w:val="24"/>
@@ -2346,7 +2139,6 @@
       </w:r>
       <w:r>
         <w:rPr>
-          <w:rFonts w:ascii="Aptos" w:hAnsi="Aptos" w:cs="Aptos" w:eastAsia="Aptos"/>
           <w:color w:val="000000"/>
           <w:sz w:val="24"/>
           <w:szCs w:val="24"/>
@@ -2355,7 +2147,6 @@
       </w:r>
       <w:r>
         <w:rPr>
-          <w:rFonts w:ascii="Aptos" w:hAnsi="Aptos" w:cs="Aptos" w:eastAsia="Aptos"/>
           <w:color w:val="000000"/>
           <w:sz w:val="24"/>
           <w:szCs w:val="24"/>
@@ -2375,7 +2166,6 @@
       </w:pPr>
       <w:r>
         <w:rPr>
-          <w:rFonts w:ascii="Aptos" w:hAnsi="Aptos" w:cs="Aptos" w:eastAsia="Aptos"/>
           <w:b/>
           <w:bCs/>
           <w:color w:val="000000"/>
@@ -2386,7 +2176,6 @@
       </w:r>
       <w:r>
         <w:rPr>
-          <w:rFonts w:ascii="Aptos" w:hAnsi="Aptos" w:cs="Aptos" w:eastAsia="Aptos"/>
           <w:color w:val="000000"/>
           <w:sz w:val="24"/>
           <w:szCs w:val="24"/>
@@ -2395,7 +2184,6 @@
       </w:r>
       <w:r>
         <w:rPr>
-          <w:rFonts w:ascii="Aptos" w:hAnsi="Aptos" w:cs="Aptos" w:eastAsia="Aptos"/>
           <w:color w:val="000000"/>
           <w:sz w:val="24"/>
           <w:szCs w:val="24"/>
@@ -2415,7 +2203,6 @@
       </w:pPr>
       <w:r>
         <w:rPr>
-          <w:rFonts w:ascii="Aptos" w:hAnsi="Aptos" w:cs="Aptos" w:eastAsia="Aptos"/>
           <w:b/>
           <w:bCs/>
           <w:color w:val="000000"/>
@@ -2426,7 +2213,6 @@
       </w:r>
       <w:r>
         <w:rPr>
-          <w:rFonts w:ascii="Aptos" w:hAnsi="Aptos" w:cs="Aptos" w:eastAsia="Aptos"/>
           <w:color w:val="000000"/>
           <w:sz w:val="24"/>
           <w:szCs w:val="24"/>
@@ -2435,7 +2221,6 @@
       </w:r>
       <w:r>
         <w:rPr>
-          <w:rFonts w:ascii="Aptos" w:hAnsi="Aptos" w:cs="Aptos" w:eastAsia="Aptos"/>
           <w:color w:val="000000"/>
           <w:sz w:val="24"/>
           <w:szCs w:val="24"/>
@@ -2444,7 +2229,6 @@
       </w:r>
       <w:r>
         <w:rPr>
-          <w:rFonts w:ascii="Aptos" w:hAnsi="Aptos" w:cs="Aptos" w:eastAsia="Aptos"/>
           <w:color w:val="000000"/>
           <w:sz w:val="24"/>
           <w:szCs w:val="24"/>
@@ -2453,7 +2237,6 @@
       </w:r>
       <w:r>
         <w:rPr>
-          <w:rFonts w:ascii="Aptos" w:hAnsi="Aptos" w:cs="Aptos" w:eastAsia="Aptos"/>
           <w:color w:val="000000"/>
           <w:sz w:val="24"/>
           <w:szCs w:val="24"/>
@@ -2473,7 +2256,6 @@
       </w:pPr>
       <w:r>
         <w:rPr>
-          <w:rFonts w:ascii="Aptos" w:hAnsi="Aptos" w:cs="Aptos" w:eastAsia="Aptos"/>
           <w:color w:val="000000"/>
           <w:sz w:val="24"/>
           <w:szCs w:val="24"/>
@@ -2482,7 +2264,6 @@
       </w:r>
       <w:r>
         <w:rPr>
-          <w:rFonts w:ascii="Aptos" w:hAnsi="Aptos" w:cs="Aptos" w:eastAsia="Aptos"/>
           <w:color w:val="000000"/>
           <w:sz w:val="24"/>
           <w:szCs w:val="24"/>
@@ -2491,7 +2272,6 @@
       </w:r>
       <w:r>
         <w:rPr>
-          <w:rFonts w:ascii="Aptos" w:hAnsi="Aptos" w:cs="Aptos" w:eastAsia="Aptos"/>
           <w:color w:val="000000"/>
           <w:sz w:val="24"/>
           <w:szCs w:val="24"/>
@@ -2516,7 +2296,6 @@
       </w:pPr>
       <w:r>
         <w:rPr>
-          <w:rFonts w:ascii="Aptos" w:hAnsi="Aptos" w:cs="Aptos" w:eastAsia="Aptos"/>
           <w:color w:val="000000"/>
           <w:sz w:val="24"/>
           <w:szCs w:val="24"/>
@@ -2525,7 +2304,6 @@
       </w:r>
       <w:r>
         <w:rPr>
-          <w:rFonts w:ascii="Aptos" w:hAnsi="Aptos" w:cs="Aptos" w:eastAsia="Aptos"/>
           <w:color w:val="000000"/>
           <w:sz w:val="24"/>
           <w:szCs w:val="24"/>
@@ -2550,7 +2328,6 @@
       </w:pPr>
       <w:r>
         <w:rPr>
-          <w:rFonts w:ascii="Aptos" w:hAnsi="Aptos" w:cs="Aptos" w:eastAsia="Aptos"/>
           <w:color w:val="000000"/>
           <w:sz w:val="24"/>
           <w:szCs w:val="24"/>
@@ -2575,17 +2352,14 @@
       </w:pPr>
       <w:r>
         <w:rPr>
-          <w:rFonts w:ascii="Aptos" w:hAnsi="Aptos" w:cs="Aptos" w:eastAsia="Aptos"/>
-          <w:color w:val="000000"/>
-          <w:sz w:val="24"/>
-          <w:szCs w:val="24"/>
-        </w:rPr>
-        <w:lastRenderedPageBreak/>
+          <w:color w:val="000000"/>
+          <w:sz w:val="24"/>
+          <w:szCs w:val="24"/>
+        </w:rPr>
         <w:t xml:space="preserve">Weakness and </w:t>
       </w:r>
       <w:r>
         <w:rPr>
-          <w:rFonts w:ascii="Aptos" w:hAnsi="Aptos" w:cs="Aptos" w:eastAsia="Aptos"/>
           <w:color w:val="000000"/>
           <w:sz w:val="24"/>
           <w:szCs w:val="24"/>
@@ -2594,7 +2368,6 @@
       </w:r>
       <w:r>
         <w:rPr>
-          <w:rFonts w:ascii="Aptos" w:hAnsi="Aptos" w:cs="Aptos" w:eastAsia="Aptos"/>
           <w:color w:val="000000"/>
           <w:sz w:val="24"/>
           <w:szCs w:val="24"/>
@@ -2614,7 +2387,6 @@
       </w:pPr>
       <w:r>
         <w:rPr>
-          <w:rFonts w:ascii="Aptos" w:hAnsi="Aptos" w:cs="Aptos" w:eastAsia="Aptos"/>
           <w:color w:val="000000"/>
           <w:sz w:val="24"/>
           <w:szCs w:val="24"/>
@@ -2639,7 +2411,6 @@
       </w:pPr>
       <w:r>
         <w:rPr>
-          <w:rFonts w:ascii="Aptos" w:hAnsi="Aptos" w:cs="Aptos" w:eastAsia="Aptos"/>
           <w:color w:val="000000"/>
           <w:sz w:val="24"/>
           <w:szCs w:val="24"/>
@@ -2648,7 +2419,6 @@
       </w:r>
       <w:r>
         <w:rPr>
-          <w:rFonts w:ascii="Aptos" w:hAnsi="Aptos" w:cs="Aptos" w:eastAsia="Aptos"/>
           <w:color w:val="000000"/>
           <w:sz w:val="24"/>
           <w:szCs w:val="24"/>
@@ -2657,7 +2427,6 @@
       </w:r>
       <w:r>
         <w:rPr>
-          <w:rFonts w:ascii="Aptos" w:hAnsi="Aptos" w:cs="Aptos" w:eastAsia="Aptos"/>
           <w:color w:val="000000"/>
           <w:sz w:val="24"/>
           <w:szCs w:val="24"/>
@@ -2682,7 +2451,6 @@
       </w:pPr>
       <w:r>
         <w:rPr>
-          <w:rFonts w:ascii="Aptos" w:hAnsi="Aptos" w:cs="Aptos" w:eastAsia="Aptos"/>
           <w:color w:val="000000"/>
           <w:sz w:val="24"/>
           <w:szCs w:val="24"/>
@@ -2691,7 +2459,6 @@
       </w:r>
       <w:r>
         <w:rPr>
-          <w:rFonts w:ascii="Aptos" w:hAnsi="Aptos" w:cs="Aptos" w:eastAsia="Aptos"/>
           <w:color w:val="000000"/>
           <w:sz w:val="24"/>
           <w:szCs w:val="24"/>
@@ -2700,7 +2467,6 @@
       </w:r>
       <w:r>
         <w:rPr>
-          <w:rFonts w:ascii="Aptos" w:hAnsi="Aptos" w:cs="Aptos" w:eastAsia="Aptos"/>
           <w:color w:val="000000"/>
           <w:sz w:val="24"/>
           <w:szCs w:val="24"/>
@@ -2725,7 +2491,6 @@
       </w:pPr>
       <w:r>
         <w:rPr>
-          <w:rFonts w:ascii="Aptos" w:hAnsi="Aptos" w:cs="Aptos" w:eastAsia="Aptos"/>
           <w:color w:val="000000"/>
           <w:sz w:val="24"/>
           <w:szCs w:val="24"/>
@@ -2734,7 +2499,6 @@
       </w:r>
       <w:r>
         <w:rPr>
-          <w:rFonts w:ascii="Aptos" w:hAnsi="Aptos" w:cs="Aptos" w:eastAsia="Aptos"/>
           <w:color w:val="000000"/>
           <w:sz w:val="24"/>
           <w:szCs w:val="24"/>
@@ -2743,7 +2507,6 @@
       </w:r>
       <w:r>
         <w:rPr>
-          <w:rFonts w:ascii="Aptos" w:hAnsi="Aptos" w:cs="Aptos" w:eastAsia="Aptos"/>
           <w:color w:val="000000"/>
           <w:sz w:val="24"/>
           <w:szCs w:val="24"/>
@@ -2752,7 +2515,6 @@
       </w:r>
       <w:r>
         <w:rPr>
-          <w:rFonts w:ascii="Aptos" w:hAnsi="Aptos" w:cs="Aptos" w:eastAsia="Aptos"/>
           <w:color w:val="000000"/>
           <w:sz w:val="24"/>
           <w:szCs w:val="24"/>
@@ -2777,7 +2539,6 @@
       </w:pPr>
       <w:r>
         <w:rPr>
-          <w:rFonts w:ascii="Aptos" w:hAnsi="Aptos" w:cs="Aptos" w:eastAsia="Aptos"/>
           <w:color w:val="000000"/>
           <w:sz w:val="24"/>
           <w:szCs w:val="24"/>
@@ -2786,7 +2547,6 @@
       </w:r>
       <w:r>
         <w:rPr>
-          <w:rFonts w:ascii="Aptos" w:hAnsi="Aptos" w:cs="Aptos" w:eastAsia="Aptos"/>
           <w:color w:val="000000"/>
           <w:sz w:val="24"/>
           <w:szCs w:val="24"/>
@@ -2795,7 +2555,6 @@
       </w:r>
       <w:r>
         <w:rPr>
-          <w:rFonts w:ascii="Aptos" w:hAnsi="Aptos" w:cs="Aptos" w:eastAsia="Aptos"/>
           <w:color w:val="000000"/>
           <w:sz w:val="24"/>
           <w:szCs w:val="24"/>
@@ -2815,7 +2574,6 @@
       </w:pPr>
       <w:r>
         <w:rPr>
-          <w:rFonts w:ascii="Aptos" w:hAnsi="Aptos" w:cs="Aptos" w:eastAsia="Aptos"/>
           <w:color w:val="000000"/>
           <w:sz w:val="24"/>
           <w:szCs w:val="24"/>
@@ -2824,7 +2582,6 @@
       </w:r>
       <w:r>
         <w:rPr>
-          <w:rFonts w:ascii="Aptos" w:hAnsi="Aptos" w:cs="Aptos" w:eastAsia="Aptos"/>
           <w:color w:val="000000"/>
           <w:sz w:val="24"/>
           <w:szCs w:val="24"/>
@@ -2833,7 +2590,6 @@
       </w:r>
       <w:r>
         <w:rPr>
-          <w:rFonts w:ascii="Aptos" w:hAnsi="Aptos" w:cs="Aptos" w:eastAsia="Aptos"/>
           <w:color w:val="000000"/>
           <w:sz w:val="24"/>
           <w:szCs w:val="24"/>
@@ -2842,7 +2598,6 @@
       </w:r>
       <w:r>
         <w:rPr>
-          <w:rFonts w:ascii="Aptos" w:hAnsi="Aptos" w:cs="Aptos" w:eastAsia="Aptos"/>
           <w:color w:val="000000"/>
           <w:sz w:val="24"/>
           <w:szCs w:val="24"/>
@@ -2851,7 +2606,6 @@
       </w:r>
       <w:r>
         <w:rPr>
-          <w:rFonts w:ascii="Aptos" w:hAnsi="Aptos" w:cs="Aptos" w:eastAsia="Aptos"/>
           <w:color w:val="000000"/>
           <w:sz w:val="24"/>
           <w:szCs w:val="24"/>
@@ -2871,7 +2625,6 @@
       </w:pPr>
       <w:r>
         <w:rPr>
-          <w:rFonts w:ascii="Aptos" w:hAnsi="Aptos" w:cs="Aptos" w:eastAsia="Aptos"/>
           <w:color w:val="000000"/>
           <w:sz w:val="24"/>
           <w:szCs w:val="24"/>
@@ -2880,7 +2633,6 @@
       </w:r>
       <w:r>
         <w:rPr>
-          <w:rFonts w:ascii="Aptos" w:hAnsi="Aptos" w:cs="Aptos" w:eastAsia="Aptos"/>
           <w:color w:val="000000"/>
           <w:sz w:val="24"/>
           <w:szCs w:val="24"/>
@@ -2889,7 +2641,6 @@
       </w:r>
       <w:r>
         <w:rPr>
-          <w:rFonts w:ascii="Aptos" w:hAnsi="Aptos" w:cs="Aptos" w:eastAsia="Aptos"/>
           <w:color w:val="000000"/>
           <w:sz w:val="24"/>
           <w:szCs w:val="24"/>
@@ -2898,7 +2649,6 @@
       </w:r>
       <w:r>
         <w:rPr>
-          <w:rFonts w:ascii="Aptos" w:hAnsi="Aptos" w:cs="Aptos" w:eastAsia="Aptos"/>
           <w:color w:val="000000"/>
           <w:sz w:val="24"/>
           <w:szCs w:val="24"/>
@@ -2907,7 +2657,6 @@
       </w:r>
       <w:r>
         <w:rPr>
-          <w:rFonts w:ascii="Aptos" w:hAnsi="Aptos" w:cs="Aptos" w:eastAsia="Aptos"/>
           <w:color w:val="000000"/>
           <w:sz w:val="24"/>
           <w:szCs w:val="24"/>
@@ -2916,7 +2665,6 @@
       </w:r>
       <w:r>
         <w:rPr>
-          <w:rFonts w:ascii="Aptos" w:hAnsi="Aptos" w:cs="Aptos" w:eastAsia="Aptos"/>
           <w:color w:val="000000"/>
           <w:sz w:val="24"/>
           <w:szCs w:val="24"/>
@@ -2925,7 +2673,6 @@
       </w:r>
       <w:r>
         <w:rPr>
-          <w:rFonts w:ascii="Aptos" w:hAnsi="Aptos" w:cs="Aptos" w:eastAsia="Aptos"/>
           <w:color w:val="000000"/>
           <w:sz w:val="24"/>
           <w:szCs w:val="24"/>
@@ -2934,7 +2681,6 @@
       </w:r>
       <w:r>
         <w:rPr>
-          <w:rFonts w:ascii="Aptos" w:hAnsi="Aptos" w:cs="Aptos" w:eastAsia="Aptos"/>
           <w:color w:val="000000"/>
           <w:sz w:val="24"/>
           <w:szCs w:val="24"/>
@@ -2943,7 +2689,6 @@
       </w:r>
       <w:r>
         <w:rPr>
-          <w:rFonts w:ascii="Aptos" w:hAnsi="Aptos" w:cs="Aptos" w:eastAsia="Aptos"/>
           <w:color w:val="000000"/>
           <w:sz w:val="24"/>
           <w:szCs w:val="24"/>
@@ -2952,7 +2697,6 @@
       </w:r>
       <w:r>
         <w:rPr>
-          <w:rFonts w:ascii="Aptos" w:hAnsi="Aptos" w:cs="Aptos" w:eastAsia="Aptos"/>
           <w:color w:val="000000"/>
           <w:sz w:val="24"/>
           <w:szCs w:val="24"/>
@@ -2961,7 +2705,6 @@
       </w:r>
       <w:r>
         <w:rPr>
-          <w:rFonts w:ascii="Aptos" w:hAnsi="Aptos" w:cs="Aptos" w:eastAsia="Aptos"/>
           <w:color w:val="000000"/>
           <w:sz w:val="24"/>
           <w:szCs w:val="24"/>
@@ -2970,18 +2713,17 @@
       </w:r>
       <w:r>
         <w:rPr>
-          <w:rFonts w:ascii="Aptos" w:hAnsi="Aptos" w:cs="Aptos" w:eastAsia="Aptos"/>
           <w:b/>
           <w:bCs/>
           <w:color w:val="000000"/>
           <w:sz w:val="24"/>
           <w:szCs w:val="24"/>
         </w:rPr>
+        <w:lastRenderedPageBreak/>
         <w:t>After the brief consultation, the physician will say</w:t>
       </w:r>
       <w:r>
         <w:rPr>
-          <w:rFonts w:ascii="Aptos" w:hAnsi="Aptos" w:cs="Aptos" w:eastAsia="Aptos"/>
           <w:b/>
           <w:bCs/>
           <w:color w:val="000000"/>
@@ -2992,7 +2734,6 @@
       </w:r>
       <w:r>
         <w:rPr>
-          <w:rFonts w:ascii="Aptos" w:hAnsi="Aptos" w:cs="Aptos" w:eastAsia="Aptos"/>
           <w:b/>
           <w:bCs/>
           <w:color w:val="000000"/>
@@ -3003,7 +2744,6 @@
       </w:r>
       <w:r>
         <w:rPr>
-          <w:rFonts w:ascii="Aptos" w:hAnsi="Aptos" w:cs="Aptos" w:eastAsia="Aptos"/>
           <w:b/>
           <w:bCs/>
           <w:color w:val="000000"/>
@@ -3014,7 +2754,6 @@
       </w:r>
       <w:r>
         <w:rPr>
-          <w:rFonts w:ascii="Aptos" w:hAnsi="Aptos" w:cs="Aptos" w:eastAsia="Aptos"/>
           <w:b/>
           <w:bCs/>
           <w:color w:val="000000"/>
@@ -3025,7 +2764,6 @@
       </w:r>
       <w:r>
         <w:rPr>
-          <w:rFonts w:ascii="Aptos" w:hAnsi="Aptos" w:cs="Aptos" w:eastAsia="Aptos"/>
           <w:color w:val="000000"/>
           <w:sz w:val="24"/>
           <w:szCs w:val="24"/>
@@ -3037,6 +2775,196 @@
       <w:pPr>
         <w:spacing w:after="0" w:line="480" w:lineRule="auto"/>
         <w:rPr>
+          <w:color w:val="000000"/>
+          <w:sz w:val="24"/>
+          <w:szCs w:val="24"/>
+        </w:rPr>
+      </w:pPr>
+    </w:p>
+    <w:p>
+      <w:pPr>
+        <w:spacing w:after="0" w:line="480" w:lineRule="auto"/>
+        <w:rPr>
+          <w:color w:val="000000"/>
+          <w:sz w:val="24"/>
+          <w:szCs w:val="24"/>
+        </w:rPr>
+      </w:pPr>
+    </w:p>
+    <w:p>
+      <w:pPr>
+        <w:spacing w:after="0" w:line="480" w:lineRule="auto"/>
+        <w:rPr>
+          <w:color w:val="000000"/>
+          <w:sz w:val="24"/>
+          <w:szCs w:val="24"/>
+        </w:rPr>
+      </w:pPr>
+    </w:p>
+    <w:p>
+      <w:pPr>
+        <w:spacing w:after="0" w:line="480" w:lineRule="auto"/>
+        <w:rPr>
+          <w:color w:val="000000"/>
+          <w:sz w:val="24"/>
+          <w:szCs w:val="24"/>
+        </w:rPr>
+      </w:pPr>
+    </w:p>
+    <w:p>
+      <w:pPr>
+        <w:spacing w:after="0" w:line="480" w:lineRule="auto"/>
+        <w:rPr>
+          <w:color w:val="000000"/>
+          <w:sz w:val="24"/>
+          <w:szCs w:val="24"/>
+        </w:rPr>
+      </w:pPr>
+    </w:p>
+    <w:p>
+      <w:pPr>
+        <w:spacing w:after="0" w:line="480" w:lineRule="auto"/>
+        <w:rPr>
+          <w:color w:val="000000"/>
+          <w:sz w:val="24"/>
+          <w:szCs w:val="24"/>
+        </w:rPr>
+      </w:pPr>
+    </w:p>
+    <w:p>
+      <w:pPr>
+        <w:spacing w:after="0" w:line="480" w:lineRule="auto"/>
+        <w:rPr>
+          <w:color w:val="000000"/>
+          <w:sz w:val="24"/>
+          <w:szCs w:val="24"/>
+        </w:rPr>
+      </w:pPr>
+    </w:p>
+    <w:p>
+      <w:pPr>
+        <w:spacing w:after="0" w:line="480" w:lineRule="auto"/>
+        <w:rPr>
+          <w:color w:val="000000"/>
+          <w:sz w:val="24"/>
+          <w:szCs w:val="24"/>
+        </w:rPr>
+      </w:pPr>
+    </w:p>
+    <w:p>
+      <w:pPr>
+        <w:spacing w:after="0" w:line="480" w:lineRule="auto"/>
+        <w:rPr>
+          <w:color w:val="000000"/>
+          <w:sz w:val="24"/>
+          <w:szCs w:val="24"/>
+        </w:rPr>
+      </w:pPr>
+    </w:p>
+    <w:p>
+      <w:pPr>
+        <w:spacing w:after="0" w:line="480" w:lineRule="auto"/>
+        <w:rPr>
+          <w:color w:val="000000"/>
+          <w:sz w:val="24"/>
+          <w:szCs w:val="24"/>
+        </w:rPr>
+      </w:pPr>
+    </w:p>
+    <w:p>
+      <w:pPr>
+        <w:spacing w:after="0" w:line="480" w:lineRule="auto"/>
+        <w:rPr>
+          <w:color w:val="000000"/>
+          <w:sz w:val="24"/>
+          <w:szCs w:val="24"/>
+        </w:rPr>
+      </w:pPr>
+    </w:p>
+    <w:p>
+      <w:pPr>
+        <w:spacing w:after="0" w:line="480" w:lineRule="auto"/>
+        <w:rPr>
+          <w:color w:val="000000"/>
+          <w:sz w:val="24"/>
+          <w:szCs w:val="24"/>
+        </w:rPr>
+      </w:pPr>
+    </w:p>
+    <w:p>
+      <w:pPr>
+        <w:spacing w:after="0" w:line="480" w:lineRule="auto"/>
+        <w:rPr>
+          <w:color w:val="000000"/>
+          <w:sz w:val="24"/>
+          <w:szCs w:val="24"/>
+        </w:rPr>
+      </w:pPr>
+    </w:p>
+    <w:p>
+      <w:pPr>
+        <w:spacing w:after="0" w:line="480" w:lineRule="auto"/>
+        <w:rPr>
+          <w:color w:val="000000"/>
+          <w:sz w:val="24"/>
+          <w:szCs w:val="24"/>
+        </w:rPr>
+      </w:pPr>
+    </w:p>
+    <w:p>
+      <w:pPr>
+        <w:spacing w:after="0" w:line="480" w:lineRule="auto"/>
+        <w:rPr>
+          <w:color w:val="000000"/>
+          <w:sz w:val="24"/>
+          <w:szCs w:val="24"/>
+        </w:rPr>
+      </w:pPr>
+    </w:p>
+    <w:p>
+      <w:pPr>
+        <w:spacing w:after="0" w:line="480" w:lineRule="auto"/>
+        <w:rPr>
+          <w:color w:val="000000"/>
+          <w:sz w:val="24"/>
+          <w:szCs w:val="24"/>
+        </w:rPr>
+      </w:pPr>
+    </w:p>
+    <w:p>
+      <w:pPr>
+        <w:spacing w:after="0" w:line="480" w:lineRule="auto"/>
+        <w:rPr>
+          <w:color w:val="000000"/>
+          <w:sz w:val="24"/>
+          <w:szCs w:val="24"/>
+        </w:rPr>
+      </w:pPr>
+    </w:p>
+    <w:p>
+      <w:pPr>
+        <w:spacing w:after="0" w:line="480" w:lineRule="auto"/>
+        <w:rPr>
+          <w:color w:val="000000"/>
+          <w:sz w:val="24"/>
+          <w:szCs w:val="24"/>
+        </w:rPr>
+      </w:pPr>
+    </w:p>
+    <w:p>
+      <w:pPr>
+        <w:spacing w:after="0" w:line="480" w:lineRule="auto"/>
+        <w:rPr>
+          <w:color w:val="000000"/>
+          <w:sz w:val="24"/>
+          <w:szCs w:val="24"/>
+        </w:rPr>
+      </w:pPr>
+    </w:p>
+    <w:p>
+      <w:pPr>
+        <w:spacing w:after="0" w:line="480" w:lineRule="auto"/>
+        <w:rPr>
           <w:rFonts w:ascii="Times New Roman" w:hAnsi="Times New Roman" w:cs="Times New Roman"/>
           <w:color w:val="000000"/>
           <w:sz w:val="24"/>
@@ -3045,16 +2973,15 @@
       </w:pPr>
       <w:r>
         <w:rPr>
-          <w:rFonts w:ascii="Aptos" w:hAnsi="Aptos" w:cs="Aptos" w:eastAsia="Aptos"/>
-          <w:color w:val="000000"/>
-          <w:sz w:val="24"/>
-          <w:szCs w:val="24"/>
-        </w:rPr>
+          <w:color w:val="000000"/>
+          <w:sz w:val="24"/>
+          <w:szCs w:val="24"/>
+        </w:rPr>
+        <w:lastRenderedPageBreak/>
         <w:t xml:space="preserve">Standardized Patient: Pregnant with </w:t>
       </w:r>
       <w:r>
         <w:rPr>
-          <w:rFonts w:ascii="Aptos" w:hAnsi="Aptos" w:cs="Aptos" w:eastAsia="Aptos"/>
           <w:color w:val="000000"/>
           <w:sz w:val="24"/>
           <w:szCs w:val="24"/>
@@ -3063,7 +2990,6 @@
       </w:r>
       <w:r>
         <w:rPr>
-          <w:rFonts w:ascii="Aptos" w:hAnsi="Aptos" w:cs="Aptos" w:eastAsia="Aptos"/>
           <w:color w:val="000000"/>
           <w:sz w:val="24"/>
           <w:szCs w:val="24"/>
@@ -3072,7 +2998,6 @@
       </w:r>
       <w:r>
         <w:rPr>
-          <w:rFonts w:ascii="Aptos" w:hAnsi="Aptos" w:cs="Aptos" w:eastAsia="Aptos"/>
           <w:color w:val="000000"/>
           <w:sz w:val="24"/>
           <w:szCs w:val="24"/>
@@ -3094,7 +3019,6 @@
       </w:pPr>
       <w:r>
         <w:rPr>
-          <w:rFonts w:ascii="Aptos" w:hAnsi="Aptos" w:cs="Aptos" w:eastAsia="Aptos"/>
           <w:color w:val="000000"/>
           <w:sz w:val="24"/>
           <w:szCs w:val="24"/>
@@ -3103,7 +3027,6 @@
       </w:r>
       <w:r>
         <w:rPr>
-          <w:rFonts w:ascii="Aptos" w:hAnsi="Aptos" w:cs="Aptos" w:eastAsia="Aptos"/>
           <w:color w:val="000000"/>
           <w:sz w:val="24"/>
           <w:szCs w:val="24"/>
@@ -3112,7 +3035,6 @@
       </w:r>
       <w:r>
         <w:rPr>
-          <w:rFonts w:ascii="Aptos" w:hAnsi="Aptos" w:cs="Aptos" w:eastAsia="Aptos"/>
           <w:color w:val="000000"/>
           <w:sz w:val="24"/>
           <w:szCs w:val="24"/>
@@ -3121,7 +3043,6 @@
       </w:r>
       <w:r>
         <w:rPr>
-          <w:rFonts w:ascii="Aptos" w:hAnsi="Aptos" w:cs="Aptos" w:eastAsia="Aptos"/>
           <w:color w:val="000000"/>
           <w:sz w:val="24"/>
           <w:szCs w:val="24"/>
@@ -3130,7 +3051,6 @@
       </w:r>
       <w:r>
         <w:rPr>
-          <w:rFonts w:ascii="Aptos" w:hAnsi="Aptos" w:cs="Aptos" w:eastAsia="Aptos"/>
           <w:color w:val="000000"/>
           <w:sz w:val="24"/>
           <w:szCs w:val="24"/>
@@ -3139,7 +3059,6 @@
       </w:r>
       <w:r>
         <w:rPr>
-          <w:rFonts w:ascii="Aptos" w:hAnsi="Aptos" w:cs="Aptos" w:eastAsia="Aptos"/>
           <w:color w:val="000000"/>
           <w:sz w:val="24"/>
           <w:szCs w:val="24"/>
@@ -3148,7 +3067,6 @@
       </w:r>
       <w:r>
         <w:rPr>
-          <w:rFonts w:ascii="Aptos" w:hAnsi="Aptos" w:cs="Aptos" w:eastAsia="Aptos"/>
           <w:color w:val="000000"/>
           <w:sz w:val="24"/>
           <w:szCs w:val="24"/>
@@ -3157,7 +3075,6 @@
       </w:r>
       <w:r>
         <w:rPr>
-          <w:rFonts w:ascii="Aptos" w:hAnsi="Aptos" w:cs="Aptos" w:eastAsia="Aptos"/>
           <w:color w:val="000000"/>
           <w:sz w:val="24"/>
           <w:szCs w:val="24"/>
@@ -3166,7 +3083,6 @@
       </w:r>
       <w:r>
         <w:rPr>
-          <w:rFonts w:ascii="Aptos" w:hAnsi="Aptos" w:cs="Aptos" w:eastAsia="Aptos"/>
           <w:color w:val="000000"/>
           <w:sz w:val="24"/>
           <w:szCs w:val="24"/>
@@ -3175,7 +3091,6 @@
       </w:r>
       <w:r>
         <w:rPr>
-          <w:rFonts w:ascii="Aptos" w:hAnsi="Aptos" w:cs="Aptos" w:eastAsia="Aptos"/>
           <w:color w:val="000000"/>
           <w:sz w:val="24"/>
           <w:szCs w:val="24"/>
@@ -3184,7 +3099,6 @@
       </w:r>
       <w:r>
         <w:rPr>
-          <w:rFonts w:ascii="Aptos" w:hAnsi="Aptos" w:cs="Aptos" w:eastAsia="Aptos"/>
           <w:i/>
           <w:iCs/>
           <w:color w:val="000000"/>
@@ -3208,19 +3122,16 @@
       </w:pPr>
       <w:r>
         <w:rPr>
-          <w:rFonts w:ascii="Aptos" w:hAnsi="Aptos" w:cs="Aptos" w:eastAsia="Aptos"/>
           <w:b/>
           <w:bCs/>
           <w:color w:val="000000"/>
           <w:sz w:val="24"/>
           <w:szCs w:val="24"/>
         </w:rPr>
-        <w:lastRenderedPageBreak/>
         <w:t xml:space="preserve">Opening </w:t>
       </w:r>
       <w:r>
         <w:rPr>
-          <w:rFonts w:ascii="Aptos" w:hAnsi="Aptos" w:cs="Aptos" w:eastAsia="Aptos"/>
           <w:b/>
           <w:bCs/>
           <w:color w:val="000000"/>
@@ -3231,7 +3142,6 @@
       </w:r>
       <w:r>
         <w:rPr>
-          <w:rFonts w:ascii="Aptos" w:hAnsi="Aptos" w:cs="Aptos" w:eastAsia="Aptos"/>
           <w:b/>
           <w:bCs/>
           <w:color w:val="000000"/>
@@ -3242,7 +3152,6 @@
       </w:r>
       <w:r>
         <w:rPr>
-          <w:rFonts w:ascii="Aptos" w:hAnsi="Aptos" w:cs="Aptos" w:eastAsia="Aptos"/>
           <w:color w:val="000000"/>
           <w:sz w:val="24"/>
           <w:szCs w:val="24"/>
@@ -3251,7 +3160,6 @@
       </w:r>
       <w:r>
         <w:rPr>
-          <w:rFonts w:ascii="Aptos" w:hAnsi="Aptos" w:cs="Aptos" w:eastAsia="Aptos"/>
           <w:color w:val="000000"/>
           <w:sz w:val="24"/>
           <w:szCs w:val="24"/>
@@ -3271,7 +3179,6 @@
       </w:pPr>
       <w:r>
         <w:rPr>
-          <w:rFonts w:ascii="Aptos" w:hAnsi="Aptos" w:cs="Aptos" w:eastAsia="Aptos"/>
           <w:b/>
           <w:bCs/>
           <w:color w:val="000000"/>
@@ -3282,7 +3189,6 @@
       </w:r>
       <w:r>
         <w:rPr>
-          <w:rFonts w:ascii="Aptos" w:hAnsi="Aptos" w:cs="Aptos" w:eastAsia="Aptos"/>
           <w:color w:val="000000"/>
           <w:sz w:val="24"/>
           <w:szCs w:val="24"/>
@@ -3291,7 +3197,6 @@
       </w:r>
       <w:r>
         <w:rPr>
-          <w:rFonts w:ascii="Aptos" w:hAnsi="Aptos" w:cs="Aptos" w:eastAsia="Aptos"/>
           <w:color w:val="000000"/>
           <w:sz w:val="24"/>
           <w:szCs w:val="24"/>
@@ -3311,7 +3216,6 @@
       </w:pPr>
       <w:r>
         <w:rPr>
-          <w:rFonts w:ascii="Aptos" w:hAnsi="Aptos" w:cs="Aptos" w:eastAsia="Aptos"/>
           <w:b/>
           <w:bCs/>
           <w:color w:val="000000"/>
@@ -3322,7 +3226,6 @@
       </w:r>
       <w:r>
         <w:rPr>
-          <w:rFonts w:ascii="Aptos" w:hAnsi="Aptos" w:cs="Aptos" w:eastAsia="Aptos"/>
           <w:color w:val="000000"/>
           <w:sz w:val="24"/>
           <w:szCs w:val="24"/>
@@ -3342,7 +3245,6 @@
       </w:pPr>
       <w:r>
         <w:rPr>
-          <w:rFonts w:ascii="Aptos" w:hAnsi="Aptos" w:cs="Aptos" w:eastAsia="Aptos"/>
           <w:b/>
           <w:bCs/>
           <w:color w:val="000000"/>
@@ -3353,7 +3255,6 @@
       </w:r>
       <w:r>
         <w:rPr>
-          <w:rFonts w:ascii="Aptos" w:hAnsi="Aptos" w:cs="Aptos" w:eastAsia="Aptos"/>
           <w:color w:val="000000"/>
           <w:sz w:val="24"/>
           <w:szCs w:val="24"/>
@@ -3373,7 +3274,6 @@
       </w:pPr>
       <w:r>
         <w:rPr>
-          <w:rFonts w:ascii="Aptos" w:hAnsi="Aptos" w:cs="Aptos" w:eastAsia="Aptos"/>
           <w:color w:val="000000"/>
           <w:sz w:val="24"/>
           <w:szCs w:val="24"/>
@@ -3398,7 +3298,6 @@
       </w:pPr>
       <w:r>
         <w:rPr>
-          <w:rFonts w:ascii="Aptos" w:hAnsi="Aptos" w:cs="Aptos" w:eastAsia="Aptos"/>
           <w:color w:val="000000"/>
           <w:sz w:val="24"/>
           <w:szCs w:val="24"/>
@@ -3423,7 +3322,6 @@
       </w:pPr>
       <w:r>
         <w:rPr>
-          <w:rFonts w:ascii="Aptos" w:hAnsi="Aptos" w:cs="Aptos" w:eastAsia="Aptos"/>
           <w:color w:val="000000"/>
           <w:sz w:val="24"/>
           <w:szCs w:val="24"/>
@@ -3448,7 +3346,6 @@
       </w:pPr>
       <w:r>
         <w:rPr>
-          <w:rFonts w:ascii="Aptos" w:hAnsi="Aptos" w:cs="Aptos" w:eastAsia="Aptos"/>
           <w:color w:val="000000"/>
           <w:sz w:val="24"/>
           <w:szCs w:val="24"/>
@@ -3470,7 +3367,6 @@
       </w:pPr>
       <w:r>
         <w:rPr>
-          <w:rFonts w:ascii="Aptos" w:hAnsi="Aptos" w:cs="Aptos" w:eastAsia="Aptos"/>
           <w:b/>
           <w:bCs/>
           <w:color w:val="000000"/>
@@ -3497,7 +3393,6 @@
       </w:pPr>
       <w:r>
         <w:rPr>
-          <w:rFonts w:ascii="Aptos" w:hAnsi="Aptos" w:cs="Aptos" w:eastAsia="Aptos"/>
           <w:color w:val="000000"/>
           <w:sz w:val="24"/>
           <w:szCs w:val="24"/>
@@ -3507,7 +3402,6 @@
       <w:proofErr w:type="gramStart"/>
       <w:r>
         <w:rPr>
-          <w:rFonts w:ascii="Aptos" w:hAnsi="Aptos" w:cs="Aptos" w:eastAsia="Aptos"/>
           <w:color w:val="000000"/>
           <w:sz w:val="24"/>
           <w:szCs w:val="24"/>
@@ -3516,7 +3410,6 @@
       </w:r>
       <w:r>
         <w:rPr>
-          <w:rFonts w:ascii="Aptos" w:hAnsi="Aptos" w:cs="Aptos" w:eastAsia="Aptos"/>
           <w:color w:val="000000"/>
           <w:sz w:val="24"/>
           <w:szCs w:val="24"/>
@@ -3526,7 +3419,6 @@
       <w:proofErr w:type="gramEnd"/>
       <w:r>
         <w:rPr>
-          <w:rFonts w:ascii="Aptos" w:hAnsi="Aptos" w:cs="Aptos" w:eastAsia="Aptos"/>
           <w:color w:val="000000"/>
           <w:sz w:val="24"/>
           <w:szCs w:val="24"/>
@@ -3551,7 +3443,6 @@
       </w:pPr>
       <w:r>
         <w:rPr>
-          <w:rFonts w:ascii="Aptos" w:hAnsi="Aptos" w:cs="Aptos" w:eastAsia="Aptos"/>
           <w:color w:val="000000"/>
           <w:sz w:val="24"/>
           <w:szCs w:val="24"/>
@@ -3560,7 +3451,6 @@
       </w:r>
       <w:r>
         <w:rPr>
-          <w:rFonts w:ascii="Aptos" w:hAnsi="Aptos" w:cs="Aptos" w:eastAsia="Aptos"/>
           <w:color w:val="000000"/>
           <w:sz w:val="24"/>
           <w:szCs w:val="24"/>
@@ -3569,7 +3459,6 @@
       </w:r>
       <w:r>
         <w:rPr>
-          <w:rFonts w:ascii="Aptos" w:hAnsi="Aptos" w:cs="Aptos" w:eastAsia="Aptos"/>
           <w:color w:val="000000"/>
           <w:sz w:val="24"/>
           <w:szCs w:val="24"/>
@@ -3589,7 +3478,6 @@
       </w:pPr>
       <w:r>
         <w:rPr>
-          <w:rFonts w:ascii="Aptos" w:hAnsi="Aptos" w:cs="Aptos" w:eastAsia="Aptos"/>
           <w:color w:val="000000"/>
           <w:sz w:val="24"/>
           <w:szCs w:val="24"/>
@@ -3614,7 +3502,6 @@
       </w:pPr>
       <w:r>
         <w:rPr>
-          <w:rFonts w:ascii="Aptos" w:hAnsi="Aptos" w:cs="Aptos" w:eastAsia="Aptos"/>
           <w:color w:val="000000"/>
           <w:sz w:val="24"/>
           <w:szCs w:val="24"/>
@@ -3639,7 +3526,6 @@
       </w:pPr>
       <w:r>
         <w:rPr>
-          <w:rFonts w:ascii="Aptos" w:hAnsi="Aptos" w:cs="Aptos" w:eastAsia="Aptos"/>
           <w:color w:val="000000"/>
           <w:sz w:val="24"/>
           <w:szCs w:val="24"/>
@@ -3664,7 +3550,6 @@
       </w:pPr>
       <w:r>
         <w:rPr>
-          <w:rFonts w:ascii="Aptos" w:hAnsi="Aptos" w:cs="Aptos" w:eastAsia="Aptos"/>
           <w:color w:val="000000"/>
           <w:sz w:val="24"/>
           <w:szCs w:val="24"/>
@@ -3673,7 +3558,6 @@
       </w:r>
       <w:r>
         <w:rPr>
-          <w:rFonts w:ascii="Aptos" w:hAnsi="Aptos" w:cs="Aptos" w:eastAsia="Aptos"/>
           <w:color w:val="000000"/>
           <w:sz w:val="24"/>
           <w:szCs w:val="24"/>
@@ -3682,7 +3566,6 @@
       </w:r>
       <w:r>
         <w:rPr>
-          <w:rFonts w:ascii="Aptos" w:hAnsi="Aptos" w:cs="Aptos" w:eastAsia="Aptos"/>
           <w:color w:val="000000"/>
           <w:sz w:val="24"/>
           <w:szCs w:val="24"/>
@@ -3691,7 +3574,6 @@
       </w:r>
       <w:r>
         <w:rPr>
-          <w:rFonts w:ascii="Aptos" w:hAnsi="Aptos" w:cs="Aptos" w:eastAsia="Aptos"/>
           <w:color w:val="000000"/>
           <w:sz w:val="24"/>
           <w:szCs w:val="24"/>
@@ -3700,7 +3582,6 @@
       </w:r>
       <w:r>
         <w:rPr>
-          <w:rFonts w:ascii="Aptos" w:hAnsi="Aptos" w:cs="Aptos" w:eastAsia="Aptos"/>
           <w:color w:val="000000"/>
           <w:sz w:val="24"/>
           <w:szCs w:val="24"/>
@@ -3709,7 +3590,6 @@
       </w:r>
       <w:r>
         <w:rPr>
-          <w:rFonts w:ascii="Aptos" w:hAnsi="Aptos" w:cs="Aptos" w:eastAsia="Aptos"/>
           <w:color w:val="000000"/>
           <w:sz w:val="24"/>
           <w:szCs w:val="24"/>
@@ -3718,7 +3598,6 @@
       </w:r>
       <w:r>
         <w:rPr>
-          <w:rFonts w:ascii="Aptos" w:hAnsi="Aptos" w:cs="Aptos" w:eastAsia="Aptos"/>
           <w:color w:val="000000"/>
           <w:sz w:val="24"/>
           <w:szCs w:val="24"/>
@@ -3727,7 +3606,6 @@
       </w:r>
       <w:r>
         <w:rPr>
-          <w:rFonts w:ascii="Aptos" w:hAnsi="Aptos" w:cs="Aptos" w:eastAsia="Aptos"/>
           <w:color w:val="000000"/>
           <w:sz w:val="24"/>
           <w:szCs w:val="24"/>
@@ -3736,7 +3614,6 @@
       </w:r>
       <w:r>
         <w:rPr>
-          <w:rFonts w:ascii="Aptos" w:hAnsi="Aptos" w:cs="Aptos" w:eastAsia="Aptos"/>
           <w:color w:val="000000"/>
           <w:sz w:val="24"/>
           <w:szCs w:val="24"/>
@@ -3745,7 +3622,6 @@
       </w:r>
       <w:r>
         <w:rPr>
-          <w:rFonts w:ascii="Aptos" w:hAnsi="Aptos" w:cs="Aptos" w:eastAsia="Aptos"/>
           <w:color w:val="000000"/>
           <w:sz w:val="24"/>
           <w:szCs w:val="24"/>
@@ -3754,7 +3630,6 @@
       </w:r>
       <w:r>
         <w:rPr>
-          <w:rFonts w:ascii="Aptos" w:hAnsi="Aptos" w:cs="Aptos" w:eastAsia="Aptos"/>
           <w:color w:val="000000"/>
           <w:sz w:val="24"/>
           <w:szCs w:val="24"/>
@@ -3763,7 +3638,6 @@
       </w:r>
       <w:r>
         <w:rPr>
-          <w:rFonts w:ascii="Aptos" w:hAnsi="Aptos" w:cs="Aptos" w:eastAsia="Aptos"/>
           <w:color w:val="000000"/>
           <w:sz w:val="24"/>
           <w:szCs w:val="24"/>
@@ -3788,7 +3662,6 @@
       </w:pPr>
       <w:r>
         <w:rPr>
-          <w:rFonts w:ascii="Aptos" w:hAnsi="Aptos" w:cs="Aptos" w:eastAsia="Aptos"/>
           <w:color w:val="000000"/>
           <w:sz w:val="24"/>
           <w:szCs w:val="24"/>
@@ -3797,7 +3670,6 @@
       </w:r>
       <w:r>
         <w:rPr>
-          <w:rFonts w:ascii="Aptos" w:hAnsi="Aptos" w:cs="Aptos" w:eastAsia="Aptos"/>
           <w:color w:val="000000"/>
           <w:sz w:val="24"/>
           <w:szCs w:val="24"/>
@@ -3806,7 +3678,6 @@
       </w:r>
       <w:r>
         <w:rPr>
-          <w:rFonts w:ascii="Aptos" w:hAnsi="Aptos" w:cs="Aptos" w:eastAsia="Aptos"/>
           <w:color w:val="000000"/>
           <w:sz w:val="24"/>
           <w:szCs w:val="24"/>
@@ -3826,16 +3697,15 @@
       </w:pPr>
       <w:r>
         <w:rPr>
-          <w:rFonts w:ascii="Aptos" w:hAnsi="Aptos" w:cs="Aptos" w:eastAsia="Aptos"/>
-          <w:color w:val="000000"/>
-          <w:sz w:val="24"/>
-          <w:szCs w:val="24"/>
-        </w:rPr>
+          <w:color w:val="000000"/>
+          <w:sz w:val="24"/>
+          <w:szCs w:val="24"/>
+        </w:rPr>
+        <w:lastRenderedPageBreak/>
         <w:t>After sharing these concerns, the HCP should refer you to the physician.</w:t>
       </w:r>
       <w:r>
         <w:rPr>
-          <w:rFonts w:ascii="Aptos" w:hAnsi="Aptos" w:cs="Aptos" w:eastAsia="Aptos"/>
           <w:color w:val="000000"/>
           <w:sz w:val="24"/>
           <w:szCs w:val="24"/>
@@ -3844,7 +3714,6 @@
       </w:r>
       <w:r>
         <w:rPr>
-          <w:rFonts w:ascii="Aptos" w:hAnsi="Aptos" w:cs="Aptos" w:eastAsia="Aptos"/>
           <w:color w:val="000000"/>
           <w:sz w:val="24"/>
           <w:szCs w:val="24"/>
@@ -3853,7 +3722,6 @@
       </w:r>
       <w:r>
         <w:rPr>
-          <w:rFonts w:ascii="Aptos" w:hAnsi="Aptos" w:cs="Aptos" w:eastAsia="Aptos"/>
           <w:b/>
           <w:bCs/>
           <w:color w:val="000000"/>
@@ -3864,7 +3732,6 @@
       </w:r>
       <w:r>
         <w:rPr>
-          <w:rFonts w:ascii="Aptos" w:hAnsi="Aptos" w:cs="Aptos" w:eastAsia="Aptos"/>
           <w:b/>
           <w:bCs/>
           <w:color w:val="000000"/>
@@ -3875,7 +3742,6 @@
       </w:r>
       <w:r>
         <w:rPr>
-          <w:rFonts w:ascii="Aptos" w:hAnsi="Aptos" w:cs="Aptos" w:eastAsia="Aptos"/>
           <w:b/>
           <w:bCs/>
           <w:color w:val="000000"/>
@@ -3886,7 +3752,6 @@
       </w:r>
       <w:r>
         <w:rPr>
-          <w:rFonts w:ascii="Aptos" w:hAnsi="Aptos" w:cs="Aptos" w:eastAsia="Aptos"/>
           <w:color w:val="000000"/>
           <w:sz w:val="24"/>
           <w:szCs w:val="24"/>
@@ -3895,7 +3760,6 @@
       </w:r>
       <w:r>
         <w:rPr>
-          <w:rFonts w:ascii="Aptos" w:hAnsi="Aptos" w:cs="Aptos" w:eastAsia="Aptos"/>
           <w:color w:val="000000"/>
           <w:sz w:val="24"/>
           <w:szCs w:val="24"/>
@@ -3904,7 +3768,6 @@
       </w:r>
       <w:r>
         <w:rPr>
-          <w:rFonts w:ascii="Aptos" w:hAnsi="Aptos" w:cs="Aptos" w:eastAsia="Aptos"/>
           <w:color w:val="000000"/>
           <w:sz w:val="24"/>
           <w:szCs w:val="24"/>
@@ -3913,7 +3776,6 @@
       </w:r>
       <w:r>
         <w:rPr>
-          <w:rFonts w:ascii="Aptos" w:hAnsi="Aptos" w:cs="Aptos" w:eastAsia="Aptos"/>
           <w:color w:val="000000"/>
           <w:sz w:val="24"/>
           <w:szCs w:val="24"/>
@@ -3925,6 +3787,186 @@
       <w:pPr>
         <w:spacing w:after="0" w:line="480" w:lineRule="auto"/>
         <w:rPr>
+          <w:color w:val="000000"/>
+          <w:sz w:val="24"/>
+          <w:szCs w:val="24"/>
+        </w:rPr>
+      </w:pPr>
+    </w:p>
+    <w:p>
+      <w:pPr>
+        <w:spacing w:after="0" w:line="480" w:lineRule="auto"/>
+        <w:rPr>
+          <w:color w:val="000000"/>
+          <w:sz w:val="24"/>
+          <w:szCs w:val="24"/>
+        </w:rPr>
+      </w:pPr>
+    </w:p>
+    <w:p>
+      <w:pPr>
+        <w:spacing w:after="0" w:line="480" w:lineRule="auto"/>
+        <w:rPr>
+          <w:color w:val="000000"/>
+          <w:sz w:val="24"/>
+          <w:szCs w:val="24"/>
+        </w:rPr>
+      </w:pPr>
+    </w:p>
+    <w:p>
+      <w:pPr>
+        <w:spacing w:after="0" w:line="480" w:lineRule="auto"/>
+        <w:rPr>
+          <w:color w:val="000000"/>
+          <w:sz w:val="24"/>
+          <w:szCs w:val="24"/>
+        </w:rPr>
+      </w:pPr>
+    </w:p>
+    <w:p>
+      <w:pPr>
+        <w:spacing w:after="0" w:line="480" w:lineRule="auto"/>
+        <w:rPr>
+          <w:color w:val="000000"/>
+          <w:sz w:val="24"/>
+          <w:szCs w:val="24"/>
+        </w:rPr>
+      </w:pPr>
+    </w:p>
+    <w:p>
+      <w:pPr>
+        <w:spacing w:after="0" w:line="480" w:lineRule="auto"/>
+        <w:rPr>
+          <w:color w:val="000000"/>
+          <w:sz w:val="24"/>
+          <w:szCs w:val="24"/>
+        </w:rPr>
+      </w:pPr>
+    </w:p>
+    <w:p>
+      <w:pPr>
+        <w:spacing w:after="0" w:line="480" w:lineRule="auto"/>
+        <w:rPr>
+          <w:color w:val="000000"/>
+          <w:sz w:val="24"/>
+          <w:szCs w:val="24"/>
+        </w:rPr>
+      </w:pPr>
+    </w:p>
+    <w:p>
+      <w:pPr>
+        <w:spacing w:after="0" w:line="480" w:lineRule="auto"/>
+        <w:rPr>
+          <w:color w:val="000000"/>
+          <w:sz w:val="24"/>
+          <w:szCs w:val="24"/>
+        </w:rPr>
+      </w:pPr>
+    </w:p>
+    <w:p>
+      <w:pPr>
+        <w:spacing w:after="0" w:line="480" w:lineRule="auto"/>
+        <w:rPr>
+          <w:color w:val="000000"/>
+          <w:sz w:val="24"/>
+          <w:szCs w:val="24"/>
+        </w:rPr>
+      </w:pPr>
+    </w:p>
+    <w:p>
+      <w:pPr>
+        <w:spacing w:after="0" w:line="480" w:lineRule="auto"/>
+        <w:rPr>
+          <w:color w:val="000000"/>
+          <w:sz w:val="24"/>
+          <w:szCs w:val="24"/>
+        </w:rPr>
+      </w:pPr>
+    </w:p>
+    <w:p>
+      <w:pPr>
+        <w:spacing w:after="0" w:line="480" w:lineRule="auto"/>
+        <w:rPr>
+          <w:color w:val="000000"/>
+          <w:sz w:val="24"/>
+          <w:szCs w:val="24"/>
+        </w:rPr>
+      </w:pPr>
+    </w:p>
+    <w:p>
+      <w:pPr>
+        <w:spacing w:after="0" w:line="480" w:lineRule="auto"/>
+        <w:rPr>
+          <w:color w:val="000000"/>
+          <w:sz w:val="24"/>
+          <w:szCs w:val="24"/>
+        </w:rPr>
+      </w:pPr>
+    </w:p>
+    <w:p>
+      <w:pPr>
+        <w:spacing w:after="0" w:line="480" w:lineRule="auto"/>
+        <w:rPr>
+          <w:color w:val="000000"/>
+          <w:sz w:val="24"/>
+          <w:szCs w:val="24"/>
+        </w:rPr>
+      </w:pPr>
+    </w:p>
+    <w:p>
+      <w:pPr>
+        <w:spacing w:after="0" w:line="480" w:lineRule="auto"/>
+        <w:rPr>
+          <w:color w:val="000000"/>
+          <w:sz w:val="24"/>
+          <w:szCs w:val="24"/>
+        </w:rPr>
+      </w:pPr>
+    </w:p>
+    <w:p>
+      <w:pPr>
+        <w:spacing w:after="0" w:line="480" w:lineRule="auto"/>
+        <w:rPr>
+          <w:color w:val="000000"/>
+          <w:sz w:val="24"/>
+          <w:szCs w:val="24"/>
+        </w:rPr>
+      </w:pPr>
+    </w:p>
+    <w:p>
+      <w:pPr>
+        <w:spacing w:after="0" w:line="480" w:lineRule="auto"/>
+        <w:rPr>
+          <w:color w:val="000000"/>
+          <w:sz w:val="24"/>
+          <w:szCs w:val="24"/>
+        </w:rPr>
+      </w:pPr>
+    </w:p>
+    <w:p>
+      <w:pPr>
+        <w:spacing w:after="0" w:line="480" w:lineRule="auto"/>
+        <w:rPr>
+          <w:color w:val="000000"/>
+          <w:sz w:val="24"/>
+          <w:szCs w:val="24"/>
+        </w:rPr>
+      </w:pPr>
+    </w:p>
+    <w:p>
+      <w:pPr>
+        <w:spacing w:after="0" w:line="480" w:lineRule="auto"/>
+        <w:rPr>
+          <w:color w:val="000000"/>
+          <w:sz w:val="24"/>
+          <w:szCs w:val="24"/>
+        </w:rPr>
+      </w:pPr>
+    </w:p>
+    <w:p>
+      <w:pPr>
+        <w:spacing w:after="0" w:line="480" w:lineRule="auto"/>
+        <w:rPr>
           <w:rFonts w:ascii="Times New Roman" w:hAnsi="Times New Roman" w:cs="Times New Roman"/>
           <w:color w:val="000000"/>
           <w:sz w:val="24"/>
@@ -3933,11 +3975,11 @@
       </w:pPr>
       <w:r>
         <w:rPr>
-          <w:rFonts w:ascii="Aptos" w:hAnsi="Aptos" w:cs="Aptos" w:eastAsia="Aptos"/>
-          <w:color w:val="000000"/>
-          <w:sz w:val="24"/>
-          <w:szCs w:val="24"/>
-        </w:rPr>
+          <w:color w:val="000000"/>
+          <w:sz w:val="24"/>
+          <w:szCs w:val="24"/>
+        </w:rPr>
+        <w:lastRenderedPageBreak/>
         <w:t>Standardized Patient: Molluscum Contagiosum</w:t>
       </w:r>
     </w:p>
@@ -3953,7 +3995,6 @@
       </w:pPr>
       <w:r>
         <w:rPr>
-          <w:rFonts w:ascii="Aptos" w:hAnsi="Aptos" w:cs="Aptos" w:eastAsia="Aptos"/>
           <w:color w:val="000000"/>
           <w:sz w:val="24"/>
           <w:szCs w:val="24"/>
@@ -3962,7 +4003,6 @@
       </w:r>
       <w:r>
         <w:rPr>
-          <w:rFonts w:ascii="Aptos" w:hAnsi="Aptos" w:cs="Aptos" w:eastAsia="Aptos"/>
           <w:color w:val="000000"/>
           <w:sz w:val="24"/>
           <w:szCs w:val="24"/>
@@ -3971,7 +4011,6 @@
       </w:r>
       <w:r>
         <w:rPr>
-          <w:rFonts w:ascii="Aptos" w:hAnsi="Aptos" w:cs="Aptos" w:eastAsia="Aptos"/>
           <w:color w:val="000000"/>
           <w:sz w:val="24"/>
           <w:szCs w:val="24"/>
@@ -3980,7 +4019,6 @@
       </w:r>
       <w:r>
         <w:rPr>
-          <w:rFonts w:ascii="Aptos" w:hAnsi="Aptos" w:cs="Aptos" w:eastAsia="Aptos"/>
           <w:color w:val="000000"/>
           <w:sz w:val="24"/>
           <w:szCs w:val="24"/>
@@ -3989,7 +4027,6 @@
       </w:r>
       <w:r>
         <w:rPr>
-          <w:rFonts w:ascii="Aptos" w:hAnsi="Aptos" w:cs="Aptos" w:eastAsia="Aptos"/>
           <w:color w:val="000000"/>
           <w:sz w:val="24"/>
           <w:szCs w:val="24"/>
@@ -3998,7 +4035,6 @@
       </w:r>
       <w:r>
         <w:rPr>
-          <w:rFonts w:ascii="Aptos" w:hAnsi="Aptos" w:cs="Aptos" w:eastAsia="Aptos"/>
           <w:color w:val="000000"/>
           <w:sz w:val="24"/>
           <w:szCs w:val="24"/>
@@ -4007,7 +4043,6 @@
       </w:r>
       <w:r>
         <w:rPr>
-          <w:rFonts w:ascii="Aptos" w:hAnsi="Aptos" w:cs="Aptos" w:eastAsia="Aptos"/>
           <w:color w:val="000000"/>
           <w:sz w:val="24"/>
           <w:szCs w:val="24"/>
@@ -4016,7 +4051,6 @@
       </w:r>
       <w:r>
         <w:rPr>
-          <w:rFonts w:ascii="Aptos" w:hAnsi="Aptos" w:cs="Aptos" w:eastAsia="Aptos"/>
           <w:color w:val="000000"/>
           <w:sz w:val="24"/>
           <w:szCs w:val="24"/>
@@ -4025,7 +4059,6 @@
       </w:r>
       <w:r>
         <w:rPr>
-          <w:rFonts w:ascii="Aptos" w:hAnsi="Aptos" w:cs="Aptos" w:eastAsia="Aptos"/>
           <w:color w:val="000000"/>
           <w:sz w:val="24"/>
           <w:szCs w:val="24"/>
@@ -4034,7 +4067,6 @@
       </w:r>
       <w:r>
         <w:rPr>
-          <w:rFonts w:ascii="Aptos" w:hAnsi="Aptos" w:cs="Aptos" w:eastAsia="Aptos"/>
           <w:color w:val="000000"/>
           <w:sz w:val="24"/>
           <w:szCs w:val="24"/>
@@ -4054,7 +4086,6 @@
       </w:pPr>
       <w:r>
         <w:rPr>
-          <w:rFonts w:ascii="Aptos" w:hAnsi="Aptos" w:cs="Aptos" w:eastAsia="Aptos"/>
           <w:color w:val="000000"/>
           <w:sz w:val="24"/>
           <w:szCs w:val="24"/>
@@ -4063,7 +4094,6 @@
       </w:r>
       <w:r>
         <w:rPr>
-          <w:rFonts w:ascii="Aptos" w:hAnsi="Aptos" w:cs="Aptos" w:eastAsia="Aptos"/>
           <w:color w:val="000000"/>
           <w:sz w:val="24"/>
           <w:szCs w:val="24"/>
@@ -4072,7 +4102,6 @@
       </w:r>
       <w:r>
         <w:rPr>
-          <w:rFonts w:ascii="Aptos" w:hAnsi="Aptos" w:cs="Aptos" w:eastAsia="Aptos"/>
           <w:color w:val="000000"/>
           <w:sz w:val="24"/>
           <w:szCs w:val="24"/>
@@ -4097,7 +4126,6 @@
       </w:pPr>
       <w:r>
         <w:rPr>
-          <w:rFonts w:ascii="Aptos" w:hAnsi="Aptos" w:cs="Aptos" w:eastAsia="Aptos"/>
           <w:color w:val="000000"/>
           <w:sz w:val="24"/>
           <w:szCs w:val="24"/>
@@ -4122,7 +4150,6 @@
       </w:pPr>
       <w:r>
         <w:rPr>
-          <w:rFonts w:ascii="Aptos" w:hAnsi="Aptos" w:cs="Aptos" w:eastAsia="Aptos"/>
           <w:color w:val="000000"/>
           <w:sz w:val="24"/>
           <w:szCs w:val="24"/>
@@ -4131,7 +4158,6 @@
       </w:r>
       <w:r>
         <w:rPr>
-          <w:rFonts w:ascii="Aptos" w:hAnsi="Aptos" w:cs="Aptos" w:eastAsia="Aptos"/>
           <w:color w:val="000000"/>
           <w:sz w:val="24"/>
           <w:szCs w:val="24"/>
@@ -4140,7 +4166,6 @@
       </w:r>
       <w:r>
         <w:rPr>
-          <w:rFonts w:ascii="Aptos" w:hAnsi="Aptos" w:cs="Aptos" w:eastAsia="Aptos"/>
           <w:color w:val="000000"/>
           <w:sz w:val="24"/>
           <w:szCs w:val="24"/>
@@ -4149,7 +4174,6 @@
       </w:r>
       <w:r>
         <w:rPr>
-          <w:rFonts w:ascii="Aptos" w:hAnsi="Aptos" w:cs="Aptos" w:eastAsia="Aptos"/>
           <w:color w:val="000000"/>
           <w:sz w:val="24"/>
           <w:szCs w:val="24"/>
@@ -4158,7 +4182,6 @@
       </w:r>
       <w:r>
         <w:rPr>
-          <w:rFonts w:ascii="Aptos" w:hAnsi="Aptos" w:cs="Aptos" w:eastAsia="Aptos"/>
           <w:color w:val="000000"/>
           <w:sz w:val="24"/>
           <w:szCs w:val="24"/>
@@ -4167,7 +4190,6 @@
       </w:r>
       <w:r>
         <w:rPr>
-          <w:rFonts w:ascii="Aptos" w:hAnsi="Aptos" w:cs="Aptos" w:eastAsia="Aptos"/>
           <w:color w:val="000000"/>
           <w:sz w:val="24"/>
           <w:szCs w:val="24"/>
@@ -4187,7 +4209,6 @@
       </w:pPr>
       <w:r>
         <w:rPr>
-          <w:rFonts w:ascii="Aptos" w:hAnsi="Aptos" w:cs="Aptos" w:eastAsia="Aptos"/>
           <w:color w:val="000000"/>
           <w:sz w:val="24"/>
           <w:szCs w:val="24"/>
@@ -4196,7 +4217,6 @@
       </w:r>
       <w:r>
         <w:rPr>
-          <w:rFonts w:ascii="Aptos" w:hAnsi="Aptos" w:cs="Aptos" w:eastAsia="Aptos"/>
           <w:color w:val="000000"/>
           <w:sz w:val="24"/>
           <w:szCs w:val="24"/>
@@ -4205,7 +4225,6 @@
       </w:r>
       <w:r>
         <w:rPr>
-          <w:rFonts w:ascii="Aptos" w:hAnsi="Aptos" w:cs="Aptos" w:eastAsia="Aptos"/>
           <w:color w:val="000000"/>
           <w:sz w:val="24"/>
           <w:szCs w:val="24"/>
@@ -4214,7 +4233,6 @@
       </w:r>
       <w:r>
         <w:rPr>
-          <w:rFonts w:ascii="Aptos" w:hAnsi="Aptos" w:cs="Aptos" w:eastAsia="Aptos"/>
           <w:b/>
           <w:bCs/>
           <w:color w:val="000000"/>
@@ -4225,7 +4243,6 @@
       </w:r>
       <w:r>
         <w:rPr>
-          <w:rFonts w:ascii="Aptos" w:hAnsi="Aptos" w:cs="Aptos" w:eastAsia="Aptos"/>
           <w:b/>
           <w:bCs/>
           <w:color w:val="000000"/>
@@ -4236,7 +4253,6 @@
       </w:r>
       <w:r>
         <w:rPr>
-          <w:rFonts w:ascii="Aptos" w:hAnsi="Aptos" w:cs="Aptos" w:eastAsia="Aptos"/>
           <w:color w:val="000000"/>
           <w:sz w:val="24"/>
           <w:szCs w:val="24"/>
@@ -4245,7 +4261,6 @@
       </w:r>
       <w:r>
         <w:rPr>
-          <w:rFonts w:ascii="Aptos" w:hAnsi="Aptos" w:cs="Aptos" w:eastAsia="Aptos"/>
           <w:color w:val="000000"/>
           <w:sz w:val="24"/>
           <w:szCs w:val="24"/>
@@ -4254,7 +4269,6 @@
       </w:r>
       <w:r>
         <w:rPr>
-          <w:rFonts w:ascii="Aptos" w:hAnsi="Aptos" w:cs="Aptos" w:eastAsia="Aptos"/>
           <w:color w:val="000000"/>
           <w:sz w:val="24"/>
           <w:szCs w:val="24"/>
@@ -4263,7 +4277,6 @@
       </w:r>
       <w:r>
         <w:rPr>
-          <w:rFonts w:ascii="Aptos" w:hAnsi="Aptos" w:cs="Aptos" w:eastAsia="Aptos"/>
           <w:color w:val="000000"/>
           <w:sz w:val="24"/>
           <w:szCs w:val="24"/>
@@ -4275,6 +4288,116 @@
       <w:pPr>
         <w:spacing w:after="0" w:line="480" w:lineRule="auto"/>
         <w:rPr>
+          <w:color w:val="000000"/>
+          <w:sz w:val="24"/>
+          <w:szCs w:val="24"/>
+        </w:rPr>
+      </w:pPr>
+    </w:p>
+    <w:p>
+      <w:pPr>
+        <w:spacing w:after="0" w:line="480" w:lineRule="auto"/>
+        <w:rPr>
+          <w:color w:val="000000"/>
+          <w:sz w:val="24"/>
+          <w:szCs w:val="24"/>
+        </w:rPr>
+      </w:pPr>
+    </w:p>
+    <w:p>
+      <w:pPr>
+        <w:spacing w:after="0" w:line="480" w:lineRule="auto"/>
+        <w:rPr>
+          <w:color w:val="000000"/>
+          <w:sz w:val="24"/>
+          <w:szCs w:val="24"/>
+        </w:rPr>
+      </w:pPr>
+    </w:p>
+    <w:p>
+      <w:pPr>
+        <w:spacing w:after="0" w:line="480" w:lineRule="auto"/>
+        <w:rPr>
+          <w:color w:val="000000"/>
+          <w:sz w:val="24"/>
+          <w:szCs w:val="24"/>
+        </w:rPr>
+      </w:pPr>
+    </w:p>
+    <w:p>
+      <w:pPr>
+        <w:spacing w:after="0" w:line="480" w:lineRule="auto"/>
+        <w:rPr>
+          <w:color w:val="000000"/>
+          <w:sz w:val="24"/>
+          <w:szCs w:val="24"/>
+        </w:rPr>
+      </w:pPr>
+    </w:p>
+    <w:p>
+      <w:pPr>
+        <w:spacing w:after="0" w:line="480" w:lineRule="auto"/>
+        <w:rPr>
+          <w:color w:val="000000"/>
+          <w:sz w:val="24"/>
+          <w:szCs w:val="24"/>
+        </w:rPr>
+      </w:pPr>
+    </w:p>
+    <w:p>
+      <w:pPr>
+        <w:spacing w:after="0" w:line="480" w:lineRule="auto"/>
+        <w:rPr>
+          <w:color w:val="000000"/>
+          <w:sz w:val="24"/>
+          <w:szCs w:val="24"/>
+        </w:rPr>
+      </w:pPr>
+    </w:p>
+    <w:p>
+      <w:pPr>
+        <w:spacing w:after="0" w:line="480" w:lineRule="auto"/>
+        <w:rPr>
+          <w:color w:val="000000"/>
+          <w:sz w:val="24"/>
+          <w:szCs w:val="24"/>
+        </w:rPr>
+      </w:pPr>
+    </w:p>
+    <w:p>
+      <w:pPr>
+        <w:spacing w:after="0" w:line="480" w:lineRule="auto"/>
+        <w:rPr>
+          <w:color w:val="000000"/>
+          <w:sz w:val="24"/>
+          <w:szCs w:val="24"/>
+        </w:rPr>
+      </w:pPr>
+    </w:p>
+    <w:p>
+      <w:pPr>
+        <w:spacing w:after="0" w:line="480" w:lineRule="auto"/>
+        <w:rPr>
+          <w:color w:val="000000"/>
+          <w:sz w:val="24"/>
+          <w:szCs w:val="24"/>
+        </w:rPr>
+      </w:pPr>
+    </w:p>
+    <w:p>
+      <w:pPr>
+        <w:spacing w:after="0" w:line="480" w:lineRule="auto"/>
+        <w:rPr>
+          <w:color w:val="000000"/>
+          <w:sz w:val="24"/>
+          <w:szCs w:val="24"/>
+        </w:rPr>
+      </w:pPr>
+    </w:p>
+    <w:p>
+      <w:pPr>
+        <w:spacing w:after="0" w:line="480" w:lineRule="auto"/>
+        <w:rPr>
           <w:rFonts w:ascii="Times New Roman" w:hAnsi="Times New Roman" w:cs="Times New Roman"/>
           <w:color w:val="000000"/>
           <w:sz w:val="24"/>
@@ -4283,11 +4406,11 @@
       </w:pPr>
       <w:r>
         <w:rPr>
-          <w:rFonts w:ascii="Aptos" w:hAnsi="Aptos" w:cs="Aptos" w:eastAsia="Aptos"/>
-          <w:color w:val="000000"/>
-          <w:sz w:val="24"/>
-          <w:szCs w:val="24"/>
-        </w:rPr>
+          <w:color w:val="000000"/>
+          <w:sz w:val="24"/>
+          <w:szCs w:val="24"/>
+        </w:rPr>
+        <w:lastRenderedPageBreak/>
         <w:t>Standardized Patient: Ear Infection</w:t>
       </w:r>
     </w:p>
@@ -4303,17 +4426,14 @@
       </w:pPr>
       <w:r>
         <w:rPr>
-          <w:rFonts w:ascii="Aptos" w:hAnsi="Aptos" w:cs="Aptos" w:eastAsia="Aptos"/>
-          <w:color w:val="000000"/>
-          <w:sz w:val="24"/>
-          <w:szCs w:val="24"/>
-        </w:rPr>
-        <w:lastRenderedPageBreak/>
+          <w:color w:val="000000"/>
+          <w:sz w:val="24"/>
+          <w:szCs w:val="24"/>
+        </w:rPr>
         <w:t>While the HCP is giving a gynecologist recommendation to the athlete who is pregnant, walk in and wait at the door. (</w:t>
       </w:r>
       <w:r>
         <w:rPr>
-          <w:rFonts w:ascii="Aptos" w:hAnsi="Aptos" w:cs="Aptos" w:eastAsia="Aptos"/>
           <w:color w:val="000000"/>
           <w:sz w:val="24"/>
           <w:szCs w:val="24"/>
@@ -4322,7 +4442,6 @@
       </w:r>
       <w:r>
         <w:rPr>
-          <w:rFonts w:ascii="Aptos" w:hAnsi="Aptos" w:cs="Aptos" w:eastAsia="Aptos"/>
           <w:color w:val="000000"/>
           <w:sz w:val="24"/>
           <w:szCs w:val="24"/>
@@ -4331,7 +4450,6 @@
       </w:r>
       <w:r>
         <w:rPr>
-          <w:rFonts w:ascii="Aptos" w:hAnsi="Aptos" w:cs="Aptos" w:eastAsia="Aptos"/>
           <w:color w:val="000000"/>
           <w:sz w:val="24"/>
           <w:szCs w:val="24"/>
@@ -4340,7 +4458,6 @@
       </w:r>
       <w:r>
         <w:rPr>
-          <w:rFonts w:ascii="Aptos" w:hAnsi="Aptos" w:cs="Aptos" w:eastAsia="Aptos"/>
           <w:color w:val="000000"/>
           <w:sz w:val="24"/>
           <w:szCs w:val="24"/>
@@ -4349,7 +4466,6 @@
       </w:r>
       <w:r>
         <w:rPr>
-          <w:rFonts w:ascii="Aptos" w:hAnsi="Aptos" w:cs="Aptos" w:eastAsia="Aptos"/>
           <w:color w:val="000000"/>
           <w:sz w:val="24"/>
           <w:szCs w:val="24"/>
@@ -4358,7 +4474,6 @@
       </w:r>
       <w:r>
         <w:rPr>
-          <w:rFonts w:ascii="Aptos" w:hAnsi="Aptos" w:cs="Aptos" w:eastAsia="Aptos"/>
           <w:color w:val="000000"/>
           <w:sz w:val="24"/>
           <w:szCs w:val="24"/>
@@ -4367,7 +4482,6 @@
       </w:r>
       <w:r>
         <w:rPr>
-          <w:rFonts w:ascii="Aptos" w:hAnsi="Aptos" w:cs="Aptos" w:eastAsia="Aptos"/>
           <w:color w:val="000000"/>
           <w:sz w:val="24"/>
           <w:szCs w:val="24"/>
@@ -4376,7 +4490,6 @@
       </w:r>
       <w:r>
         <w:rPr>
-          <w:rFonts w:ascii="Aptos" w:hAnsi="Aptos" w:cs="Aptos" w:eastAsia="Aptos"/>
           <w:color w:val="000000"/>
           <w:sz w:val="24"/>
           <w:szCs w:val="24"/>
@@ -4396,7 +4509,6 @@
       </w:pPr>
       <w:r>
         <w:rPr>
-          <w:rFonts w:ascii="Aptos" w:hAnsi="Aptos" w:cs="Aptos" w:eastAsia="Aptos"/>
           <w:b/>
           <w:bCs/>
           <w:color w:val="000000"/>
@@ -4407,7 +4519,6 @@
       </w:r>
       <w:r>
         <w:rPr>
-          <w:rFonts w:ascii="Aptos" w:hAnsi="Aptos" w:cs="Aptos" w:eastAsia="Aptos"/>
           <w:b/>
           <w:bCs/>
           <w:color w:val="000000"/>
@@ -4418,7 +4529,6 @@
       </w:r>
       <w:r>
         <w:rPr>
-          <w:rFonts w:ascii="Aptos" w:hAnsi="Aptos" w:cs="Aptos" w:eastAsia="Aptos"/>
           <w:b/>
           <w:bCs/>
           <w:color w:val="000000"/>
@@ -4429,7 +4539,6 @@
       </w:r>
       <w:r>
         <w:rPr>
-          <w:rFonts w:ascii="Aptos" w:hAnsi="Aptos" w:cs="Aptos" w:eastAsia="Aptos"/>
           <w:color w:val="000000"/>
           <w:sz w:val="24"/>
           <w:szCs w:val="24"/>
@@ -4438,7 +4547,6 @@
       </w:r>
       <w:r>
         <w:rPr>
-          <w:rFonts w:ascii="Aptos" w:hAnsi="Aptos" w:cs="Aptos" w:eastAsia="Aptos"/>
           <w:color w:val="000000"/>
           <w:sz w:val="24"/>
           <w:szCs w:val="24"/>
@@ -4447,7 +4555,6 @@
       </w:r>
       <w:r>
         <w:rPr>
-          <w:rFonts w:ascii="Aptos" w:hAnsi="Aptos" w:cs="Aptos" w:eastAsia="Aptos"/>
           <w:color w:val="000000"/>
           <w:sz w:val="24"/>
           <w:szCs w:val="24"/>
@@ -4456,7 +4563,6 @@
       </w:r>
       <w:r>
         <w:rPr>
-          <w:rFonts w:ascii="Aptos" w:hAnsi="Aptos" w:cs="Aptos" w:eastAsia="Aptos"/>
           <w:color w:val="000000"/>
           <w:sz w:val="24"/>
           <w:szCs w:val="24"/>
@@ -4476,7 +4582,6 @@
       </w:pPr>
       <w:r>
         <w:rPr>
-          <w:rFonts w:ascii="Aptos" w:hAnsi="Aptos" w:cs="Aptos" w:eastAsia="Aptos"/>
           <w:b/>
           <w:bCs/>
           <w:color w:val="000000"/>
@@ -4487,7 +4592,6 @@
       </w:r>
       <w:r>
         <w:rPr>
-          <w:rFonts w:ascii="Aptos" w:hAnsi="Aptos" w:cs="Aptos" w:eastAsia="Aptos"/>
           <w:color w:val="000000"/>
           <w:sz w:val="24"/>
           <w:szCs w:val="24"/>
@@ -4496,7 +4600,6 @@
       </w:r>
       <w:r>
         <w:rPr>
-          <w:rFonts w:ascii="Aptos" w:hAnsi="Aptos" w:cs="Aptos" w:eastAsia="Aptos"/>
           <w:color w:val="000000"/>
           <w:sz w:val="24"/>
           <w:szCs w:val="24"/>
@@ -4516,7 +4619,6 @@
       </w:pPr>
       <w:r>
         <w:rPr>
-          <w:rFonts w:ascii="Aptos" w:hAnsi="Aptos" w:cs="Aptos" w:eastAsia="Aptos"/>
           <w:b/>
           <w:bCs/>
           <w:color w:val="000000"/>
@@ -4527,7 +4629,6 @@
       </w:r>
       <w:r>
         <w:rPr>
-          <w:rFonts w:ascii="Aptos" w:hAnsi="Aptos" w:cs="Aptos" w:eastAsia="Aptos"/>
           <w:color w:val="000000"/>
           <w:sz w:val="24"/>
           <w:szCs w:val="24"/>
@@ -4547,7 +4648,6 @@
       </w:pPr>
       <w:r>
         <w:rPr>
-          <w:rFonts w:ascii="Aptos" w:hAnsi="Aptos" w:cs="Aptos" w:eastAsia="Aptos"/>
           <w:b/>
           <w:bCs/>
           <w:color w:val="000000"/>
@@ -4558,7 +4658,6 @@
       </w:r>
       <w:r>
         <w:rPr>
-          <w:rFonts w:ascii="Aptos" w:hAnsi="Aptos" w:cs="Aptos" w:eastAsia="Aptos"/>
           <w:color w:val="000000"/>
           <w:sz w:val="24"/>
           <w:szCs w:val="24"/>
@@ -4578,7 +4677,6 @@
       </w:pPr>
       <w:r>
         <w:rPr>
-          <w:rFonts w:ascii="Aptos" w:hAnsi="Aptos" w:cs="Aptos" w:eastAsia="Aptos"/>
           <w:color w:val="000000"/>
           <w:sz w:val="24"/>
           <w:szCs w:val="24"/>
@@ -4587,7 +4685,6 @@
       </w:r>
       <w:r>
         <w:rPr>
-          <w:rFonts w:ascii="Aptos" w:hAnsi="Aptos" w:cs="Aptos" w:eastAsia="Aptos"/>
           <w:color w:val="000000"/>
           <w:sz w:val="24"/>
           <w:szCs w:val="24"/>
@@ -4596,7 +4693,6 @@
       </w:r>
       <w:r>
         <w:rPr>
-          <w:rFonts w:ascii="Aptos" w:hAnsi="Aptos" w:cs="Aptos" w:eastAsia="Aptos"/>
           <w:color w:val="000000"/>
           <w:sz w:val="24"/>
           <w:szCs w:val="24"/>
@@ -4621,7 +4717,6 @@
       </w:pPr>
       <w:r>
         <w:rPr>
-          <w:rFonts w:ascii="Aptos" w:hAnsi="Aptos" w:cs="Aptos" w:eastAsia="Aptos"/>
           <w:color w:val="000000"/>
           <w:sz w:val="24"/>
           <w:szCs w:val="24"/>
@@ -4646,7 +4741,6 @@
       </w:pPr>
       <w:r>
         <w:rPr>
-          <w:rFonts w:ascii="Aptos" w:hAnsi="Aptos" w:cs="Aptos" w:eastAsia="Aptos"/>
           <w:color w:val="000000"/>
           <w:sz w:val="24"/>
           <w:szCs w:val="24"/>
@@ -4655,7 +4749,6 @@
       </w:r>
       <w:r>
         <w:rPr>
-          <w:rFonts w:ascii="Aptos" w:hAnsi="Aptos" w:cs="Aptos" w:eastAsia="Aptos"/>
           <w:color w:val="000000"/>
           <w:sz w:val="24"/>
           <w:szCs w:val="24"/>
@@ -4664,7 +4757,6 @@
       </w:r>
       <w:r>
         <w:rPr>
-          <w:rFonts w:ascii="Aptos" w:hAnsi="Aptos" w:cs="Aptos" w:eastAsia="Aptos"/>
           <w:color w:val="000000"/>
           <w:sz w:val="24"/>
           <w:szCs w:val="24"/>
@@ -4689,7 +4781,6 @@
       </w:pPr>
       <w:r>
         <w:rPr>
-          <w:rFonts w:ascii="Aptos" w:hAnsi="Aptos" w:cs="Aptos" w:eastAsia="Aptos"/>
           <w:color w:val="000000"/>
           <w:sz w:val="24"/>
           <w:szCs w:val="24"/>
@@ -4714,7 +4805,6 @@
       </w:pPr>
       <w:r>
         <w:rPr>
-          <w:rFonts w:ascii="Aptos" w:hAnsi="Aptos" w:cs="Aptos" w:eastAsia="Aptos"/>
           <w:color w:val="000000"/>
           <w:sz w:val="24"/>
           <w:szCs w:val="24"/>
@@ -4723,7 +4813,6 @@
       </w:r>
       <w:r>
         <w:rPr>
-          <w:rFonts w:ascii="Aptos" w:hAnsi="Aptos" w:cs="Aptos" w:eastAsia="Aptos"/>
           <w:color w:val="000000"/>
           <w:sz w:val="24"/>
           <w:szCs w:val="24"/>
@@ -4732,7 +4821,6 @@
       </w:r>
       <w:r>
         <w:rPr>
-          <w:rFonts w:ascii="Aptos" w:hAnsi="Aptos" w:cs="Aptos" w:eastAsia="Aptos"/>
           <w:color w:val="000000"/>
           <w:sz w:val="24"/>
           <w:szCs w:val="24"/>
@@ -4741,7 +4829,6 @@
       </w:r>
       <w:r>
         <w:rPr>
-          <w:rFonts w:ascii="Aptos" w:hAnsi="Aptos" w:cs="Aptos" w:eastAsia="Aptos"/>
           <w:color w:val="000000"/>
           <w:sz w:val="24"/>
           <w:szCs w:val="24"/>
@@ -4761,7 +4848,6 @@
       </w:pPr>
       <w:r>
         <w:rPr>
-          <w:rFonts w:ascii="Aptos" w:hAnsi="Aptos" w:cs="Aptos" w:eastAsia="Aptos"/>
           <w:color w:val="000000"/>
           <w:sz w:val="24"/>
           <w:szCs w:val="24"/>
@@ -4770,7 +4856,6 @@
       </w:r>
       <w:r>
         <w:rPr>
-          <w:rFonts w:ascii="Aptos" w:hAnsi="Aptos" w:cs="Aptos" w:eastAsia="Aptos"/>
           <w:b/>
           <w:bCs/>
           <w:color w:val="000000"/>
@@ -4781,7 +4866,6 @@
       </w:r>
       <w:r>
         <w:rPr>
-          <w:rFonts w:ascii="Aptos" w:hAnsi="Aptos" w:cs="Aptos" w:eastAsia="Aptos"/>
           <w:color w:val="000000"/>
           <w:sz w:val="24"/>
           <w:szCs w:val="24"/>
@@ -4790,7 +4874,6 @@
       </w:r>
       <w:r>
         <w:rPr>
-          <w:rFonts w:ascii="Aptos" w:hAnsi="Aptos" w:cs="Aptos" w:eastAsia="Aptos"/>
           <w:color w:val="000000"/>
           <w:sz w:val="24"/>
           <w:szCs w:val="24"/>
@@ -4802,6 +4885,66 @@
       <w:pPr>
         <w:spacing w:after="0" w:line="480" w:lineRule="auto"/>
         <w:rPr>
+          <w:color w:val="000000"/>
+          <w:sz w:val="24"/>
+          <w:szCs w:val="24"/>
+        </w:rPr>
+      </w:pPr>
+    </w:p>
+    <w:p>
+      <w:pPr>
+        <w:spacing w:after="0" w:line="480" w:lineRule="auto"/>
+        <w:rPr>
+          <w:color w:val="000000"/>
+          <w:sz w:val="24"/>
+          <w:szCs w:val="24"/>
+        </w:rPr>
+      </w:pPr>
+    </w:p>
+    <w:p>
+      <w:pPr>
+        <w:spacing w:after="0" w:line="480" w:lineRule="auto"/>
+        <w:rPr>
+          <w:color w:val="000000"/>
+          <w:sz w:val="24"/>
+          <w:szCs w:val="24"/>
+        </w:rPr>
+      </w:pPr>
+    </w:p>
+    <w:p>
+      <w:pPr>
+        <w:spacing w:after="0" w:line="480" w:lineRule="auto"/>
+        <w:rPr>
+          <w:color w:val="000000"/>
+          <w:sz w:val="24"/>
+          <w:szCs w:val="24"/>
+        </w:rPr>
+      </w:pPr>
+    </w:p>
+    <w:p>
+      <w:pPr>
+        <w:spacing w:after="0" w:line="480" w:lineRule="auto"/>
+        <w:rPr>
+          <w:color w:val="000000"/>
+          <w:sz w:val="24"/>
+          <w:szCs w:val="24"/>
+        </w:rPr>
+      </w:pPr>
+    </w:p>
+    <w:p>
+      <w:pPr>
+        <w:spacing w:after="0" w:line="480" w:lineRule="auto"/>
+        <w:rPr>
+          <w:color w:val="000000"/>
+          <w:sz w:val="24"/>
+          <w:szCs w:val="24"/>
+        </w:rPr>
+      </w:pPr>
+    </w:p>
+    <w:p>
+      <w:pPr>
+        <w:spacing w:after="0" w:line="480" w:lineRule="auto"/>
+        <w:rPr>
           <w:rFonts w:ascii="Times New Roman" w:hAnsi="Times New Roman" w:cs="Times New Roman"/>
           <w:color w:val="000000"/>
           <w:sz w:val="24"/>
@@ -4810,16 +4953,15 @@
       </w:pPr>
       <w:r>
         <w:rPr>
-          <w:rFonts w:ascii="Aptos" w:hAnsi="Aptos" w:cs="Aptos" w:eastAsia="Aptos"/>
-          <w:color w:val="000000"/>
-          <w:sz w:val="24"/>
-          <w:szCs w:val="24"/>
-        </w:rPr>
+          <w:color w:val="000000"/>
+          <w:sz w:val="24"/>
+          <w:szCs w:val="24"/>
+        </w:rPr>
+        <w:lastRenderedPageBreak/>
         <w:t>Standardized Patient: Hypertensi</w:t>
       </w:r>
       <w:r>
         <w:rPr>
-          <w:rFonts w:ascii="Aptos" w:hAnsi="Aptos" w:cs="Aptos" w:eastAsia="Aptos"/>
           <w:color w:val="000000"/>
           <w:sz w:val="24"/>
           <w:szCs w:val="24"/>
@@ -4828,7 +4970,6 @@
       </w:r>
       <w:r>
         <w:rPr>
-          <w:rFonts w:ascii="Aptos" w:hAnsi="Aptos" w:cs="Aptos" w:eastAsia="Aptos"/>
           <w:color w:val="000000"/>
           <w:sz w:val="24"/>
           <w:szCs w:val="24"/>
@@ -4837,7 +4978,6 @@
       </w:r>
       <w:r>
         <w:rPr>
-          <w:rFonts w:ascii="Aptos" w:hAnsi="Aptos" w:cs="Aptos" w:eastAsia="Aptos"/>
           <w:color w:val="000000"/>
           <w:sz w:val="24"/>
           <w:szCs w:val="24"/>
@@ -4857,17 +4997,14 @@
       </w:pPr>
       <w:r>
         <w:rPr>
-          <w:rFonts w:ascii="Aptos" w:hAnsi="Aptos" w:cs="Aptos" w:eastAsia="Aptos"/>
-          <w:color w:val="000000"/>
-          <w:sz w:val="24"/>
-          <w:szCs w:val="24"/>
-        </w:rPr>
-        <w:lastRenderedPageBreak/>
+          <w:color w:val="000000"/>
+          <w:sz w:val="24"/>
+          <w:szCs w:val="24"/>
+        </w:rPr>
         <w:t>Walk in as the patient with an ear infection is leaving (</w:t>
       </w:r>
       <w:r>
         <w:rPr>
-          <w:rFonts w:ascii="Aptos" w:hAnsi="Aptos" w:cs="Aptos" w:eastAsia="Aptos"/>
           <w:color w:val="000000"/>
           <w:sz w:val="24"/>
           <w:szCs w:val="24"/>
@@ -4876,7 +5013,6 @@
       </w:r>
       <w:r>
         <w:rPr>
-          <w:rFonts w:ascii="Aptos" w:hAnsi="Aptos" w:cs="Aptos" w:eastAsia="Aptos"/>
           <w:color w:val="000000"/>
           <w:sz w:val="24"/>
           <w:szCs w:val="24"/>
@@ -4885,7 +5021,6 @@
       </w:r>
       <w:r>
         <w:rPr>
-          <w:rFonts w:ascii="Aptos" w:hAnsi="Aptos" w:cs="Aptos" w:eastAsia="Aptos"/>
           <w:color w:val="000000"/>
           <w:sz w:val="24"/>
           <w:szCs w:val="24"/>
@@ -4894,7 +5029,6 @@
       </w:r>
       <w:r>
         <w:rPr>
-          <w:rFonts w:ascii="Aptos" w:hAnsi="Aptos" w:cs="Aptos" w:eastAsia="Aptos"/>
           <w:color w:val="000000"/>
           <w:sz w:val="24"/>
           <w:szCs w:val="24"/>
@@ -4903,7 +5037,6 @@
       </w:r>
       <w:r>
         <w:rPr>
-          <w:rFonts w:ascii="Aptos" w:hAnsi="Aptos" w:cs="Aptos" w:eastAsia="Aptos"/>
           <w:color w:val="000000"/>
           <w:sz w:val="24"/>
           <w:szCs w:val="24"/>
@@ -4912,7 +5045,6 @@
       </w:r>
       <w:r>
         <w:rPr>
-          <w:rFonts w:ascii="Aptos" w:hAnsi="Aptos" w:cs="Aptos" w:eastAsia="Aptos"/>
           <w:color w:val="000000"/>
           <w:sz w:val="24"/>
           <w:szCs w:val="24"/>
@@ -4921,7 +5053,6 @@
       </w:r>
       <w:r>
         <w:rPr>
-          <w:rFonts w:ascii="Aptos" w:hAnsi="Aptos" w:cs="Aptos" w:eastAsia="Aptos"/>
           <w:color w:val="000000"/>
           <w:sz w:val="24"/>
           <w:szCs w:val="24"/>
@@ -4930,7 +5061,6 @@
       </w:r>
       <w:r>
         <w:rPr>
-          <w:rFonts w:ascii="Aptos" w:hAnsi="Aptos" w:cs="Aptos" w:eastAsia="Aptos"/>
           <w:color w:val="000000"/>
           <w:sz w:val="24"/>
           <w:szCs w:val="24"/>
@@ -4939,7 +5069,6 @@
       </w:r>
       <w:r>
         <w:rPr>
-          <w:rFonts w:ascii="Aptos" w:hAnsi="Aptos" w:cs="Aptos" w:eastAsia="Aptos"/>
           <w:color w:val="000000"/>
           <w:sz w:val="24"/>
           <w:szCs w:val="24"/>
@@ -4959,7 +5088,6 @@
       </w:pPr>
       <w:r>
         <w:rPr>
-          <w:rFonts w:ascii="Aptos" w:hAnsi="Aptos" w:cs="Aptos" w:eastAsia="Aptos"/>
           <w:b/>
           <w:bCs/>
           <w:color w:val="000000"/>
@@ -4970,7 +5098,6 @@
       </w:r>
       <w:r>
         <w:rPr>
-          <w:rFonts w:ascii="Aptos" w:hAnsi="Aptos" w:cs="Aptos" w:eastAsia="Aptos"/>
           <w:b/>
           <w:bCs/>
           <w:color w:val="000000"/>
@@ -4981,7 +5108,6 @@
       </w:r>
       <w:r>
         <w:rPr>
-          <w:rFonts w:ascii="Aptos" w:hAnsi="Aptos" w:cs="Aptos" w:eastAsia="Aptos"/>
           <w:b/>
           <w:bCs/>
           <w:color w:val="000000"/>
@@ -4992,7 +5118,6 @@
       </w:r>
       <w:r>
         <w:rPr>
-          <w:rFonts w:ascii="Aptos" w:hAnsi="Aptos" w:cs="Aptos" w:eastAsia="Aptos"/>
           <w:color w:val="000000"/>
           <w:sz w:val="24"/>
           <w:szCs w:val="24"/>
@@ -5001,7 +5126,6 @@
       </w:r>
       <w:r>
         <w:rPr>
-          <w:rFonts w:ascii="Aptos" w:hAnsi="Aptos" w:cs="Aptos" w:eastAsia="Aptos"/>
           <w:color w:val="000000"/>
           <w:sz w:val="24"/>
           <w:szCs w:val="24"/>
@@ -5010,7 +5134,6 @@
       </w:r>
       <w:r>
         <w:rPr>
-          <w:rFonts w:ascii="Aptos" w:hAnsi="Aptos" w:cs="Aptos" w:eastAsia="Aptos"/>
           <w:color w:val="000000"/>
           <w:sz w:val="24"/>
           <w:szCs w:val="24"/>
@@ -5019,7 +5142,6 @@
       </w:r>
       <w:r>
         <w:rPr>
-          <w:rFonts w:ascii="Aptos" w:hAnsi="Aptos" w:cs="Aptos" w:eastAsia="Aptos"/>
           <w:color w:val="000000"/>
           <w:sz w:val="24"/>
           <w:szCs w:val="24"/>
@@ -5028,7 +5150,6 @@
       </w:r>
       <w:r>
         <w:rPr>
-          <w:rFonts w:ascii="Aptos" w:hAnsi="Aptos" w:cs="Aptos" w:eastAsia="Aptos"/>
           <w:color w:val="000000"/>
           <w:sz w:val="24"/>
           <w:szCs w:val="24"/>
@@ -5037,7 +5158,6 @@
       </w:r>
       <w:r>
         <w:rPr>
-          <w:rFonts w:ascii="Aptos" w:hAnsi="Aptos" w:cs="Aptos" w:eastAsia="Aptos"/>
           <w:color w:val="000000"/>
           <w:sz w:val="24"/>
           <w:szCs w:val="24"/>
@@ -5046,7 +5166,6 @@
       </w:r>
       <w:r>
         <w:rPr>
-          <w:rFonts w:ascii="Aptos" w:hAnsi="Aptos" w:cs="Aptos" w:eastAsia="Aptos"/>
           <w:color w:val="000000"/>
           <w:sz w:val="24"/>
           <w:szCs w:val="24"/>
@@ -5066,7 +5185,6 @@
       </w:pPr>
       <w:r>
         <w:rPr>
-          <w:rFonts w:ascii="Aptos" w:hAnsi="Aptos" w:cs="Aptos" w:eastAsia="Aptos"/>
           <w:b/>
           <w:bCs/>
           <w:color w:val="000000"/>
@@ -5077,7 +5195,6 @@
       </w:r>
       <w:r>
         <w:rPr>
-          <w:rFonts w:ascii="Aptos" w:hAnsi="Aptos" w:cs="Aptos" w:eastAsia="Aptos"/>
           <w:color w:val="000000"/>
           <w:sz w:val="24"/>
           <w:szCs w:val="24"/>
@@ -5086,7 +5203,6 @@
       </w:r>
       <w:r>
         <w:rPr>
-          <w:rFonts w:ascii="Aptos" w:hAnsi="Aptos" w:cs="Aptos" w:eastAsia="Aptos"/>
           <w:color w:val="000000"/>
           <w:sz w:val="24"/>
           <w:szCs w:val="24"/>
@@ -5106,7 +5222,6 @@
       </w:pPr>
       <w:r>
         <w:rPr>
-          <w:rFonts w:ascii="Aptos" w:hAnsi="Aptos" w:cs="Aptos" w:eastAsia="Aptos"/>
           <w:b/>
           <w:bCs/>
           <w:color w:val="000000"/>
@@ -5117,7 +5232,6 @@
       </w:r>
       <w:r>
         <w:rPr>
-          <w:rFonts w:ascii="Aptos" w:hAnsi="Aptos" w:cs="Aptos" w:eastAsia="Aptos"/>
           <w:color w:val="000000"/>
           <w:sz w:val="24"/>
           <w:szCs w:val="24"/>
@@ -5126,7 +5240,6 @@
       </w:r>
       <w:r>
         <w:rPr>
-          <w:rFonts w:ascii="Aptos" w:hAnsi="Aptos" w:cs="Aptos" w:eastAsia="Aptos"/>
           <w:color w:val="000000"/>
           <w:sz w:val="24"/>
           <w:szCs w:val="24"/>
@@ -5146,7 +5259,6 @@
       </w:pPr>
       <w:r>
         <w:rPr>
-          <w:rFonts w:ascii="Aptos" w:hAnsi="Aptos" w:cs="Aptos" w:eastAsia="Aptos"/>
           <w:b/>
           <w:bCs/>
           <w:color w:val="000000"/>
@@ -5157,7 +5269,6 @@
       </w:r>
       <w:r>
         <w:rPr>
-          <w:rFonts w:ascii="Aptos" w:hAnsi="Aptos" w:cs="Aptos" w:eastAsia="Aptos"/>
           <w:color w:val="000000"/>
           <w:sz w:val="24"/>
           <w:szCs w:val="24"/>
@@ -5177,7 +5288,6 @@
       </w:pPr>
       <w:r>
         <w:rPr>
-          <w:rFonts w:ascii="Aptos" w:hAnsi="Aptos" w:cs="Aptos" w:eastAsia="Aptos"/>
           <w:color w:val="000000"/>
           <w:sz w:val="24"/>
           <w:szCs w:val="24"/>
@@ -5186,7 +5296,6 @@
       </w:r>
       <w:r>
         <w:rPr>
-          <w:rFonts w:ascii="Aptos" w:hAnsi="Aptos" w:cs="Aptos" w:eastAsia="Aptos"/>
           <w:color w:val="000000"/>
           <w:sz w:val="24"/>
           <w:szCs w:val="24"/>
@@ -5195,7 +5304,6 @@
       </w:r>
       <w:r>
         <w:rPr>
-          <w:rFonts w:ascii="Aptos" w:hAnsi="Aptos" w:cs="Aptos" w:eastAsia="Aptos"/>
           <w:color w:val="000000"/>
           <w:sz w:val="24"/>
           <w:szCs w:val="24"/>
@@ -5220,7 +5328,6 @@
       </w:pPr>
       <w:r>
         <w:rPr>
-          <w:rFonts w:ascii="Aptos" w:hAnsi="Aptos" w:cs="Aptos" w:eastAsia="Aptos"/>
           <w:color w:val="000000"/>
           <w:sz w:val="24"/>
           <w:szCs w:val="24"/>
@@ -5229,7 +5336,6 @@
       </w:r>
       <w:r>
         <w:rPr>
-          <w:rFonts w:ascii="Aptos" w:hAnsi="Aptos" w:cs="Aptos" w:eastAsia="Aptos"/>
           <w:color w:val="000000"/>
           <w:sz w:val="24"/>
           <w:szCs w:val="24"/>
@@ -5238,7 +5344,6 @@
       </w:r>
       <w:r>
         <w:rPr>
-          <w:rFonts w:ascii="Aptos" w:hAnsi="Aptos" w:cs="Aptos" w:eastAsia="Aptos"/>
           <w:color w:val="000000"/>
           <w:sz w:val="24"/>
           <w:szCs w:val="24"/>
@@ -5263,7 +5368,6 @@
       </w:pPr>
       <w:r>
         <w:rPr>
-          <w:rFonts w:ascii="Aptos" w:hAnsi="Aptos" w:cs="Aptos" w:eastAsia="Aptos"/>
           <w:color w:val="000000"/>
           <w:sz w:val="24"/>
           <w:szCs w:val="24"/>
@@ -5288,7 +5392,6 @@
       </w:pPr>
       <w:r>
         <w:rPr>
-          <w:rFonts w:ascii="Aptos" w:hAnsi="Aptos" w:cs="Aptos" w:eastAsia="Aptos"/>
           <w:color w:val="000000"/>
           <w:sz w:val="24"/>
           <w:szCs w:val="24"/>
@@ -5313,7 +5416,6 @@
       </w:pPr>
       <w:r>
         <w:rPr>
-          <w:rFonts w:ascii="Aptos" w:hAnsi="Aptos" w:cs="Aptos" w:eastAsia="Aptos"/>
           <w:color w:val="000000"/>
           <w:sz w:val="24"/>
           <w:szCs w:val="24"/>
@@ -5338,7 +5440,6 @@
       </w:pPr>
       <w:r>
         <w:rPr>
-          <w:rFonts w:ascii="Aptos" w:hAnsi="Aptos" w:cs="Aptos" w:eastAsia="Aptos"/>
           <w:color w:val="000000"/>
           <w:sz w:val="24"/>
           <w:szCs w:val="24"/>
@@ -5363,7 +5464,6 @@
       </w:pPr>
       <w:r>
         <w:rPr>
-          <w:rFonts w:ascii="Aptos" w:hAnsi="Aptos" w:cs="Aptos" w:eastAsia="Aptos"/>
           <w:color w:val="000000"/>
           <w:sz w:val="24"/>
           <w:szCs w:val="24"/>
@@ -5383,7 +5483,6 @@
       </w:pPr>
       <w:r>
         <w:rPr>
-          <w:rFonts w:ascii="Aptos" w:hAnsi="Aptos" w:cs="Aptos" w:eastAsia="Aptos"/>
           <w:color w:val="000000"/>
           <w:sz w:val="24"/>
           <w:szCs w:val="24"/>
@@ -5392,7 +5491,6 @@
       </w:r>
       <w:r>
         <w:rPr>
-          <w:rFonts w:ascii="Aptos" w:hAnsi="Aptos" w:cs="Aptos" w:eastAsia="Aptos"/>
           <w:color w:val="000000"/>
           <w:sz w:val="24"/>
           <w:szCs w:val="24"/>
@@ -5401,7 +5499,6 @@
       </w:r>
       <w:r>
         <w:rPr>
-          <w:rFonts w:ascii="Aptos" w:hAnsi="Aptos" w:cs="Aptos" w:eastAsia="Aptos"/>
           <w:color w:val="000000"/>
           <w:sz w:val="24"/>
           <w:szCs w:val="24"/>
@@ -5410,7 +5507,6 @@
       </w:r>
       <w:r>
         <w:rPr>
-          <w:rFonts w:ascii="Aptos" w:hAnsi="Aptos" w:cs="Aptos" w:eastAsia="Aptos"/>
           <w:color w:val="000000"/>
           <w:sz w:val="24"/>
           <w:szCs w:val="24"/>
@@ -5419,7 +5515,6 @@
       </w:r>
       <w:r>
         <w:rPr>
-          <w:rFonts w:ascii="Aptos" w:hAnsi="Aptos" w:cs="Aptos" w:eastAsia="Aptos"/>
           <w:color w:val="000000"/>
           <w:sz w:val="24"/>
           <w:szCs w:val="24"/>
@@ -5444,7 +5539,6 @@
       </w:pPr>
       <w:r>
         <w:rPr>
-          <w:rFonts w:ascii="Aptos" w:hAnsi="Aptos" w:cs="Aptos" w:eastAsia="Aptos"/>
           <w:color w:val="000000"/>
           <w:sz w:val="24"/>
           <w:szCs w:val="24"/>
@@ -5453,7 +5547,6 @@
       </w:r>
       <w:r>
         <w:rPr>
-          <w:rFonts w:ascii="Aptos" w:hAnsi="Aptos" w:cs="Aptos" w:eastAsia="Aptos"/>
           <w:color w:val="000000"/>
           <w:sz w:val="24"/>
           <w:szCs w:val="24"/>
@@ -5462,7 +5555,6 @@
       </w:r>
       <w:r>
         <w:rPr>
-          <w:rFonts w:ascii="Aptos" w:hAnsi="Aptos" w:cs="Aptos" w:eastAsia="Aptos"/>
           <w:color w:val="000000"/>
           <w:sz w:val="24"/>
           <w:szCs w:val="24"/>
@@ -5471,7 +5563,6 @@
       </w:r>
       <w:r>
         <w:rPr>
-          <w:rFonts w:ascii="Aptos" w:hAnsi="Aptos" w:cs="Aptos" w:eastAsia="Aptos"/>
           <w:color w:val="000000"/>
           <w:sz w:val="24"/>
           <w:szCs w:val="24"/>
@@ -5496,17 +5587,14 @@
       </w:pPr>
       <w:r>
         <w:rPr>
-          <w:rFonts w:ascii="Aptos" w:hAnsi="Aptos" w:cs="Aptos" w:eastAsia="Aptos"/>
-          <w:color w:val="000000"/>
-          <w:sz w:val="24"/>
-          <w:szCs w:val="24"/>
-        </w:rPr>
-        <w:lastRenderedPageBreak/>
+          <w:color w:val="000000"/>
+          <w:sz w:val="24"/>
+          <w:szCs w:val="24"/>
+        </w:rPr>
         <w:t xml:space="preserve">Blood </w:t>
       </w:r>
       <w:r>
         <w:rPr>
-          <w:rFonts w:ascii="Aptos" w:hAnsi="Aptos" w:cs="Aptos" w:eastAsia="Aptos"/>
           <w:color w:val="000000"/>
           <w:sz w:val="24"/>
           <w:szCs w:val="24"/>
@@ -5515,7 +5603,6 @@
       </w:r>
       <w:r>
         <w:rPr>
-          <w:rFonts w:ascii="Aptos" w:hAnsi="Aptos" w:cs="Aptos" w:eastAsia="Aptos"/>
           <w:color w:val="000000"/>
           <w:sz w:val="24"/>
           <w:szCs w:val="24"/>
@@ -5524,7 +5611,6 @@
       </w:r>
       <w:r>
         <w:rPr>
-          <w:rFonts w:ascii="Aptos" w:hAnsi="Aptos" w:cs="Aptos" w:eastAsia="Aptos"/>
           <w:color w:val="000000"/>
           <w:sz w:val="24"/>
           <w:szCs w:val="24"/>
@@ -5533,7 +5619,6 @@
       </w:r>
       <w:r>
         <w:rPr>
-          <w:rFonts w:ascii="Aptos" w:hAnsi="Aptos" w:cs="Aptos" w:eastAsia="Aptos"/>
           <w:color w:val="000000"/>
           <w:sz w:val="24"/>
           <w:szCs w:val="24"/>
@@ -5555,7 +5640,6 @@
       </w:pPr>
       <w:r>
         <w:rPr>
-          <w:rFonts w:ascii="Aptos" w:hAnsi="Aptos" w:cs="Aptos" w:eastAsia="Aptos"/>
           <w:b/>
           <w:bCs/>
           <w:color w:val="000000"/>
@@ -5566,7 +5650,6 @@
       </w:r>
       <w:r>
         <w:rPr>
-          <w:rFonts w:ascii="Aptos" w:hAnsi="Aptos" w:cs="Aptos" w:eastAsia="Aptos"/>
           <w:b/>
           <w:bCs/>
           <w:color w:val="000000"/>
@@ -5577,7 +5660,6 @@
       </w:r>
       <w:r>
         <w:rPr>
-          <w:rFonts w:ascii="Aptos" w:hAnsi="Aptos" w:cs="Aptos" w:eastAsia="Aptos"/>
           <w:b/>
           <w:bCs/>
           <w:color w:val="000000"/>
@@ -5588,7 +5670,6 @@
       </w:r>
       <w:r>
         <w:rPr>
-          <w:rFonts w:ascii="Aptos" w:hAnsi="Aptos" w:cs="Aptos" w:eastAsia="Aptos"/>
           <w:b/>
           <w:bCs/>
           <w:color w:val="000000"/>
@@ -5615,7 +5696,6 @@
       </w:pPr>
       <w:r>
         <w:rPr>
-          <w:rFonts w:ascii="Aptos" w:hAnsi="Aptos" w:cs="Aptos" w:eastAsia="Aptos"/>
           <w:color w:val="000000"/>
           <w:sz w:val="24"/>
           <w:szCs w:val="24"/>
@@ -5625,7 +5705,6 @@
       <w:proofErr w:type="gramStart"/>
       <w:r>
         <w:rPr>
-          <w:rFonts w:ascii="Aptos" w:hAnsi="Aptos" w:cs="Aptos" w:eastAsia="Aptos"/>
           <w:color w:val="000000"/>
           <w:sz w:val="24"/>
           <w:szCs w:val="24"/>
@@ -5635,7 +5714,6 @@
       <w:proofErr w:type="gramEnd"/>
       <w:r>
         <w:rPr>
-          <w:rFonts w:ascii="Aptos" w:hAnsi="Aptos" w:cs="Aptos" w:eastAsia="Aptos"/>
           <w:color w:val="000000"/>
           <w:sz w:val="24"/>
           <w:szCs w:val="24"/>
@@ -5644,7 +5722,6 @@
       </w:r>
       <w:r>
         <w:rPr>
-          <w:rFonts w:ascii="Aptos" w:hAnsi="Aptos" w:cs="Aptos" w:eastAsia="Aptos"/>
           <w:color w:val="000000"/>
           <w:sz w:val="24"/>
           <w:szCs w:val="24"/>
@@ -5653,7 +5730,6 @@
       </w:r>
       <w:r>
         <w:rPr>
-          <w:rFonts w:ascii="Aptos" w:hAnsi="Aptos" w:cs="Aptos" w:eastAsia="Aptos"/>
           <w:color w:val="000000"/>
           <w:sz w:val="24"/>
           <w:szCs w:val="24"/>
@@ -5678,7 +5754,6 @@
       </w:pPr>
       <w:r>
         <w:rPr>
-          <w:rFonts w:ascii="Aptos" w:hAnsi="Aptos" w:cs="Aptos" w:eastAsia="Aptos"/>
           <w:color w:val="000000"/>
           <w:sz w:val="24"/>
           <w:szCs w:val="24"/>
@@ -5703,16 +5778,15 @@
       </w:pPr>
       <w:r>
         <w:rPr>
-          <w:rFonts w:ascii="Aptos" w:hAnsi="Aptos" w:cs="Aptos" w:eastAsia="Aptos"/>
-          <w:color w:val="000000"/>
-          <w:sz w:val="24"/>
-          <w:szCs w:val="24"/>
-        </w:rPr>
+          <w:color w:val="000000"/>
+          <w:sz w:val="24"/>
+          <w:szCs w:val="24"/>
+        </w:rPr>
+        <w:lastRenderedPageBreak/>
         <w:t xml:space="preserve">You are taking </w:t>
       </w:r>
       <w:r>
         <w:rPr>
-          <w:rFonts w:ascii="Aptos" w:hAnsi="Aptos" w:cs="Aptos" w:eastAsia="Aptos"/>
           <w:color w:val="000000"/>
           <w:sz w:val="24"/>
           <w:szCs w:val="24"/>
@@ -5721,7 +5795,6 @@
       </w:r>
       <w:r>
         <w:rPr>
-          <w:rFonts w:ascii="Aptos" w:hAnsi="Aptos" w:cs="Aptos" w:eastAsia="Aptos"/>
           <w:color w:val="000000"/>
           <w:sz w:val="24"/>
           <w:szCs w:val="24"/>
@@ -5741,7 +5814,6 @@
       </w:pPr>
       <w:r>
         <w:rPr>
-          <w:rFonts w:ascii="Aptos" w:hAnsi="Aptos" w:cs="Aptos" w:eastAsia="Aptos"/>
           <w:color w:val="000000"/>
           <w:sz w:val="24"/>
           <w:szCs w:val="24"/>
@@ -5750,7 +5822,6 @@
       </w:r>
       <w:r>
         <w:rPr>
-          <w:rFonts w:ascii="Aptos" w:hAnsi="Aptos" w:cs="Aptos" w:eastAsia="Aptos"/>
           <w:color w:val="000000"/>
           <w:sz w:val="24"/>
           <w:szCs w:val="24"/>
@@ -5759,7 +5830,6 @@
       </w:r>
       <w:r>
         <w:rPr>
-          <w:rFonts w:ascii="Aptos" w:hAnsi="Aptos" w:cs="Aptos" w:eastAsia="Aptos"/>
           <w:color w:val="000000"/>
           <w:sz w:val="24"/>
           <w:szCs w:val="24"/>
@@ -5768,7 +5838,6 @@
       </w:r>
       <w:r>
         <w:rPr>
-          <w:rFonts w:ascii="Aptos" w:hAnsi="Aptos" w:cs="Aptos" w:eastAsia="Aptos"/>
           <w:b/>
           <w:bCs/>
           <w:color w:val="000000"/>
@@ -5779,7 +5848,6 @@
       </w:r>
       <w:r>
         <w:rPr>
-          <w:rFonts w:ascii="Aptos" w:hAnsi="Aptos" w:cs="Aptos" w:eastAsia="Aptos"/>
           <w:color w:val="000000"/>
           <w:sz w:val="24"/>
           <w:szCs w:val="24"/>
@@ -5788,7 +5856,6 @@
       </w:r>
       <w:r>
         <w:rPr>
-          <w:rFonts w:ascii="Aptos" w:hAnsi="Aptos" w:cs="Aptos" w:eastAsia="Aptos"/>
           <w:color w:val="000000"/>
           <w:sz w:val="24"/>
           <w:szCs w:val="24"/>
@@ -5797,7 +5864,6 @@
       </w:r>
       <w:r>
         <w:rPr>
-          <w:rFonts w:ascii="Aptos" w:hAnsi="Aptos" w:cs="Aptos" w:eastAsia="Aptos"/>
           <w:b/>
           <w:bCs/>
           <w:color w:val="000000"/>
@@ -5808,7 +5874,6 @@
       </w:r>
       <w:r>
         <w:rPr>
-          <w:rFonts w:ascii="Aptos" w:hAnsi="Aptos" w:cs="Aptos" w:eastAsia="Aptos"/>
           <w:color w:val="000000"/>
           <w:sz w:val="24"/>
           <w:szCs w:val="24"/>
@@ -5817,7 +5882,6 @@
       </w:r>
       <w:r>
         <w:rPr>
-          <w:rFonts w:ascii="Aptos" w:hAnsi="Aptos" w:cs="Aptos" w:eastAsia="Aptos"/>
           <w:color w:val="000000"/>
           <w:sz w:val="24"/>
           <w:szCs w:val="24"/>
@@ -5826,7 +5890,6 @@
       </w:r>
       <w:r>
         <w:rPr>
-          <w:rFonts w:ascii="Aptos" w:hAnsi="Aptos" w:cs="Aptos" w:eastAsia="Aptos"/>
           <w:color w:val="000000"/>
           <w:sz w:val="24"/>
           <w:szCs w:val="24"/>
@@ -5835,7 +5898,6 @@
       </w:r>
       <w:r>
         <w:rPr>
-          <w:rFonts w:ascii="Aptos" w:hAnsi="Aptos" w:cs="Aptos" w:eastAsia="Aptos"/>
           <w:color w:val="000000"/>
           <w:sz w:val="24"/>
           <w:szCs w:val="24"/>
@@ -5844,7 +5906,7 @@
       </w:r>
     </w:p>
     <w:sectPr>
-      <w:footerReference w:type="default" r:id="rId9"/>
+      <w:footerReference w:type="default" r:id="rId8"/>
       <w:pgSz w:w="12240" w:h="15840"/>
       <w:pgMar w:top="1440" w:right="1440" w:bottom="1440" w:left="1440" w:header="706" w:footer="706" w:gutter="0"/>
       <w:cols w:space="720"/>
@@ -5855,7 +5917,7 @@
 </file>
 
 <file path=word/endnotes.xml><?xml version="1.0" encoding="utf-8"?>
-<w:endnotes xmlns:wpc="http://schemas.microsoft.com/office/word/2010/wordprocessingCanvas" xmlns:cx="http://schemas.microsoft.com/office/drawing/2014/chartex" xmlns:cx1="http://schemas.microsoft.com/office/drawing/2015/9/8/chartex" xmlns:cx2="http://schemas.microsoft.com/office/drawing/2015/10/21/chartex" xmlns:cx3="http://schemas.microsoft.com/office/drawing/2016/5/9/chartex" xmlns:cx4="http://schemas.microsoft.com/office/drawing/2016/5/10/chartex" xmlns:cx5="http://schemas.microsoft.com/office/drawing/2016/5/11/chartex" xmlns:cx6="http://schemas.microsoft.com/office/drawing/2016/5/12/chartex" xmlns:cx7="http://schemas.microsoft.com/office/drawing/2016/5/13/chartex" xmlns:cx8="http://schemas.microsoft.com/office/drawing/2016/5/14/chartex" xmlns:mc="http://schemas.openxmlformats.org/markup-compatibility/2006" xmlns:aink="http://schemas.microsoft.com/office/drawing/2016/ink" xmlns:am3d="http://schemas.microsoft.com/office/drawing/2017/model3d" xmlns:o="urn:schemas-microsoft-com:office:office" xmlns:oel="http://schemas.microsoft.com/office/2019/extlst" xmlns:r="http://schemas.openxmlformats.org/officeDocument/2006/relationships" xmlns:m="http://schemas.openxmlformats.org/officeDocument/2006/math" xmlns:v="urn:schemas-microsoft-com:vml" xmlns:wp14="http://schemas.microsoft.com/office/word/2010/wordprocessingDrawing" xmlns:wp="http://schemas.openxmlformats.org/drawingml/2006/wordprocessingDrawing" xmlns:w10="urn:schemas-microsoft-com:office:word" xmlns:w="http://schemas.openxmlformats.org/wordprocessingml/2006/main" xmlns:w14="http://schemas.microsoft.com/office/word/2010/wordml" xmlns:w15="http://schemas.microsoft.com/office/word/2012/wordml" xmlns:w16cei="http://schemas.microsoft.com/office/word/2026/wordml/cei" xmlns:w16cex="http://schemas.microsoft.com/office/word/2018/wordml/cex" xmlns:w16cid="http://schemas.microsoft.com/office/word/2016/wordml/cid" xmlns:w16="http://schemas.microsoft.com/office/word/2018/wordml" xmlns:w16du="http://schemas.microsoft.com/office/word/2023/wordml/word16du" xmlns:w16sdtdh="http://schemas.microsoft.com/office/word/2020/wordml/sdtdatahash" xmlns:w16sdtfl="http://schemas.microsoft.com/office/word/2024/wordml/sdtformatlock" xmlns:w16se="http://schemas.microsoft.com/office/word/2015/wordml/symex" xmlns:wpg="http://schemas.microsoft.com/office/word/2010/wordprocessingGroup" xmlns:wpi="http://schemas.microsoft.com/office/word/2010/wordprocessingInk" xmlns:wne="http://schemas.microsoft.com/office/word/2006/wordml" xmlns:wps="http://schemas.microsoft.com/office/word/2010/wordprocessingShape" mc:Ignorable="w14 w15 w16se w16cid w16 w16cex w16sdtdh w16sdtfl w16du wp14">
+<w:endnotes xmlns:wpc="http://schemas.microsoft.com/office/word/2010/wordprocessingCanvas" xmlns:cx="http://schemas.microsoft.com/office/drawing/2014/chartex" xmlns:cx1="http://schemas.microsoft.com/office/drawing/2015/9/8/chartex" xmlns:cx2="http://schemas.microsoft.com/office/drawing/2015/10/21/chartex" xmlns:cx3="http://schemas.microsoft.com/office/drawing/2016/5/9/chartex" xmlns:cx4="http://schemas.microsoft.com/office/drawing/2016/5/10/chartex" xmlns:cx5="http://schemas.microsoft.com/office/drawing/2016/5/11/chartex" xmlns:cx6="http://schemas.microsoft.com/office/drawing/2016/5/12/chartex" xmlns:cx7="http://schemas.microsoft.com/office/drawing/2016/5/13/chartex" xmlns:cx8="http://schemas.microsoft.com/office/drawing/2016/5/14/chartex" xmlns:mc="http://schemas.openxmlformats.org/markup-compatibility/2006" xmlns:aink="http://schemas.microsoft.com/office/drawing/2016/ink" xmlns:am3d="http://schemas.microsoft.com/office/drawing/2017/model3d" xmlns:o="urn:schemas-microsoft-com:office:office" xmlns:oel="http://schemas.microsoft.com/office/2019/extlst" xmlns:r="http://schemas.openxmlformats.org/officeDocument/2006/relationships" xmlns:m="http://schemas.openxmlformats.org/officeDocument/2006/math" xmlns:v="urn:schemas-microsoft-com:vml" xmlns:wp14="http://schemas.microsoft.com/office/word/2010/wordprocessingDrawing" xmlns:wp="http://schemas.openxmlformats.org/drawingml/2006/wordprocessingDrawing" xmlns:w10="urn:schemas-microsoft-com:office:word" xmlns:w="http://schemas.openxmlformats.org/wordprocessingml/2006/main" xmlns:w14="http://schemas.microsoft.com/office/word/2010/wordml" xmlns:w15="http://schemas.microsoft.com/office/word/2012/wordml" xmlns:w16cex="http://schemas.microsoft.com/office/word/2018/wordml/cex" xmlns:w16cid="http://schemas.microsoft.com/office/word/2016/wordml/cid" xmlns:w16="http://schemas.microsoft.com/office/word/2018/wordml" xmlns:w16du="http://schemas.microsoft.com/office/word/2023/wordml/word16du" xmlns:w16sdtdh="http://schemas.microsoft.com/office/word/2020/wordml/sdtdatahash" xmlns:w16sdtfl="http://schemas.microsoft.com/office/word/2024/wordml/sdtformatlock" xmlns:w16se="http://schemas.microsoft.com/office/word/2015/wordml/symex" xmlns:wpg="http://schemas.microsoft.com/office/word/2010/wordprocessingGroup" xmlns:wpi="http://schemas.microsoft.com/office/word/2010/wordprocessingInk" xmlns:wne="http://schemas.microsoft.com/office/word/2006/wordml" xmlns:wps="http://schemas.microsoft.com/office/word/2010/wordprocessingShape" mc:Ignorable="w14 w15 w16se w16cid w16 w16cex w16sdtdh w16sdtfl w16du wp14">
   <w:endnote w:type="separator" w:id="-1">
     <w:p>
       <w:pPr>
@@ -5880,22 +5942,19 @@
 </file>
 
 <file path=word/footer1.xml><?xml version="1.0" encoding="utf-8"?>
-<w:ftr xmlns:m="http://schemas.openxmlformats.org/officeDocument/2006/math" xmlns:mc="http://schemas.openxmlformats.org/markup-compatibility/2006" xmlns:mo="http://schemas.microsoft.com/office/mac/office/2008/main" xmlns:mv="urn:schemas-microsoft-com:mac:vml" xmlns:o="urn:schemas-microsoft-com:office:office" xmlns:r="http://schemas.openxmlformats.org/officeDocument/2006/relationships" xmlns:v="urn:schemas-microsoft-com:vml" xmlns:w10="urn:schemas-microsoft-com:office:word" xmlns:w14="http://schemas.microsoft.com/office/word/2010/wordml" xmlns:w="http://schemas.openxmlformats.org/wordprocessingml/2006/main" xmlns:wne="http://schemas.microsoft.com/office/word/2006/wordml" xmlns:wp14="http://schemas.microsoft.com/office/word/2010/wordprocessingDrawing" xmlns:wp="http://schemas.openxmlformats.org/drawingml/2006/wordprocessingDrawing" xmlns:wpc="http://schemas.microsoft.com/office/word/2010/wordprocessingCanvas" xmlns:wpg="http://schemas.microsoft.com/office/word/2010/wordprocessingGroup" xmlns:wpi="http://schemas.microsoft.com/office/word/2010/wordprocessingInk" xmlns:wps="http://schemas.microsoft.com/office/word/2010/wordprocessingShape" mc:Ignorable="w14 wp14">
+<w:ftr xmlns:wpc="http://schemas.microsoft.com/office/word/2010/wordprocessingCanvas" xmlns:cx="http://schemas.microsoft.com/office/drawing/2014/chartex" xmlns:cx1="http://schemas.microsoft.com/office/drawing/2015/9/8/chartex" xmlns:cx2="http://schemas.microsoft.com/office/drawing/2015/10/21/chartex" xmlns:cx3="http://schemas.microsoft.com/office/drawing/2016/5/9/chartex" xmlns:cx4="http://schemas.microsoft.com/office/drawing/2016/5/10/chartex" xmlns:cx5="http://schemas.microsoft.com/office/drawing/2016/5/11/chartex" xmlns:cx6="http://schemas.microsoft.com/office/drawing/2016/5/12/chartex" xmlns:cx7="http://schemas.microsoft.com/office/drawing/2016/5/13/chartex" xmlns:cx8="http://schemas.microsoft.com/office/drawing/2016/5/14/chartex" xmlns:mc="http://schemas.openxmlformats.org/markup-compatibility/2006" xmlns:aink="http://schemas.microsoft.com/office/drawing/2016/ink" xmlns:am3d="http://schemas.microsoft.com/office/drawing/2017/model3d" xmlns:o="urn:schemas-microsoft-com:office:office" xmlns:oel="http://schemas.microsoft.com/office/2019/extlst" xmlns:r="http://schemas.openxmlformats.org/officeDocument/2006/relationships" xmlns:m="http://schemas.openxmlformats.org/officeDocument/2006/math" xmlns:v="urn:schemas-microsoft-com:vml" xmlns:wp14="http://schemas.microsoft.com/office/word/2010/wordprocessingDrawing" xmlns:wp="http://schemas.openxmlformats.org/drawingml/2006/wordprocessingDrawing" xmlns:w10="urn:schemas-microsoft-com:office:word" xmlns:w="http://schemas.openxmlformats.org/wordprocessingml/2006/main" xmlns:w14="http://schemas.microsoft.com/office/word/2010/wordml" xmlns:w15="http://schemas.microsoft.com/office/word/2012/wordml" xmlns:w16cex="http://schemas.microsoft.com/office/word/2018/wordml/cex" xmlns:w16cid="http://schemas.microsoft.com/office/word/2016/wordml/cid" xmlns:w16="http://schemas.microsoft.com/office/word/2018/wordml" xmlns:w16du="http://schemas.microsoft.com/office/word/2023/wordml/word16du" xmlns:w16sdtdh="http://schemas.microsoft.com/office/word/2020/wordml/sdtdatahash" xmlns:w16sdtfl="http://schemas.microsoft.com/office/word/2024/wordml/sdtformatlock" xmlns:w16se="http://schemas.microsoft.com/office/word/2015/wordml/symex" xmlns:wpg="http://schemas.microsoft.com/office/word/2010/wordprocessingGroup" xmlns:wpi="http://schemas.microsoft.com/office/word/2010/wordprocessingInk" xmlns:wne="http://schemas.microsoft.com/office/word/2006/wordml" xmlns:wps="http://schemas.microsoft.com/office/word/2010/wordprocessingShape" mc:Ignorable="w14 w15 w16se w16cid w16 w16cex w16sdtdh w16sdtfl w16du wp14">
   <w:p>
     <w:pPr>
-      <w:spacing w:line="240" w:lineRule="auto" w:before="0" w:after="0"/>
-      <w:jc w:val="left"/>
+      <w:spacing w:after="0" w:line="240" w:lineRule="auto"/>
     </w:pPr>
     <w:r>
       <w:rPr>
-        <w:rFonts w:ascii="Aptos" w:hAnsi="Aptos" w:eastAsia="Aptos" w:cs="Aptos"/>
         <w:sz w:val="18"/>
       </w:rPr>
       <w:t xml:space="preserve">From J.M. Larson and H.L. Stedge, </w:t>
     </w:r>
     <w:r>
       <w:rPr>
-        <w:rFonts w:ascii="Aptos" w:hAnsi="Aptos" w:eastAsia="Aptos" w:cs="Aptos"/>
         <w:i/>
         <w:sz w:val="18"/>
       </w:rPr>
@@ -5903,7 +5962,6 @@
     </w:r>
     <w:r>
       <w:rPr>
-        <w:rFonts w:ascii="Aptos" w:hAnsi="Aptos" w:eastAsia="Aptos" w:cs="Aptos"/>
         <w:sz w:val="18"/>
       </w:rPr>
       <w:t xml:space="preserve"> (Human Kinetics, 2027).</w:t>
@@ -5913,7 +5971,7 @@
 </file>
 
 <file path=word/footnotes.xml><?xml version="1.0" encoding="utf-8"?>
-<w:footnotes xmlns:wpc="http://schemas.microsoft.com/office/word/2010/wordprocessingCanvas" xmlns:cx="http://schemas.microsoft.com/office/drawing/2014/chartex" xmlns:cx1="http://schemas.microsoft.com/office/drawing/2015/9/8/chartex" xmlns:cx2="http://schemas.microsoft.com/office/drawing/2015/10/21/chartex" xmlns:cx3="http://schemas.microsoft.com/office/drawing/2016/5/9/chartex" xmlns:cx4="http://schemas.microsoft.com/office/drawing/2016/5/10/chartex" xmlns:cx5="http://schemas.microsoft.com/office/drawing/2016/5/11/chartex" xmlns:cx6="http://schemas.microsoft.com/office/drawing/2016/5/12/chartex" xmlns:cx7="http://schemas.microsoft.com/office/drawing/2016/5/13/chartex" xmlns:cx8="http://schemas.microsoft.com/office/drawing/2016/5/14/chartex" xmlns:mc="http://schemas.openxmlformats.org/markup-compatibility/2006" xmlns:aink="http://schemas.microsoft.com/office/drawing/2016/ink" xmlns:am3d="http://schemas.microsoft.com/office/drawing/2017/model3d" xmlns:o="urn:schemas-microsoft-com:office:office" xmlns:oel="http://schemas.microsoft.com/office/2019/extlst" xmlns:r="http://schemas.openxmlformats.org/officeDocument/2006/relationships" xmlns:m="http://schemas.openxmlformats.org/officeDocument/2006/math" xmlns:v="urn:schemas-microsoft-com:vml" xmlns:wp14="http://schemas.microsoft.com/office/word/2010/wordprocessingDrawing" xmlns:wp="http://schemas.openxmlformats.org/drawingml/2006/wordprocessingDrawing" xmlns:w10="urn:schemas-microsoft-com:office:word" xmlns:w="http://schemas.openxmlformats.org/wordprocessingml/2006/main" xmlns:w14="http://schemas.microsoft.com/office/word/2010/wordml" xmlns:w15="http://schemas.microsoft.com/office/word/2012/wordml" xmlns:w16cei="http://schemas.microsoft.com/office/word/2026/wordml/cei" xmlns:w16cex="http://schemas.microsoft.com/office/word/2018/wordml/cex" xmlns:w16cid="http://schemas.microsoft.com/office/word/2016/wordml/cid" xmlns:w16="http://schemas.microsoft.com/office/word/2018/wordml" xmlns:w16du="http://schemas.microsoft.com/office/word/2023/wordml/word16du" xmlns:w16sdtdh="http://schemas.microsoft.com/office/word/2020/wordml/sdtdatahash" xmlns:w16sdtfl="http://schemas.microsoft.com/office/word/2024/wordml/sdtformatlock" xmlns:w16se="http://schemas.microsoft.com/office/word/2015/wordml/symex" xmlns:wpg="http://schemas.microsoft.com/office/word/2010/wordprocessingGroup" xmlns:wpi="http://schemas.microsoft.com/office/word/2010/wordprocessingInk" xmlns:wne="http://schemas.microsoft.com/office/word/2006/wordml" xmlns:wps="http://schemas.microsoft.com/office/word/2010/wordprocessingShape" mc:Ignorable="w14 w15 w16se w16cid w16 w16cex w16sdtdh w16sdtfl w16du wp14">
+<w:footnotes xmlns:wpc="http://schemas.microsoft.com/office/word/2010/wordprocessingCanvas" xmlns:cx="http://schemas.microsoft.com/office/drawing/2014/chartex" xmlns:cx1="http://schemas.microsoft.com/office/drawing/2015/9/8/chartex" xmlns:cx2="http://schemas.microsoft.com/office/drawing/2015/10/21/chartex" xmlns:cx3="http://schemas.microsoft.com/office/drawing/2016/5/9/chartex" xmlns:cx4="http://schemas.microsoft.com/office/drawing/2016/5/10/chartex" xmlns:cx5="http://schemas.microsoft.com/office/drawing/2016/5/11/chartex" xmlns:cx6="http://schemas.microsoft.com/office/drawing/2016/5/12/chartex" xmlns:cx7="http://schemas.microsoft.com/office/drawing/2016/5/13/chartex" xmlns:cx8="http://schemas.microsoft.com/office/drawing/2016/5/14/chartex" xmlns:mc="http://schemas.openxmlformats.org/markup-compatibility/2006" xmlns:aink="http://schemas.microsoft.com/office/drawing/2016/ink" xmlns:am3d="http://schemas.microsoft.com/office/drawing/2017/model3d" xmlns:o="urn:schemas-microsoft-com:office:office" xmlns:oel="http://schemas.microsoft.com/office/2019/extlst" xmlns:r="http://schemas.openxmlformats.org/officeDocument/2006/relationships" xmlns:m="http://schemas.openxmlformats.org/officeDocument/2006/math" xmlns:v="urn:schemas-microsoft-com:vml" xmlns:wp14="http://schemas.microsoft.com/office/word/2010/wordprocessingDrawing" xmlns:wp="http://schemas.openxmlformats.org/drawingml/2006/wordprocessingDrawing" xmlns:w10="urn:schemas-microsoft-com:office:word" xmlns:w="http://schemas.openxmlformats.org/wordprocessingml/2006/main" xmlns:w14="http://schemas.microsoft.com/office/word/2010/wordml" xmlns:w15="http://schemas.microsoft.com/office/word/2012/wordml" xmlns:w16cex="http://schemas.microsoft.com/office/word/2018/wordml/cex" xmlns:w16cid="http://schemas.microsoft.com/office/word/2016/wordml/cid" xmlns:w16="http://schemas.microsoft.com/office/word/2018/wordml" xmlns:w16du="http://schemas.microsoft.com/office/word/2023/wordml/word16du" xmlns:w16sdtdh="http://schemas.microsoft.com/office/word/2020/wordml/sdtdatahash" xmlns:w16sdtfl="http://schemas.microsoft.com/office/word/2024/wordml/sdtformatlock" xmlns:w16se="http://schemas.microsoft.com/office/word/2015/wordml/symex" xmlns:wpg="http://schemas.microsoft.com/office/word/2010/wordprocessingGroup" xmlns:wpi="http://schemas.microsoft.com/office/word/2010/wordprocessingInk" xmlns:wne="http://schemas.microsoft.com/office/word/2006/wordml" xmlns:wps="http://schemas.microsoft.com/office/word/2010/wordprocessingShape" mc:Ignorable="w14 w15 w16se w16cid w16 w16cex w16sdtdh w16sdtfl w16du wp14">
   <w:footnote w:type="separator" w:id="-1">
     <w:p>
       <w:pPr>
@@ -5938,7 +5996,7 @@
 </file>
 
 <file path=word/numbering.xml><?xml version="1.0" encoding="utf-8"?>
-<w:numbering xmlns:wpc="http://schemas.microsoft.com/office/word/2010/wordprocessingCanvas" xmlns:cx="http://schemas.microsoft.com/office/drawing/2014/chartex" xmlns:cx1="http://schemas.microsoft.com/office/drawing/2015/9/8/chartex" xmlns:cx2="http://schemas.microsoft.com/office/drawing/2015/10/21/chartex" xmlns:cx3="http://schemas.microsoft.com/office/drawing/2016/5/9/chartex" xmlns:cx4="http://schemas.microsoft.com/office/drawing/2016/5/10/chartex" xmlns:cx5="http://schemas.microsoft.com/office/drawing/2016/5/11/chartex" xmlns:cx6="http://schemas.microsoft.com/office/drawing/2016/5/12/chartex" xmlns:cx7="http://schemas.microsoft.com/office/drawing/2016/5/13/chartex" xmlns:cx8="http://schemas.microsoft.com/office/drawing/2016/5/14/chartex" xmlns:mc="http://schemas.openxmlformats.org/markup-compatibility/2006" xmlns:aink="http://schemas.microsoft.com/office/drawing/2016/ink" xmlns:am3d="http://schemas.microsoft.com/office/drawing/2017/model3d" xmlns:o="urn:schemas-microsoft-com:office:office" xmlns:oel="http://schemas.microsoft.com/office/2019/extlst" xmlns:r="http://schemas.openxmlformats.org/officeDocument/2006/relationships" xmlns:m="http://schemas.openxmlformats.org/officeDocument/2006/math" xmlns:v="urn:schemas-microsoft-com:vml" xmlns:wp14="http://schemas.microsoft.com/office/word/2010/wordprocessingDrawing" xmlns:wp="http://schemas.openxmlformats.org/drawingml/2006/wordprocessingDrawing" xmlns:w10="urn:schemas-microsoft-com:office:word" xmlns:w="http://schemas.openxmlformats.org/wordprocessingml/2006/main" xmlns:w14="http://schemas.microsoft.com/office/word/2010/wordml" xmlns:w15="http://schemas.microsoft.com/office/word/2012/wordml" xmlns:w16cei="http://schemas.microsoft.com/office/word/2026/wordml/cei" xmlns:w16cex="http://schemas.microsoft.com/office/word/2018/wordml/cex" xmlns:w16cid="http://schemas.microsoft.com/office/word/2016/wordml/cid" xmlns:w16="http://schemas.microsoft.com/office/word/2018/wordml" xmlns:w16du="http://schemas.microsoft.com/office/word/2023/wordml/word16du" xmlns:w16sdtdh="http://schemas.microsoft.com/office/word/2020/wordml/sdtdatahash" xmlns:w16sdtfl="http://schemas.microsoft.com/office/word/2024/wordml/sdtformatlock" xmlns:w16se="http://schemas.microsoft.com/office/word/2015/wordml/symex" xmlns:wpg="http://schemas.microsoft.com/office/word/2010/wordprocessingGroup" xmlns:wpi="http://schemas.microsoft.com/office/word/2010/wordprocessingInk" xmlns:wne="http://schemas.microsoft.com/office/word/2006/wordml" xmlns:wps="http://schemas.microsoft.com/office/word/2010/wordprocessingShape" mc:Ignorable="w14 w15 w16se w16cid w16 w16cex w16sdtdh w16sdtfl w16du wp14">
+<w:numbering xmlns:wpc="http://schemas.microsoft.com/office/word/2010/wordprocessingCanvas" xmlns:cx="http://schemas.microsoft.com/office/drawing/2014/chartex" xmlns:cx1="http://schemas.microsoft.com/office/drawing/2015/9/8/chartex" xmlns:cx2="http://schemas.microsoft.com/office/drawing/2015/10/21/chartex" xmlns:cx3="http://schemas.microsoft.com/office/drawing/2016/5/9/chartex" xmlns:cx4="http://schemas.microsoft.com/office/drawing/2016/5/10/chartex" xmlns:cx5="http://schemas.microsoft.com/office/drawing/2016/5/11/chartex" xmlns:cx6="http://schemas.microsoft.com/office/drawing/2016/5/12/chartex" xmlns:cx7="http://schemas.microsoft.com/office/drawing/2016/5/13/chartex" xmlns:cx8="http://schemas.microsoft.com/office/drawing/2016/5/14/chartex" xmlns:mc="http://schemas.openxmlformats.org/markup-compatibility/2006" xmlns:aink="http://schemas.microsoft.com/office/drawing/2016/ink" xmlns:am3d="http://schemas.microsoft.com/office/drawing/2017/model3d" xmlns:o="urn:schemas-microsoft-com:office:office" xmlns:oel="http://schemas.microsoft.com/office/2019/extlst" xmlns:r="http://schemas.openxmlformats.org/officeDocument/2006/relationships" xmlns:m="http://schemas.openxmlformats.org/officeDocument/2006/math" xmlns:v="urn:schemas-microsoft-com:vml" xmlns:wp14="http://schemas.microsoft.com/office/word/2010/wordprocessingDrawing" xmlns:wp="http://schemas.openxmlformats.org/drawingml/2006/wordprocessingDrawing" xmlns:w10="urn:schemas-microsoft-com:office:word" xmlns:w="http://schemas.openxmlformats.org/wordprocessingml/2006/main" xmlns:w14="http://schemas.microsoft.com/office/word/2010/wordml" xmlns:w15="http://schemas.microsoft.com/office/word/2012/wordml" xmlns:w16cex="http://schemas.microsoft.com/office/word/2018/wordml/cex" xmlns:w16cid="http://schemas.microsoft.com/office/word/2016/wordml/cid" xmlns:w16="http://schemas.microsoft.com/office/word/2018/wordml" xmlns:w16du="http://schemas.microsoft.com/office/word/2023/wordml/word16du" xmlns:w16sdtdh="http://schemas.microsoft.com/office/word/2020/wordml/sdtdatahash" xmlns:w16sdtfl="http://schemas.microsoft.com/office/word/2024/wordml/sdtformatlock" xmlns:w16se="http://schemas.microsoft.com/office/word/2015/wordml/symex" xmlns:wpg="http://schemas.microsoft.com/office/word/2010/wordprocessingGroup" xmlns:wpi="http://schemas.microsoft.com/office/word/2010/wordprocessingInk" xmlns:wne="http://schemas.microsoft.com/office/word/2006/wordml" xmlns:wps="http://schemas.microsoft.com/office/word/2010/wordprocessingShape" mc:Ignorable="w14 w15 w16se w16cid w16 w16cex w16sdtdh w16sdtfl w16du wp14">
   <w:abstractNum w:abstractNumId="0" w15:restartNumberingAfterBreak="0">
     <w:nsid w:val="BF643283"/>
     <w:multiLevelType w:val="hybridMultilevel"/>
@@ -10947,7 +11005,7 @@
     <w:qFormat/>
     <w:rsid w:val="00CA3FF2"/>
     <w:rPr>
-      <w:rFonts w:ascii="Aptos" w:hAnsi="Aptos" w:eastAsia="Aptos" w:cs="Aptos"/>
+      <w:rFonts w:ascii="Aptos" w:eastAsia="Aptos" w:hAnsi="Aptos" w:cs="Aptos"/>
     </w:rPr>
   </w:style>
   <w:style w:type="paragraph" w:styleId="Heading1">
@@ -11977,4 +12035,16 @@
     </a:ext>
   </a:extLst>
 </a:theme>
+</file>
+
+<file path=customXml/item1.xml><?xml version="1.0" encoding="utf-8"?>
+<b:Sources xmlns:b="http://schemas.openxmlformats.org/officeDocument/2006/bibliography" xmlns="http://schemas.openxmlformats.org/officeDocument/2006/bibliography" SelectedStyle="\APASixthEditionOfficeOnline.xsl" StyleName="APA" Version="6"/>
+</file>
+
+<file path=customXml/itemProps1.xml><?xml version="1.0" encoding="utf-8"?>
+<ds:datastoreItem xmlns:ds="http://schemas.openxmlformats.org/officeDocument/2006/customXml" ds:itemID="{AE7C6426-4DC3-4AA9-B245-F46D5D8DFBDE}">
+  <ds:schemaRefs>
+    <ds:schemaRef ds:uri="http://schemas.openxmlformats.org/officeDocument/2006/bibliography"/>
+  </ds:schemaRefs>
+</ds:datastoreItem>
 </file>
--- a/assets/downloads/simulation-27/instructions-for-all-sps.docx
+++ b/assets/downloads/simulation-27/instructions-for-all-sps.docx
@@ -1,6 +1,6 @@
 
 <file path=word/document.xml><?xml version="1.0" encoding="utf-8"?>
-<w:document xmlns:wpc="http://schemas.microsoft.com/office/word/2010/wordprocessingCanvas" xmlns:cx="http://schemas.microsoft.com/office/drawing/2014/chartex" xmlns:cx1="http://schemas.microsoft.com/office/drawing/2015/9/8/chartex" xmlns:cx2="http://schemas.microsoft.com/office/drawing/2015/10/21/chartex" xmlns:cx3="http://schemas.microsoft.com/office/drawing/2016/5/9/chartex" xmlns:cx4="http://schemas.microsoft.com/office/drawing/2016/5/10/chartex" xmlns:cx5="http://schemas.microsoft.com/office/drawing/2016/5/11/chartex" xmlns:cx6="http://schemas.microsoft.com/office/drawing/2016/5/12/chartex" xmlns:cx7="http://schemas.microsoft.com/office/drawing/2016/5/13/chartex" xmlns:cx8="http://schemas.microsoft.com/office/drawing/2016/5/14/chartex" xmlns:mc="http://schemas.openxmlformats.org/markup-compatibility/2006" xmlns:aink="http://schemas.microsoft.com/office/drawing/2016/ink" xmlns:am3d="http://schemas.microsoft.com/office/drawing/2017/model3d" xmlns:o="urn:schemas-microsoft-com:office:office" xmlns:oel="http://schemas.microsoft.com/office/2019/extlst" xmlns:r="http://schemas.openxmlformats.org/officeDocument/2006/relationships" xmlns:m="http://schemas.openxmlformats.org/officeDocument/2006/math" xmlns:v="urn:schemas-microsoft-com:vml" xmlns:wp14="http://schemas.microsoft.com/office/word/2010/wordprocessingDrawing" xmlns:wp="http://schemas.openxmlformats.org/drawingml/2006/wordprocessingDrawing" xmlns:w10="urn:schemas-microsoft-com:office:word" xmlns:w="http://schemas.openxmlformats.org/wordprocessingml/2006/main" xmlns:w14="http://schemas.microsoft.com/office/word/2010/wordml" xmlns:w15="http://schemas.microsoft.com/office/word/2012/wordml" xmlns:w16cex="http://schemas.microsoft.com/office/word/2018/wordml/cex" xmlns:w16cid="http://schemas.microsoft.com/office/word/2016/wordml/cid" xmlns:w16="http://schemas.microsoft.com/office/word/2018/wordml" xmlns:w16du="http://schemas.microsoft.com/office/word/2023/wordml/word16du" xmlns:w16sdtdh="http://schemas.microsoft.com/office/word/2020/wordml/sdtdatahash" xmlns:w16sdtfl="http://schemas.microsoft.com/office/word/2024/wordml/sdtformatlock" xmlns:w16se="http://schemas.microsoft.com/office/word/2015/wordml/symex" xmlns:wpg="http://schemas.microsoft.com/office/word/2010/wordprocessingGroup" xmlns:wpi="http://schemas.microsoft.com/office/word/2010/wordprocessingInk" xmlns:wne="http://schemas.microsoft.com/office/word/2006/wordml" xmlns:wps="http://schemas.microsoft.com/office/word/2010/wordprocessingShape" mc:Ignorable="w14 w15 w16se w16cid w16 w16cex w16sdtdh w16sdtfl w16du wp14">
+<w:document xmlns:wpc="http://schemas.microsoft.com/office/word/2010/wordprocessingCanvas" xmlns:cx="http://schemas.microsoft.com/office/drawing/2014/chartex" xmlns:cx1="http://schemas.microsoft.com/office/drawing/2015/9/8/chartex" xmlns:cx2="http://schemas.microsoft.com/office/drawing/2015/10/21/chartex" xmlns:cx3="http://schemas.microsoft.com/office/drawing/2016/5/9/chartex" xmlns:cx4="http://schemas.microsoft.com/office/drawing/2016/5/10/chartex" xmlns:cx5="http://schemas.microsoft.com/office/drawing/2016/5/11/chartex" xmlns:cx6="http://schemas.microsoft.com/office/drawing/2016/5/12/chartex" xmlns:cx7="http://schemas.microsoft.com/office/drawing/2016/5/13/chartex" xmlns:cx8="http://schemas.microsoft.com/office/drawing/2016/5/14/chartex" xmlns:mc="http://schemas.openxmlformats.org/markup-compatibility/2006" xmlns:aink="http://schemas.microsoft.com/office/drawing/2016/ink" xmlns:am3d="http://schemas.microsoft.com/office/drawing/2017/model3d" xmlns:o="urn:schemas-microsoft-com:office:office" xmlns:oel="http://schemas.microsoft.com/office/2019/extlst" xmlns:r="http://schemas.openxmlformats.org/officeDocument/2006/relationships" xmlns:m="http://schemas.openxmlformats.org/officeDocument/2006/math" xmlns:v="urn:schemas-microsoft-com:vml" xmlns:wp14="http://schemas.microsoft.com/office/word/2010/wordprocessingDrawing" xmlns:wp="http://schemas.openxmlformats.org/drawingml/2006/wordprocessingDrawing" xmlns:w10="urn:schemas-microsoft-com:office:word" xmlns:w="http://schemas.openxmlformats.org/wordprocessingml/2006/main" xmlns:w14="http://schemas.microsoft.com/office/word/2010/wordml" xmlns:w15="http://schemas.microsoft.com/office/word/2012/wordml" xmlns:w16cei="http://schemas.microsoft.com/office/word/2026/wordml/cei" xmlns:w16cex="http://schemas.microsoft.com/office/word/2018/wordml/cex" xmlns:w16cid="http://schemas.microsoft.com/office/word/2016/wordml/cid" xmlns:w16="http://schemas.microsoft.com/office/word/2018/wordml" xmlns:w16du="http://schemas.microsoft.com/office/word/2023/wordml/word16du" xmlns:w16sdtdh="http://schemas.microsoft.com/office/word/2020/wordml/sdtdatahash" xmlns:w16sdtfl="http://schemas.microsoft.com/office/word/2024/wordml/sdtformatlock" xmlns:w16se="http://schemas.microsoft.com/office/word/2015/wordml/symex" xmlns:wpg="http://schemas.microsoft.com/office/word/2010/wordprocessingGroup" xmlns:wpi="http://schemas.microsoft.com/office/word/2010/wordprocessingInk" xmlns:wne="http://schemas.microsoft.com/office/word/2006/wordml" xmlns:wps="http://schemas.microsoft.com/office/word/2010/wordprocessingShape" mc:Ignorable="w14 w15 w16se w16cid w16 w16cex w16sdtdh w16sdtfl w16du wp14">
   <w:body>
     <w:p>
       <w:pPr>
@@ -15,36 +15,46 @@
       </w:pPr>
       <w:r>
         <w:rPr>
-          <w:rFonts w:ascii="Aptos" w:eastAsia="Aptos" w:hAnsi="Aptos" w:cs="Aptos"/>
-          <w:color w:val="000000"/>
+          <w:rFonts w:ascii="Aptos" w:hAnsi="Aptos" w:cs="Aptos" w:eastAsia="Aptos"/>
+          <w:color w:val="000000"/>
+          <w:sz w:val="40"/>
+          <w:szCs w:val="40"/>
         </w:rPr>
         <w:t>Instructions for All S</w:t>
       </w:r>
       <w:r>
         <w:rPr>
-          <w:rFonts w:ascii="Aptos" w:eastAsia="Aptos" w:hAnsi="Aptos" w:cs="Aptos"/>
-          <w:color w:val="000000"/>
+          <w:rFonts w:ascii="Aptos" w:hAnsi="Aptos" w:cs="Aptos" w:eastAsia="Aptos"/>
+          <w:color w:val="000000"/>
+          <w:sz w:val="40"/>
+          <w:szCs w:val="40"/>
         </w:rPr>
         <w:t xml:space="preserve">tandardized </w:t>
       </w:r>
       <w:r>
         <w:rPr>
-          <w:rFonts w:ascii="Aptos" w:eastAsia="Aptos" w:hAnsi="Aptos" w:cs="Aptos"/>
-          <w:color w:val="000000"/>
+          <w:rFonts w:ascii="Aptos" w:hAnsi="Aptos" w:cs="Aptos" w:eastAsia="Aptos"/>
+          <w:color w:val="000000"/>
+          <w:sz w:val="40"/>
+          <w:szCs w:val="40"/>
         </w:rPr>
         <w:t>P</w:t>
       </w:r>
       <w:r>
         <w:rPr>
-          <w:rFonts w:ascii="Aptos" w:eastAsia="Aptos" w:hAnsi="Aptos" w:cs="Aptos"/>
-          <w:color w:val="000000"/>
+          <w:rFonts w:ascii="Aptos" w:hAnsi="Aptos" w:cs="Aptos" w:eastAsia="Aptos"/>
+          <w:color w:val="000000"/>
+          <w:sz w:val="40"/>
+          <w:szCs w:val="40"/>
         </w:rPr>
         <w:t>atient</w:t>
       </w:r>
       <w:r>
         <w:rPr>
-          <w:rFonts w:ascii="Aptos" w:eastAsia="Aptos" w:hAnsi="Aptos" w:cs="Aptos"/>
-          <w:color w:val="000000"/>
+          <w:rFonts w:ascii="Aptos" w:hAnsi="Aptos" w:cs="Aptos" w:eastAsia="Aptos"/>
+          <w:color w:val="000000"/>
+          <w:sz w:val="40"/>
+          <w:szCs w:val="40"/>
         </w:rPr>
         <w:t>s</w:t>
       </w:r>
@@ -61,6 +71,7 @@
       </w:pPr>
       <w:r>
         <w:rPr>
+          <w:rFonts w:ascii="Aptos" w:hAnsi="Aptos" w:cs="Aptos" w:eastAsia="Aptos"/>
           <w:color w:val="000000"/>
           <w:sz w:val="24"/>
           <w:szCs w:val="24"/>
@@ -69,6 +80,7 @@
       </w:r>
       <w:r>
         <w:rPr>
+          <w:rFonts w:ascii="Aptos" w:hAnsi="Aptos" w:cs="Aptos" w:eastAsia="Aptos"/>
           <w:color w:val="000000"/>
           <w:sz w:val="24"/>
           <w:szCs w:val="24"/>
@@ -77,6 +89,7 @@
       </w:r>
       <w:r>
         <w:rPr>
+          <w:rFonts w:ascii="Aptos" w:hAnsi="Aptos" w:cs="Aptos" w:eastAsia="Aptos"/>
           <w:color w:val="000000"/>
           <w:sz w:val="24"/>
           <w:szCs w:val="24"/>
@@ -85,6 +98,7 @@
       </w:r>
       <w:r>
         <w:rPr>
+          <w:rFonts w:ascii="Aptos" w:hAnsi="Aptos" w:cs="Aptos" w:eastAsia="Aptos"/>
           <w:color w:val="000000"/>
           <w:sz w:val="24"/>
           <w:szCs w:val="24"/>
@@ -104,6 +118,7 @@
       </w:pPr>
       <w:r>
         <w:rPr>
+          <w:rFonts w:ascii="Aptos" w:eastAsia="Aptos" w:hAnsi="Aptos" w:cs="Aptos"/>
           <w:color w:val="000000"/>
           <w:sz w:val="24"/>
           <w:szCs w:val="24"/>
@@ -112,6 +127,7 @@
       </w:r>
       <w:r>
         <w:rPr>
+          <w:rFonts w:ascii="Aptos" w:eastAsia="Aptos" w:hAnsi="Aptos" w:cs="Aptos"/>
           <w:color w:val="000000"/>
           <w:sz w:val="24"/>
           <w:szCs w:val="24"/>
@@ -120,6 +136,7 @@
       </w:r>
       <w:r>
         <w:rPr>
+          <w:rFonts w:ascii="Aptos" w:eastAsia="Aptos" w:hAnsi="Aptos" w:cs="Aptos"/>
           <w:color w:val="000000"/>
           <w:sz w:val="24"/>
           <w:szCs w:val="24"/>
@@ -128,6 +145,7 @@
       </w:r>
       <w:r>
         <w:rPr>
+          <w:rFonts w:ascii="Aptos" w:eastAsia="Aptos" w:hAnsi="Aptos" w:cs="Aptos"/>
           <w:color w:val="000000"/>
           <w:sz w:val="24"/>
           <w:szCs w:val="24"/>
@@ -136,6 +154,7 @@
       </w:r>
       <w:r>
         <w:rPr>
+          <w:rFonts w:ascii="Aptos" w:eastAsia="Aptos" w:hAnsi="Aptos" w:cs="Aptos"/>
           <w:color w:val="000000"/>
           <w:sz w:val="24"/>
           <w:szCs w:val="24"/>
@@ -155,6 +174,7 @@
       </w:pPr>
       <w:r>
         <w:rPr>
+          <w:rFonts w:ascii="Aptos" w:eastAsia="Aptos" w:hAnsi="Aptos" w:cs="Aptos"/>
           <w:color w:val="000000"/>
           <w:sz w:val="24"/>
           <w:szCs w:val="24"/>
@@ -163,6 +183,7 @@
       </w:r>
       <w:r>
         <w:rPr>
+          <w:rFonts w:ascii="Aptos" w:eastAsia="Aptos" w:hAnsi="Aptos" w:cs="Aptos"/>
           <w:color w:val="000000"/>
           <w:sz w:val="24"/>
           <w:szCs w:val="24"/>
@@ -171,6 +192,7 @@
       </w:r>
       <w:r>
         <w:rPr>
+          <w:rFonts w:ascii="Aptos" w:eastAsia="Aptos" w:hAnsi="Aptos" w:cs="Aptos"/>
           <w:color w:val="000000"/>
           <w:sz w:val="24"/>
           <w:szCs w:val="24"/>
@@ -179,6 +201,7 @@
       </w:r>
       <w:r>
         <w:rPr>
+          <w:rFonts w:ascii="Aptos" w:eastAsia="Aptos" w:hAnsi="Aptos" w:cs="Aptos"/>
           <w:color w:val="000000"/>
           <w:sz w:val="24"/>
           <w:szCs w:val="24"/>
@@ -187,6 +210,7 @@
       </w:r>
       <w:r>
         <w:rPr>
+          <w:rFonts w:ascii="Aptos" w:eastAsia="Aptos" w:hAnsi="Aptos" w:cs="Aptos"/>
           <w:color w:val="000000"/>
           <w:sz w:val="24"/>
           <w:szCs w:val="24"/>
@@ -195,6 +219,7 @@
       </w:r>
       <w:r>
         <w:rPr>
+          <w:rFonts w:ascii="Aptos" w:eastAsia="Aptos" w:hAnsi="Aptos" w:cs="Aptos"/>
           <w:color w:val="000000"/>
           <w:sz w:val="24"/>
           <w:szCs w:val="24"/>
@@ -203,6 +228,7 @@
       </w:r>
       <w:r>
         <w:rPr>
+          <w:rFonts w:ascii="Aptos" w:eastAsia="Aptos" w:hAnsi="Aptos" w:cs="Aptos"/>
           <w:color w:val="000000"/>
           <w:sz w:val="24"/>
           <w:szCs w:val="24"/>
@@ -211,6 +237,7 @@
       </w:r>
       <w:r>
         <w:rPr>
+          <w:rFonts w:ascii="Aptos" w:eastAsia="Aptos" w:hAnsi="Aptos" w:cs="Aptos"/>
           <w:color w:val="000000"/>
           <w:sz w:val="24"/>
           <w:szCs w:val="24"/>
@@ -219,6 +246,7 @@
       </w:r>
       <w:r>
         <w:rPr>
+          <w:rFonts w:ascii="Aptos" w:eastAsia="Aptos" w:hAnsi="Aptos" w:cs="Aptos"/>
           <w:color w:val="000000"/>
           <w:sz w:val="24"/>
           <w:szCs w:val="24"/>
@@ -227,6 +255,7 @@
       </w:r>
       <w:r>
         <w:rPr>
+          <w:rFonts w:ascii="Aptos" w:eastAsia="Aptos" w:hAnsi="Aptos" w:cs="Aptos"/>
           <w:color w:val="000000"/>
           <w:sz w:val="24"/>
           <w:szCs w:val="24"/>
@@ -235,6 +264,7 @@
       </w:r>
       <w:r>
         <w:rPr>
+          <w:rFonts w:ascii="Aptos" w:eastAsia="Aptos" w:hAnsi="Aptos" w:cs="Aptos"/>
           <w:color w:val="000000"/>
           <w:sz w:val="24"/>
           <w:szCs w:val="24"/>
@@ -243,6 +273,7 @@
       </w:r>
       <w:r>
         <w:rPr>
+          <w:rFonts w:ascii="Aptos" w:eastAsia="Aptos" w:hAnsi="Aptos" w:cs="Aptos"/>
           <w:color w:val="000000"/>
           <w:sz w:val="24"/>
           <w:szCs w:val="24"/>
@@ -251,6 +282,7 @@
       </w:r>
       <w:r>
         <w:rPr>
+          <w:rFonts w:ascii="Aptos" w:eastAsia="Aptos" w:hAnsi="Aptos" w:cs="Aptos"/>
           <w:color w:val="000000"/>
           <w:sz w:val="24"/>
           <w:szCs w:val="24"/>
@@ -259,6 +291,7 @@
       </w:r>
       <w:r>
         <w:rPr>
+          <w:rFonts w:ascii="Aptos" w:eastAsia="Aptos" w:hAnsi="Aptos" w:cs="Aptos"/>
           <w:color w:val="000000"/>
           <w:sz w:val="24"/>
           <w:szCs w:val="24"/>
@@ -267,6 +300,7 @@
       </w:r>
       <w:r>
         <w:rPr>
+          <w:rFonts w:ascii="Aptos" w:eastAsia="Aptos" w:hAnsi="Aptos" w:cs="Aptos"/>
           <w:color w:val="000000"/>
           <w:sz w:val="24"/>
           <w:szCs w:val="24"/>
@@ -275,6 +309,7 @@
       </w:r>
       <w:r>
         <w:rPr>
+          <w:rFonts w:ascii="Aptos" w:eastAsia="Aptos" w:hAnsi="Aptos" w:cs="Aptos"/>
           <w:color w:val="000000"/>
           <w:sz w:val="24"/>
           <w:szCs w:val="24"/>
@@ -283,6 +318,7 @@
       </w:r>
       <w:r>
         <w:rPr>
+          <w:rFonts w:ascii="Aptos" w:eastAsia="Aptos" w:hAnsi="Aptos" w:cs="Aptos"/>
           <w:color w:val="000000"/>
           <w:sz w:val="24"/>
           <w:szCs w:val="24"/>
@@ -291,6 +327,7 @@
       </w:r>
       <w:r>
         <w:rPr>
+          <w:rFonts w:ascii="Aptos" w:eastAsia="Aptos" w:hAnsi="Aptos" w:cs="Aptos"/>
           <w:color w:val="000000"/>
           <w:sz w:val="24"/>
           <w:szCs w:val="24"/>
@@ -299,6 +336,7 @@
       </w:r>
       <w:r>
         <w:rPr>
+          <w:rFonts w:ascii="Aptos" w:eastAsia="Aptos" w:hAnsi="Aptos" w:cs="Aptos"/>
           <w:color w:val="000000"/>
           <w:sz w:val="24"/>
           <w:szCs w:val="24"/>
@@ -307,6 +345,7 @@
       </w:r>
       <w:r>
         <w:rPr>
+          <w:rFonts w:ascii="Aptos" w:eastAsia="Aptos" w:hAnsi="Aptos" w:cs="Aptos"/>
           <w:color w:val="000000"/>
           <w:sz w:val="24"/>
           <w:szCs w:val="24"/>
@@ -315,6 +354,7 @@
       </w:r>
       <w:r>
         <w:rPr>
+          <w:rFonts w:ascii="Aptos" w:eastAsia="Aptos" w:hAnsi="Aptos" w:cs="Aptos"/>
           <w:color w:val="000000"/>
           <w:sz w:val="24"/>
           <w:szCs w:val="24"/>
@@ -323,6 +363,7 @@
       </w:r>
       <w:r>
         <w:rPr>
+          <w:rFonts w:ascii="Aptos" w:eastAsia="Aptos" w:hAnsi="Aptos" w:cs="Aptos"/>
           <w:color w:val="000000"/>
           <w:sz w:val="24"/>
           <w:szCs w:val="24"/>
@@ -331,6 +372,7 @@
       </w:r>
       <w:r>
         <w:rPr>
+          <w:rFonts w:ascii="Aptos" w:eastAsia="Aptos" w:hAnsi="Aptos" w:cs="Aptos"/>
           <w:color w:val="000000"/>
           <w:sz w:val="24"/>
           <w:szCs w:val="24"/>
@@ -339,6 +381,7 @@
       </w:r>
       <w:r>
         <w:rPr>
+          <w:rFonts w:ascii="Aptos" w:eastAsia="Aptos" w:hAnsi="Aptos" w:cs="Aptos"/>
           <w:color w:val="000000"/>
           <w:sz w:val="24"/>
           <w:szCs w:val="24"/>
@@ -347,6 +390,7 @@
       </w:r>
       <w:r>
         <w:rPr>
+          <w:rFonts w:ascii="Aptos" w:eastAsia="Aptos" w:hAnsi="Aptos" w:cs="Aptos"/>
           <w:color w:val="000000"/>
           <w:sz w:val="24"/>
           <w:szCs w:val="24"/>
@@ -355,6 +399,7 @@
       </w:r>
       <w:r>
         <w:rPr>
+          <w:rFonts w:ascii="Aptos" w:eastAsia="Aptos" w:hAnsi="Aptos" w:cs="Aptos"/>
           <w:color w:val="000000"/>
           <w:sz w:val="24"/>
           <w:szCs w:val="24"/>
@@ -363,6 +408,7 @@
       </w:r>
       <w:r>
         <w:rPr>
+          <w:rFonts w:ascii="Aptos" w:eastAsia="Aptos" w:hAnsi="Aptos" w:cs="Aptos"/>
           <w:color w:val="000000"/>
           <w:sz w:val="24"/>
           <w:szCs w:val="24"/>
@@ -371,6 +417,7 @@
       </w:r>
       <w:r>
         <w:rPr>
+          <w:rFonts w:ascii="Aptos" w:eastAsia="Aptos" w:hAnsi="Aptos" w:cs="Aptos"/>
           <w:color w:val="000000"/>
           <w:sz w:val="24"/>
           <w:szCs w:val="24"/>
@@ -379,6 +426,7 @@
       </w:r>
       <w:r>
         <w:rPr>
+          <w:rFonts w:ascii="Aptos" w:eastAsia="Aptos" w:hAnsi="Aptos" w:cs="Aptos"/>
           <w:color w:val="000000"/>
           <w:sz w:val="24"/>
           <w:szCs w:val="24"/>
@@ -387,6 +435,7 @@
       </w:r>
       <w:r>
         <w:rPr>
+          <w:rFonts w:ascii="Aptos" w:eastAsia="Aptos" w:hAnsi="Aptos" w:cs="Aptos"/>
           <w:color w:val="000000"/>
           <w:sz w:val="24"/>
           <w:szCs w:val="24"/>
@@ -395,6 +444,7 @@
       </w:r>
       <w:r>
         <w:rPr>
+          <w:rFonts w:ascii="Aptos" w:eastAsia="Aptos" w:hAnsi="Aptos" w:cs="Aptos"/>
           <w:color w:val="000000"/>
           <w:sz w:val="24"/>
           <w:szCs w:val="24"/>
@@ -403,6 +453,7 @@
       </w:r>
       <w:r>
         <w:rPr>
+          <w:rFonts w:ascii="Aptos" w:eastAsia="Aptos" w:hAnsi="Aptos" w:cs="Aptos"/>
           <w:color w:val="000000"/>
           <w:sz w:val="24"/>
           <w:szCs w:val="24"/>
@@ -411,6 +462,7 @@
       </w:r>
       <w:r>
         <w:rPr>
+          <w:rFonts w:ascii="Aptos" w:eastAsia="Aptos" w:hAnsi="Aptos" w:cs="Aptos"/>
           <w:color w:val="000000"/>
           <w:sz w:val="24"/>
           <w:szCs w:val="24"/>
@@ -419,6 +471,7 @@
       </w:r>
       <w:r>
         <w:rPr>
+          <w:rFonts w:ascii="Aptos" w:eastAsia="Aptos" w:hAnsi="Aptos" w:cs="Aptos"/>
           <w:color w:val="000000"/>
           <w:sz w:val="24"/>
           <w:szCs w:val="24"/>
@@ -427,6 +480,7 @@
       </w:r>
       <w:r>
         <w:rPr>
+          <w:rFonts w:ascii="Aptos" w:eastAsia="Aptos" w:hAnsi="Aptos" w:cs="Aptos"/>
           <w:color w:val="000000"/>
           <w:sz w:val="24"/>
           <w:szCs w:val="24"/>
@@ -435,6 +489,7 @@
       </w:r>
       <w:r>
         <w:rPr>
+          <w:rFonts w:ascii="Aptos" w:eastAsia="Aptos" w:hAnsi="Aptos" w:cs="Aptos"/>
           <w:color w:val="000000"/>
           <w:sz w:val="24"/>
           <w:szCs w:val="24"/>
@@ -443,6 +498,7 @@
       </w:r>
       <w:r>
         <w:rPr>
+          <w:rFonts w:ascii="Aptos" w:eastAsia="Aptos" w:hAnsi="Aptos" w:cs="Aptos"/>
           <w:color w:val="000000"/>
           <w:sz w:val="24"/>
           <w:szCs w:val="24"/>
@@ -451,6 +507,7 @@
       </w:r>
       <w:r>
         <w:rPr>
+          <w:rFonts w:ascii="Aptos" w:eastAsia="Aptos" w:hAnsi="Aptos" w:cs="Aptos"/>
           <w:color w:val="000000"/>
           <w:sz w:val="24"/>
           <w:szCs w:val="24"/>
@@ -459,6 +516,7 @@
       </w:r>
       <w:r>
         <w:rPr>
+          <w:rFonts w:ascii="Aptos" w:eastAsia="Aptos" w:hAnsi="Aptos" w:cs="Aptos"/>
           <w:color w:val="000000"/>
           <w:sz w:val="24"/>
           <w:szCs w:val="24"/>
@@ -467,6 +525,7 @@
       </w:r>
       <w:r>
         <w:rPr>
+          <w:rFonts w:ascii="Aptos" w:eastAsia="Aptos" w:hAnsi="Aptos" w:cs="Aptos"/>
           <w:color w:val="000000"/>
           <w:sz w:val="24"/>
           <w:szCs w:val="24"/>
@@ -475,6 +534,7 @@
       </w:r>
       <w:r>
         <w:rPr>
+          <w:rFonts w:ascii="Aptos" w:eastAsia="Aptos" w:hAnsi="Aptos" w:cs="Aptos"/>
           <w:color w:val="000000"/>
           <w:sz w:val="24"/>
           <w:szCs w:val="24"/>
@@ -483,6 +543,7 @@
       </w:r>
       <w:r>
         <w:rPr>
+          <w:rFonts w:ascii="Aptos" w:eastAsia="Aptos" w:hAnsi="Aptos" w:cs="Aptos"/>
           <w:i/>
           <w:iCs/>
           <w:color w:val="000000"/>
@@ -493,6 +554,7 @@
       </w:r>
       <w:r>
         <w:rPr>
+          <w:rFonts w:ascii="Aptos" w:eastAsia="Aptos" w:hAnsi="Aptos" w:cs="Aptos"/>
           <w:i/>
           <w:iCs/>
           <w:color w:val="000000"/>
@@ -503,6 +565,7 @@
       </w:r>
       <w:r>
         <w:rPr>
+          <w:rFonts w:ascii="Aptos" w:eastAsia="Aptos" w:hAnsi="Aptos" w:cs="Aptos"/>
           <w:i/>
           <w:iCs/>
           <w:color w:val="000000"/>
@@ -513,6 +576,7 @@
       </w:r>
       <w:r>
         <w:rPr>
+          <w:rFonts w:ascii="Aptos" w:eastAsia="Aptos" w:hAnsi="Aptos" w:cs="Aptos"/>
           <w:color w:val="000000"/>
           <w:sz w:val="24"/>
           <w:szCs w:val="24"/>
@@ -521,6 +585,7 @@
       </w:r>
       <w:r>
         <w:rPr>
+          <w:rFonts w:ascii="Aptos" w:eastAsia="Aptos" w:hAnsi="Aptos" w:cs="Aptos"/>
           <w:color w:val="000000"/>
           <w:sz w:val="24"/>
           <w:szCs w:val="24"/>
@@ -529,6 +594,7 @@
       </w:r>
       <w:r>
         <w:rPr>
+          <w:rFonts w:ascii="Aptos" w:eastAsia="Aptos" w:hAnsi="Aptos" w:cs="Aptos"/>
           <w:color w:val="000000"/>
           <w:sz w:val="24"/>
           <w:szCs w:val="24"/>
@@ -548,10 +614,12 @@
       </w:pPr>
       <w:r>
         <w:rPr>
-          <w:color w:val="000000"/>
-          <w:sz w:val="24"/>
-          <w:szCs w:val="24"/>
-        </w:rPr>
+          <w:rFonts w:ascii="Aptos" w:eastAsia="Aptos" w:hAnsi="Aptos" w:cs="Aptos"/>
+          <w:color w:val="000000"/>
+          <w:sz w:val="24"/>
+          <w:szCs w:val="24"/>
+        </w:rPr>
+        <w:lastRenderedPageBreak/>
         <w:t>Safety</w:t>
       </w:r>
     </w:p>
@@ -567,6 +635,7 @@
       </w:pPr>
       <w:r>
         <w:rPr>
+          <w:rFonts w:ascii="Aptos" w:eastAsia="Aptos" w:hAnsi="Aptos" w:cs="Aptos"/>
           <w:color w:val="000000"/>
           <w:sz w:val="24"/>
           <w:szCs w:val="24"/>
@@ -575,6 +644,7 @@
       </w:r>
       <w:r>
         <w:rPr>
+          <w:rFonts w:ascii="Aptos" w:eastAsia="Aptos" w:hAnsi="Aptos" w:cs="Aptos"/>
           <w:color w:val="000000"/>
           <w:sz w:val="24"/>
           <w:szCs w:val="24"/>
@@ -583,6 +653,7 @@
       </w:r>
       <w:r>
         <w:rPr>
+          <w:rFonts w:ascii="Aptos" w:eastAsia="Aptos" w:hAnsi="Aptos" w:cs="Aptos"/>
           <w:color w:val="000000"/>
           <w:sz w:val="24"/>
           <w:szCs w:val="24"/>
@@ -591,6 +662,7 @@
       </w:r>
       <w:r>
         <w:rPr>
+          <w:rFonts w:ascii="Aptos" w:eastAsia="Aptos" w:hAnsi="Aptos" w:cs="Aptos"/>
           <w:color w:val="000000"/>
           <w:sz w:val="24"/>
           <w:szCs w:val="24"/>
@@ -599,6 +671,7 @@
       </w:r>
       <w:r>
         <w:rPr>
+          <w:rFonts w:ascii="Aptos" w:eastAsia="Aptos" w:hAnsi="Aptos" w:cs="Aptos"/>
           <w:color w:val="000000"/>
           <w:sz w:val="24"/>
           <w:szCs w:val="24"/>
@@ -607,6 +680,7 @@
       </w:r>
       <w:r>
         <w:rPr>
+          <w:rFonts w:ascii="Aptos" w:eastAsia="Aptos" w:hAnsi="Aptos" w:cs="Aptos"/>
           <w:color w:val="000000"/>
           <w:sz w:val="24"/>
           <w:szCs w:val="24"/>
@@ -615,6 +689,7 @@
       </w:r>
       <w:r>
         <w:rPr>
+          <w:rFonts w:ascii="Aptos" w:eastAsia="Aptos" w:hAnsi="Aptos" w:cs="Aptos"/>
           <w:color w:val="000000"/>
           <w:sz w:val="24"/>
           <w:szCs w:val="24"/>
@@ -623,6 +698,7 @@
       </w:r>
       <w:r>
         <w:rPr>
+          <w:rFonts w:ascii="Aptos" w:eastAsia="Aptos" w:hAnsi="Aptos" w:cs="Aptos"/>
           <w:color w:val="000000"/>
           <w:sz w:val="24"/>
           <w:szCs w:val="24"/>
@@ -631,6 +707,7 @@
       </w:r>
       <w:r>
         <w:rPr>
+          <w:rFonts w:ascii="Aptos" w:eastAsia="Aptos" w:hAnsi="Aptos" w:cs="Aptos"/>
           <w:color w:val="000000"/>
           <w:sz w:val="24"/>
           <w:szCs w:val="24"/>
@@ -639,6 +716,7 @@
       </w:r>
       <w:r>
         <w:rPr>
+          <w:rFonts w:ascii="Aptos" w:eastAsia="Aptos" w:hAnsi="Aptos" w:cs="Aptos"/>
           <w:color w:val="000000"/>
           <w:sz w:val="24"/>
           <w:szCs w:val="24"/>
@@ -647,6 +725,7 @@
       </w:r>
       <w:r>
         <w:rPr>
+          <w:rFonts w:ascii="Aptos" w:eastAsia="Aptos" w:hAnsi="Aptos" w:cs="Aptos"/>
           <w:color w:val="000000"/>
           <w:sz w:val="24"/>
           <w:szCs w:val="24"/>
@@ -655,6 +734,7 @@
       </w:r>
       <w:r>
         <w:rPr>
+          <w:rFonts w:ascii="Aptos" w:eastAsia="Aptos" w:hAnsi="Aptos" w:cs="Aptos"/>
           <w:color w:val="000000"/>
           <w:sz w:val="24"/>
           <w:szCs w:val="24"/>
@@ -663,6 +743,7 @@
       </w:r>
       <w:r>
         <w:rPr>
+          <w:rFonts w:ascii="Aptos" w:eastAsia="Aptos" w:hAnsi="Aptos" w:cs="Aptos"/>
           <w:color w:val="000000"/>
           <w:sz w:val="24"/>
           <w:szCs w:val="24"/>
@@ -671,6 +752,7 @@
       </w:r>
       <w:r>
         <w:rPr>
+          <w:rFonts w:ascii="Aptos" w:eastAsia="Aptos" w:hAnsi="Aptos" w:cs="Aptos"/>
           <w:color w:val="000000"/>
           <w:sz w:val="24"/>
           <w:szCs w:val="24"/>
@@ -679,6 +761,7 @@
       </w:r>
       <w:r>
         <w:rPr>
+          <w:rFonts w:ascii="Aptos" w:eastAsia="Aptos" w:hAnsi="Aptos" w:cs="Aptos"/>
           <w:color w:val="000000"/>
           <w:sz w:val="24"/>
           <w:szCs w:val="24"/>
@@ -687,6 +770,7 @@
       </w:r>
       <w:r>
         <w:rPr>
+          <w:rFonts w:ascii="Aptos" w:eastAsia="Aptos" w:hAnsi="Aptos" w:cs="Aptos"/>
           <w:color w:val="000000"/>
           <w:sz w:val="24"/>
           <w:szCs w:val="24"/>
@@ -695,6 +779,7 @@
       </w:r>
       <w:r>
         <w:rPr>
+          <w:rFonts w:ascii="Aptos" w:eastAsia="Aptos" w:hAnsi="Aptos" w:cs="Aptos"/>
           <w:color w:val="000000"/>
           <w:sz w:val="24"/>
           <w:szCs w:val="24"/>
@@ -703,6 +788,7 @@
       </w:r>
       <w:r>
         <w:rPr>
+          <w:rFonts w:ascii="Aptos" w:eastAsia="Aptos" w:hAnsi="Aptos" w:cs="Aptos"/>
           <w:color w:val="000000"/>
           <w:sz w:val="24"/>
           <w:szCs w:val="24"/>
@@ -711,6 +797,7 @@
       </w:r>
       <w:r>
         <w:rPr>
+          <w:rFonts w:ascii="Aptos" w:eastAsia="Aptos" w:hAnsi="Aptos" w:cs="Aptos"/>
           <w:color w:val="000000"/>
           <w:sz w:val="24"/>
           <w:szCs w:val="24"/>
@@ -719,6 +806,7 @@
       </w:r>
       <w:r>
         <w:rPr>
+          <w:rFonts w:ascii="Aptos" w:eastAsia="Aptos" w:hAnsi="Aptos" w:cs="Aptos"/>
           <w:color w:val="000000"/>
           <w:sz w:val="24"/>
           <w:szCs w:val="24"/>
@@ -727,6 +815,7 @@
       </w:r>
       <w:r>
         <w:rPr>
+          <w:rFonts w:ascii="Aptos" w:eastAsia="Aptos" w:hAnsi="Aptos" w:cs="Aptos"/>
           <w:color w:val="000000"/>
           <w:sz w:val="24"/>
           <w:szCs w:val="24"/>
@@ -746,11 +835,20 @@
       </w:pPr>
       <w:r>
         <w:rPr>
-          <w:color w:val="000000"/>
-          <w:sz w:val="24"/>
-          <w:szCs w:val="24"/>
-        </w:rPr>
-        <w:lastRenderedPageBreak/>
+          <w:rFonts w:ascii="Aptos" w:hAnsi="Aptos" w:cs="Aptos" w:eastAsia="Aptos"/>
+          <w:color w:val="000000"/>
+          <w:sz w:val="24"/>
+          <w:szCs w:val="24"/>
+        </w:rPr>
+        <w:t/>
+      </w:r>
+      <w:r>
+        <w:rPr>
+          <w:rFonts w:ascii="Aptos" w:hAnsi="Aptos" w:cs="Aptos" w:eastAsia="Aptos"/>
+          <w:color w:val="000000"/>
+          <w:sz w:val="24"/>
+          <w:szCs w:val="24"/>
+        </w:rPr>
         <w:t>Start</w:t>
       </w:r>
     </w:p>
@@ -766,6 +864,7 @@
       </w:pPr>
       <w:r>
         <w:rPr>
+          <w:rFonts w:ascii="Aptos" w:hAnsi="Aptos" w:cs="Aptos" w:eastAsia="Aptos"/>
           <w:color w:val="000000"/>
           <w:sz w:val="24"/>
           <w:szCs w:val="24"/>
@@ -774,6 +873,7 @@
       </w:r>
       <w:r>
         <w:rPr>
+          <w:rFonts w:ascii="Aptos" w:hAnsi="Aptos" w:cs="Aptos" w:eastAsia="Aptos"/>
           <w:color w:val="000000"/>
           <w:sz w:val="24"/>
           <w:szCs w:val="24"/>
@@ -782,6 +882,7 @@
       </w:r>
       <w:r>
         <w:rPr>
+          <w:rFonts w:ascii="Aptos" w:hAnsi="Aptos" w:cs="Aptos" w:eastAsia="Aptos"/>
           <w:color w:val="000000"/>
           <w:sz w:val="24"/>
           <w:szCs w:val="24"/>
@@ -790,6 +891,7 @@
       </w:r>
       <w:r>
         <w:rPr>
+          <w:rFonts w:ascii="Aptos" w:hAnsi="Aptos" w:cs="Aptos" w:eastAsia="Aptos"/>
           <w:color w:val="000000"/>
           <w:sz w:val="24"/>
           <w:szCs w:val="24"/>
@@ -798,6 +900,7 @@
       </w:r>
       <w:r>
         <w:rPr>
+          <w:rFonts w:ascii="Aptos" w:hAnsi="Aptos" w:cs="Aptos" w:eastAsia="Aptos"/>
           <w:color w:val="000000"/>
           <w:sz w:val="24"/>
           <w:szCs w:val="24"/>
@@ -806,6 +909,7 @@
       </w:r>
       <w:r>
         <w:rPr>
+          <w:rFonts w:ascii="Aptos" w:hAnsi="Aptos" w:cs="Aptos" w:eastAsia="Aptos"/>
           <w:color w:val="000000"/>
           <w:sz w:val="24"/>
           <w:szCs w:val="24"/>
@@ -814,6 +918,7 @@
       </w:r>
       <w:r>
         <w:rPr>
+          <w:rFonts w:ascii="Aptos" w:hAnsi="Aptos" w:cs="Aptos" w:eastAsia="Aptos"/>
           <w:color w:val="000000"/>
           <w:sz w:val="24"/>
           <w:szCs w:val="24"/>
@@ -822,6 +927,7 @@
       </w:r>
       <w:r>
         <w:rPr>
+          <w:rFonts w:ascii="Aptos" w:hAnsi="Aptos" w:cs="Aptos" w:eastAsia="Aptos"/>
           <w:color w:val="000000"/>
           <w:sz w:val="24"/>
           <w:szCs w:val="24"/>
@@ -830,6 +936,7 @@
       </w:r>
       <w:r>
         <w:rPr>
+          <w:rFonts w:ascii="Aptos" w:hAnsi="Aptos" w:cs="Aptos" w:eastAsia="Aptos"/>
           <w:color w:val="000000"/>
           <w:sz w:val="24"/>
           <w:szCs w:val="24"/>
@@ -838,6 +945,7 @@
       </w:r>
       <w:r>
         <w:rPr>
+          <w:rFonts w:ascii="Aptos" w:hAnsi="Aptos" w:cs="Aptos" w:eastAsia="Aptos"/>
           <w:color w:val="000000"/>
           <w:sz w:val="24"/>
           <w:szCs w:val="24"/>
@@ -846,6 +954,7 @@
       </w:r>
       <w:r>
         <w:rPr>
+          <w:rFonts w:ascii="Aptos" w:hAnsi="Aptos" w:cs="Aptos" w:eastAsia="Aptos"/>
           <w:color w:val="000000"/>
           <w:sz w:val="24"/>
           <w:szCs w:val="24"/>
@@ -854,6 +963,7 @@
       </w:r>
       <w:r>
         <w:rPr>
+          <w:rFonts w:ascii="Aptos" w:hAnsi="Aptos" w:cs="Aptos" w:eastAsia="Aptos"/>
           <w:color w:val="000000"/>
           <w:sz w:val="24"/>
           <w:szCs w:val="24"/>
@@ -873,6 +983,7 @@
       </w:pPr>
       <w:r>
         <w:rPr>
+          <w:rFonts w:ascii="Aptos" w:hAnsi="Aptos" w:cs="Aptos" w:eastAsia="Aptos"/>
           <w:color w:val="000000"/>
           <w:sz w:val="24"/>
           <w:szCs w:val="24"/>
@@ -881,6 +992,7 @@
       </w:r>
       <w:r>
         <w:rPr>
+          <w:rFonts w:ascii="Aptos" w:hAnsi="Aptos" w:cs="Aptos" w:eastAsia="Aptos"/>
           <w:color w:val="000000"/>
           <w:sz w:val="24"/>
           <w:szCs w:val="24"/>
@@ -889,6 +1001,7 @@
       </w:r>
       <w:r>
         <w:rPr>
+          <w:rFonts w:ascii="Aptos" w:hAnsi="Aptos" w:cs="Aptos" w:eastAsia="Aptos"/>
           <w:color w:val="000000"/>
           <w:sz w:val="24"/>
           <w:szCs w:val="24"/>
@@ -897,6 +1010,7 @@
       </w:r>
       <w:r>
         <w:rPr>
+          <w:rFonts w:ascii="Aptos" w:hAnsi="Aptos" w:cs="Aptos" w:eastAsia="Aptos"/>
           <w:color w:val="000000"/>
           <w:sz w:val="24"/>
           <w:szCs w:val="24"/>
@@ -905,6 +1019,7 @@
       </w:r>
       <w:r>
         <w:rPr>
+          <w:rFonts w:ascii="Aptos" w:hAnsi="Aptos" w:cs="Aptos" w:eastAsia="Aptos"/>
           <w:color w:val="000000"/>
           <w:sz w:val="24"/>
           <w:szCs w:val="24"/>
@@ -913,6 +1028,7 @@
       </w:r>
       <w:r>
         <w:rPr>
+          <w:rFonts w:ascii="Aptos" w:hAnsi="Aptos" w:cs="Aptos" w:eastAsia="Aptos"/>
           <w:color w:val="000000"/>
           <w:sz w:val="24"/>
           <w:szCs w:val="24"/>
@@ -921,6 +1037,7 @@
       </w:r>
       <w:r>
         <w:rPr>
+          <w:rFonts w:ascii="Aptos" w:hAnsi="Aptos" w:cs="Aptos" w:eastAsia="Aptos"/>
           <w:color w:val="000000"/>
           <w:sz w:val="24"/>
           <w:szCs w:val="24"/>
@@ -929,6 +1046,7 @@
       </w:r>
       <w:r>
         <w:rPr>
+          <w:rFonts w:ascii="Aptos" w:hAnsi="Aptos" w:cs="Aptos" w:eastAsia="Aptos"/>
           <w:color w:val="000000"/>
           <w:sz w:val="24"/>
           <w:szCs w:val="24"/>
@@ -937,6 +1055,7 @@
       </w:r>
       <w:r>
         <w:rPr>
+          <w:rFonts w:ascii="Aptos" w:hAnsi="Aptos" w:cs="Aptos" w:eastAsia="Aptos"/>
           <w:color w:val="000000"/>
           <w:sz w:val="24"/>
           <w:szCs w:val="24"/>
@@ -945,6 +1064,7 @@
       </w:r>
       <w:r>
         <w:rPr>
+          <w:rFonts w:ascii="Aptos" w:hAnsi="Aptos" w:cs="Aptos" w:eastAsia="Aptos"/>
           <w:color w:val="000000"/>
           <w:sz w:val="24"/>
           <w:szCs w:val="24"/>
@@ -953,6 +1073,7 @@
       </w:r>
       <w:r>
         <w:rPr>
+          <w:rFonts w:ascii="Aptos" w:hAnsi="Aptos" w:cs="Aptos" w:eastAsia="Aptos"/>
           <w:color w:val="000000"/>
           <w:sz w:val="24"/>
           <w:szCs w:val="24"/>
@@ -961,6 +1082,7 @@
       </w:r>
       <w:r>
         <w:rPr>
+          <w:rFonts w:ascii="Aptos" w:hAnsi="Aptos" w:cs="Aptos" w:eastAsia="Aptos"/>
           <w:color w:val="000000"/>
           <w:sz w:val="24"/>
           <w:szCs w:val="24"/>
@@ -969,6 +1091,7 @@
       </w:r>
       <w:r>
         <w:rPr>
+          <w:rFonts w:ascii="Aptos" w:hAnsi="Aptos" w:cs="Aptos" w:eastAsia="Aptos"/>
           <w:color w:val="000000"/>
           <w:sz w:val="24"/>
           <w:szCs w:val="24"/>
@@ -977,6 +1100,7 @@
       </w:r>
       <w:r>
         <w:rPr>
+          <w:rFonts w:ascii="Aptos" w:hAnsi="Aptos" w:cs="Aptos" w:eastAsia="Aptos"/>
           <w:color w:val="000000"/>
           <w:sz w:val="24"/>
           <w:szCs w:val="24"/>
@@ -985,6 +1109,7 @@
       </w:r>
       <w:r>
         <w:rPr>
+          <w:rFonts w:ascii="Aptos" w:hAnsi="Aptos" w:cs="Aptos" w:eastAsia="Aptos"/>
           <w:color w:val="000000"/>
           <w:sz w:val="24"/>
           <w:szCs w:val="24"/>
@@ -993,6 +1118,7 @@
       </w:r>
       <w:r>
         <w:rPr>
+          <w:rFonts w:ascii="Aptos" w:hAnsi="Aptos" w:cs="Aptos" w:eastAsia="Aptos"/>
           <w:color w:val="000000"/>
           <w:sz w:val="24"/>
           <w:szCs w:val="24"/>
@@ -1001,6 +1127,7 @@
       </w:r>
       <w:r>
         <w:rPr>
+          <w:rFonts w:ascii="Aptos" w:hAnsi="Aptos" w:cs="Aptos" w:eastAsia="Aptos"/>
           <w:color w:val="000000"/>
           <w:sz w:val="24"/>
           <w:szCs w:val="24"/>
@@ -1009,6 +1136,7 @@
       </w:r>
       <w:r>
         <w:rPr>
+          <w:rFonts w:ascii="Aptos" w:hAnsi="Aptos" w:cs="Aptos" w:eastAsia="Aptos"/>
           <w:color w:val="000000"/>
           <w:sz w:val="24"/>
           <w:szCs w:val="24"/>
@@ -1017,6 +1145,7 @@
       </w:r>
       <w:r>
         <w:rPr>
+          <w:rFonts w:ascii="Aptos" w:hAnsi="Aptos" w:cs="Aptos" w:eastAsia="Aptos"/>
           <w:color w:val="000000"/>
           <w:sz w:val="24"/>
           <w:szCs w:val="24"/>
@@ -1025,6 +1154,7 @@
       </w:r>
       <w:r>
         <w:rPr>
+          <w:rFonts w:ascii="Aptos" w:hAnsi="Aptos" w:cs="Aptos" w:eastAsia="Aptos"/>
           <w:color w:val="000000"/>
           <w:sz w:val="24"/>
           <w:szCs w:val="24"/>
@@ -1033,6 +1163,7 @@
       </w:r>
       <w:r>
         <w:rPr>
+          <w:rFonts w:ascii="Aptos" w:hAnsi="Aptos" w:cs="Aptos" w:eastAsia="Aptos"/>
           <w:color w:val="000000"/>
           <w:sz w:val="24"/>
           <w:szCs w:val="24"/>
@@ -1041,6 +1172,7 @@
       </w:r>
       <w:r>
         <w:rPr>
+          <w:rFonts w:ascii="Aptos" w:hAnsi="Aptos" w:cs="Aptos" w:eastAsia="Aptos"/>
           <w:color w:val="000000"/>
           <w:sz w:val="24"/>
           <w:szCs w:val="24"/>
@@ -1049,6 +1181,7 @@
       </w:r>
       <w:r>
         <w:rPr>
+          <w:rFonts w:ascii="Aptos" w:hAnsi="Aptos" w:cs="Aptos" w:eastAsia="Aptos"/>
           <w:color w:val="000000"/>
           <w:sz w:val="24"/>
           <w:szCs w:val="24"/>
@@ -1057,6 +1190,7 @@
       </w:r>
       <w:r>
         <w:rPr>
+          <w:rFonts w:ascii="Aptos" w:hAnsi="Aptos" w:cs="Aptos" w:eastAsia="Aptos"/>
           <w:color w:val="000000"/>
           <w:sz w:val="24"/>
           <w:szCs w:val="24"/>
@@ -1065,6 +1199,7 @@
       </w:r>
       <w:r>
         <w:rPr>
+          <w:rFonts w:ascii="Aptos" w:hAnsi="Aptos" w:cs="Aptos" w:eastAsia="Aptos"/>
           <w:color w:val="000000"/>
           <w:sz w:val="24"/>
           <w:szCs w:val="24"/>
@@ -1081,9 +1216,11 @@
           <w:sz w:val="24"/>
           <w:szCs w:val="24"/>
         </w:rPr>
-      </w:pPr>
-      <w:r>
-        <w:rPr>
+        <w:pageBreakBefore/>
+      </w:pPr>
+      <w:r>
+        <w:rPr>
+          <w:rFonts w:ascii="Aptos" w:hAnsi="Aptos" w:cs="Aptos" w:eastAsia="Aptos"/>
           <w:color w:val="000000"/>
           <w:sz w:val="24"/>
           <w:szCs w:val="24"/>
@@ -1103,16 +1240,19 @@
       </w:pPr>
       <w:r>
         <w:rPr>
+          <w:rFonts w:ascii="Aptos" w:hAnsi="Aptos" w:cs="Aptos" w:eastAsia="Aptos"/>
           <w:b/>
           <w:bCs/>
           <w:color w:val="000000"/>
           <w:sz w:val="24"/>
           <w:szCs w:val="24"/>
         </w:rPr>
+        <w:lastRenderedPageBreak/>
         <w:t>Age:</w:t>
       </w:r>
       <w:r>
         <w:rPr>
+          <w:rFonts w:ascii="Aptos" w:hAnsi="Aptos" w:cs="Aptos" w:eastAsia="Aptos"/>
           <w:color w:val="000000"/>
           <w:sz w:val="24"/>
           <w:szCs w:val="24"/>
@@ -1121,6 +1261,7 @@
       </w:r>
       <w:r>
         <w:rPr>
+          <w:rFonts w:ascii="Aptos" w:hAnsi="Aptos" w:cs="Aptos" w:eastAsia="Aptos"/>
           <w:color w:val="000000"/>
           <w:sz w:val="24"/>
           <w:szCs w:val="24"/>
@@ -1140,6 +1281,7 @@
       </w:pPr>
       <w:r>
         <w:rPr>
+          <w:rFonts w:ascii="Aptos" w:hAnsi="Aptos" w:cs="Aptos" w:eastAsia="Aptos"/>
           <w:b/>
           <w:bCs/>
           <w:color w:val="000000"/>
@@ -1150,6 +1292,7 @@
       </w:r>
       <w:r>
         <w:rPr>
+          <w:rFonts w:ascii="Aptos" w:hAnsi="Aptos" w:cs="Aptos" w:eastAsia="Aptos"/>
           <w:b/>
           <w:bCs/>
           <w:color w:val="000000"/>
@@ -1160,6 +1303,7 @@
       </w:r>
       <w:r>
         <w:rPr>
+          <w:rFonts w:ascii="Aptos" w:hAnsi="Aptos" w:cs="Aptos" w:eastAsia="Aptos"/>
           <w:b/>
           <w:bCs/>
           <w:color w:val="000000"/>
@@ -1170,6 +1314,7 @@
       </w:r>
       <w:r>
         <w:rPr>
+          <w:rFonts w:ascii="Aptos" w:hAnsi="Aptos" w:cs="Aptos" w:eastAsia="Aptos"/>
           <w:color w:val="000000"/>
           <w:sz w:val="24"/>
           <w:szCs w:val="24"/>
@@ -1189,6 +1334,7 @@
       </w:pPr>
       <w:r>
         <w:rPr>
+          <w:rFonts w:ascii="Aptos" w:hAnsi="Aptos" w:cs="Aptos" w:eastAsia="Aptos"/>
           <w:b/>
           <w:bCs/>
           <w:color w:val="000000"/>
@@ -1199,6 +1345,7 @@
       </w:r>
       <w:r>
         <w:rPr>
+          <w:rFonts w:ascii="Aptos" w:hAnsi="Aptos" w:cs="Aptos" w:eastAsia="Aptos"/>
           <w:color w:val="000000"/>
           <w:sz w:val="24"/>
           <w:szCs w:val="24"/>
@@ -1218,6 +1365,7 @@
       </w:pPr>
       <w:r>
         <w:rPr>
+          <w:rFonts w:ascii="Aptos" w:hAnsi="Aptos" w:cs="Aptos" w:eastAsia="Aptos"/>
           <w:color w:val="000000"/>
           <w:sz w:val="24"/>
           <w:szCs w:val="24"/>
@@ -1226,6 +1374,7 @@
       </w:r>
       <w:r>
         <w:rPr>
+          <w:rFonts w:ascii="Aptos" w:hAnsi="Aptos" w:cs="Aptos" w:eastAsia="Aptos"/>
           <w:color w:val="000000"/>
           <w:sz w:val="24"/>
           <w:szCs w:val="24"/>
@@ -1234,6 +1383,7 @@
       </w:r>
       <w:r>
         <w:rPr>
+          <w:rFonts w:ascii="Aptos" w:hAnsi="Aptos" w:cs="Aptos" w:eastAsia="Aptos"/>
           <w:color w:val="000000"/>
           <w:sz w:val="24"/>
           <w:szCs w:val="24"/>
@@ -1242,6 +1392,7 @@
       </w:r>
       <w:r>
         <w:rPr>
+          <w:rFonts w:ascii="Aptos" w:hAnsi="Aptos" w:cs="Aptos" w:eastAsia="Aptos"/>
           <w:color w:val="000000"/>
           <w:sz w:val="24"/>
           <w:szCs w:val="24"/>
@@ -1250,6 +1401,7 @@
       </w:r>
       <w:r>
         <w:rPr>
+          <w:rFonts w:ascii="Aptos" w:hAnsi="Aptos" w:cs="Aptos" w:eastAsia="Aptos"/>
           <w:color w:val="000000"/>
           <w:sz w:val="24"/>
           <w:szCs w:val="24"/>
@@ -1258,6 +1410,7 @@
       </w:r>
       <w:r>
         <w:rPr>
+          <w:rFonts w:ascii="Aptos" w:hAnsi="Aptos" w:cs="Aptos" w:eastAsia="Aptos"/>
           <w:color w:val="000000"/>
           <w:sz w:val="24"/>
           <w:szCs w:val="24"/>
@@ -1266,6 +1419,7 @@
       </w:r>
       <w:r>
         <w:rPr>
+          <w:rFonts w:ascii="Aptos" w:hAnsi="Aptos" w:cs="Aptos" w:eastAsia="Aptos"/>
           <w:color w:val="000000"/>
           <w:sz w:val="24"/>
           <w:szCs w:val="24"/>
@@ -1274,6 +1428,7 @@
       </w:r>
       <w:r>
         <w:rPr>
+          <w:rFonts w:ascii="Aptos" w:hAnsi="Aptos" w:cs="Aptos" w:eastAsia="Aptos"/>
           <w:color w:val="000000"/>
           <w:sz w:val="24"/>
           <w:szCs w:val="24"/>
@@ -1293,17 +1448,18 @@
       </w:pPr>
       <w:r>
         <w:rPr>
+          <w:rFonts w:ascii="Aptos" w:hAnsi="Aptos" w:cs="Aptos" w:eastAsia="Aptos"/>
           <w:b/>
           <w:bCs/>
           <w:color w:val="000000"/>
           <w:sz w:val="24"/>
           <w:szCs w:val="24"/>
         </w:rPr>
-        <w:lastRenderedPageBreak/>
         <w:t xml:space="preserve">Opening </w:t>
       </w:r>
       <w:r>
         <w:rPr>
+          <w:rFonts w:ascii="Aptos" w:hAnsi="Aptos" w:cs="Aptos" w:eastAsia="Aptos"/>
           <w:b/>
           <w:bCs/>
           <w:color w:val="000000"/>
@@ -1314,6 +1470,7 @@
       </w:r>
       <w:r>
         <w:rPr>
+          <w:rFonts w:ascii="Aptos" w:hAnsi="Aptos" w:cs="Aptos" w:eastAsia="Aptos"/>
           <w:b/>
           <w:bCs/>
           <w:color w:val="000000"/>
@@ -1324,6 +1481,7 @@
       </w:r>
       <w:r>
         <w:rPr>
+          <w:rFonts w:ascii="Aptos" w:hAnsi="Aptos" w:cs="Aptos" w:eastAsia="Aptos"/>
           <w:color w:val="000000"/>
           <w:sz w:val="24"/>
           <w:szCs w:val="24"/>
@@ -1333,6 +1491,7 @@
       </w:r>
       <w:r>
         <w:rPr>
+          <w:rFonts w:ascii="Aptos" w:hAnsi="Aptos" w:cs="Aptos" w:eastAsia="Aptos"/>
           <w:color w:val="000000"/>
           <w:sz w:val="24"/>
           <w:szCs w:val="24"/>
@@ -1341,6 +1500,7 @@
       </w:r>
       <w:r>
         <w:rPr>
+          <w:rFonts w:ascii="Aptos" w:hAnsi="Aptos" w:cs="Aptos" w:eastAsia="Aptos"/>
           <w:color w:val="000000"/>
           <w:sz w:val="24"/>
           <w:szCs w:val="24"/>
@@ -1349,6 +1509,7 @@
       </w:r>
       <w:r>
         <w:rPr>
+          <w:rFonts w:ascii="Aptos" w:hAnsi="Aptos" w:cs="Aptos" w:eastAsia="Aptos"/>
           <w:color w:val="000000"/>
           <w:sz w:val="24"/>
           <w:szCs w:val="24"/>
@@ -1357,6 +1518,7 @@
       </w:r>
       <w:r>
         <w:rPr>
+          <w:rFonts w:ascii="Aptos" w:hAnsi="Aptos" w:cs="Aptos" w:eastAsia="Aptos"/>
           <w:color w:val="000000"/>
           <w:sz w:val="24"/>
           <w:szCs w:val="24"/>
@@ -1365,6 +1527,7 @@
       </w:r>
       <w:r>
         <w:rPr>
+          <w:rFonts w:ascii="Aptos" w:hAnsi="Aptos" w:cs="Aptos" w:eastAsia="Aptos"/>
           <w:color w:val="000000"/>
           <w:sz w:val="24"/>
           <w:szCs w:val="24"/>
@@ -1373,6 +1536,7 @@
       </w:r>
       <w:r>
         <w:rPr>
+          <w:rFonts w:ascii="Aptos" w:hAnsi="Aptos" w:cs="Aptos" w:eastAsia="Aptos"/>
           <w:color w:val="000000"/>
           <w:sz w:val="24"/>
           <w:szCs w:val="24"/>
@@ -1381,6 +1545,7 @@
       </w:r>
       <w:r>
         <w:rPr>
+          <w:rFonts w:ascii="Aptos" w:hAnsi="Aptos" w:cs="Aptos" w:eastAsia="Aptos"/>
           <w:color w:val="000000"/>
           <w:sz w:val="24"/>
           <w:szCs w:val="24"/>
@@ -1389,6 +1554,7 @@
       </w:r>
       <w:r>
         <w:rPr>
+          <w:rFonts w:ascii="Aptos" w:hAnsi="Aptos" w:cs="Aptos" w:eastAsia="Aptos"/>
           <w:color w:val="000000"/>
           <w:sz w:val="24"/>
           <w:szCs w:val="24"/>
@@ -1397,6 +1563,7 @@
       </w:r>
       <w:r>
         <w:rPr>
+          <w:rFonts w:ascii="Aptos" w:hAnsi="Aptos" w:cs="Aptos" w:eastAsia="Aptos"/>
           <w:color w:val="000000"/>
           <w:sz w:val="24"/>
           <w:szCs w:val="24"/>
@@ -1405,6 +1572,7 @@
       </w:r>
       <w:r>
         <w:rPr>
+          <w:rFonts w:ascii="Aptos" w:hAnsi="Aptos" w:cs="Aptos" w:eastAsia="Aptos"/>
           <w:color w:val="000000"/>
           <w:sz w:val="24"/>
           <w:szCs w:val="24"/>
@@ -1413,6 +1581,7 @@
       </w:r>
       <w:r>
         <w:rPr>
+          <w:rFonts w:ascii="Aptos" w:hAnsi="Aptos" w:cs="Aptos" w:eastAsia="Aptos"/>
           <w:color w:val="000000"/>
           <w:sz w:val="24"/>
           <w:szCs w:val="24"/>
@@ -1421,6 +1590,7 @@
       </w:r>
       <w:r>
         <w:rPr>
+          <w:rFonts w:ascii="Aptos" w:hAnsi="Aptos" w:cs="Aptos" w:eastAsia="Aptos"/>
           <w:color w:val="000000"/>
           <w:sz w:val="24"/>
           <w:szCs w:val="24"/>
@@ -1429,6 +1599,7 @@
       </w:r>
       <w:r>
         <w:rPr>
+          <w:rFonts w:ascii="Aptos" w:hAnsi="Aptos" w:cs="Aptos" w:eastAsia="Aptos"/>
           <w:color w:val="000000"/>
           <w:sz w:val="24"/>
           <w:szCs w:val="24"/>
@@ -1437,6 +1608,7 @@
       </w:r>
       <w:r>
         <w:rPr>
+          <w:rFonts w:ascii="Aptos" w:hAnsi="Aptos" w:cs="Aptos" w:eastAsia="Aptos"/>
           <w:color w:val="000000"/>
           <w:sz w:val="24"/>
           <w:szCs w:val="24"/>
@@ -1445,6 +1617,7 @@
       </w:r>
       <w:r>
         <w:rPr>
+          <w:rFonts w:ascii="Aptos" w:hAnsi="Aptos" w:cs="Aptos" w:eastAsia="Aptos"/>
           <w:color w:val="000000"/>
           <w:sz w:val="24"/>
           <w:szCs w:val="24"/>
@@ -1464,6 +1637,7 @@
       </w:pPr>
       <w:r>
         <w:rPr>
+          <w:rFonts w:ascii="Aptos" w:hAnsi="Aptos" w:cs="Aptos" w:eastAsia="Aptos"/>
           <w:color w:val="000000"/>
           <w:sz w:val="24"/>
           <w:szCs w:val="24"/>
@@ -1472,6 +1646,7 @@
       </w:r>
       <w:r>
         <w:rPr>
+          <w:rFonts w:ascii="Aptos" w:hAnsi="Aptos" w:cs="Aptos" w:eastAsia="Aptos"/>
           <w:color w:val="000000"/>
           <w:sz w:val="24"/>
           <w:szCs w:val="24"/>
@@ -1480,6 +1655,7 @@
       </w:r>
       <w:r>
         <w:rPr>
+          <w:rFonts w:ascii="Aptos" w:hAnsi="Aptos" w:cs="Aptos" w:eastAsia="Aptos"/>
           <w:color w:val="000000"/>
           <w:sz w:val="24"/>
           <w:szCs w:val="24"/>
@@ -1488,6 +1664,7 @@
       </w:r>
       <w:r>
         <w:rPr>
+          <w:rFonts w:ascii="Aptos" w:hAnsi="Aptos" w:cs="Aptos" w:eastAsia="Aptos"/>
           <w:color w:val="000000"/>
           <w:sz w:val="24"/>
           <w:szCs w:val="24"/>
@@ -1496,6 +1673,7 @@
       </w:r>
       <w:r>
         <w:rPr>
+          <w:rFonts w:ascii="Aptos" w:hAnsi="Aptos" w:cs="Aptos" w:eastAsia="Aptos"/>
           <w:color w:val="000000"/>
           <w:sz w:val="24"/>
           <w:szCs w:val="24"/>
@@ -1504,6 +1682,7 @@
       </w:r>
       <w:r>
         <w:rPr>
+          <w:rFonts w:ascii="Aptos" w:hAnsi="Aptos" w:cs="Aptos" w:eastAsia="Aptos"/>
           <w:color w:val="000000"/>
           <w:sz w:val="24"/>
           <w:szCs w:val="24"/>
@@ -1512,6 +1691,7 @@
       </w:r>
       <w:r>
         <w:rPr>
+          <w:rFonts w:ascii="Aptos" w:hAnsi="Aptos" w:cs="Aptos" w:eastAsia="Aptos"/>
           <w:color w:val="000000"/>
           <w:sz w:val="24"/>
           <w:szCs w:val="24"/>
@@ -1520,6 +1700,7 @@
       </w:r>
       <w:r>
         <w:rPr>
+          <w:rFonts w:ascii="Aptos" w:hAnsi="Aptos" w:cs="Aptos" w:eastAsia="Aptos"/>
           <w:color w:val="000000"/>
           <w:sz w:val="24"/>
           <w:szCs w:val="24"/>
@@ -1528,6 +1709,7 @@
       </w:r>
       <w:r>
         <w:rPr>
+          <w:rFonts w:ascii="Aptos" w:hAnsi="Aptos" w:cs="Aptos" w:eastAsia="Aptos"/>
           <w:color w:val="000000"/>
           <w:sz w:val="24"/>
           <w:szCs w:val="24"/>
@@ -1552,6 +1734,7 @@
       </w:pPr>
       <w:r>
         <w:rPr>
+          <w:rFonts w:ascii="Aptos" w:hAnsi="Aptos" w:cs="Aptos" w:eastAsia="Aptos"/>
           <w:color w:val="000000"/>
           <w:sz w:val="24"/>
           <w:szCs w:val="24"/>
@@ -1576,6 +1759,7 @@
       </w:pPr>
       <w:r>
         <w:rPr>
+          <w:rFonts w:ascii="Aptos" w:hAnsi="Aptos" w:cs="Aptos" w:eastAsia="Aptos"/>
           <w:color w:val="000000"/>
           <w:sz w:val="24"/>
           <w:szCs w:val="24"/>
@@ -1584,6 +1768,7 @@
       </w:r>
       <w:r>
         <w:rPr>
+          <w:rFonts w:ascii="Aptos" w:hAnsi="Aptos" w:cs="Aptos" w:eastAsia="Aptos"/>
           <w:color w:val="000000"/>
           <w:sz w:val="24"/>
           <w:szCs w:val="24"/>
@@ -1608,6 +1793,7 @@
       </w:pPr>
       <w:r>
         <w:rPr>
+          <w:rFonts w:ascii="Aptos" w:hAnsi="Aptos" w:cs="Aptos" w:eastAsia="Aptos"/>
           <w:color w:val="000000"/>
           <w:sz w:val="24"/>
           <w:szCs w:val="24"/>
@@ -1616,6 +1802,7 @@
       </w:r>
       <w:r>
         <w:rPr>
+          <w:rFonts w:ascii="Aptos" w:hAnsi="Aptos" w:cs="Aptos" w:eastAsia="Aptos"/>
           <w:color w:val="000000"/>
           <w:sz w:val="24"/>
           <w:szCs w:val="24"/>
@@ -1640,6 +1827,7 @@
       </w:pPr>
       <w:r>
         <w:rPr>
+          <w:rFonts w:ascii="Aptos" w:hAnsi="Aptos" w:cs="Aptos" w:eastAsia="Aptos"/>
           <w:color w:val="000000"/>
           <w:sz w:val="24"/>
           <w:szCs w:val="24"/>
@@ -1664,10 +1852,12 @@
       </w:pPr>
       <w:r>
         <w:rPr>
-          <w:color w:val="000000"/>
-          <w:sz w:val="24"/>
-          <w:szCs w:val="24"/>
-        </w:rPr>
+          <w:rFonts w:ascii="Aptos" w:hAnsi="Aptos" w:cs="Aptos" w:eastAsia="Aptos"/>
+          <w:color w:val="000000"/>
+          <w:sz w:val="24"/>
+          <w:szCs w:val="24"/>
+        </w:rPr>
+        <w:lastRenderedPageBreak/>
         <w:t>Lightheaded, dizzy</w:t>
       </w:r>
     </w:p>
@@ -1688,6 +1878,7 @@
       </w:pPr>
       <w:r>
         <w:rPr>
+          <w:rFonts w:ascii="Aptos" w:hAnsi="Aptos" w:cs="Aptos" w:eastAsia="Aptos"/>
           <w:color w:val="000000"/>
           <w:sz w:val="24"/>
           <w:szCs w:val="24"/>
@@ -1696,6 +1887,7 @@
       </w:r>
       <w:r>
         <w:rPr>
+          <w:rFonts w:ascii="Aptos" w:hAnsi="Aptos" w:cs="Aptos" w:eastAsia="Aptos"/>
           <w:color w:val="000000"/>
           <w:sz w:val="24"/>
           <w:szCs w:val="24"/>
@@ -1720,6 +1912,7 @@
       </w:pPr>
       <w:r>
         <w:rPr>
+          <w:rFonts w:ascii="Aptos" w:hAnsi="Aptos" w:cs="Aptos" w:eastAsia="Aptos"/>
           <w:color w:val="000000"/>
           <w:sz w:val="24"/>
           <w:szCs w:val="24"/>
@@ -1744,6 +1937,7 @@
       </w:pPr>
       <w:r>
         <w:rPr>
+          <w:rFonts w:ascii="Aptos" w:hAnsi="Aptos" w:cs="Aptos" w:eastAsia="Aptos"/>
           <w:color w:val="000000"/>
           <w:sz w:val="24"/>
           <w:szCs w:val="24"/>
@@ -1752,6 +1946,7 @@
       </w:r>
       <w:r>
         <w:rPr>
+          <w:rFonts w:ascii="Aptos" w:hAnsi="Aptos" w:cs="Aptos" w:eastAsia="Aptos"/>
           <w:color w:val="000000"/>
           <w:sz w:val="24"/>
           <w:szCs w:val="24"/>
@@ -1760,6 +1955,7 @@
       </w:r>
       <w:r>
         <w:rPr>
+          <w:rFonts w:ascii="Aptos" w:hAnsi="Aptos" w:cs="Aptos" w:eastAsia="Aptos"/>
           <w:color w:val="000000"/>
           <w:sz w:val="24"/>
           <w:szCs w:val="24"/>
@@ -1784,6 +1980,7 @@
       </w:pPr>
       <w:r>
         <w:rPr>
+          <w:rFonts w:ascii="Aptos" w:hAnsi="Aptos" w:cs="Aptos" w:eastAsia="Aptos"/>
           <w:color w:val="000000"/>
           <w:sz w:val="24"/>
           <w:szCs w:val="24"/>
@@ -1792,6 +1989,7 @@
       </w:r>
       <w:r>
         <w:rPr>
+          <w:rFonts w:ascii="Aptos" w:hAnsi="Aptos" w:cs="Aptos" w:eastAsia="Aptos"/>
           <w:color w:val="000000"/>
           <w:sz w:val="24"/>
           <w:szCs w:val="24"/>
@@ -1800,6 +1998,7 @@
       </w:r>
       <w:r>
         <w:rPr>
+          <w:rFonts w:ascii="Aptos" w:hAnsi="Aptos" w:cs="Aptos" w:eastAsia="Aptos"/>
           <w:color w:val="000000"/>
           <w:sz w:val="24"/>
           <w:szCs w:val="24"/>
@@ -1808,6 +2007,7 @@
       </w:r>
       <w:r>
         <w:rPr>
+          <w:rFonts w:ascii="Aptos" w:hAnsi="Aptos" w:cs="Aptos" w:eastAsia="Aptos"/>
           <w:color w:val="000000"/>
           <w:sz w:val="24"/>
           <w:szCs w:val="24"/>
@@ -1828,6 +2028,7 @@
       <w:r>
         <w:rPr>
           <w:rStyle w:val="Hyperlink"/>
+          <w:rFonts w:ascii="Aptos" w:eastAsia="Aptos" w:hAnsi="Aptos" w:cs="Aptos"/>
           <w:color w:val="000000"/>
           <w:sz w:val="24"/>
           <w:szCs w:val="24"/>
@@ -1838,6 +2039,7 @@
       <w:r>
         <w:rPr>
           <w:rStyle w:val="Hyperlink"/>
+          <w:rFonts w:ascii="Aptos" w:eastAsia="Aptos" w:hAnsi="Aptos" w:cs="Aptos"/>
           <w:color w:val="000000"/>
           <w:sz w:val="24"/>
           <w:szCs w:val="24"/>
@@ -1848,6 +2050,7 @@
       <w:r>
         <w:rPr>
           <w:rStyle w:val="Hyperlink"/>
+          <w:rFonts w:ascii="Aptos" w:eastAsia="Aptos" w:hAnsi="Aptos" w:cs="Aptos"/>
           <w:color w:val="000000"/>
           <w:sz w:val="24"/>
           <w:szCs w:val="24"/>
@@ -1858,6 +2061,7 @@
       <w:r>
         <w:rPr>
           <w:rStyle w:val="Hyperlink"/>
+          <w:rFonts w:ascii="Aptos" w:eastAsia="Aptos" w:hAnsi="Aptos" w:cs="Aptos"/>
           <w:color w:val="000000"/>
           <w:sz w:val="24"/>
           <w:szCs w:val="24"/>
@@ -1868,6 +2072,7 @@
       <w:r>
         <w:rPr>
           <w:rStyle w:val="Hyperlink"/>
+          <w:rFonts w:ascii="Aptos" w:eastAsia="Aptos" w:hAnsi="Aptos" w:cs="Aptos"/>
           <w:color w:val="000000"/>
           <w:sz w:val="24"/>
           <w:szCs w:val="24"/>
@@ -1878,6 +2083,7 @@
       <w:r>
         <w:rPr>
           <w:rStyle w:val="Hyperlink"/>
+          <w:rFonts w:ascii="Aptos" w:eastAsia="Aptos" w:hAnsi="Aptos" w:cs="Aptos"/>
           <w:color w:val="000000"/>
           <w:sz w:val="24"/>
           <w:szCs w:val="24"/>
@@ -1888,6 +2094,7 @@
       <w:r>
         <w:rPr>
           <w:rStyle w:val="Hyperlink"/>
+          <w:rFonts w:ascii="Aptos" w:eastAsia="Aptos" w:hAnsi="Aptos" w:cs="Aptos"/>
           <w:color w:val="000000"/>
           <w:sz w:val="24"/>
           <w:szCs w:val="24"/>
@@ -1898,6 +2105,7 @@
       <w:r>
         <w:rPr>
           <w:rStyle w:val="Hyperlink"/>
+          <w:rFonts w:ascii="Aptos" w:eastAsia="Aptos" w:hAnsi="Aptos" w:cs="Aptos"/>
           <w:color w:val="000000"/>
           <w:sz w:val="24"/>
           <w:szCs w:val="24"/>
@@ -1908,6 +2116,7 @@
       <w:r>
         <w:rPr>
           <w:rStyle w:val="Hyperlink"/>
+          <w:rFonts w:ascii="Aptos" w:eastAsia="Aptos" w:hAnsi="Aptos" w:cs="Aptos"/>
           <w:color w:val="000000"/>
           <w:sz w:val="24"/>
           <w:szCs w:val="24"/>
@@ -1918,6 +2127,7 @@
       <w:r>
         <w:rPr>
           <w:rStyle w:val="Hyperlink"/>
+          <w:rFonts w:ascii="Aptos" w:eastAsia="Aptos" w:hAnsi="Aptos" w:cs="Aptos"/>
           <w:color w:val="000000"/>
           <w:sz w:val="24"/>
           <w:szCs w:val="24"/>
@@ -1930,21 +2140,159 @@
       <w:pPr>
         <w:spacing w:after="0" w:line="480" w:lineRule="auto"/>
         <w:rPr>
-          <w:color w:val="000000"/>
-          <w:sz w:val="24"/>
-          <w:szCs w:val="24"/>
-        </w:rPr>
-      </w:pPr>
+          <w:rFonts w:ascii="Times New Roman" w:hAnsi="Times New Roman" w:cs="Times New Roman"/>
+          <w:color w:val="000000"/>
+          <w:sz w:val="24"/>
+          <w:szCs w:val="24"/>
+        </w:rPr>
+        <w:pageBreakBefore/>
+      </w:pPr>
+      <w:r>
+        <w:rPr>
+          <w:rFonts w:ascii="Aptos" w:hAnsi="Aptos" w:cs="Aptos" w:eastAsia="Aptos"/>
+          <w:color w:val="000000"/>
+          <w:sz w:val="24"/>
+          <w:szCs w:val="24"/>
+        </w:rPr>
+        <w:t xml:space="preserve">Standardized Patient: Suicide </w:t>
+      </w:r>
+      <w:r>
+        <w:rPr>
+          <w:rFonts w:ascii="Aptos" w:hAnsi="Aptos" w:cs="Aptos" w:eastAsia="Aptos"/>
+          <w:color w:val="000000"/>
+          <w:sz w:val="24"/>
+          <w:szCs w:val="24"/>
+        </w:rPr>
+        <w:t>I</w:t>
+      </w:r>
+      <w:r>
+        <w:rPr>
+          <w:rFonts w:ascii="Aptos" w:hAnsi="Aptos" w:cs="Aptos" w:eastAsia="Aptos"/>
+          <w:color w:val="000000"/>
+          <w:sz w:val="24"/>
+          <w:szCs w:val="24"/>
+        </w:rPr>
+        <w:t>deation</w:t>
+      </w:r>
     </w:p>
     <w:p>
       <w:pPr>
         <w:spacing w:after="0" w:line="480" w:lineRule="auto"/>
         <w:rPr>
-          <w:color w:val="000000"/>
-          <w:sz w:val="24"/>
-          <w:szCs w:val="24"/>
-        </w:rPr>
-      </w:pPr>
+          <w:rFonts w:ascii="Times New Roman" w:hAnsi="Times New Roman" w:cs="Times New Roman"/>
+          <w:color w:val="000000"/>
+          <w:sz w:val="24"/>
+          <w:szCs w:val="24"/>
+        </w:rPr>
+      </w:pPr>
+      <w:r>
+        <w:rPr>
+          <w:rFonts w:ascii="Aptos" w:hAnsi="Aptos" w:cs="Aptos" w:eastAsia="Aptos"/>
+          <w:color w:val="000000"/>
+          <w:sz w:val="24"/>
+          <w:szCs w:val="24"/>
+        </w:rPr>
+        <w:t xml:space="preserve">Walk into the room </w:t>
+      </w:r>
+      <w:r>
+        <w:rPr>
+          <w:rFonts w:ascii="Aptos" w:hAnsi="Aptos" w:cs="Aptos" w:eastAsia="Aptos"/>
+          <w:color w:val="000000"/>
+          <w:sz w:val="24"/>
+          <w:szCs w:val="24"/>
+        </w:rPr>
+        <w:t xml:space="preserve">at </w:t>
+      </w:r>
+      <w:r>
+        <w:rPr>
+          <w:rFonts w:ascii="Aptos" w:hAnsi="Aptos" w:cs="Aptos" w:eastAsia="Aptos"/>
+          <w:color w:val="000000"/>
+          <w:sz w:val="24"/>
+          <w:szCs w:val="24"/>
+        </w:rPr>
+        <w:t>the same time the</w:t>
+      </w:r>
+      <w:r>
+        <w:rPr>
+          <w:rFonts w:ascii="Aptos" w:hAnsi="Aptos" w:cs="Aptos" w:eastAsia="Aptos"/>
+          <w:color w:val="000000"/>
+          <w:sz w:val="24"/>
+          <w:szCs w:val="24"/>
+        </w:rPr>
+        <w:t xml:space="preserve"> athlete with the</w:t>
+      </w:r>
+      <w:r>
+        <w:rPr>
+          <w:rFonts w:ascii="Aptos" w:hAnsi="Aptos" w:cs="Aptos" w:eastAsia="Aptos"/>
+          <w:color w:val="000000"/>
+          <w:sz w:val="24"/>
+          <w:szCs w:val="24"/>
+        </w:rPr>
+        <w:t xml:space="preserve"> ruptured spleen does. </w:t>
+      </w:r>
+      <w:r>
+        <w:rPr>
+          <w:rFonts w:ascii="Aptos" w:hAnsi="Aptos" w:cs="Aptos" w:eastAsia="Aptos"/>
+          <w:color w:val="000000"/>
+          <w:sz w:val="24"/>
+          <w:szCs w:val="24"/>
+        </w:rPr>
+        <w:t>If they ask why you are here, provid</w:t>
+      </w:r>
+      <w:r>
+        <w:rPr>
+          <w:rFonts w:ascii="Aptos" w:hAnsi="Aptos" w:cs="Aptos" w:eastAsia="Aptos"/>
+          <w:color w:val="000000"/>
+          <w:sz w:val="24"/>
+          <w:szCs w:val="24"/>
+        </w:rPr>
+        <w:t>e</w:t>
+      </w:r>
+      <w:r>
+        <w:rPr>
+          <w:rFonts w:ascii="Aptos" w:hAnsi="Aptos" w:cs="Aptos" w:eastAsia="Aptos"/>
+          <w:color w:val="000000"/>
+          <w:sz w:val="24"/>
+          <w:szCs w:val="24"/>
+        </w:rPr>
+        <w:t xml:space="preserve"> them </w:t>
+      </w:r>
+      <w:r>
+        <w:rPr>
+          <w:rFonts w:ascii="Aptos" w:hAnsi="Aptos" w:cs="Aptos" w:eastAsia="Aptos"/>
+          <w:color w:val="000000"/>
+          <w:sz w:val="24"/>
+          <w:szCs w:val="24"/>
+        </w:rPr>
+        <w:t xml:space="preserve">with </w:t>
+      </w:r>
+      <w:r>
+        <w:rPr>
+          <w:rFonts w:ascii="Aptos" w:hAnsi="Aptos" w:cs="Aptos" w:eastAsia="Aptos"/>
+          <w:color w:val="000000"/>
+          <w:sz w:val="24"/>
+          <w:szCs w:val="24"/>
+        </w:rPr>
+        <w:t xml:space="preserve">your opening statement or say, “I can wait. I </w:t>
+      </w:r>
+      <w:r>
+        <w:rPr>
+          <w:rFonts w:ascii="Aptos" w:hAnsi="Aptos" w:cs="Aptos" w:eastAsia="Aptos"/>
+          <w:color w:val="000000"/>
+          <w:sz w:val="24"/>
+          <w:szCs w:val="24"/>
+        </w:rPr>
+        <w:t>am</w:t>
+      </w:r>
+      <w:r>
+        <w:rPr>
+          <w:rFonts w:ascii="Aptos" w:hAnsi="Aptos" w:cs="Aptos" w:eastAsia="Aptos"/>
+          <w:color w:val="000000"/>
+          <w:sz w:val="24"/>
+          <w:szCs w:val="24"/>
+        </w:rPr>
+        <w:t xml:space="preserve"> in no rush.”</w:t>
+      </w:r>
     </w:p>
     <w:p>
       <w:pPr>
@@ -1958,28 +2306,63 @@
       </w:pPr>
       <w:r>
         <w:rPr>
-          <w:color w:val="000000"/>
-          <w:sz w:val="24"/>
-          <w:szCs w:val="24"/>
-        </w:rPr>
-        <w:lastRenderedPageBreak/>
-        <w:t xml:space="preserve">Standardized Patient: Suicide </w:t>
-      </w:r>
-      <w:r>
-        <w:rPr>
-          <w:color w:val="000000"/>
-          <w:sz w:val="24"/>
-          <w:szCs w:val="24"/>
-        </w:rPr>
-        <w:t>I</w:t>
-      </w:r>
-      <w:r>
-        <w:rPr>
-          <w:color w:val="000000"/>
-          <w:sz w:val="24"/>
-          <w:szCs w:val="24"/>
-        </w:rPr>
-        <w:t>deation</w:t>
+          <w:rFonts w:ascii="Aptos" w:hAnsi="Aptos" w:cs="Aptos" w:eastAsia="Aptos"/>
+          <w:b/>
+          <w:bCs/>
+          <w:color w:val="000000"/>
+          <w:sz w:val="24"/>
+          <w:szCs w:val="24"/>
+        </w:rPr>
+        <w:t xml:space="preserve">Opening </w:t>
+      </w:r>
+      <w:r>
+        <w:rPr>
+          <w:rFonts w:ascii="Aptos" w:hAnsi="Aptos" w:cs="Aptos" w:eastAsia="Aptos"/>
+          <w:b/>
+          <w:bCs/>
+          <w:color w:val="000000"/>
+          <w:sz w:val="24"/>
+          <w:szCs w:val="24"/>
+        </w:rPr>
+        <w:t>s</w:t>
+      </w:r>
+      <w:r>
+        <w:rPr>
+          <w:rFonts w:ascii="Aptos" w:hAnsi="Aptos" w:cs="Aptos" w:eastAsia="Aptos"/>
+          <w:b/>
+          <w:bCs/>
+          <w:color w:val="000000"/>
+          <w:sz w:val="24"/>
+          <w:szCs w:val="24"/>
+        </w:rPr>
+        <w:t>tatement:</w:t>
+      </w:r>
+      <w:r>
+        <w:rPr>
+          <w:rFonts w:ascii="Aptos" w:hAnsi="Aptos" w:cs="Aptos" w:eastAsia="Aptos"/>
+          <w:color w:val="000000"/>
+          <w:sz w:val="24"/>
+          <w:szCs w:val="24"/>
+        </w:rPr>
+        <w:t xml:space="preserve"> “Hi, I know you’re doing medical evaluations right now</w:t>
+      </w:r>
+      <w:r>
+        <w:rPr>
+          <w:rFonts w:ascii="Aptos" w:hAnsi="Aptos" w:cs="Aptos" w:eastAsia="Aptos"/>
+          <w:color w:val="000000"/>
+          <w:sz w:val="24"/>
+          <w:szCs w:val="24"/>
+        </w:rPr>
+        <w:t>,</w:t>
+      </w:r>
+      <w:r>
+        <w:rPr>
+          <w:rFonts w:ascii="Aptos" w:hAnsi="Aptos" w:cs="Aptos" w:eastAsia="Aptos"/>
+          <w:color w:val="000000"/>
+          <w:sz w:val="24"/>
+          <w:szCs w:val="24"/>
+        </w:rPr>
+        <w:t xml:space="preserve"> but I was wondering if someone could look at my shoulder? I don’t think I can play today.”</w:t>
       </w:r>
     </w:p>
     <w:p>
@@ -1994,99 +2377,32 @@
       </w:pPr>
       <w:r>
         <w:rPr>
-          <w:color w:val="000000"/>
-          <w:sz w:val="24"/>
-          <w:szCs w:val="24"/>
-        </w:rPr>
-        <w:t xml:space="preserve">Walk into the room </w:t>
-      </w:r>
-      <w:r>
-        <w:rPr>
-          <w:color w:val="000000"/>
-          <w:sz w:val="24"/>
-          <w:szCs w:val="24"/>
-        </w:rPr>
-        <w:t xml:space="preserve">at </w:t>
-      </w:r>
-      <w:r>
-        <w:rPr>
-          <w:color w:val="000000"/>
-          <w:sz w:val="24"/>
-          <w:szCs w:val="24"/>
-        </w:rPr>
-        <w:t>the same time the</w:t>
-      </w:r>
-      <w:r>
-        <w:rPr>
-          <w:color w:val="000000"/>
-          <w:sz w:val="24"/>
-          <w:szCs w:val="24"/>
-        </w:rPr>
-        <w:t xml:space="preserve"> athlete with the</w:t>
-      </w:r>
-      <w:r>
-        <w:rPr>
-          <w:color w:val="000000"/>
-          <w:sz w:val="24"/>
-          <w:szCs w:val="24"/>
-        </w:rPr>
-        <w:t xml:space="preserve"> ruptured spleen does. </w:t>
-      </w:r>
-      <w:r>
-        <w:rPr>
-          <w:color w:val="000000"/>
-          <w:sz w:val="24"/>
-          <w:szCs w:val="24"/>
-        </w:rPr>
-        <w:t>If they ask why you are here, provid</w:t>
-      </w:r>
-      <w:r>
-        <w:rPr>
-          <w:color w:val="000000"/>
-          <w:sz w:val="24"/>
-          <w:szCs w:val="24"/>
-        </w:rPr>
-        <w:t>e</w:t>
-      </w:r>
-      <w:r>
-        <w:rPr>
-          <w:color w:val="000000"/>
-          <w:sz w:val="24"/>
-          <w:szCs w:val="24"/>
-        </w:rPr>
-        <w:t xml:space="preserve"> them </w:t>
-      </w:r>
-      <w:r>
-        <w:rPr>
-          <w:color w:val="000000"/>
-          <w:sz w:val="24"/>
-          <w:szCs w:val="24"/>
-        </w:rPr>
-        <w:t xml:space="preserve">with </w:t>
-      </w:r>
-      <w:r>
-        <w:rPr>
-          <w:color w:val="000000"/>
-          <w:sz w:val="24"/>
-          <w:szCs w:val="24"/>
-        </w:rPr>
-        <w:t xml:space="preserve">your opening statement or say, “I can wait. I </w:t>
-      </w:r>
-      <w:r>
-        <w:rPr>
-          <w:color w:val="000000"/>
-          <w:sz w:val="24"/>
-          <w:szCs w:val="24"/>
-        </w:rPr>
-        <w:t>am</w:t>
-      </w:r>
-      <w:r>
-        <w:rPr>
-          <w:color w:val="000000"/>
-          <w:sz w:val="24"/>
-          <w:szCs w:val="24"/>
-        </w:rPr>
-        <w:t xml:space="preserve"> in no rush.”</w:t>
+          <w:rFonts w:ascii="Aptos" w:hAnsi="Aptos" w:cs="Aptos" w:eastAsia="Aptos"/>
+          <w:b/>
+          <w:bCs/>
+          <w:color w:val="000000"/>
+          <w:sz w:val="24"/>
+          <w:szCs w:val="24"/>
+        </w:rPr>
+        <w:t>Age:</w:t>
+      </w:r>
+      <w:r>
+        <w:rPr>
+          <w:rFonts w:ascii="Aptos" w:hAnsi="Aptos" w:cs="Aptos" w:eastAsia="Aptos"/>
+          <w:color w:val="000000"/>
+          <w:sz w:val="24"/>
+          <w:szCs w:val="24"/>
+        </w:rPr>
+        <w:t xml:space="preserve"> </w:t>
+      </w:r>
+      <w:r>
+        <w:rPr>
+          <w:rFonts w:ascii="Aptos" w:hAnsi="Aptos" w:cs="Aptos" w:eastAsia="Aptos"/>
+          <w:color w:val="000000"/>
+          <w:sz w:val="24"/>
+          <w:szCs w:val="24"/>
+        </w:rPr>
+        <w:t>19</w:t>
       </w:r>
     </w:p>
     <w:p>
@@ -2101,57 +2417,50 @@
       </w:pPr>
       <w:r>
         <w:rPr>
+          <w:rFonts w:ascii="Aptos" w:hAnsi="Aptos" w:cs="Aptos" w:eastAsia="Aptos"/>
           <w:b/>
           <w:bCs/>
           <w:color w:val="000000"/>
           <w:sz w:val="24"/>
           <w:szCs w:val="24"/>
         </w:rPr>
-        <w:t xml:space="preserve">Opening </w:t>
-      </w:r>
-      <w:r>
-        <w:rPr>
-          <w:b/>
-          <w:bCs/>
-          <w:color w:val="000000"/>
-          <w:sz w:val="24"/>
-          <w:szCs w:val="24"/>
-        </w:rPr>
-        <w:t>s</w:t>
-      </w:r>
-      <w:r>
-        <w:rPr>
-          <w:b/>
-          <w:bCs/>
-          <w:color w:val="000000"/>
-          <w:sz w:val="24"/>
-          <w:szCs w:val="24"/>
-        </w:rPr>
-        <w:t>tatement:</w:t>
-      </w:r>
-      <w:r>
-        <w:rPr>
-          <w:color w:val="000000"/>
-          <w:sz w:val="24"/>
-          <w:szCs w:val="24"/>
-        </w:rPr>
-        <w:t xml:space="preserve"> “Hi, I know you’re doing medical evaluations right now</w:t>
-      </w:r>
-      <w:r>
-        <w:rPr>
-          <w:color w:val="000000"/>
-          <w:sz w:val="24"/>
-          <w:szCs w:val="24"/>
-        </w:rPr>
-        <w:t>,</w:t>
-      </w:r>
-      <w:r>
-        <w:rPr>
-          <w:color w:val="000000"/>
-          <w:sz w:val="24"/>
-          <w:szCs w:val="24"/>
-        </w:rPr>
-        <w:t xml:space="preserve"> but I was wondering if someone could look at my shoulder? I don’t think I can play today.”</w:t>
+        <w:t>Sport:</w:t>
+      </w:r>
+      <w:r>
+        <w:rPr>
+          <w:rFonts w:ascii="Aptos" w:hAnsi="Aptos" w:cs="Aptos" w:eastAsia="Aptos"/>
+          <w:color w:val="000000"/>
+          <w:sz w:val="24"/>
+          <w:szCs w:val="24"/>
+        </w:rPr>
+        <w:t xml:space="preserve"> Cross</w:t>
+      </w:r>
+      <w:r>
+        <w:rPr>
+          <w:rFonts w:ascii="Aptos" w:hAnsi="Aptos" w:cs="Aptos" w:eastAsia="Aptos"/>
+          <w:color w:val="000000"/>
+          <w:sz w:val="24"/>
+          <w:szCs w:val="24"/>
+        </w:rPr>
+        <w:t>-</w:t>
+      </w:r>
+      <w:r>
+        <w:rPr>
+          <w:rFonts w:ascii="Aptos" w:hAnsi="Aptos" w:cs="Aptos" w:eastAsia="Aptos"/>
+          <w:color w:val="000000"/>
+          <w:sz w:val="24"/>
+          <w:szCs w:val="24"/>
+        </w:rPr>
+        <w:t>c</w:t>
+      </w:r>
+      <w:r>
+        <w:rPr>
+          <w:rFonts w:ascii="Aptos" w:hAnsi="Aptos" w:cs="Aptos" w:eastAsia="Aptos"/>
+          <w:color w:val="000000"/>
+          <w:sz w:val="24"/>
+          <w:szCs w:val="24"/>
+        </w:rPr>
+        <w:t>ountry</w:t>
       </w:r>
     </w:p>
     <w:p>
@@ -2166,16 +2475,16 @@
       </w:pPr>
       <w:r>
         <w:rPr>
-          <w:b/>
-          <w:bCs/>
-          <w:color w:val="000000"/>
-          <w:sz w:val="24"/>
-          <w:szCs w:val="24"/>
-        </w:rPr>
-        <w:t>Age:</w:t>
-      </w:r>
-      <w:r>
-        <w:rPr>
+          <w:rFonts w:ascii="Aptos" w:hAnsi="Aptos" w:cs="Aptos" w:eastAsia="Aptos"/>
+          <w:color w:val="000000"/>
+          <w:sz w:val="24"/>
+          <w:szCs w:val="24"/>
+        </w:rPr>
+        <w:t>Following</w:t>
+      </w:r>
+      <w:r>
+        <w:rPr>
+          <w:rFonts w:ascii="Aptos" w:hAnsi="Aptos" w:cs="Aptos" w:eastAsia="Aptos"/>
           <w:color w:val="000000"/>
           <w:sz w:val="24"/>
           <w:szCs w:val="24"/>
@@ -2184,94 +2493,7 @@
       </w:r>
       <w:r>
         <w:rPr>
-          <w:color w:val="000000"/>
-          <w:sz w:val="24"/>
-          <w:szCs w:val="24"/>
-        </w:rPr>
-        <w:t>19</w:t>
-      </w:r>
-    </w:p>
-    <w:p>
-      <w:pPr>
-        <w:spacing w:after="0" w:line="480" w:lineRule="auto"/>
-        <w:rPr>
-          <w:rFonts w:ascii="Times New Roman" w:hAnsi="Times New Roman" w:cs="Times New Roman"/>
-          <w:color w:val="000000"/>
-          <w:sz w:val="24"/>
-          <w:szCs w:val="24"/>
-        </w:rPr>
-      </w:pPr>
-      <w:r>
-        <w:rPr>
-          <w:b/>
-          <w:bCs/>
-          <w:color w:val="000000"/>
-          <w:sz w:val="24"/>
-          <w:szCs w:val="24"/>
-        </w:rPr>
-        <w:t>Sport:</w:t>
-      </w:r>
-      <w:r>
-        <w:rPr>
-          <w:color w:val="000000"/>
-          <w:sz w:val="24"/>
-          <w:szCs w:val="24"/>
-        </w:rPr>
-        <w:t xml:space="preserve"> Cross</w:t>
-      </w:r>
-      <w:r>
-        <w:rPr>
-          <w:color w:val="000000"/>
-          <w:sz w:val="24"/>
-          <w:szCs w:val="24"/>
-        </w:rPr>
-        <w:t>-</w:t>
-      </w:r>
-      <w:r>
-        <w:rPr>
-          <w:color w:val="000000"/>
-          <w:sz w:val="24"/>
-          <w:szCs w:val="24"/>
-        </w:rPr>
-        <w:t>c</w:t>
-      </w:r>
-      <w:r>
-        <w:rPr>
-          <w:color w:val="000000"/>
-          <w:sz w:val="24"/>
-          <w:szCs w:val="24"/>
-        </w:rPr>
-        <w:t>ountry</w:t>
-      </w:r>
-    </w:p>
-    <w:p>
-      <w:pPr>
-        <w:spacing w:after="0" w:line="480" w:lineRule="auto"/>
-        <w:rPr>
-          <w:rFonts w:ascii="Times New Roman" w:hAnsi="Times New Roman" w:cs="Times New Roman"/>
-          <w:color w:val="000000"/>
-          <w:sz w:val="24"/>
-          <w:szCs w:val="24"/>
-        </w:rPr>
-      </w:pPr>
-      <w:r>
-        <w:rPr>
-          <w:color w:val="000000"/>
-          <w:sz w:val="24"/>
-          <w:szCs w:val="24"/>
-        </w:rPr>
-        <w:t>Following</w:t>
-      </w:r>
-      <w:r>
-        <w:rPr>
-          <w:color w:val="000000"/>
-          <w:sz w:val="24"/>
-          <w:szCs w:val="24"/>
-        </w:rPr>
-        <w:t xml:space="preserve"> </w:t>
-      </w:r>
-      <w:r>
-        <w:rPr>
+          <w:rFonts w:ascii="Aptos" w:hAnsi="Aptos" w:cs="Aptos" w:eastAsia="Aptos"/>
           <w:color w:val="000000"/>
           <w:sz w:val="24"/>
           <w:szCs w:val="24"/>
@@ -2296,6 +2518,7 @@
       </w:pPr>
       <w:r>
         <w:rPr>
+          <w:rFonts w:ascii="Aptos" w:hAnsi="Aptos" w:cs="Aptos" w:eastAsia="Aptos"/>
           <w:color w:val="000000"/>
           <w:sz w:val="24"/>
           <w:szCs w:val="24"/>
@@ -2304,6 +2527,7 @@
       </w:r>
       <w:r>
         <w:rPr>
+          <w:rFonts w:ascii="Aptos" w:hAnsi="Aptos" w:cs="Aptos" w:eastAsia="Aptos"/>
           <w:color w:val="000000"/>
           <w:sz w:val="24"/>
           <w:szCs w:val="24"/>
@@ -2328,6 +2552,7 @@
       </w:pPr>
       <w:r>
         <w:rPr>
+          <w:rFonts w:ascii="Aptos" w:hAnsi="Aptos" w:cs="Aptos" w:eastAsia="Aptos"/>
           <w:color w:val="000000"/>
           <w:sz w:val="24"/>
           <w:szCs w:val="24"/>
@@ -2352,14 +2577,17 @@
       </w:pPr>
       <w:r>
         <w:rPr>
-          <w:color w:val="000000"/>
-          <w:sz w:val="24"/>
-          <w:szCs w:val="24"/>
-        </w:rPr>
+          <w:rFonts w:ascii="Aptos" w:hAnsi="Aptos" w:cs="Aptos" w:eastAsia="Aptos"/>
+          <w:color w:val="000000"/>
+          <w:sz w:val="24"/>
+          <w:szCs w:val="24"/>
+        </w:rPr>
+        <w:lastRenderedPageBreak/>
         <w:t xml:space="preserve">Weakness and </w:t>
       </w:r>
       <w:r>
         <w:rPr>
+          <w:rFonts w:ascii="Aptos" w:hAnsi="Aptos" w:cs="Aptos" w:eastAsia="Aptos"/>
           <w:color w:val="000000"/>
           <w:sz w:val="24"/>
           <w:szCs w:val="24"/>
@@ -2368,6 +2596,7 @@
       </w:r>
       <w:r>
         <w:rPr>
+          <w:rFonts w:ascii="Aptos" w:hAnsi="Aptos" w:cs="Aptos" w:eastAsia="Aptos"/>
           <w:color w:val="000000"/>
           <w:sz w:val="24"/>
           <w:szCs w:val="24"/>
@@ -2387,6 +2616,7 @@
       </w:pPr>
       <w:r>
         <w:rPr>
+          <w:rFonts w:ascii="Aptos" w:hAnsi="Aptos" w:cs="Aptos" w:eastAsia="Aptos"/>
           <w:color w:val="000000"/>
           <w:sz w:val="24"/>
           <w:szCs w:val="24"/>
@@ -2411,6 +2641,7 @@
       </w:pPr>
       <w:r>
         <w:rPr>
+          <w:rFonts w:ascii="Aptos" w:hAnsi="Aptos" w:cs="Aptos" w:eastAsia="Aptos"/>
           <w:color w:val="000000"/>
           <w:sz w:val="24"/>
           <w:szCs w:val="24"/>
@@ -2419,6 +2650,7 @@
       </w:r>
       <w:r>
         <w:rPr>
+          <w:rFonts w:ascii="Aptos" w:hAnsi="Aptos" w:cs="Aptos" w:eastAsia="Aptos"/>
           <w:color w:val="000000"/>
           <w:sz w:val="24"/>
           <w:szCs w:val="24"/>
@@ -2427,6 +2659,7 @@
       </w:r>
       <w:r>
         <w:rPr>
+          <w:rFonts w:ascii="Aptos" w:hAnsi="Aptos" w:cs="Aptos" w:eastAsia="Aptos"/>
           <w:color w:val="000000"/>
           <w:sz w:val="24"/>
           <w:szCs w:val="24"/>
@@ -2451,6 +2684,7 @@
       </w:pPr>
       <w:r>
         <w:rPr>
+          <w:rFonts w:ascii="Aptos" w:hAnsi="Aptos" w:cs="Aptos" w:eastAsia="Aptos"/>
           <w:color w:val="000000"/>
           <w:sz w:val="24"/>
           <w:szCs w:val="24"/>
@@ -2459,6 +2693,7 @@
       </w:r>
       <w:r>
         <w:rPr>
+          <w:rFonts w:ascii="Aptos" w:hAnsi="Aptos" w:cs="Aptos" w:eastAsia="Aptos"/>
           <w:color w:val="000000"/>
           <w:sz w:val="24"/>
           <w:szCs w:val="24"/>
@@ -2467,6 +2702,7 @@
       </w:r>
       <w:r>
         <w:rPr>
+          <w:rFonts w:ascii="Aptos" w:hAnsi="Aptos" w:cs="Aptos" w:eastAsia="Aptos"/>
           <w:color w:val="000000"/>
           <w:sz w:val="24"/>
           <w:szCs w:val="24"/>
@@ -2491,6 +2727,7 @@
       </w:pPr>
       <w:r>
         <w:rPr>
+          <w:rFonts w:ascii="Aptos" w:hAnsi="Aptos" w:cs="Aptos" w:eastAsia="Aptos"/>
           <w:color w:val="000000"/>
           <w:sz w:val="24"/>
           <w:szCs w:val="24"/>
@@ -2499,6 +2736,7 @@
       </w:r>
       <w:r>
         <w:rPr>
+          <w:rFonts w:ascii="Aptos" w:hAnsi="Aptos" w:cs="Aptos" w:eastAsia="Aptos"/>
           <w:color w:val="000000"/>
           <w:sz w:val="24"/>
           <w:szCs w:val="24"/>
@@ -2507,6 +2745,7 @@
       </w:r>
       <w:r>
         <w:rPr>
+          <w:rFonts w:ascii="Aptos" w:hAnsi="Aptos" w:cs="Aptos" w:eastAsia="Aptos"/>
           <w:color w:val="000000"/>
           <w:sz w:val="24"/>
           <w:szCs w:val="24"/>
@@ -2515,6 +2754,7 @@
       </w:r>
       <w:r>
         <w:rPr>
+          <w:rFonts w:ascii="Aptos" w:hAnsi="Aptos" w:cs="Aptos" w:eastAsia="Aptos"/>
           <w:color w:val="000000"/>
           <w:sz w:val="24"/>
           <w:szCs w:val="24"/>
@@ -2539,6 +2779,7 @@
       </w:pPr>
       <w:r>
         <w:rPr>
+          <w:rFonts w:ascii="Aptos" w:hAnsi="Aptos" w:cs="Aptos" w:eastAsia="Aptos"/>
           <w:color w:val="000000"/>
           <w:sz w:val="24"/>
           <w:szCs w:val="24"/>
@@ -2547,6 +2788,7 @@
       </w:r>
       <w:r>
         <w:rPr>
+          <w:rFonts w:ascii="Aptos" w:hAnsi="Aptos" w:cs="Aptos" w:eastAsia="Aptos"/>
           <w:color w:val="000000"/>
           <w:sz w:val="24"/>
           <w:szCs w:val="24"/>
@@ -2555,6 +2797,7 @@
       </w:r>
       <w:r>
         <w:rPr>
+          <w:rFonts w:ascii="Aptos" w:hAnsi="Aptos" w:cs="Aptos" w:eastAsia="Aptos"/>
           <w:color w:val="000000"/>
           <w:sz w:val="24"/>
           <w:szCs w:val="24"/>
@@ -2574,6 +2817,7 @@
       </w:pPr>
       <w:r>
         <w:rPr>
+          <w:rFonts w:ascii="Aptos" w:hAnsi="Aptos" w:cs="Aptos" w:eastAsia="Aptos"/>
           <w:color w:val="000000"/>
           <w:sz w:val="24"/>
           <w:szCs w:val="24"/>
@@ -2582,6 +2826,7 @@
       </w:r>
       <w:r>
         <w:rPr>
+          <w:rFonts w:ascii="Aptos" w:hAnsi="Aptos" w:cs="Aptos" w:eastAsia="Aptos"/>
           <w:color w:val="000000"/>
           <w:sz w:val="24"/>
           <w:szCs w:val="24"/>
@@ -2590,6 +2835,7 @@
       </w:r>
       <w:r>
         <w:rPr>
+          <w:rFonts w:ascii="Aptos" w:hAnsi="Aptos" w:cs="Aptos" w:eastAsia="Aptos"/>
           <w:color w:val="000000"/>
           <w:sz w:val="24"/>
           <w:szCs w:val="24"/>
@@ -2598,6 +2844,7 @@
       </w:r>
       <w:r>
         <w:rPr>
+          <w:rFonts w:ascii="Aptos" w:hAnsi="Aptos" w:cs="Aptos" w:eastAsia="Aptos"/>
           <w:color w:val="000000"/>
           <w:sz w:val="24"/>
           <w:szCs w:val="24"/>
@@ -2606,6 +2853,7 @@
       </w:r>
       <w:r>
         <w:rPr>
+          <w:rFonts w:ascii="Aptos" w:hAnsi="Aptos" w:cs="Aptos" w:eastAsia="Aptos"/>
           <w:color w:val="000000"/>
           <w:sz w:val="24"/>
           <w:szCs w:val="24"/>
@@ -2625,6 +2873,7 @@
       </w:pPr>
       <w:r>
         <w:rPr>
+          <w:rFonts w:ascii="Aptos" w:hAnsi="Aptos" w:cs="Aptos" w:eastAsia="Aptos"/>
           <w:color w:val="000000"/>
           <w:sz w:val="24"/>
           <w:szCs w:val="24"/>
@@ -2633,6 +2882,7 @@
       </w:r>
       <w:r>
         <w:rPr>
+          <w:rFonts w:ascii="Aptos" w:hAnsi="Aptos" w:cs="Aptos" w:eastAsia="Aptos"/>
           <w:color w:val="000000"/>
           <w:sz w:val="24"/>
           <w:szCs w:val="24"/>
@@ -2641,6 +2891,7 @@
       </w:r>
       <w:r>
         <w:rPr>
+          <w:rFonts w:ascii="Aptos" w:hAnsi="Aptos" w:cs="Aptos" w:eastAsia="Aptos"/>
           <w:color w:val="000000"/>
           <w:sz w:val="24"/>
           <w:szCs w:val="24"/>
@@ -2649,6 +2900,7 @@
       </w:r>
       <w:r>
         <w:rPr>
+          <w:rFonts w:ascii="Aptos" w:hAnsi="Aptos" w:cs="Aptos" w:eastAsia="Aptos"/>
           <w:color w:val="000000"/>
           <w:sz w:val="24"/>
           <w:szCs w:val="24"/>
@@ -2657,6 +2909,7 @@
       </w:r>
       <w:r>
         <w:rPr>
+          <w:rFonts w:ascii="Aptos" w:hAnsi="Aptos" w:cs="Aptos" w:eastAsia="Aptos"/>
           <w:color w:val="000000"/>
           <w:sz w:val="24"/>
           <w:szCs w:val="24"/>
@@ -2665,6 +2918,7 @@
       </w:r>
       <w:r>
         <w:rPr>
+          <w:rFonts w:ascii="Aptos" w:hAnsi="Aptos" w:cs="Aptos" w:eastAsia="Aptos"/>
           <w:color w:val="000000"/>
           <w:sz w:val="24"/>
           <w:szCs w:val="24"/>
@@ -2673,6 +2927,7 @@
       </w:r>
       <w:r>
         <w:rPr>
+          <w:rFonts w:ascii="Aptos" w:hAnsi="Aptos" w:cs="Aptos" w:eastAsia="Aptos"/>
           <w:color w:val="000000"/>
           <w:sz w:val="24"/>
           <w:szCs w:val="24"/>
@@ -2681,6 +2936,7 @@
       </w:r>
       <w:r>
         <w:rPr>
+          <w:rFonts w:ascii="Aptos" w:hAnsi="Aptos" w:cs="Aptos" w:eastAsia="Aptos"/>
           <w:color w:val="000000"/>
           <w:sz w:val="24"/>
           <w:szCs w:val="24"/>
@@ -2689,6 +2945,7 @@
       </w:r>
       <w:r>
         <w:rPr>
+          <w:rFonts w:ascii="Aptos" w:hAnsi="Aptos" w:cs="Aptos" w:eastAsia="Aptos"/>
           <w:color w:val="000000"/>
           <w:sz w:val="24"/>
           <w:szCs w:val="24"/>
@@ -2697,6 +2954,7 @@
       </w:r>
       <w:r>
         <w:rPr>
+          <w:rFonts w:ascii="Aptos" w:hAnsi="Aptos" w:cs="Aptos" w:eastAsia="Aptos"/>
           <w:color w:val="000000"/>
           <w:sz w:val="24"/>
           <w:szCs w:val="24"/>
@@ -2705,6 +2963,7 @@
       </w:r>
       <w:r>
         <w:rPr>
+          <w:rFonts w:ascii="Aptos" w:hAnsi="Aptos" w:cs="Aptos" w:eastAsia="Aptos"/>
           <w:color w:val="000000"/>
           <w:sz w:val="24"/>
           <w:szCs w:val="24"/>
@@ -2713,17 +2972,18 @@
       </w:r>
       <w:r>
         <w:rPr>
+          <w:rFonts w:ascii="Aptos" w:hAnsi="Aptos" w:cs="Aptos" w:eastAsia="Aptos"/>
           <w:b/>
           <w:bCs/>
           <w:color w:val="000000"/>
           <w:sz w:val="24"/>
           <w:szCs w:val="24"/>
         </w:rPr>
-        <w:lastRenderedPageBreak/>
         <w:t>After the brief consultation, the physician will say</w:t>
       </w:r>
       <w:r>
         <w:rPr>
+          <w:rFonts w:ascii="Aptos" w:hAnsi="Aptos" w:cs="Aptos" w:eastAsia="Aptos"/>
           <w:b/>
           <w:bCs/>
           <w:color w:val="000000"/>
@@ -2734,6 +2994,7 @@
       </w:r>
       <w:r>
         <w:rPr>
+          <w:rFonts w:ascii="Aptos" w:hAnsi="Aptos" w:cs="Aptos" w:eastAsia="Aptos"/>
           <w:b/>
           <w:bCs/>
           <w:color w:val="000000"/>
@@ -2744,6 +3005,7 @@
       </w:r>
       <w:r>
         <w:rPr>
+          <w:rFonts w:ascii="Aptos" w:hAnsi="Aptos" w:cs="Aptos" w:eastAsia="Aptos"/>
           <w:b/>
           <w:bCs/>
           <w:color w:val="000000"/>
@@ -2754,6 +3016,7 @@
       </w:r>
       <w:r>
         <w:rPr>
+          <w:rFonts w:ascii="Aptos" w:hAnsi="Aptos" w:cs="Aptos" w:eastAsia="Aptos"/>
           <w:b/>
           <w:bCs/>
           <w:color w:val="000000"/>
@@ -2764,6 +3027,7 @@
       </w:r>
       <w:r>
         <w:rPr>
+          <w:rFonts w:ascii="Aptos" w:hAnsi="Aptos" w:cs="Aptos" w:eastAsia="Aptos"/>
           <w:color w:val="000000"/>
           <w:sz w:val="24"/>
           <w:szCs w:val="24"/>
@@ -2775,213 +3039,25 @@
       <w:pPr>
         <w:spacing w:after="0" w:line="480" w:lineRule="auto"/>
         <w:rPr>
-          <w:color w:val="000000"/>
-          <w:sz w:val="24"/>
-          <w:szCs w:val="24"/>
-        </w:rPr>
-      </w:pPr>
-    </w:p>
-    <w:p>
-      <w:pPr>
-        <w:spacing w:after="0" w:line="480" w:lineRule="auto"/>
-        <w:rPr>
-          <w:color w:val="000000"/>
-          <w:sz w:val="24"/>
-          <w:szCs w:val="24"/>
-        </w:rPr>
-      </w:pPr>
-    </w:p>
-    <w:p>
-      <w:pPr>
-        <w:spacing w:after="0" w:line="480" w:lineRule="auto"/>
-        <w:rPr>
-          <w:color w:val="000000"/>
-          <w:sz w:val="24"/>
-          <w:szCs w:val="24"/>
-        </w:rPr>
-      </w:pPr>
-    </w:p>
-    <w:p>
-      <w:pPr>
-        <w:spacing w:after="0" w:line="480" w:lineRule="auto"/>
-        <w:rPr>
-          <w:color w:val="000000"/>
-          <w:sz w:val="24"/>
-          <w:szCs w:val="24"/>
-        </w:rPr>
-      </w:pPr>
-    </w:p>
-    <w:p>
-      <w:pPr>
-        <w:spacing w:after="0" w:line="480" w:lineRule="auto"/>
-        <w:rPr>
-          <w:color w:val="000000"/>
-          <w:sz w:val="24"/>
-          <w:szCs w:val="24"/>
-        </w:rPr>
-      </w:pPr>
-    </w:p>
-    <w:p>
-      <w:pPr>
-        <w:spacing w:after="0" w:line="480" w:lineRule="auto"/>
-        <w:rPr>
-          <w:color w:val="000000"/>
-          <w:sz w:val="24"/>
-          <w:szCs w:val="24"/>
-        </w:rPr>
-      </w:pPr>
-    </w:p>
-    <w:p>
-      <w:pPr>
-        <w:spacing w:after="0" w:line="480" w:lineRule="auto"/>
-        <w:rPr>
-          <w:color w:val="000000"/>
-          <w:sz w:val="24"/>
-          <w:szCs w:val="24"/>
-        </w:rPr>
-      </w:pPr>
-    </w:p>
-    <w:p>
-      <w:pPr>
-        <w:spacing w:after="0" w:line="480" w:lineRule="auto"/>
-        <w:rPr>
-          <w:color w:val="000000"/>
-          <w:sz w:val="24"/>
-          <w:szCs w:val="24"/>
-        </w:rPr>
-      </w:pPr>
-    </w:p>
-    <w:p>
-      <w:pPr>
-        <w:spacing w:after="0" w:line="480" w:lineRule="auto"/>
-        <w:rPr>
-          <w:color w:val="000000"/>
-          <w:sz w:val="24"/>
-          <w:szCs w:val="24"/>
-        </w:rPr>
-      </w:pPr>
-    </w:p>
-    <w:p>
-      <w:pPr>
-        <w:spacing w:after="0" w:line="480" w:lineRule="auto"/>
-        <w:rPr>
-          <w:color w:val="000000"/>
-          <w:sz w:val="24"/>
-          <w:szCs w:val="24"/>
-        </w:rPr>
-      </w:pPr>
-    </w:p>
-    <w:p>
-      <w:pPr>
-        <w:spacing w:after="0" w:line="480" w:lineRule="auto"/>
-        <w:rPr>
-          <w:color w:val="000000"/>
-          <w:sz w:val="24"/>
-          <w:szCs w:val="24"/>
-        </w:rPr>
-      </w:pPr>
-    </w:p>
-    <w:p>
-      <w:pPr>
-        <w:spacing w:after="0" w:line="480" w:lineRule="auto"/>
-        <w:rPr>
-          <w:color w:val="000000"/>
-          <w:sz w:val="24"/>
-          <w:szCs w:val="24"/>
-        </w:rPr>
-      </w:pPr>
-    </w:p>
-    <w:p>
-      <w:pPr>
-        <w:spacing w:after="0" w:line="480" w:lineRule="auto"/>
-        <w:rPr>
-          <w:color w:val="000000"/>
-          <w:sz w:val="24"/>
-          <w:szCs w:val="24"/>
-        </w:rPr>
-      </w:pPr>
-    </w:p>
-    <w:p>
-      <w:pPr>
-        <w:spacing w:after="0" w:line="480" w:lineRule="auto"/>
-        <w:rPr>
-          <w:color w:val="000000"/>
-          <w:sz w:val="24"/>
-          <w:szCs w:val="24"/>
-        </w:rPr>
-      </w:pPr>
-    </w:p>
-    <w:p>
-      <w:pPr>
-        <w:spacing w:after="0" w:line="480" w:lineRule="auto"/>
-        <w:rPr>
-          <w:color w:val="000000"/>
-          <w:sz w:val="24"/>
-          <w:szCs w:val="24"/>
-        </w:rPr>
-      </w:pPr>
-    </w:p>
-    <w:p>
-      <w:pPr>
-        <w:spacing w:after="0" w:line="480" w:lineRule="auto"/>
-        <w:rPr>
-          <w:color w:val="000000"/>
-          <w:sz w:val="24"/>
-          <w:szCs w:val="24"/>
-        </w:rPr>
-      </w:pPr>
-    </w:p>
-    <w:p>
-      <w:pPr>
-        <w:spacing w:after="0" w:line="480" w:lineRule="auto"/>
-        <w:rPr>
-          <w:color w:val="000000"/>
-          <w:sz w:val="24"/>
-          <w:szCs w:val="24"/>
-        </w:rPr>
-      </w:pPr>
-    </w:p>
-    <w:p>
-      <w:pPr>
-        <w:spacing w:after="0" w:line="480" w:lineRule="auto"/>
-        <w:rPr>
-          <w:color w:val="000000"/>
-          <w:sz w:val="24"/>
-          <w:szCs w:val="24"/>
-        </w:rPr>
-      </w:pPr>
-    </w:p>
-    <w:p>
-      <w:pPr>
-        <w:spacing w:after="0" w:line="480" w:lineRule="auto"/>
-        <w:rPr>
-          <w:color w:val="000000"/>
-          <w:sz w:val="24"/>
-          <w:szCs w:val="24"/>
-        </w:rPr>
-      </w:pPr>
-    </w:p>
-    <w:p>
-      <w:pPr>
-        <w:spacing w:after="0" w:line="480" w:lineRule="auto"/>
-        <w:rPr>
           <w:rFonts w:ascii="Times New Roman" w:hAnsi="Times New Roman" w:cs="Times New Roman"/>
           <w:color w:val="000000"/>
           <w:sz w:val="24"/>
           <w:szCs w:val="24"/>
         </w:rPr>
-      </w:pPr>
-      <w:r>
-        <w:rPr>
-          <w:color w:val="000000"/>
-          <w:sz w:val="24"/>
-          <w:szCs w:val="24"/>
-        </w:rPr>
-        <w:lastRenderedPageBreak/>
+        <w:pageBreakBefore/>
+      </w:pPr>
+      <w:r>
+        <w:rPr>
+          <w:rFonts w:ascii="Aptos" w:hAnsi="Aptos" w:cs="Aptos" w:eastAsia="Aptos"/>
+          <w:color w:val="000000"/>
+          <w:sz w:val="24"/>
+          <w:szCs w:val="24"/>
+        </w:rPr>
         <w:t xml:space="preserve">Standardized Patient: Pregnant with </w:t>
       </w:r>
       <w:r>
         <w:rPr>
+          <w:rFonts w:ascii="Aptos" w:hAnsi="Aptos" w:cs="Aptos" w:eastAsia="Aptos"/>
           <w:color w:val="000000"/>
           <w:sz w:val="24"/>
           <w:szCs w:val="24"/>
@@ -2990,6 +3066,7 @@
       </w:r>
       <w:r>
         <w:rPr>
+          <w:rFonts w:ascii="Aptos" w:hAnsi="Aptos" w:cs="Aptos" w:eastAsia="Aptos"/>
           <w:color w:val="000000"/>
           <w:sz w:val="24"/>
           <w:szCs w:val="24"/>
@@ -2998,6 +3075,7 @@
       </w:r>
       <w:r>
         <w:rPr>
+          <w:rFonts w:ascii="Aptos" w:hAnsi="Aptos" w:cs="Aptos" w:eastAsia="Aptos"/>
           <w:color w:val="000000"/>
           <w:sz w:val="24"/>
           <w:szCs w:val="24"/>
@@ -3019,6 +3097,7 @@
       </w:pPr>
       <w:r>
         <w:rPr>
+          <w:rFonts w:ascii="Aptos" w:hAnsi="Aptos" w:cs="Aptos" w:eastAsia="Aptos"/>
           <w:color w:val="000000"/>
           <w:sz w:val="24"/>
           <w:szCs w:val="24"/>
@@ -3027,6 +3106,7 @@
       </w:r>
       <w:r>
         <w:rPr>
+          <w:rFonts w:ascii="Aptos" w:hAnsi="Aptos" w:cs="Aptos" w:eastAsia="Aptos"/>
           <w:color w:val="000000"/>
           <w:sz w:val="24"/>
           <w:szCs w:val="24"/>
@@ -3035,6 +3115,7 @@
       </w:r>
       <w:r>
         <w:rPr>
+          <w:rFonts w:ascii="Aptos" w:hAnsi="Aptos" w:cs="Aptos" w:eastAsia="Aptos"/>
           <w:color w:val="000000"/>
           <w:sz w:val="24"/>
           <w:szCs w:val="24"/>
@@ -3043,6 +3124,7 @@
       </w:r>
       <w:r>
         <w:rPr>
+          <w:rFonts w:ascii="Aptos" w:hAnsi="Aptos" w:cs="Aptos" w:eastAsia="Aptos"/>
           <w:color w:val="000000"/>
           <w:sz w:val="24"/>
           <w:szCs w:val="24"/>
@@ -3051,6 +3133,7 @@
       </w:r>
       <w:r>
         <w:rPr>
+          <w:rFonts w:ascii="Aptos" w:hAnsi="Aptos" w:cs="Aptos" w:eastAsia="Aptos"/>
           <w:color w:val="000000"/>
           <w:sz w:val="24"/>
           <w:szCs w:val="24"/>
@@ -3059,6 +3142,7 @@
       </w:r>
       <w:r>
         <w:rPr>
+          <w:rFonts w:ascii="Aptos" w:hAnsi="Aptos" w:cs="Aptos" w:eastAsia="Aptos"/>
           <w:color w:val="000000"/>
           <w:sz w:val="24"/>
           <w:szCs w:val="24"/>
@@ -3067,6 +3151,7 @@
       </w:r>
       <w:r>
         <w:rPr>
+          <w:rFonts w:ascii="Aptos" w:hAnsi="Aptos" w:cs="Aptos" w:eastAsia="Aptos"/>
           <w:color w:val="000000"/>
           <w:sz w:val="24"/>
           <w:szCs w:val="24"/>
@@ -3075,6 +3160,7 @@
       </w:r>
       <w:r>
         <w:rPr>
+          <w:rFonts w:ascii="Aptos" w:hAnsi="Aptos" w:cs="Aptos" w:eastAsia="Aptos"/>
           <w:color w:val="000000"/>
           <w:sz w:val="24"/>
           <w:szCs w:val="24"/>
@@ -3083,6 +3169,7 @@
       </w:r>
       <w:r>
         <w:rPr>
+          <w:rFonts w:ascii="Aptos" w:hAnsi="Aptos" w:cs="Aptos" w:eastAsia="Aptos"/>
           <w:color w:val="000000"/>
           <w:sz w:val="24"/>
           <w:szCs w:val="24"/>
@@ -3091,6 +3178,7 @@
       </w:r>
       <w:r>
         <w:rPr>
+          <w:rFonts w:ascii="Aptos" w:hAnsi="Aptos" w:cs="Aptos" w:eastAsia="Aptos"/>
           <w:color w:val="000000"/>
           <w:sz w:val="24"/>
           <w:szCs w:val="24"/>
@@ -3099,6 +3187,7 @@
       </w:r>
       <w:r>
         <w:rPr>
+          <w:rFonts w:ascii="Aptos" w:hAnsi="Aptos" w:cs="Aptos" w:eastAsia="Aptos"/>
           <w:i/>
           <w:iCs/>
           <w:color w:val="000000"/>
@@ -3122,16 +3211,19 @@
       </w:pPr>
       <w:r>
         <w:rPr>
+          <w:rFonts w:ascii="Aptos" w:hAnsi="Aptos" w:cs="Aptos" w:eastAsia="Aptos"/>
           <w:b/>
           <w:bCs/>
           <w:color w:val="000000"/>
           <w:sz w:val="24"/>
           <w:szCs w:val="24"/>
         </w:rPr>
+        <w:lastRenderedPageBreak/>
         <w:t xml:space="preserve">Opening </w:t>
       </w:r>
       <w:r>
         <w:rPr>
+          <w:rFonts w:ascii="Aptos" w:hAnsi="Aptos" w:cs="Aptos" w:eastAsia="Aptos"/>
           <w:b/>
           <w:bCs/>
           <w:color w:val="000000"/>
@@ -3142,6 +3234,7 @@
       </w:r>
       <w:r>
         <w:rPr>
+          <w:rFonts w:ascii="Aptos" w:hAnsi="Aptos" w:cs="Aptos" w:eastAsia="Aptos"/>
           <w:b/>
           <w:bCs/>
           <w:color w:val="000000"/>
@@ -3152,6 +3245,7 @@
       </w:r>
       <w:r>
         <w:rPr>
+          <w:rFonts w:ascii="Aptos" w:hAnsi="Aptos" w:cs="Aptos" w:eastAsia="Aptos"/>
           <w:color w:val="000000"/>
           <w:sz w:val="24"/>
           <w:szCs w:val="24"/>
@@ -3160,6 +3254,7 @@
       </w:r>
       <w:r>
         <w:rPr>
+          <w:rFonts w:ascii="Aptos" w:hAnsi="Aptos" w:cs="Aptos" w:eastAsia="Aptos"/>
           <w:color w:val="000000"/>
           <w:sz w:val="24"/>
           <w:szCs w:val="24"/>
@@ -3179,6 +3274,7 @@
       </w:pPr>
       <w:r>
         <w:rPr>
+          <w:rFonts w:ascii="Aptos" w:hAnsi="Aptos" w:cs="Aptos" w:eastAsia="Aptos"/>
           <w:b/>
           <w:bCs/>
           <w:color w:val="000000"/>
@@ -3189,6 +3285,7 @@
       </w:r>
       <w:r>
         <w:rPr>
+          <w:rFonts w:ascii="Aptos" w:hAnsi="Aptos" w:cs="Aptos" w:eastAsia="Aptos"/>
           <w:color w:val="000000"/>
           <w:sz w:val="24"/>
           <w:szCs w:val="24"/>
@@ -3197,6 +3294,7 @@
       </w:r>
       <w:r>
         <w:rPr>
+          <w:rFonts w:ascii="Aptos" w:hAnsi="Aptos" w:cs="Aptos" w:eastAsia="Aptos"/>
           <w:color w:val="000000"/>
           <w:sz w:val="24"/>
           <w:szCs w:val="24"/>
@@ -3216,6 +3314,7 @@
       </w:pPr>
       <w:r>
         <w:rPr>
+          <w:rFonts w:ascii="Aptos" w:hAnsi="Aptos" w:cs="Aptos" w:eastAsia="Aptos"/>
           <w:b/>
           <w:bCs/>
           <w:color w:val="000000"/>
@@ -3226,6 +3325,7 @@
       </w:r>
       <w:r>
         <w:rPr>
+          <w:rFonts w:ascii="Aptos" w:hAnsi="Aptos" w:cs="Aptos" w:eastAsia="Aptos"/>
           <w:color w:val="000000"/>
           <w:sz w:val="24"/>
           <w:szCs w:val="24"/>
@@ -3245,6 +3345,7 @@
       </w:pPr>
       <w:r>
         <w:rPr>
+          <w:rFonts w:ascii="Aptos" w:hAnsi="Aptos" w:cs="Aptos" w:eastAsia="Aptos"/>
           <w:b/>
           <w:bCs/>
           <w:color w:val="000000"/>
@@ -3255,6 +3356,7 @@
       </w:r>
       <w:r>
         <w:rPr>
+          <w:rFonts w:ascii="Aptos" w:hAnsi="Aptos" w:cs="Aptos" w:eastAsia="Aptos"/>
           <w:color w:val="000000"/>
           <w:sz w:val="24"/>
           <w:szCs w:val="24"/>
@@ -3274,6 +3376,7 @@
       </w:pPr>
       <w:r>
         <w:rPr>
+          <w:rFonts w:ascii="Aptos" w:hAnsi="Aptos" w:cs="Aptos" w:eastAsia="Aptos"/>
           <w:color w:val="000000"/>
           <w:sz w:val="24"/>
           <w:szCs w:val="24"/>
@@ -3298,6 +3401,7 @@
       </w:pPr>
       <w:r>
         <w:rPr>
+          <w:rFonts w:ascii="Aptos" w:hAnsi="Aptos" w:cs="Aptos" w:eastAsia="Aptos"/>
           <w:color w:val="000000"/>
           <w:sz w:val="24"/>
           <w:szCs w:val="24"/>
@@ -3322,6 +3426,7 @@
       </w:pPr>
       <w:r>
         <w:rPr>
+          <w:rFonts w:ascii="Aptos" w:hAnsi="Aptos" w:cs="Aptos" w:eastAsia="Aptos"/>
           <w:color w:val="000000"/>
           <w:sz w:val="24"/>
           <w:szCs w:val="24"/>
@@ -3346,6 +3451,7 @@
       </w:pPr>
       <w:r>
         <w:rPr>
+          <w:rFonts w:ascii="Aptos" w:hAnsi="Aptos" w:cs="Aptos" w:eastAsia="Aptos"/>
           <w:color w:val="000000"/>
           <w:sz w:val="24"/>
           <w:szCs w:val="24"/>
@@ -3367,6 +3473,7 @@
       </w:pPr>
       <w:r>
         <w:rPr>
+          <w:rFonts w:ascii="Aptos" w:hAnsi="Aptos" w:cs="Aptos" w:eastAsia="Aptos"/>
           <w:b/>
           <w:bCs/>
           <w:color w:val="000000"/>
@@ -3393,6 +3500,7 @@
       </w:pPr>
       <w:r>
         <w:rPr>
+          <w:rFonts w:ascii="Aptos" w:hAnsi="Aptos" w:cs="Aptos" w:eastAsia="Aptos"/>
           <w:color w:val="000000"/>
           <w:sz w:val="24"/>
           <w:szCs w:val="24"/>
@@ -3402,6 +3510,7 @@
       <w:proofErr w:type="gramStart"/>
       <w:r>
         <w:rPr>
+          <w:rFonts w:ascii="Aptos" w:hAnsi="Aptos" w:cs="Aptos" w:eastAsia="Aptos"/>
           <w:color w:val="000000"/>
           <w:sz w:val="24"/>
           <w:szCs w:val="24"/>
@@ -3410,6 +3519,7 @@
       </w:r>
       <w:r>
         <w:rPr>
+          <w:rFonts w:ascii="Aptos" w:hAnsi="Aptos" w:cs="Aptos" w:eastAsia="Aptos"/>
           <w:color w:val="000000"/>
           <w:sz w:val="24"/>
           <w:szCs w:val="24"/>
@@ -3419,6 +3529,7 @@
       <w:proofErr w:type="gramEnd"/>
       <w:r>
         <w:rPr>
+          <w:rFonts w:ascii="Aptos" w:hAnsi="Aptos" w:cs="Aptos" w:eastAsia="Aptos"/>
           <w:color w:val="000000"/>
           <w:sz w:val="24"/>
           <w:szCs w:val="24"/>
@@ -3443,6 +3554,7 @@
       </w:pPr>
       <w:r>
         <w:rPr>
+          <w:rFonts w:ascii="Aptos" w:hAnsi="Aptos" w:cs="Aptos" w:eastAsia="Aptos"/>
           <w:color w:val="000000"/>
           <w:sz w:val="24"/>
           <w:szCs w:val="24"/>
@@ -3451,6 +3563,7 @@
       </w:r>
       <w:r>
         <w:rPr>
+          <w:rFonts w:ascii="Aptos" w:hAnsi="Aptos" w:cs="Aptos" w:eastAsia="Aptos"/>
           <w:color w:val="000000"/>
           <w:sz w:val="24"/>
           <w:szCs w:val="24"/>
@@ -3459,6 +3572,7 @@
       </w:r>
       <w:r>
         <w:rPr>
+          <w:rFonts w:ascii="Aptos" w:hAnsi="Aptos" w:cs="Aptos" w:eastAsia="Aptos"/>
           <w:color w:val="000000"/>
           <w:sz w:val="24"/>
           <w:szCs w:val="24"/>
@@ -3478,6 +3592,7 @@
       </w:pPr>
       <w:r>
         <w:rPr>
+          <w:rFonts w:ascii="Aptos" w:hAnsi="Aptos" w:cs="Aptos" w:eastAsia="Aptos"/>
           <w:color w:val="000000"/>
           <w:sz w:val="24"/>
           <w:szCs w:val="24"/>
@@ -3502,6 +3617,7 @@
       </w:pPr>
       <w:r>
         <w:rPr>
+          <w:rFonts w:ascii="Aptos" w:hAnsi="Aptos" w:cs="Aptos" w:eastAsia="Aptos"/>
           <w:color w:val="000000"/>
           <w:sz w:val="24"/>
           <w:szCs w:val="24"/>
@@ -3526,6 +3642,7 @@
       </w:pPr>
       <w:r>
         <w:rPr>
+          <w:rFonts w:ascii="Aptos" w:hAnsi="Aptos" w:cs="Aptos" w:eastAsia="Aptos"/>
           <w:color w:val="000000"/>
           <w:sz w:val="24"/>
           <w:szCs w:val="24"/>
@@ -3550,6 +3667,7 @@
       </w:pPr>
       <w:r>
         <w:rPr>
+          <w:rFonts w:ascii="Aptos" w:hAnsi="Aptos" w:cs="Aptos" w:eastAsia="Aptos"/>
           <w:color w:val="000000"/>
           <w:sz w:val="24"/>
           <w:szCs w:val="24"/>
@@ -3558,6 +3676,7 @@
       </w:r>
       <w:r>
         <w:rPr>
+          <w:rFonts w:ascii="Aptos" w:hAnsi="Aptos" w:cs="Aptos" w:eastAsia="Aptos"/>
           <w:color w:val="000000"/>
           <w:sz w:val="24"/>
           <w:szCs w:val="24"/>
@@ -3566,6 +3685,7 @@
       </w:r>
       <w:r>
         <w:rPr>
+          <w:rFonts w:ascii="Aptos" w:hAnsi="Aptos" w:cs="Aptos" w:eastAsia="Aptos"/>
           <w:color w:val="000000"/>
           <w:sz w:val="24"/>
           <w:szCs w:val="24"/>
@@ -3574,6 +3694,7 @@
       </w:r>
       <w:r>
         <w:rPr>
+          <w:rFonts w:ascii="Aptos" w:hAnsi="Aptos" w:cs="Aptos" w:eastAsia="Aptos"/>
           <w:color w:val="000000"/>
           <w:sz w:val="24"/>
           <w:szCs w:val="24"/>
@@ -3582,6 +3703,7 @@
       </w:r>
       <w:r>
         <w:rPr>
+          <w:rFonts w:ascii="Aptos" w:hAnsi="Aptos" w:cs="Aptos" w:eastAsia="Aptos"/>
           <w:color w:val="000000"/>
           <w:sz w:val="24"/>
           <w:szCs w:val="24"/>
@@ -3590,6 +3712,7 @@
       </w:r>
       <w:r>
         <w:rPr>
+          <w:rFonts w:ascii="Aptos" w:hAnsi="Aptos" w:cs="Aptos" w:eastAsia="Aptos"/>
           <w:color w:val="000000"/>
           <w:sz w:val="24"/>
           <w:szCs w:val="24"/>
@@ -3598,6 +3721,7 @@
       </w:r>
       <w:r>
         <w:rPr>
+          <w:rFonts w:ascii="Aptos" w:hAnsi="Aptos" w:cs="Aptos" w:eastAsia="Aptos"/>
           <w:color w:val="000000"/>
           <w:sz w:val="24"/>
           <w:szCs w:val="24"/>
@@ -3606,6 +3730,7 @@
       </w:r>
       <w:r>
         <w:rPr>
+          <w:rFonts w:ascii="Aptos" w:hAnsi="Aptos" w:cs="Aptos" w:eastAsia="Aptos"/>
           <w:color w:val="000000"/>
           <w:sz w:val="24"/>
           <w:szCs w:val="24"/>
@@ -3614,6 +3739,7 @@
       </w:r>
       <w:r>
         <w:rPr>
+          <w:rFonts w:ascii="Aptos" w:hAnsi="Aptos" w:cs="Aptos" w:eastAsia="Aptos"/>
           <w:color w:val="000000"/>
           <w:sz w:val="24"/>
           <w:szCs w:val="24"/>
@@ -3622,6 +3748,7 @@
       </w:r>
       <w:r>
         <w:rPr>
+          <w:rFonts w:ascii="Aptos" w:hAnsi="Aptos" w:cs="Aptos" w:eastAsia="Aptos"/>
           <w:color w:val="000000"/>
           <w:sz w:val="24"/>
           <w:szCs w:val="24"/>
@@ -3630,6 +3757,7 @@
       </w:r>
       <w:r>
         <w:rPr>
+          <w:rFonts w:ascii="Aptos" w:hAnsi="Aptos" w:cs="Aptos" w:eastAsia="Aptos"/>
           <w:color w:val="000000"/>
           <w:sz w:val="24"/>
           <w:szCs w:val="24"/>
@@ -3638,6 +3766,7 @@
       </w:r>
       <w:r>
         <w:rPr>
+          <w:rFonts w:ascii="Aptos" w:hAnsi="Aptos" w:cs="Aptos" w:eastAsia="Aptos"/>
           <w:color w:val="000000"/>
           <w:sz w:val="24"/>
           <w:szCs w:val="24"/>
@@ -3662,6 +3791,7 @@
       </w:pPr>
       <w:r>
         <w:rPr>
+          <w:rFonts w:ascii="Aptos" w:hAnsi="Aptos" w:cs="Aptos" w:eastAsia="Aptos"/>
           <w:color w:val="000000"/>
           <w:sz w:val="24"/>
           <w:szCs w:val="24"/>
@@ -3670,6 +3800,7 @@
       </w:r>
       <w:r>
         <w:rPr>
+          <w:rFonts w:ascii="Aptos" w:hAnsi="Aptos" w:cs="Aptos" w:eastAsia="Aptos"/>
           <w:color w:val="000000"/>
           <w:sz w:val="24"/>
           <w:szCs w:val="24"/>
@@ -3678,6 +3809,7 @@
       </w:r>
       <w:r>
         <w:rPr>
+          <w:rFonts w:ascii="Aptos" w:hAnsi="Aptos" w:cs="Aptos" w:eastAsia="Aptos"/>
           <w:color w:val="000000"/>
           <w:sz w:val="24"/>
           <w:szCs w:val="24"/>
@@ -3697,15 +3829,16 @@
       </w:pPr>
       <w:r>
         <w:rPr>
-          <w:color w:val="000000"/>
-          <w:sz w:val="24"/>
-          <w:szCs w:val="24"/>
-        </w:rPr>
-        <w:lastRenderedPageBreak/>
+          <w:rFonts w:ascii="Aptos" w:hAnsi="Aptos" w:cs="Aptos" w:eastAsia="Aptos"/>
+          <w:color w:val="000000"/>
+          <w:sz w:val="24"/>
+          <w:szCs w:val="24"/>
+        </w:rPr>
         <w:t>After sharing these concerns, the HCP should refer you to the physician.</w:t>
       </w:r>
       <w:r>
         <w:rPr>
+          <w:rFonts w:ascii="Aptos" w:hAnsi="Aptos" w:cs="Aptos" w:eastAsia="Aptos"/>
           <w:color w:val="000000"/>
           <w:sz w:val="24"/>
           <w:szCs w:val="24"/>
@@ -3714,6 +3847,7 @@
       </w:r>
       <w:r>
         <w:rPr>
+          <w:rFonts w:ascii="Aptos" w:hAnsi="Aptos" w:cs="Aptos" w:eastAsia="Aptos"/>
           <w:color w:val="000000"/>
           <w:sz w:val="24"/>
           <w:szCs w:val="24"/>
@@ -3722,6 +3856,7 @@
       </w:r>
       <w:r>
         <w:rPr>
+          <w:rFonts w:ascii="Aptos" w:hAnsi="Aptos" w:cs="Aptos" w:eastAsia="Aptos"/>
           <w:b/>
           <w:bCs/>
           <w:color w:val="000000"/>
@@ -3732,6 +3867,7 @@
       </w:r>
       <w:r>
         <w:rPr>
+          <w:rFonts w:ascii="Aptos" w:hAnsi="Aptos" w:cs="Aptos" w:eastAsia="Aptos"/>
           <w:b/>
           <w:bCs/>
           <w:color w:val="000000"/>
@@ -3742,6 +3878,7 @@
       </w:r>
       <w:r>
         <w:rPr>
+          <w:rFonts w:ascii="Aptos" w:hAnsi="Aptos" w:cs="Aptos" w:eastAsia="Aptos"/>
           <w:b/>
           <w:bCs/>
           <w:color w:val="000000"/>
@@ -3752,6 +3889,7 @@
       </w:r>
       <w:r>
         <w:rPr>
+          <w:rFonts w:ascii="Aptos" w:hAnsi="Aptos" w:cs="Aptos" w:eastAsia="Aptos"/>
           <w:color w:val="000000"/>
           <w:sz w:val="24"/>
           <w:szCs w:val="24"/>
@@ -3760,6 +3898,7 @@
       </w:r>
       <w:r>
         <w:rPr>
+          <w:rFonts w:ascii="Aptos" w:hAnsi="Aptos" w:cs="Aptos" w:eastAsia="Aptos"/>
           <w:color w:val="000000"/>
           <w:sz w:val="24"/>
           <w:szCs w:val="24"/>
@@ -3768,6 +3907,7 @@
       </w:r>
       <w:r>
         <w:rPr>
+          <w:rFonts w:ascii="Aptos" w:hAnsi="Aptos" w:cs="Aptos" w:eastAsia="Aptos"/>
           <w:color w:val="000000"/>
           <w:sz w:val="24"/>
           <w:szCs w:val="24"/>
@@ -3776,6 +3916,7 @@
       </w:r>
       <w:r>
         <w:rPr>
+          <w:rFonts w:ascii="Aptos" w:hAnsi="Aptos" w:cs="Aptos" w:eastAsia="Aptos"/>
           <w:color w:val="000000"/>
           <w:sz w:val="24"/>
           <w:szCs w:val="24"/>
@@ -3787,186 +3928,128 @@
       <w:pPr>
         <w:spacing w:after="0" w:line="480" w:lineRule="auto"/>
         <w:rPr>
-          <w:color w:val="000000"/>
-          <w:sz w:val="24"/>
-          <w:szCs w:val="24"/>
-        </w:rPr>
-      </w:pPr>
+          <w:rFonts w:ascii="Times New Roman" w:hAnsi="Times New Roman" w:cs="Times New Roman"/>
+          <w:color w:val="000000"/>
+          <w:sz w:val="24"/>
+          <w:szCs w:val="24"/>
+        </w:rPr>
+        <w:pageBreakBefore/>
+      </w:pPr>
+      <w:r>
+        <w:rPr>
+          <w:rFonts w:ascii="Aptos" w:hAnsi="Aptos" w:cs="Aptos" w:eastAsia="Aptos"/>
+          <w:color w:val="000000"/>
+          <w:sz w:val="24"/>
+          <w:szCs w:val="24"/>
+        </w:rPr>
+        <w:t>Standardized Patient: Molluscum Contagiosum</w:t>
+      </w:r>
     </w:p>
     <w:p>
       <w:pPr>
         <w:spacing w:after="0" w:line="480" w:lineRule="auto"/>
         <w:rPr>
-          <w:color w:val="000000"/>
-          <w:sz w:val="24"/>
-          <w:szCs w:val="24"/>
-        </w:rPr>
-      </w:pPr>
+          <w:rFonts w:ascii="Times New Roman" w:hAnsi="Times New Roman" w:cs="Times New Roman"/>
+          <w:color w:val="000000"/>
+          <w:sz w:val="24"/>
+          <w:szCs w:val="24"/>
+        </w:rPr>
+      </w:pPr>
+      <w:r>
+        <w:rPr>
+          <w:rFonts w:ascii="Aptos" w:hAnsi="Aptos" w:cs="Aptos" w:eastAsia="Aptos"/>
+          <w:color w:val="000000"/>
+          <w:sz w:val="24"/>
+          <w:szCs w:val="24"/>
+        </w:rPr>
+        <w:t>Enter while the HCP and patient with suicide ideation are exiting the room to go to counseling services. (</w:t>
+      </w:r>
+      <w:r>
+        <w:rPr>
+          <w:rFonts w:ascii="Aptos" w:hAnsi="Aptos" w:cs="Aptos" w:eastAsia="Aptos"/>
+          <w:color w:val="000000"/>
+          <w:sz w:val="24"/>
+          <w:szCs w:val="24"/>
+        </w:rPr>
+        <w:t>Approximately</w:t>
+      </w:r>
+      <w:r>
+        <w:rPr>
+          <w:rFonts w:ascii="Aptos" w:hAnsi="Aptos" w:cs="Aptos" w:eastAsia="Aptos"/>
+          <w:color w:val="000000"/>
+          <w:sz w:val="24"/>
+          <w:szCs w:val="24"/>
+        </w:rPr>
+        <w:t xml:space="preserve"> </w:t>
+      </w:r>
+      <w:r>
+        <w:rPr>
+          <w:rFonts w:ascii="Aptos" w:hAnsi="Aptos" w:cs="Aptos" w:eastAsia="Aptos"/>
+          <w:color w:val="000000"/>
+          <w:sz w:val="24"/>
+          <w:szCs w:val="24"/>
+        </w:rPr>
+        <w:t>five</w:t>
+      </w:r>
+      <w:r>
+        <w:rPr>
+          <w:rFonts w:ascii="Aptos" w:hAnsi="Aptos" w:cs="Aptos" w:eastAsia="Aptos"/>
+          <w:color w:val="000000"/>
+          <w:sz w:val="24"/>
+          <w:szCs w:val="24"/>
+        </w:rPr>
+        <w:t xml:space="preserve"> minutes</w:t>
+      </w:r>
+      <w:r>
+        <w:rPr>
+          <w:rFonts w:ascii="Aptos" w:hAnsi="Aptos" w:cs="Aptos" w:eastAsia="Aptos"/>
+          <w:color w:val="000000"/>
+          <w:sz w:val="24"/>
+          <w:szCs w:val="24"/>
+        </w:rPr>
+        <w:t xml:space="preserve"> into the second session</w:t>
+      </w:r>
+      <w:r>
+        <w:rPr>
+          <w:rFonts w:ascii="Aptos" w:hAnsi="Aptos" w:cs="Aptos" w:eastAsia="Aptos"/>
+          <w:color w:val="000000"/>
+          <w:sz w:val="24"/>
+          <w:szCs w:val="24"/>
+        </w:rPr>
+        <w:t>.</w:t>
+      </w:r>
+      <w:r>
+        <w:rPr>
+          <w:rFonts w:ascii="Aptos" w:hAnsi="Aptos" w:cs="Aptos" w:eastAsia="Aptos"/>
+          <w:color w:val="000000"/>
+          <w:sz w:val="24"/>
+          <w:szCs w:val="24"/>
+        </w:rPr>
+        <w:t>) When greeted, state</w:t>
+      </w:r>
+      <w:r>
+        <w:rPr>
+          <w:rFonts w:ascii="Aptos" w:hAnsi="Aptos" w:cs="Aptos" w:eastAsia="Aptos"/>
+          <w:color w:val="000000"/>
+          <w:sz w:val="24"/>
+          <w:szCs w:val="24"/>
+        </w:rPr>
+        <w:t>,</w:t>
+      </w:r>
+      <w:r>
+        <w:rPr>
+          <w:rFonts w:ascii="Aptos" w:hAnsi="Aptos" w:cs="Aptos" w:eastAsia="Aptos"/>
+          <w:color w:val="000000"/>
+          <w:sz w:val="24"/>
+          <w:szCs w:val="24"/>
+        </w:rPr>
+        <w:t xml:space="preserve"> “I didn’t sign up, but I’m wondering if the doc could look at my arms?”</w:t>
+      </w:r>
     </w:p>
     <w:p>
       <w:pPr>
         <w:spacing w:after="0" w:line="480" w:lineRule="auto"/>
         <w:rPr>
-          <w:color w:val="000000"/>
-          <w:sz w:val="24"/>
-          <w:szCs w:val="24"/>
-        </w:rPr>
-      </w:pPr>
-    </w:p>
-    <w:p>
-      <w:pPr>
-        <w:spacing w:after="0" w:line="480" w:lineRule="auto"/>
-        <w:rPr>
-          <w:color w:val="000000"/>
-          <w:sz w:val="24"/>
-          <w:szCs w:val="24"/>
-        </w:rPr>
-      </w:pPr>
-    </w:p>
-    <w:p>
-      <w:pPr>
-        <w:spacing w:after="0" w:line="480" w:lineRule="auto"/>
-        <w:rPr>
-          <w:color w:val="000000"/>
-          <w:sz w:val="24"/>
-          <w:szCs w:val="24"/>
-        </w:rPr>
-      </w:pPr>
-    </w:p>
-    <w:p>
-      <w:pPr>
-        <w:spacing w:after="0" w:line="480" w:lineRule="auto"/>
-        <w:rPr>
-          <w:color w:val="000000"/>
-          <w:sz w:val="24"/>
-          <w:szCs w:val="24"/>
-        </w:rPr>
-      </w:pPr>
-    </w:p>
-    <w:p>
-      <w:pPr>
-        <w:spacing w:after="0" w:line="480" w:lineRule="auto"/>
-        <w:rPr>
-          <w:color w:val="000000"/>
-          <w:sz w:val="24"/>
-          <w:szCs w:val="24"/>
-        </w:rPr>
-      </w:pPr>
-    </w:p>
-    <w:p>
-      <w:pPr>
-        <w:spacing w:after="0" w:line="480" w:lineRule="auto"/>
-        <w:rPr>
-          <w:color w:val="000000"/>
-          <w:sz w:val="24"/>
-          <w:szCs w:val="24"/>
-        </w:rPr>
-      </w:pPr>
-    </w:p>
-    <w:p>
-      <w:pPr>
-        <w:spacing w:after="0" w:line="480" w:lineRule="auto"/>
-        <w:rPr>
-          <w:color w:val="000000"/>
-          <w:sz w:val="24"/>
-          <w:szCs w:val="24"/>
-        </w:rPr>
-      </w:pPr>
-    </w:p>
-    <w:p>
-      <w:pPr>
-        <w:spacing w:after="0" w:line="480" w:lineRule="auto"/>
-        <w:rPr>
-          <w:color w:val="000000"/>
-          <w:sz w:val="24"/>
-          <w:szCs w:val="24"/>
-        </w:rPr>
-      </w:pPr>
-    </w:p>
-    <w:p>
-      <w:pPr>
-        <w:spacing w:after="0" w:line="480" w:lineRule="auto"/>
-        <w:rPr>
-          <w:color w:val="000000"/>
-          <w:sz w:val="24"/>
-          <w:szCs w:val="24"/>
-        </w:rPr>
-      </w:pPr>
-    </w:p>
-    <w:p>
-      <w:pPr>
-        <w:spacing w:after="0" w:line="480" w:lineRule="auto"/>
-        <w:rPr>
-          <w:color w:val="000000"/>
-          <w:sz w:val="24"/>
-          <w:szCs w:val="24"/>
-        </w:rPr>
-      </w:pPr>
-    </w:p>
-    <w:p>
-      <w:pPr>
-        <w:spacing w:after="0" w:line="480" w:lineRule="auto"/>
-        <w:rPr>
-          <w:color w:val="000000"/>
-          <w:sz w:val="24"/>
-          <w:szCs w:val="24"/>
-        </w:rPr>
-      </w:pPr>
-    </w:p>
-    <w:p>
-      <w:pPr>
-        <w:spacing w:after="0" w:line="480" w:lineRule="auto"/>
-        <w:rPr>
-          <w:color w:val="000000"/>
-          <w:sz w:val="24"/>
-          <w:szCs w:val="24"/>
-        </w:rPr>
-      </w:pPr>
-    </w:p>
-    <w:p>
-      <w:pPr>
-        <w:spacing w:after="0" w:line="480" w:lineRule="auto"/>
-        <w:rPr>
-          <w:color w:val="000000"/>
-          <w:sz w:val="24"/>
-          <w:szCs w:val="24"/>
-        </w:rPr>
-      </w:pPr>
-    </w:p>
-    <w:p>
-      <w:pPr>
-        <w:spacing w:after="0" w:line="480" w:lineRule="auto"/>
-        <w:rPr>
-          <w:color w:val="000000"/>
-          <w:sz w:val="24"/>
-          <w:szCs w:val="24"/>
-        </w:rPr>
-      </w:pPr>
-    </w:p>
-    <w:p>
-      <w:pPr>
-        <w:spacing w:after="0" w:line="480" w:lineRule="auto"/>
-        <w:rPr>
-          <w:color w:val="000000"/>
-          <w:sz w:val="24"/>
-          <w:szCs w:val="24"/>
-        </w:rPr>
-      </w:pPr>
-    </w:p>
-    <w:p>
-      <w:pPr>
-        <w:spacing w:after="0" w:line="480" w:lineRule="auto"/>
-        <w:rPr>
-          <w:color w:val="000000"/>
-          <w:sz w:val="24"/>
-          <w:szCs w:val="24"/>
-        </w:rPr>
-      </w:pPr>
-    </w:p>
-    <w:p>
-      <w:pPr>
-        <w:spacing w:after="0" w:line="480" w:lineRule="auto"/>
-        <w:rPr>
           <w:rFonts w:ascii="Times New Roman" w:hAnsi="Times New Roman" w:cs="Times New Roman"/>
           <w:color w:val="000000"/>
           <w:sz w:val="24"/>
@@ -3975,42 +4058,16 @@
       </w:pPr>
       <w:r>
         <w:rPr>
-          <w:color w:val="000000"/>
-          <w:sz w:val="24"/>
-          <w:szCs w:val="24"/>
-        </w:rPr>
-        <w:lastRenderedPageBreak/>
-        <w:t>Standardized Patient: Molluscum Contagiosum</w:t>
-      </w:r>
-    </w:p>
-    <w:p>
-      <w:pPr>
-        <w:spacing w:after="0" w:line="480" w:lineRule="auto"/>
-        <w:rPr>
-          <w:rFonts w:ascii="Times New Roman" w:hAnsi="Times New Roman" w:cs="Times New Roman"/>
-          <w:color w:val="000000"/>
-          <w:sz w:val="24"/>
-          <w:szCs w:val="24"/>
-        </w:rPr>
-      </w:pPr>
-      <w:r>
-        <w:rPr>
-          <w:color w:val="000000"/>
-          <w:sz w:val="24"/>
-          <w:szCs w:val="24"/>
-        </w:rPr>
-        <w:t>Enter while the HCP and patient with suicide ideation are exiting the room to go to counseling services. (</w:t>
-      </w:r>
-      <w:r>
-        <w:rPr>
-          <w:color w:val="000000"/>
-          <w:sz w:val="24"/>
-          <w:szCs w:val="24"/>
-        </w:rPr>
-        <w:t>Approximately</w:t>
-      </w:r>
-      <w:r>
-        <w:rPr>
+          <w:rFonts w:ascii="Aptos" w:hAnsi="Aptos" w:cs="Aptos" w:eastAsia="Aptos"/>
+          <w:color w:val="000000"/>
+          <w:sz w:val="24"/>
+          <w:szCs w:val="24"/>
+        </w:rPr>
+        <w:t>Following</w:t>
+      </w:r>
+      <w:r>
+        <w:rPr>
+          <w:rFonts w:ascii="Aptos" w:hAnsi="Aptos" w:cs="Aptos" w:eastAsia="Aptos"/>
           <w:color w:val="000000"/>
           <w:sz w:val="24"/>
           <w:szCs w:val="24"/>
@@ -4019,89 +4076,7 @@
       </w:r>
       <w:r>
         <w:rPr>
-          <w:color w:val="000000"/>
-          <w:sz w:val="24"/>
-          <w:szCs w:val="24"/>
-        </w:rPr>
-        <w:t>five</w:t>
-      </w:r>
-      <w:r>
-        <w:rPr>
-          <w:color w:val="000000"/>
-          <w:sz w:val="24"/>
-          <w:szCs w:val="24"/>
-        </w:rPr>
-        <w:t xml:space="preserve"> minutes</w:t>
-      </w:r>
-      <w:r>
-        <w:rPr>
-          <w:color w:val="000000"/>
-          <w:sz w:val="24"/>
-          <w:szCs w:val="24"/>
-        </w:rPr>
-        <w:t xml:space="preserve"> into the second session</w:t>
-      </w:r>
-      <w:r>
-        <w:rPr>
-          <w:color w:val="000000"/>
-          <w:sz w:val="24"/>
-          <w:szCs w:val="24"/>
-        </w:rPr>
-        <w:t>.</w:t>
-      </w:r>
-      <w:r>
-        <w:rPr>
-          <w:color w:val="000000"/>
-          <w:sz w:val="24"/>
-          <w:szCs w:val="24"/>
-        </w:rPr>
-        <w:t>) When greeted, state</w:t>
-      </w:r>
-      <w:r>
-        <w:rPr>
-          <w:color w:val="000000"/>
-          <w:sz w:val="24"/>
-          <w:szCs w:val="24"/>
-        </w:rPr>
-        <w:t>,</w:t>
-      </w:r>
-      <w:r>
-        <w:rPr>
-          <w:color w:val="000000"/>
-          <w:sz w:val="24"/>
-          <w:szCs w:val="24"/>
-        </w:rPr>
-        <w:t xml:space="preserve"> “I didn’t sign up, but I’m wondering if the doc could look at my arms?”</w:t>
-      </w:r>
-    </w:p>
-    <w:p>
-      <w:pPr>
-        <w:spacing w:after="0" w:line="480" w:lineRule="auto"/>
-        <w:rPr>
-          <w:rFonts w:ascii="Times New Roman" w:hAnsi="Times New Roman" w:cs="Times New Roman"/>
-          <w:color w:val="000000"/>
-          <w:sz w:val="24"/>
-          <w:szCs w:val="24"/>
-        </w:rPr>
-      </w:pPr>
-      <w:r>
-        <w:rPr>
-          <w:color w:val="000000"/>
-          <w:sz w:val="24"/>
-          <w:szCs w:val="24"/>
-        </w:rPr>
-        <w:t>Following</w:t>
-      </w:r>
-      <w:r>
-        <w:rPr>
-          <w:color w:val="000000"/>
-          <w:sz w:val="24"/>
-          <w:szCs w:val="24"/>
-        </w:rPr>
-        <w:t xml:space="preserve"> </w:t>
-      </w:r>
-      <w:r>
-        <w:rPr>
+          <w:rFonts w:ascii="Aptos" w:hAnsi="Aptos" w:cs="Aptos" w:eastAsia="Aptos"/>
           <w:color w:val="000000"/>
           <w:sz w:val="24"/>
           <w:szCs w:val="24"/>
@@ -4126,6 +4101,7 @@
       </w:pPr>
       <w:r>
         <w:rPr>
+          <w:rFonts w:ascii="Aptos" w:hAnsi="Aptos" w:cs="Aptos" w:eastAsia="Aptos"/>
           <w:color w:val="000000"/>
           <w:sz w:val="24"/>
           <w:szCs w:val="24"/>
@@ -4150,6 +4126,7 @@
       </w:pPr>
       <w:r>
         <w:rPr>
+          <w:rFonts w:ascii="Aptos" w:hAnsi="Aptos" w:cs="Aptos" w:eastAsia="Aptos"/>
           <w:color w:val="000000"/>
           <w:sz w:val="24"/>
           <w:szCs w:val="24"/>
@@ -4158,6 +4135,7 @@
       </w:r>
       <w:r>
         <w:rPr>
+          <w:rFonts w:ascii="Aptos" w:hAnsi="Aptos" w:cs="Aptos" w:eastAsia="Aptos"/>
           <w:color w:val="000000"/>
           <w:sz w:val="24"/>
           <w:szCs w:val="24"/>
@@ -4166,6 +4144,7 @@
       </w:r>
       <w:r>
         <w:rPr>
+          <w:rFonts w:ascii="Aptos" w:hAnsi="Aptos" w:cs="Aptos" w:eastAsia="Aptos"/>
           <w:color w:val="000000"/>
           <w:sz w:val="24"/>
           <w:szCs w:val="24"/>
@@ -4174,6 +4153,7 @@
       </w:r>
       <w:r>
         <w:rPr>
+          <w:rFonts w:ascii="Aptos" w:hAnsi="Aptos" w:cs="Aptos" w:eastAsia="Aptos"/>
           <w:color w:val="000000"/>
           <w:sz w:val="24"/>
           <w:szCs w:val="24"/>
@@ -4182,6 +4162,7 @@
       </w:r>
       <w:r>
         <w:rPr>
+          <w:rFonts w:ascii="Aptos" w:hAnsi="Aptos" w:cs="Aptos" w:eastAsia="Aptos"/>
           <w:color w:val="000000"/>
           <w:sz w:val="24"/>
           <w:szCs w:val="24"/>
@@ -4190,6 +4171,7 @@
       </w:r>
       <w:r>
         <w:rPr>
+          <w:rFonts w:ascii="Aptos" w:hAnsi="Aptos" w:cs="Aptos" w:eastAsia="Aptos"/>
           <w:color w:val="000000"/>
           <w:sz w:val="24"/>
           <w:szCs w:val="24"/>
@@ -4209,6 +4191,7 @@
       </w:pPr>
       <w:r>
         <w:rPr>
+          <w:rFonts w:ascii="Aptos" w:hAnsi="Aptos" w:cs="Aptos" w:eastAsia="Aptos"/>
           <w:color w:val="000000"/>
           <w:sz w:val="24"/>
           <w:szCs w:val="24"/>
@@ -4217,6 +4200,7 @@
       </w:r>
       <w:r>
         <w:rPr>
+          <w:rFonts w:ascii="Aptos" w:hAnsi="Aptos" w:cs="Aptos" w:eastAsia="Aptos"/>
           <w:color w:val="000000"/>
           <w:sz w:val="24"/>
           <w:szCs w:val="24"/>
@@ -4225,6 +4209,7 @@
       </w:r>
       <w:r>
         <w:rPr>
+          <w:rFonts w:ascii="Aptos" w:hAnsi="Aptos" w:cs="Aptos" w:eastAsia="Aptos"/>
           <w:color w:val="000000"/>
           <w:sz w:val="24"/>
           <w:szCs w:val="24"/>
@@ -4233,6 +4218,7 @@
       </w:r>
       <w:r>
         <w:rPr>
+          <w:rFonts w:ascii="Aptos" w:hAnsi="Aptos" w:cs="Aptos" w:eastAsia="Aptos"/>
           <w:b/>
           <w:bCs/>
           <w:color w:val="000000"/>
@@ -4243,6 +4229,7 @@
       </w:r>
       <w:r>
         <w:rPr>
+          <w:rFonts w:ascii="Aptos" w:hAnsi="Aptos" w:cs="Aptos" w:eastAsia="Aptos"/>
           <w:b/>
           <w:bCs/>
           <w:color w:val="000000"/>
@@ -4253,6 +4240,7 @@
       </w:r>
       <w:r>
         <w:rPr>
+          <w:rFonts w:ascii="Aptos" w:hAnsi="Aptos" w:cs="Aptos" w:eastAsia="Aptos"/>
           <w:color w:val="000000"/>
           <w:sz w:val="24"/>
           <w:szCs w:val="24"/>
@@ -4261,6 +4249,7 @@
       </w:r>
       <w:r>
         <w:rPr>
+          <w:rFonts w:ascii="Aptos" w:hAnsi="Aptos" w:cs="Aptos" w:eastAsia="Aptos"/>
           <w:color w:val="000000"/>
           <w:sz w:val="24"/>
           <w:szCs w:val="24"/>
@@ -4269,6 +4258,7 @@
       </w:r>
       <w:r>
         <w:rPr>
+          <w:rFonts w:ascii="Aptos" w:hAnsi="Aptos" w:cs="Aptos" w:eastAsia="Aptos"/>
           <w:color w:val="000000"/>
           <w:sz w:val="24"/>
           <w:szCs w:val="24"/>
@@ -4277,6 +4267,7 @@
       </w:r>
       <w:r>
         <w:rPr>
+          <w:rFonts w:ascii="Aptos" w:hAnsi="Aptos" w:cs="Aptos" w:eastAsia="Aptos"/>
           <w:color w:val="000000"/>
           <w:sz w:val="24"/>
           <w:szCs w:val="24"/>
@@ -4288,116 +4279,302 @@
       <w:pPr>
         <w:spacing w:after="0" w:line="480" w:lineRule="auto"/>
         <w:rPr>
-          <w:color w:val="000000"/>
-          <w:sz w:val="24"/>
-          <w:szCs w:val="24"/>
-        </w:rPr>
-      </w:pPr>
+          <w:rFonts w:ascii="Times New Roman" w:hAnsi="Times New Roman" w:cs="Times New Roman"/>
+          <w:color w:val="000000"/>
+          <w:sz w:val="24"/>
+          <w:szCs w:val="24"/>
+        </w:rPr>
+        <w:pageBreakBefore/>
+      </w:pPr>
+      <w:r>
+        <w:rPr>
+          <w:rFonts w:ascii="Aptos" w:hAnsi="Aptos" w:cs="Aptos" w:eastAsia="Aptos"/>
+          <w:color w:val="000000"/>
+          <w:sz w:val="24"/>
+          <w:szCs w:val="24"/>
+        </w:rPr>
+        <w:t>Standardized Patient: Ear Infection</w:t>
+      </w:r>
     </w:p>
     <w:p>
       <w:pPr>
         <w:spacing w:after="0" w:line="480" w:lineRule="auto"/>
         <w:rPr>
-          <w:color w:val="000000"/>
-          <w:sz w:val="24"/>
-          <w:szCs w:val="24"/>
-        </w:rPr>
-      </w:pPr>
+          <w:rFonts w:ascii="Times New Roman" w:hAnsi="Times New Roman" w:cs="Times New Roman"/>
+          <w:color w:val="000000"/>
+          <w:sz w:val="24"/>
+          <w:szCs w:val="24"/>
+        </w:rPr>
+      </w:pPr>
+      <w:r>
+        <w:rPr>
+          <w:rFonts w:ascii="Aptos" w:hAnsi="Aptos" w:cs="Aptos" w:eastAsia="Aptos"/>
+          <w:color w:val="000000"/>
+          <w:sz w:val="24"/>
+          <w:szCs w:val="24"/>
+        </w:rPr>
+        <w:lastRenderedPageBreak/>
+        <w:t>While the HCP is giving a gynecologist recommendation to the athlete who is pregnant, walk in and wait at the door. (</w:t>
+      </w:r>
+      <w:r>
+        <w:rPr>
+          <w:rFonts w:ascii="Aptos" w:hAnsi="Aptos" w:cs="Aptos" w:eastAsia="Aptos"/>
+          <w:color w:val="000000"/>
+          <w:sz w:val="24"/>
+          <w:szCs w:val="24"/>
+        </w:rPr>
+        <w:t>Approximately</w:t>
+      </w:r>
+      <w:r>
+        <w:rPr>
+          <w:rFonts w:ascii="Aptos" w:hAnsi="Aptos" w:cs="Aptos" w:eastAsia="Aptos"/>
+          <w:color w:val="000000"/>
+          <w:sz w:val="24"/>
+          <w:szCs w:val="24"/>
+        </w:rPr>
+        <w:t xml:space="preserve"> </w:t>
+      </w:r>
+      <w:r>
+        <w:rPr>
+          <w:rFonts w:ascii="Aptos" w:hAnsi="Aptos" w:cs="Aptos" w:eastAsia="Aptos"/>
+          <w:color w:val="000000"/>
+          <w:sz w:val="24"/>
+          <w:szCs w:val="24"/>
+        </w:rPr>
+        <w:t>three</w:t>
+      </w:r>
+      <w:r>
+        <w:rPr>
+          <w:rFonts w:ascii="Aptos" w:hAnsi="Aptos" w:cs="Aptos" w:eastAsia="Aptos"/>
+          <w:color w:val="000000"/>
+          <w:sz w:val="24"/>
+          <w:szCs w:val="24"/>
+        </w:rPr>
+        <w:t xml:space="preserve"> minutes</w:t>
+      </w:r>
+      <w:r>
+        <w:rPr>
+          <w:rFonts w:ascii="Aptos" w:hAnsi="Aptos" w:cs="Aptos" w:eastAsia="Aptos"/>
+          <w:color w:val="000000"/>
+          <w:sz w:val="24"/>
+          <w:szCs w:val="24"/>
+        </w:rPr>
+        <w:t xml:space="preserve"> into the </w:t>
+      </w:r>
+      <w:r>
+        <w:rPr>
+          <w:rFonts w:ascii="Aptos" w:hAnsi="Aptos" w:cs="Aptos" w:eastAsia="Aptos"/>
+          <w:color w:val="000000"/>
+          <w:sz w:val="24"/>
+          <w:szCs w:val="24"/>
+        </w:rPr>
+        <w:t>third</w:t>
+      </w:r>
+      <w:r>
+        <w:rPr>
+          <w:rFonts w:ascii="Aptos" w:hAnsi="Aptos" w:cs="Aptos" w:eastAsia="Aptos"/>
+          <w:color w:val="000000"/>
+          <w:sz w:val="24"/>
+          <w:szCs w:val="24"/>
+        </w:rPr>
+        <w:t xml:space="preserve"> </w:t>
+      </w:r>
+      <w:r>
+        <w:rPr>
+          <w:rFonts w:ascii="Aptos" w:hAnsi="Aptos" w:cs="Aptos" w:eastAsia="Aptos"/>
+          <w:color w:val="000000"/>
+          <w:sz w:val="24"/>
+          <w:szCs w:val="24"/>
+        </w:rPr>
+        <w:t>session)</w:t>
+      </w:r>
     </w:p>
     <w:p>
       <w:pPr>
         <w:spacing w:after="0" w:line="480" w:lineRule="auto"/>
         <w:rPr>
-          <w:color w:val="000000"/>
-          <w:sz w:val="24"/>
-          <w:szCs w:val="24"/>
-        </w:rPr>
-      </w:pPr>
+          <w:rFonts w:ascii="Times New Roman" w:hAnsi="Times New Roman" w:cs="Times New Roman"/>
+          <w:color w:val="000000"/>
+          <w:sz w:val="24"/>
+          <w:szCs w:val="24"/>
+        </w:rPr>
+      </w:pPr>
+      <w:r>
+        <w:rPr>
+          <w:rFonts w:ascii="Aptos" w:hAnsi="Aptos" w:cs="Aptos" w:eastAsia="Aptos"/>
+          <w:b/>
+          <w:bCs/>
+          <w:color w:val="000000"/>
+          <w:sz w:val="24"/>
+          <w:szCs w:val="24"/>
+        </w:rPr>
+        <w:t xml:space="preserve">Opening </w:t>
+      </w:r>
+      <w:r>
+        <w:rPr>
+          <w:rFonts w:ascii="Aptos" w:hAnsi="Aptos" w:cs="Aptos" w:eastAsia="Aptos"/>
+          <w:b/>
+          <w:bCs/>
+          <w:color w:val="000000"/>
+          <w:sz w:val="24"/>
+          <w:szCs w:val="24"/>
+        </w:rPr>
+        <w:t>s</w:t>
+      </w:r>
+      <w:r>
+        <w:rPr>
+          <w:rFonts w:ascii="Aptos" w:hAnsi="Aptos" w:cs="Aptos" w:eastAsia="Aptos"/>
+          <w:b/>
+          <w:bCs/>
+          <w:color w:val="000000"/>
+          <w:sz w:val="24"/>
+          <w:szCs w:val="24"/>
+        </w:rPr>
+        <w:t>tatement:</w:t>
+      </w:r>
+      <w:r>
+        <w:rPr>
+          <w:rFonts w:ascii="Aptos" w:hAnsi="Aptos" w:cs="Aptos" w:eastAsia="Aptos"/>
+          <w:color w:val="000000"/>
+          <w:sz w:val="24"/>
+          <w:szCs w:val="24"/>
+        </w:rPr>
+        <w:t xml:space="preserve"> </w:t>
+      </w:r>
+      <w:r>
+        <w:rPr>
+          <w:rFonts w:ascii="Aptos" w:hAnsi="Aptos" w:cs="Aptos" w:eastAsia="Aptos"/>
+          <w:color w:val="000000"/>
+          <w:sz w:val="24"/>
+          <w:szCs w:val="24"/>
+        </w:rPr>
+        <w:t>When greeted, state</w:t>
+      </w:r>
+      <w:r>
+        <w:rPr>
+          <w:rFonts w:ascii="Aptos" w:hAnsi="Aptos" w:cs="Aptos" w:eastAsia="Aptos"/>
+          <w:color w:val="000000"/>
+          <w:sz w:val="24"/>
+          <w:szCs w:val="24"/>
+        </w:rPr>
+        <w:t>,</w:t>
+      </w:r>
+      <w:r>
+        <w:rPr>
+          <w:rFonts w:ascii="Aptos" w:hAnsi="Aptos" w:cs="Aptos" w:eastAsia="Aptos"/>
+          <w:color w:val="000000"/>
+          <w:sz w:val="24"/>
+          <w:szCs w:val="24"/>
+        </w:rPr>
+        <w:t xml:space="preserve"> “Hi, I signed up to see the doctor. My ear has been hurting for a few days.”</w:t>
+      </w:r>
     </w:p>
     <w:p>
       <w:pPr>
         <w:spacing w:after="0" w:line="480" w:lineRule="auto"/>
         <w:rPr>
-          <w:color w:val="000000"/>
-          <w:sz w:val="24"/>
-          <w:szCs w:val="24"/>
-        </w:rPr>
-      </w:pPr>
+          <w:rFonts w:ascii="Times New Roman" w:hAnsi="Times New Roman" w:cs="Times New Roman"/>
+          <w:color w:val="000000"/>
+          <w:sz w:val="24"/>
+          <w:szCs w:val="24"/>
+        </w:rPr>
+      </w:pPr>
+      <w:r>
+        <w:rPr>
+          <w:rFonts w:ascii="Aptos" w:hAnsi="Aptos" w:cs="Aptos" w:eastAsia="Aptos"/>
+          <w:b/>
+          <w:bCs/>
+          <w:color w:val="000000"/>
+          <w:sz w:val="24"/>
+          <w:szCs w:val="24"/>
+        </w:rPr>
+        <w:t>Age:</w:t>
+      </w:r>
+      <w:r>
+        <w:rPr>
+          <w:rFonts w:ascii="Aptos" w:hAnsi="Aptos" w:cs="Aptos" w:eastAsia="Aptos"/>
+          <w:color w:val="000000"/>
+          <w:sz w:val="24"/>
+          <w:szCs w:val="24"/>
+        </w:rPr>
+        <w:t xml:space="preserve"> </w:t>
+      </w:r>
+      <w:r>
+        <w:rPr>
+          <w:rFonts w:ascii="Aptos" w:hAnsi="Aptos" w:cs="Aptos" w:eastAsia="Aptos"/>
+          <w:color w:val="000000"/>
+          <w:sz w:val="24"/>
+          <w:szCs w:val="24"/>
+        </w:rPr>
+        <w:t>21</w:t>
+      </w:r>
     </w:p>
     <w:p>
       <w:pPr>
         <w:spacing w:after="0" w:line="480" w:lineRule="auto"/>
         <w:rPr>
-          <w:color w:val="000000"/>
-          <w:sz w:val="24"/>
-          <w:szCs w:val="24"/>
-        </w:rPr>
-      </w:pPr>
+          <w:rFonts w:ascii="Times New Roman" w:hAnsi="Times New Roman" w:cs="Times New Roman"/>
+          <w:color w:val="000000"/>
+          <w:sz w:val="24"/>
+          <w:szCs w:val="24"/>
+        </w:rPr>
+      </w:pPr>
+      <w:r>
+        <w:rPr>
+          <w:rFonts w:ascii="Aptos" w:hAnsi="Aptos" w:cs="Aptos" w:eastAsia="Aptos"/>
+          <w:b/>
+          <w:bCs/>
+          <w:color w:val="000000"/>
+          <w:sz w:val="24"/>
+          <w:szCs w:val="24"/>
+        </w:rPr>
+        <w:t>Sport:</w:t>
+      </w:r>
+      <w:r>
+        <w:rPr>
+          <w:rFonts w:ascii="Aptos" w:hAnsi="Aptos" w:cs="Aptos" w:eastAsia="Aptos"/>
+          <w:color w:val="000000"/>
+          <w:sz w:val="24"/>
+          <w:szCs w:val="24"/>
+        </w:rPr>
+        <w:t xml:space="preserve"> Swimming</w:t>
+      </w:r>
     </w:p>
     <w:p>
       <w:pPr>
         <w:spacing w:after="0" w:line="480" w:lineRule="auto"/>
         <w:rPr>
-          <w:color w:val="000000"/>
-          <w:sz w:val="24"/>
-          <w:szCs w:val="24"/>
-        </w:rPr>
-      </w:pPr>
+          <w:rFonts w:ascii="Times New Roman" w:hAnsi="Times New Roman" w:cs="Times New Roman"/>
+          <w:color w:val="000000"/>
+          <w:sz w:val="24"/>
+          <w:szCs w:val="24"/>
+        </w:rPr>
+      </w:pPr>
+      <w:r>
+        <w:rPr>
+          <w:rFonts w:ascii="Aptos" w:hAnsi="Aptos" w:cs="Aptos" w:eastAsia="Aptos"/>
+          <w:b/>
+          <w:bCs/>
+          <w:color w:val="000000"/>
+          <w:sz w:val="24"/>
+          <w:szCs w:val="24"/>
+        </w:rPr>
+        <w:t>Diagnosis:</w:t>
+      </w:r>
+      <w:r>
+        <w:rPr>
+          <w:rFonts w:ascii="Aptos" w:hAnsi="Aptos" w:cs="Aptos" w:eastAsia="Aptos"/>
+          <w:color w:val="000000"/>
+          <w:sz w:val="24"/>
+          <w:szCs w:val="24"/>
+        </w:rPr>
+        <w:t xml:space="preserve"> Swimmer’s ear</w:t>
+      </w:r>
     </w:p>
     <w:p>
       <w:pPr>
         <w:spacing w:after="0" w:line="480" w:lineRule="auto"/>
         <w:rPr>
-          <w:color w:val="000000"/>
-          <w:sz w:val="24"/>
-          <w:szCs w:val="24"/>
-        </w:rPr>
-      </w:pPr>
-    </w:p>
-    <w:p>
-      <w:pPr>
-        <w:spacing w:after="0" w:line="480" w:lineRule="auto"/>
-        <w:rPr>
-          <w:color w:val="000000"/>
-          <w:sz w:val="24"/>
-          <w:szCs w:val="24"/>
-        </w:rPr>
-      </w:pPr>
-    </w:p>
-    <w:p>
-      <w:pPr>
-        <w:spacing w:after="0" w:line="480" w:lineRule="auto"/>
-        <w:rPr>
-          <w:color w:val="000000"/>
-          <w:sz w:val="24"/>
-          <w:szCs w:val="24"/>
-        </w:rPr>
-      </w:pPr>
-    </w:p>
-    <w:p>
-      <w:pPr>
-        <w:spacing w:after="0" w:line="480" w:lineRule="auto"/>
-        <w:rPr>
-          <w:color w:val="000000"/>
-          <w:sz w:val="24"/>
-          <w:szCs w:val="24"/>
-        </w:rPr>
-      </w:pPr>
-    </w:p>
-    <w:p>
-      <w:pPr>
-        <w:spacing w:after="0" w:line="480" w:lineRule="auto"/>
-        <w:rPr>
-          <w:color w:val="000000"/>
-          <w:sz w:val="24"/>
-          <w:szCs w:val="24"/>
-        </w:rPr>
-      </w:pPr>
-    </w:p>
-    <w:p>
-      <w:pPr>
-        <w:spacing w:after="0" w:line="480" w:lineRule="auto"/>
-        <w:rPr>
           <w:rFonts w:ascii="Times New Roman" w:hAnsi="Times New Roman" w:cs="Times New Roman"/>
           <w:color w:val="000000"/>
           <w:sz w:val="24"/>
@@ -4406,42 +4583,16 @@
       </w:pPr>
       <w:r>
         <w:rPr>
-          <w:color w:val="000000"/>
-          <w:sz w:val="24"/>
-          <w:szCs w:val="24"/>
-        </w:rPr>
-        <w:lastRenderedPageBreak/>
-        <w:t>Standardized Patient: Ear Infection</w:t>
-      </w:r>
-    </w:p>
-    <w:p>
-      <w:pPr>
-        <w:spacing w:after="0" w:line="480" w:lineRule="auto"/>
-        <w:rPr>
-          <w:rFonts w:ascii="Times New Roman" w:hAnsi="Times New Roman" w:cs="Times New Roman"/>
-          <w:color w:val="000000"/>
-          <w:sz w:val="24"/>
-          <w:szCs w:val="24"/>
-        </w:rPr>
-      </w:pPr>
-      <w:r>
-        <w:rPr>
-          <w:color w:val="000000"/>
-          <w:sz w:val="24"/>
-          <w:szCs w:val="24"/>
-        </w:rPr>
-        <w:t>While the HCP is giving a gynecologist recommendation to the athlete who is pregnant, walk in and wait at the door. (</w:t>
-      </w:r>
-      <w:r>
-        <w:rPr>
-          <w:color w:val="000000"/>
-          <w:sz w:val="24"/>
-          <w:szCs w:val="24"/>
-        </w:rPr>
-        <w:t>Approximately</w:t>
-      </w:r>
-      <w:r>
-        <w:rPr>
+          <w:rFonts w:ascii="Aptos" w:hAnsi="Aptos" w:cs="Aptos" w:eastAsia="Aptos"/>
+          <w:color w:val="000000"/>
+          <w:sz w:val="24"/>
+          <w:szCs w:val="24"/>
+        </w:rPr>
+        <w:t>Following</w:t>
+      </w:r>
+      <w:r>
+        <w:rPr>
+          <w:rFonts w:ascii="Aptos" w:hAnsi="Aptos" w:cs="Aptos" w:eastAsia="Aptos"/>
           <w:color w:val="000000"/>
           <w:sz w:val="24"/>
           <w:szCs w:val="24"/>
@@ -4450,249 +4601,7 @@
       </w:r>
       <w:r>
         <w:rPr>
-          <w:color w:val="000000"/>
-          <w:sz w:val="24"/>
-          <w:szCs w:val="24"/>
-        </w:rPr>
-        <w:t>three</w:t>
-      </w:r>
-      <w:r>
-        <w:rPr>
-          <w:color w:val="000000"/>
-          <w:sz w:val="24"/>
-          <w:szCs w:val="24"/>
-        </w:rPr>
-        <w:t xml:space="preserve"> minutes</w:t>
-      </w:r>
-      <w:r>
-        <w:rPr>
-          <w:color w:val="000000"/>
-          <w:sz w:val="24"/>
-          <w:szCs w:val="24"/>
-        </w:rPr>
-        <w:t xml:space="preserve"> into the </w:t>
-      </w:r>
-      <w:r>
-        <w:rPr>
-          <w:color w:val="000000"/>
-          <w:sz w:val="24"/>
-          <w:szCs w:val="24"/>
-        </w:rPr>
-        <w:t>third</w:t>
-      </w:r>
-      <w:r>
-        <w:rPr>
-          <w:color w:val="000000"/>
-          <w:sz w:val="24"/>
-          <w:szCs w:val="24"/>
-        </w:rPr>
-        <w:t xml:space="preserve"> </w:t>
-      </w:r>
-      <w:r>
-        <w:rPr>
-          <w:color w:val="000000"/>
-          <w:sz w:val="24"/>
-          <w:szCs w:val="24"/>
-        </w:rPr>
-        <w:t>session)</w:t>
-      </w:r>
-    </w:p>
-    <w:p>
-      <w:pPr>
-        <w:spacing w:after="0" w:line="480" w:lineRule="auto"/>
-        <w:rPr>
-          <w:rFonts w:ascii="Times New Roman" w:hAnsi="Times New Roman" w:cs="Times New Roman"/>
-          <w:color w:val="000000"/>
-          <w:sz w:val="24"/>
-          <w:szCs w:val="24"/>
-        </w:rPr>
-      </w:pPr>
-      <w:r>
-        <w:rPr>
-          <w:b/>
-          <w:bCs/>
-          <w:color w:val="000000"/>
-          <w:sz w:val="24"/>
-          <w:szCs w:val="24"/>
-        </w:rPr>
-        <w:t xml:space="preserve">Opening </w:t>
-      </w:r>
-      <w:r>
-        <w:rPr>
-          <w:b/>
-          <w:bCs/>
-          <w:color w:val="000000"/>
-          <w:sz w:val="24"/>
-          <w:szCs w:val="24"/>
-        </w:rPr>
-        <w:t>s</w:t>
-      </w:r>
-      <w:r>
-        <w:rPr>
-          <w:b/>
-          <w:bCs/>
-          <w:color w:val="000000"/>
-          <w:sz w:val="24"/>
-          <w:szCs w:val="24"/>
-        </w:rPr>
-        <w:t>tatement:</w:t>
-      </w:r>
-      <w:r>
-        <w:rPr>
-          <w:color w:val="000000"/>
-          <w:sz w:val="24"/>
-          <w:szCs w:val="24"/>
-        </w:rPr>
-        <w:t xml:space="preserve"> </w:t>
-      </w:r>
-      <w:r>
-        <w:rPr>
-          <w:color w:val="000000"/>
-          <w:sz w:val="24"/>
-          <w:szCs w:val="24"/>
-        </w:rPr>
-        <w:t>When greeted, state</w:t>
-      </w:r>
-      <w:r>
-        <w:rPr>
-          <w:color w:val="000000"/>
-          <w:sz w:val="24"/>
-          <w:szCs w:val="24"/>
-        </w:rPr>
-        <w:t>,</w:t>
-      </w:r>
-      <w:r>
-        <w:rPr>
-          <w:color w:val="000000"/>
-          <w:sz w:val="24"/>
-          <w:szCs w:val="24"/>
-        </w:rPr>
-        <w:t xml:space="preserve"> “Hi, I signed up to see the doctor. My ear has been hurting for a few days.”</w:t>
-      </w:r>
-    </w:p>
-    <w:p>
-      <w:pPr>
-        <w:spacing w:after="0" w:line="480" w:lineRule="auto"/>
-        <w:rPr>
-          <w:rFonts w:ascii="Times New Roman" w:hAnsi="Times New Roman" w:cs="Times New Roman"/>
-          <w:color w:val="000000"/>
-          <w:sz w:val="24"/>
-          <w:szCs w:val="24"/>
-        </w:rPr>
-      </w:pPr>
-      <w:r>
-        <w:rPr>
-          <w:b/>
-          <w:bCs/>
-          <w:color w:val="000000"/>
-          <w:sz w:val="24"/>
-          <w:szCs w:val="24"/>
-        </w:rPr>
-        <w:t>Age:</w:t>
-      </w:r>
-      <w:r>
-        <w:rPr>
-          <w:color w:val="000000"/>
-          <w:sz w:val="24"/>
-          <w:szCs w:val="24"/>
-        </w:rPr>
-        <w:t xml:space="preserve"> </w:t>
-      </w:r>
-      <w:r>
-        <w:rPr>
-          <w:color w:val="000000"/>
-          <w:sz w:val="24"/>
-          <w:szCs w:val="24"/>
-        </w:rPr>
-        <w:t>21</w:t>
-      </w:r>
-    </w:p>
-    <w:p>
-      <w:pPr>
-        <w:spacing w:after="0" w:line="480" w:lineRule="auto"/>
-        <w:rPr>
-          <w:rFonts w:ascii="Times New Roman" w:hAnsi="Times New Roman" w:cs="Times New Roman"/>
-          <w:color w:val="000000"/>
-          <w:sz w:val="24"/>
-          <w:szCs w:val="24"/>
-        </w:rPr>
-      </w:pPr>
-      <w:r>
-        <w:rPr>
-          <w:b/>
-          <w:bCs/>
-          <w:color w:val="000000"/>
-          <w:sz w:val="24"/>
-          <w:szCs w:val="24"/>
-        </w:rPr>
-        <w:t>Sport:</w:t>
-      </w:r>
-      <w:r>
-        <w:rPr>
-          <w:color w:val="000000"/>
-          <w:sz w:val="24"/>
-          <w:szCs w:val="24"/>
-        </w:rPr>
-        <w:t xml:space="preserve"> Swimming</w:t>
-      </w:r>
-    </w:p>
-    <w:p>
-      <w:pPr>
-        <w:spacing w:after="0" w:line="480" w:lineRule="auto"/>
-        <w:rPr>
-          <w:rFonts w:ascii="Times New Roman" w:hAnsi="Times New Roman" w:cs="Times New Roman"/>
-          <w:color w:val="000000"/>
-          <w:sz w:val="24"/>
-          <w:szCs w:val="24"/>
-        </w:rPr>
-      </w:pPr>
-      <w:r>
-        <w:rPr>
-          <w:b/>
-          <w:bCs/>
-          <w:color w:val="000000"/>
-          <w:sz w:val="24"/>
-          <w:szCs w:val="24"/>
-        </w:rPr>
-        <w:t>Diagnosis:</w:t>
-      </w:r>
-      <w:r>
-        <w:rPr>
-          <w:color w:val="000000"/>
-          <w:sz w:val="24"/>
-          <w:szCs w:val="24"/>
-        </w:rPr>
-        <w:t xml:space="preserve"> Swimmer’s ear</w:t>
-      </w:r>
-    </w:p>
-    <w:p>
-      <w:pPr>
-        <w:spacing w:after="0" w:line="480" w:lineRule="auto"/>
-        <w:rPr>
-          <w:rFonts w:ascii="Times New Roman" w:hAnsi="Times New Roman" w:cs="Times New Roman"/>
-          <w:color w:val="000000"/>
-          <w:sz w:val="24"/>
-          <w:szCs w:val="24"/>
-        </w:rPr>
-      </w:pPr>
-      <w:r>
-        <w:rPr>
-          <w:color w:val="000000"/>
-          <w:sz w:val="24"/>
-          <w:szCs w:val="24"/>
-        </w:rPr>
-        <w:t>Following</w:t>
-      </w:r>
-      <w:r>
-        <w:rPr>
-          <w:color w:val="000000"/>
-          <w:sz w:val="24"/>
-          <w:szCs w:val="24"/>
-        </w:rPr>
-        <w:t xml:space="preserve"> </w:t>
-      </w:r>
-      <w:r>
-        <w:rPr>
+          <w:rFonts w:ascii="Aptos" w:hAnsi="Aptos" w:cs="Aptos" w:eastAsia="Aptos"/>
           <w:color w:val="000000"/>
           <w:sz w:val="24"/>
           <w:szCs w:val="24"/>
@@ -4717,6 +4626,7 @@
       </w:pPr>
       <w:r>
         <w:rPr>
+          <w:rFonts w:ascii="Aptos" w:hAnsi="Aptos" w:cs="Aptos" w:eastAsia="Aptos"/>
           <w:color w:val="000000"/>
           <w:sz w:val="24"/>
           <w:szCs w:val="24"/>
@@ -4741,6 +4651,7 @@
       </w:pPr>
       <w:r>
         <w:rPr>
+          <w:rFonts w:ascii="Aptos" w:hAnsi="Aptos" w:cs="Aptos" w:eastAsia="Aptos"/>
           <w:color w:val="000000"/>
           <w:sz w:val="24"/>
           <w:szCs w:val="24"/>
@@ -4749,6 +4660,7 @@
       </w:r>
       <w:r>
         <w:rPr>
+          <w:rFonts w:ascii="Aptos" w:hAnsi="Aptos" w:cs="Aptos" w:eastAsia="Aptos"/>
           <w:color w:val="000000"/>
           <w:sz w:val="24"/>
           <w:szCs w:val="24"/>
@@ -4757,6 +4669,7 @@
       </w:r>
       <w:r>
         <w:rPr>
+          <w:rFonts w:ascii="Aptos" w:hAnsi="Aptos" w:cs="Aptos" w:eastAsia="Aptos"/>
           <w:color w:val="000000"/>
           <w:sz w:val="24"/>
           <w:szCs w:val="24"/>
@@ -4781,6 +4694,7 @@
       </w:pPr>
       <w:r>
         <w:rPr>
+          <w:rFonts w:ascii="Aptos" w:hAnsi="Aptos" w:cs="Aptos" w:eastAsia="Aptos"/>
           <w:color w:val="000000"/>
           <w:sz w:val="24"/>
           <w:szCs w:val="24"/>
@@ -4805,6 +4719,7 @@
       </w:pPr>
       <w:r>
         <w:rPr>
+          <w:rFonts w:ascii="Aptos" w:hAnsi="Aptos" w:cs="Aptos" w:eastAsia="Aptos"/>
           <w:color w:val="000000"/>
           <w:sz w:val="24"/>
           <w:szCs w:val="24"/>
@@ -4813,6 +4728,7 @@
       </w:r>
       <w:r>
         <w:rPr>
+          <w:rFonts w:ascii="Aptos" w:hAnsi="Aptos" w:cs="Aptos" w:eastAsia="Aptos"/>
           <w:color w:val="000000"/>
           <w:sz w:val="24"/>
           <w:szCs w:val="24"/>
@@ -4821,6 +4737,7 @@
       </w:r>
       <w:r>
         <w:rPr>
+          <w:rFonts w:ascii="Aptos" w:hAnsi="Aptos" w:cs="Aptos" w:eastAsia="Aptos"/>
           <w:color w:val="000000"/>
           <w:sz w:val="24"/>
           <w:szCs w:val="24"/>
@@ -4829,6 +4746,7 @@
       </w:r>
       <w:r>
         <w:rPr>
+          <w:rFonts w:ascii="Aptos" w:hAnsi="Aptos" w:cs="Aptos" w:eastAsia="Aptos"/>
           <w:color w:val="000000"/>
           <w:sz w:val="24"/>
           <w:szCs w:val="24"/>
@@ -4848,6 +4766,7 @@
       </w:pPr>
       <w:r>
         <w:rPr>
+          <w:rFonts w:ascii="Aptos" w:hAnsi="Aptos" w:cs="Aptos" w:eastAsia="Aptos"/>
           <w:color w:val="000000"/>
           <w:sz w:val="24"/>
           <w:szCs w:val="24"/>
@@ -4856,6 +4775,7 @@
       </w:r>
       <w:r>
         <w:rPr>
+          <w:rFonts w:ascii="Aptos" w:hAnsi="Aptos" w:cs="Aptos" w:eastAsia="Aptos"/>
           <w:b/>
           <w:bCs/>
           <w:color w:val="000000"/>
@@ -4866,6 +4786,7 @@
       </w:r>
       <w:r>
         <w:rPr>
+          <w:rFonts w:ascii="Aptos" w:hAnsi="Aptos" w:cs="Aptos" w:eastAsia="Aptos"/>
           <w:color w:val="000000"/>
           <w:sz w:val="24"/>
           <w:szCs w:val="24"/>
@@ -4874,6 +4795,7 @@
       </w:r>
       <w:r>
         <w:rPr>
+          <w:rFonts w:ascii="Aptos" w:hAnsi="Aptos" w:cs="Aptos" w:eastAsia="Aptos"/>
           <w:color w:val="000000"/>
           <w:sz w:val="24"/>
           <w:szCs w:val="24"/>
@@ -4885,61 +4807,369 @@
       <w:pPr>
         <w:spacing w:after="0" w:line="480" w:lineRule="auto"/>
         <w:rPr>
-          <w:color w:val="000000"/>
-          <w:sz w:val="24"/>
-          <w:szCs w:val="24"/>
-        </w:rPr>
-      </w:pPr>
+          <w:rFonts w:ascii="Times New Roman" w:hAnsi="Times New Roman" w:cs="Times New Roman"/>
+          <w:color w:val="000000"/>
+          <w:sz w:val="24"/>
+          <w:szCs w:val="24"/>
+        </w:rPr>
+        <w:pageBreakBefore/>
+      </w:pPr>
+      <w:r>
+        <w:rPr>
+          <w:rFonts w:ascii="Aptos" w:hAnsi="Aptos" w:cs="Aptos" w:eastAsia="Aptos"/>
+          <w:color w:val="000000"/>
+          <w:sz w:val="24"/>
+          <w:szCs w:val="24"/>
+        </w:rPr>
+        <w:t>Standardized Patient: Hypertensi</w:t>
+      </w:r>
+      <w:r>
+        <w:rPr>
+          <w:rFonts w:ascii="Aptos" w:hAnsi="Aptos" w:cs="Aptos" w:eastAsia="Aptos"/>
+          <w:color w:val="000000"/>
+          <w:sz w:val="24"/>
+          <w:szCs w:val="24"/>
+        </w:rPr>
+        <w:t>on with</w:t>
+      </w:r>
+      <w:r>
+        <w:rPr>
+          <w:rFonts w:ascii="Aptos" w:hAnsi="Aptos" w:cs="Aptos" w:eastAsia="Aptos"/>
+          <w:color w:val="000000"/>
+          <w:sz w:val="24"/>
+          <w:szCs w:val="24"/>
+        </w:rPr>
+        <w:t xml:space="preserve"> Type II Diabet</w:t>
+      </w:r>
+      <w:r>
+        <w:rPr>
+          <w:rFonts w:ascii="Aptos" w:hAnsi="Aptos" w:cs="Aptos" w:eastAsia="Aptos"/>
+          <w:color w:val="000000"/>
+          <w:sz w:val="24"/>
+          <w:szCs w:val="24"/>
+        </w:rPr>
+        <w:t>es</w:t>
+      </w:r>
     </w:p>
     <w:p>
       <w:pPr>
         <w:spacing w:after="0" w:line="480" w:lineRule="auto"/>
         <w:rPr>
-          <w:color w:val="000000"/>
-          <w:sz w:val="24"/>
-          <w:szCs w:val="24"/>
-        </w:rPr>
-      </w:pPr>
+          <w:rFonts w:ascii="Times New Roman" w:hAnsi="Times New Roman" w:cs="Times New Roman"/>
+          <w:color w:val="000000"/>
+          <w:sz w:val="24"/>
+          <w:szCs w:val="24"/>
+        </w:rPr>
+      </w:pPr>
+      <w:r>
+        <w:rPr>
+          <w:rFonts w:ascii="Aptos" w:hAnsi="Aptos" w:cs="Aptos" w:eastAsia="Aptos"/>
+          <w:color w:val="000000"/>
+          <w:sz w:val="24"/>
+          <w:szCs w:val="24"/>
+        </w:rPr>
+        <w:lastRenderedPageBreak/>
+        <w:t>Walk in as the patient with an ear infection is leaving (</w:t>
+      </w:r>
+      <w:r>
+        <w:rPr>
+          <w:rFonts w:ascii="Aptos" w:hAnsi="Aptos" w:cs="Aptos" w:eastAsia="Aptos"/>
+          <w:color w:val="000000"/>
+          <w:sz w:val="24"/>
+          <w:szCs w:val="24"/>
+        </w:rPr>
+        <w:t>a</w:t>
+      </w:r>
+      <w:r>
+        <w:rPr>
+          <w:rFonts w:ascii="Aptos" w:hAnsi="Aptos" w:cs="Aptos" w:eastAsia="Aptos"/>
+          <w:color w:val="000000"/>
+          <w:sz w:val="24"/>
+          <w:szCs w:val="24"/>
+        </w:rPr>
+        <w:t>pproximately</w:t>
+      </w:r>
+      <w:r>
+        <w:rPr>
+          <w:rFonts w:ascii="Aptos" w:hAnsi="Aptos" w:cs="Aptos" w:eastAsia="Aptos"/>
+          <w:color w:val="000000"/>
+          <w:sz w:val="24"/>
+          <w:szCs w:val="24"/>
+        </w:rPr>
+        <w:t xml:space="preserve"> </w:t>
+      </w:r>
+      <w:r>
+        <w:rPr>
+          <w:rFonts w:ascii="Aptos" w:hAnsi="Aptos" w:cs="Aptos" w:eastAsia="Aptos"/>
+          <w:color w:val="000000"/>
+          <w:sz w:val="24"/>
+          <w:szCs w:val="24"/>
+        </w:rPr>
+        <w:t>seven</w:t>
+      </w:r>
+      <w:r>
+        <w:rPr>
+          <w:rFonts w:ascii="Aptos" w:hAnsi="Aptos" w:cs="Aptos" w:eastAsia="Aptos"/>
+          <w:color w:val="000000"/>
+          <w:sz w:val="24"/>
+          <w:szCs w:val="24"/>
+        </w:rPr>
+        <w:t xml:space="preserve"> minutes</w:t>
+      </w:r>
+      <w:r>
+        <w:rPr>
+          <w:rFonts w:ascii="Aptos" w:hAnsi="Aptos" w:cs="Aptos" w:eastAsia="Aptos"/>
+          <w:color w:val="000000"/>
+          <w:sz w:val="24"/>
+          <w:szCs w:val="24"/>
+        </w:rPr>
+        <w:t xml:space="preserve"> into the </w:t>
+      </w:r>
+      <w:r>
+        <w:rPr>
+          <w:rFonts w:ascii="Aptos" w:hAnsi="Aptos" w:cs="Aptos" w:eastAsia="Aptos"/>
+          <w:color w:val="000000"/>
+          <w:sz w:val="24"/>
+          <w:szCs w:val="24"/>
+        </w:rPr>
+        <w:t>third</w:t>
+      </w:r>
+      <w:r>
+        <w:rPr>
+          <w:rFonts w:ascii="Aptos" w:hAnsi="Aptos" w:cs="Aptos" w:eastAsia="Aptos"/>
+          <w:color w:val="000000"/>
+          <w:sz w:val="24"/>
+          <w:szCs w:val="24"/>
+        </w:rPr>
+        <w:t xml:space="preserve"> </w:t>
+      </w:r>
+      <w:r>
+        <w:rPr>
+          <w:rFonts w:ascii="Aptos" w:hAnsi="Aptos" w:cs="Aptos" w:eastAsia="Aptos"/>
+          <w:color w:val="000000"/>
+          <w:sz w:val="24"/>
+          <w:szCs w:val="24"/>
+        </w:rPr>
+        <w:t>session):</w:t>
+      </w:r>
     </w:p>
     <w:p>
       <w:pPr>
         <w:spacing w:after="0" w:line="480" w:lineRule="auto"/>
         <w:rPr>
-          <w:color w:val="000000"/>
-          <w:sz w:val="24"/>
-          <w:szCs w:val="24"/>
-        </w:rPr>
-      </w:pPr>
+          <w:rFonts w:ascii="Times New Roman" w:hAnsi="Times New Roman" w:cs="Times New Roman"/>
+          <w:color w:val="000000"/>
+          <w:sz w:val="24"/>
+          <w:szCs w:val="24"/>
+        </w:rPr>
+      </w:pPr>
+      <w:r>
+        <w:rPr>
+          <w:rFonts w:ascii="Aptos" w:hAnsi="Aptos" w:cs="Aptos" w:eastAsia="Aptos"/>
+          <w:b/>
+          <w:bCs/>
+          <w:color w:val="000000"/>
+          <w:sz w:val="24"/>
+          <w:szCs w:val="24"/>
+        </w:rPr>
+        <w:t xml:space="preserve">Opening </w:t>
+      </w:r>
+      <w:r>
+        <w:rPr>
+          <w:rFonts w:ascii="Aptos" w:hAnsi="Aptos" w:cs="Aptos" w:eastAsia="Aptos"/>
+          <w:b/>
+          <w:bCs/>
+          <w:color w:val="000000"/>
+          <w:sz w:val="24"/>
+          <w:szCs w:val="24"/>
+        </w:rPr>
+        <w:t>s</w:t>
+      </w:r>
+      <w:r>
+        <w:rPr>
+          <w:rFonts w:ascii="Aptos" w:hAnsi="Aptos" w:cs="Aptos" w:eastAsia="Aptos"/>
+          <w:b/>
+          <w:bCs/>
+          <w:color w:val="000000"/>
+          <w:sz w:val="24"/>
+          <w:szCs w:val="24"/>
+        </w:rPr>
+        <w:t>tatement:</w:t>
+      </w:r>
+      <w:r>
+        <w:rPr>
+          <w:rFonts w:ascii="Aptos" w:hAnsi="Aptos" w:cs="Aptos" w:eastAsia="Aptos"/>
+          <w:color w:val="000000"/>
+          <w:sz w:val="24"/>
+          <w:szCs w:val="24"/>
+        </w:rPr>
+        <w:t xml:space="preserve"> </w:t>
+      </w:r>
+      <w:r>
+        <w:rPr>
+          <w:rFonts w:ascii="Aptos" w:hAnsi="Aptos" w:cs="Aptos" w:eastAsia="Aptos"/>
+          <w:color w:val="000000"/>
+          <w:sz w:val="24"/>
+          <w:szCs w:val="24"/>
+        </w:rPr>
+        <w:t>“I hope I’m not too late</w:t>
+      </w:r>
+      <w:r>
+        <w:rPr>
+          <w:rFonts w:ascii="Aptos" w:hAnsi="Aptos" w:cs="Aptos" w:eastAsia="Aptos"/>
+          <w:color w:val="000000"/>
+          <w:sz w:val="24"/>
+          <w:szCs w:val="24"/>
+        </w:rPr>
+        <w:t>.</w:t>
+      </w:r>
+      <w:r>
+        <w:rPr>
+          <w:rFonts w:ascii="Aptos" w:hAnsi="Aptos" w:cs="Aptos" w:eastAsia="Aptos"/>
+          <w:color w:val="000000"/>
+          <w:sz w:val="24"/>
+          <w:szCs w:val="24"/>
+        </w:rPr>
+        <w:t xml:space="preserve"> </w:t>
+      </w:r>
+      <w:r>
+        <w:rPr>
+          <w:rFonts w:ascii="Aptos" w:hAnsi="Aptos" w:cs="Aptos" w:eastAsia="Aptos"/>
+          <w:color w:val="000000"/>
+          <w:sz w:val="24"/>
+          <w:szCs w:val="24"/>
+        </w:rPr>
+        <w:t>I’m wondering if the doc can check me out. I haven’t been feeling so good lately.” When an HCP comes over, explain that you have type II diabetes and have been managing it well</w:t>
+      </w:r>
+      <w:r>
+        <w:rPr>
+          <w:rFonts w:ascii="Aptos" w:hAnsi="Aptos" w:cs="Aptos" w:eastAsia="Aptos"/>
+          <w:color w:val="000000"/>
+          <w:sz w:val="24"/>
+          <w:szCs w:val="24"/>
+        </w:rPr>
+        <w:t>,</w:t>
+      </w:r>
+      <w:r>
+        <w:rPr>
+          <w:rFonts w:ascii="Aptos" w:hAnsi="Aptos" w:cs="Aptos" w:eastAsia="Aptos"/>
+          <w:color w:val="000000"/>
+          <w:sz w:val="24"/>
+          <w:szCs w:val="24"/>
+        </w:rPr>
+        <w:t xml:space="preserve"> you thought, but now you don’t feel quite right.</w:t>
+      </w:r>
     </w:p>
     <w:p>
       <w:pPr>
         <w:spacing w:after="0" w:line="480" w:lineRule="auto"/>
         <w:rPr>
-          <w:color w:val="000000"/>
-          <w:sz w:val="24"/>
-          <w:szCs w:val="24"/>
-        </w:rPr>
-      </w:pPr>
+          <w:rFonts w:ascii="Times New Roman" w:hAnsi="Times New Roman" w:cs="Times New Roman"/>
+          <w:color w:val="000000"/>
+          <w:sz w:val="24"/>
+          <w:szCs w:val="24"/>
+        </w:rPr>
+      </w:pPr>
+      <w:r>
+        <w:rPr>
+          <w:rFonts w:ascii="Aptos" w:hAnsi="Aptos" w:cs="Aptos" w:eastAsia="Aptos"/>
+          <w:b/>
+          <w:bCs/>
+          <w:color w:val="000000"/>
+          <w:sz w:val="24"/>
+          <w:szCs w:val="24"/>
+        </w:rPr>
+        <w:t>Age:</w:t>
+      </w:r>
+      <w:r>
+        <w:rPr>
+          <w:rFonts w:ascii="Aptos" w:hAnsi="Aptos" w:cs="Aptos" w:eastAsia="Aptos"/>
+          <w:color w:val="000000"/>
+          <w:sz w:val="24"/>
+          <w:szCs w:val="24"/>
+        </w:rPr>
+        <w:t xml:space="preserve"> </w:t>
+      </w:r>
+      <w:r>
+        <w:rPr>
+          <w:rFonts w:ascii="Aptos" w:hAnsi="Aptos" w:cs="Aptos" w:eastAsia="Aptos"/>
+          <w:color w:val="000000"/>
+          <w:sz w:val="24"/>
+          <w:szCs w:val="24"/>
+        </w:rPr>
+        <w:t>18</w:t>
+      </w:r>
     </w:p>
     <w:p>
       <w:pPr>
         <w:spacing w:after="0" w:line="480" w:lineRule="auto"/>
         <w:rPr>
-          <w:color w:val="000000"/>
-          <w:sz w:val="24"/>
-          <w:szCs w:val="24"/>
-        </w:rPr>
-      </w:pPr>
+          <w:rFonts w:ascii="Times New Roman" w:hAnsi="Times New Roman" w:cs="Times New Roman"/>
+          <w:color w:val="000000"/>
+          <w:sz w:val="24"/>
+          <w:szCs w:val="24"/>
+        </w:rPr>
+      </w:pPr>
+      <w:r>
+        <w:rPr>
+          <w:rFonts w:ascii="Aptos" w:hAnsi="Aptos" w:cs="Aptos" w:eastAsia="Aptos"/>
+          <w:b/>
+          <w:bCs/>
+          <w:color w:val="000000"/>
+          <w:sz w:val="24"/>
+          <w:szCs w:val="24"/>
+        </w:rPr>
+        <w:t>Sport:</w:t>
+      </w:r>
+      <w:r>
+        <w:rPr>
+          <w:rFonts w:ascii="Aptos" w:hAnsi="Aptos" w:cs="Aptos" w:eastAsia="Aptos"/>
+          <w:color w:val="000000"/>
+          <w:sz w:val="24"/>
+          <w:szCs w:val="24"/>
+        </w:rPr>
+        <w:t xml:space="preserve"> </w:t>
+      </w:r>
+      <w:r>
+        <w:rPr>
+          <w:rFonts w:ascii="Aptos" w:hAnsi="Aptos" w:cs="Aptos" w:eastAsia="Aptos"/>
+          <w:color w:val="000000"/>
+          <w:sz w:val="24"/>
+          <w:szCs w:val="24"/>
+        </w:rPr>
+        <w:t>Soccer</w:t>
+      </w:r>
     </w:p>
     <w:p>
       <w:pPr>
         <w:spacing w:after="0" w:line="480" w:lineRule="auto"/>
         <w:rPr>
-          <w:color w:val="000000"/>
-          <w:sz w:val="24"/>
-          <w:szCs w:val="24"/>
-        </w:rPr>
-      </w:pPr>
+          <w:rFonts w:ascii="Times New Roman" w:hAnsi="Times New Roman" w:cs="Times New Roman"/>
+          <w:color w:val="000000"/>
+          <w:sz w:val="24"/>
+          <w:szCs w:val="24"/>
+        </w:rPr>
+      </w:pPr>
+      <w:r>
+        <w:rPr>
+          <w:rFonts w:ascii="Aptos" w:hAnsi="Aptos" w:cs="Aptos" w:eastAsia="Aptos"/>
+          <w:b/>
+          <w:bCs/>
+          <w:color w:val="000000"/>
+          <w:sz w:val="24"/>
+          <w:szCs w:val="24"/>
+        </w:rPr>
+        <w:t>Diagnosis:</w:t>
+      </w:r>
+      <w:r>
+        <w:rPr>
+          <w:rFonts w:ascii="Aptos" w:hAnsi="Aptos" w:cs="Aptos" w:eastAsia="Aptos"/>
+          <w:color w:val="000000"/>
+          <w:sz w:val="24"/>
+          <w:szCs w:val="24"/>
+        </w:rPr>
+        <w:t xml:space="preserve"> Hypertension</w:t>
+      </w:r>
     </w:p>
     <w:p>
       <w:pPr>
@@ -4953,74 +5183,16 @@
       </w:pPr>
       <w:r>
         <w:rPr>
-          <w:color w:val="000000"/>
-          <w:sz w:val="24"/>
-          <w:szCs w:val="24"/>
-        </w:rPr>
-        <w:lastRenderedPageBreak/>
-        <w:t>Standardized Patient: Hypertensi</w:t>
-      </w:r>
-      <w:r>
-        <w:rPr>
-          <w:color w:val="000000"/>
-          <w:sz w:val="24"/>
-          <w:szCs w:val="24"/>
-        </w:rPr>
-        <w:t>on with</w:t>
-      </w:r>
-      <w:r>
-        <w:rPr>
-          <w:color w:val="000000"/>
-          <w:sz w:val="24"/>
-          <w:szCs w:val="24"/>
-        </w:rPr>
-        <w:t xml:space="preserve"> Type II Diabet</w:t>
-      </w:r>
-      <w:r>
-        <w:rPr>
-          <w:color w:val="000000"/>
-          <w:sz w:val="24"/>
-          <w:szCs w:val="24"/>
-        </w:rPr>
-        <w:t>es</w:t>
-      </w:r>
-    </w:p>
-    <w:p>
-      <w:pPr>
-        <w:spacing w:after="0" w:line="480" w:lineRule="auto"/>
-        <w:rPr>
-          <w:rFonts w:ascii="Times New Roman" w:hAnsi="Times New Roman" w:cs="Times New Roman"/>
-          <w:color w:val="000000"/>
-          <w:sz w:val="24"/>
-          <w:szCs w:val="24"/>
-        </w:rPr>
-      </w:pPr>
-      <w:r>
-        <w:rPr>
-          <w:color w:val="000000"/>
-          <w:sz w:val="24"/>
-          <w:szCs w:val="24"/>
-        </w:rPr>
-        <w:t>Walk in as the patient with an ear infection is leaving (</w:t>
-      </w:r>
-      <w:r>
-        <w:rPr>
-          <w:color w:val="000000"/>
-          <w:sz w:val="24"/>
-          <w:szCs w:val="24"/>
-        </w:rPr>
-        <w:t>a</w:t>
-      </w:r>
-      <w:r>
-        <w:rPr>
-          <w:color w:val="000000"/>
-          <w:sz w:val="24"/>
-          <w:szCs w:val="24"/>
-        </w:rPr>
-        <w:t>pproximately</w:t>
-      </w:r>
-      <w:r>
-        <w:rPr>
+          <w:rFonts w:ascii="Aptos" w:hAnsi="Aptos" w:cs="Aptos" w:eastAsia="Aptos"/>
+          <w:color w:val="000000"/>
+          <w:sz w:val="24"/>
+          <w:szCs w:val="24"/>
+        </w:rPr>
+        <w:t>Following</w:t>
+      </w:r>
+      <w:r>
+        <w:rPr>
+          <w:rFonts w:ascii="Aptos" w:hAnsi="Aptos" w:cs="Aptos" w:eastAsia="Aptos"/>
           <w:color w:val="000000"/>
           <w:sz w:val="24"/>
           <w:szCs w:val="24"/>
@@ -5029,281 +5201,7 @@
       </w:r>
       <w:r>
         <w:rPr>
-          <w:color w:val="000000"/>
-          <w:sz w:val="24"/>
-          <w:szCs w:val="24"/>
-        </w:rPr>
-        <w:t>seven</w:t>
-      </w:r>
-      <w:r>
-        <w:rPr>
-          <w:color w:val="000000"/>
-          <w:sz w:val="24"/>
-          <w:szCs w:val="24"/>
-        </w:rPr>
-        <w:t xml:space="preserve"> minutes</w:t>
-      </w:r>
-      <w:r>
-        <w:rPr>
-          <w:color w:val="000000"/>
-          <w:sz w:val="24"/>
-          <w:szCs w:val="24"/>
-        </w:rPr>
-        <w:t xml:space="preserve"> into the </w:t>
-      </w:r>
-      <w:r>
-        <w:rPr>
-          <w:color w:val="000000"/>
-          <w:sz w:val="24"/>
-          <w:szCs w:val="24"/>
-        </w:rPr>
-        <w:t>third</w:t>
-      </w:r>
-      <w:r>
-        <w:rPr>
-          <w:color w:val="000000"/>
-          <w:sz w:val="24"/>
-          <w:szCs w:val="24"/>
-        </w:rPr>
-        <w:t xml:space="preserve"> </w:t>
-      </w:r>
-      <w:r>
-        <w:rPr>
-          <w:color w:val="000000"/>
-          <w:sz w:val="24"/>
-          <w:szCs w:val="24"/>
-        </w:rPr>
-        <w:t>session):</w:t>
-      </w:r>
-    </w:p>
-    <w:p>
-      <w:pPr>
-        <w:spacing w:after="0" w:line="480" w:lineRule="auto"/>
-        <w:rPr>
-          <w:rFonts w:ascii="Times New Roman" w:hAnsi="Times New Roman" w:cs="Times New Roman"/>
-          <w:color w:val="000000"/>
-          <w:sz w:val="24"/>
-          <w:szCs w:val="24"/>
-        </w:rPr>
-      </w:pPr>
-      <w:r>
-        <w:rPr>
-          <w:b/>
-          <w:bCs/>
-          <w:color w:val="000000"/>
-          <w:sz w:val="24"/>
-          <w:szCs w:val="24"/>
-        </w:rPr>
-        <w:t xml:space="preserve">Opening </w:t>
-      </w:r>
-      <w:r>
-        <w:rPr>
-          <w:b/>
-          <w:bCs/>
-          <w:color w:val="000000"/>
-          <w:sz w:val="24"/>
-          <w:szCs w:val="24"/>
-        </w:rPr>
-        <w:t>s</w:t>
-      </w:r>
-      <w:r>
-        <w:rPr>
-          <w:b/>
-          <w:bCs/>
-          <w:color w:val="000000"/>
-          <w:sz w:val="24"/>
-          <w:szCs w:val="24"/>
-        </w:rPr>
-        <w:t>tatement:</w:t>
-      </w:r>
-      <w:r>
-        <w:rPr>
-          <w:color w:val="000000"/>
-          <w:sz w:val="24"/>
-          <w:szCs w:val="24"/>
-        </w:rPr>
-        <w:t xml:space="preserve"> </w:t>
-      </w:r>
-      <w:r>
-        <w:rPr>
-          <w:color w:val="000000"/>
-          <w:sz w:val="24"/>
-          <w:szCs w:val="24"/>
-        </w:rPr>
-        <w:t>“I hope I’m not too late</w:t>
-      </w:r>
-      <w:r>
-        <w:rPr>
-          <w:color w:val="000000"/>
-          <w:sz w:val="24"/>
-          <w:szCs w:val="24"/>
-        </w:rPr>
-        <w:t>.</w:t>
-      </w:r>
-      <w:r>
-        <w:rPr>
-          <w:color w:val="000000"/>
-          <w:sz w:val="24"/>
-          <w:szCs w:val="24"/>
-        </w:rPr>
-        <w:t xml:space="preserve"> </w:t>
-      </w:r>
-      <w:r>
-        <w:rPr>
-          <w:color w:val="000000"/>
-          <w:sz w:val="24"/>
-          <w:szCs w:val="24"/>
-        </w:rPr>
-        <w:t>I’m wondering if the doc can check me out. I haven’t been feeling so good lately.” When an HCP comes over, explain that you have type II diabetes and have been managing it well</w:t>
-      </w:r>
-      <w:r>
-        <w:rPr>
-          <w:color w:val="000000"/>
-          <w:sz w:val="24"/>
-          <w:szCs w:val="24"/>
-        </w:rPr>
-        <w:t>,</w:t>
-      </w:r>
-      <w:r>
-        <w:rPr>
-          <w:color w:val="000000"/>
-          <w:sz w:val="24"/>
-          <w:szCs w:val="24"/>
-        </w:rPr>
-        <w:t xml:space="preserve"> you thought, but now you don’t feel quite right.</w:t>
-      </w:r>
-    </w:p>
-    <w:p>
-      <w:pPr>
-        <w:spacing w:after="0" w:line="480" w:lineRule="auto"/>
-        <w:rPr>
-          <w:rFonts w:ascii="Times New Roman" w:hAnsi="Times New Roman" w:cs="Times New Roman"/>
-          <w:color w:val="000000"/>
-          <w:sz w:val="24"/>
-          <w:szCs w:val="24"/>
-        </w:rPr>
-      </w:pPr>
-      <w:r>
-        <w:rPr>
-          <w:b/>
-          <w:bCs/>
-          <w:color w:val="000000"/>
-          <w:sz w:val="24"/>
-          <w:szCs w:val="24"/>
-        </w:rPr>
-        <w:t>Age:</w:t>
-      </w:r>
-      <w:r>
-        <w:rPr>
-          <w:color w:val="000000"/>
-          <w:sz w:val="24"/>
-          <w:szCs w:val="24"/>
-        </w:rPr>
-        <w:t xml:space="preserve"> </w:t>
-      </w:r>
-      <w:r>
-        <w:rPr>
-          <w:color w:val="000000"/>
-          <w:sz w:val="24"/>
-          <w:szCs w:val="24"/>
-        </w:rPr>
-        <w:t>18</w:t>
-      </w:r>
-    </w:p>
-    <w:p>
-      <w:pPr>
-        <w:spacing w:after="0" w:line="480" w:lineRule="auto"/>
-        <w:rPr>
-          <w:rFonts w:ascii="Times New Roman" w:hAnsi="Times New Roman" w:cs="Times New Roman"/>
-          <w:color w:val="000000"/>
-          <w:sz w:val="24"/>
-          <w:szCs w:val="24"/>
-        </w:rPr>
-      </w:pPr>
-      <w:r>
-        <w:rPr>
-          <w:b/>
-          <w:bCs/>
-          <w:color w:val="000000"/>
-          <w:sz w:val="24"/>
-          <w:szCs w:val="24"/>
-        </w:rPr>
-        <w:t>Sport:</w:t>
-      </w:r>
-      <w:r>
-        <w:rPr>
-          <w:color w:val="000000"/>
-          <w:sz w:val="24"/>
-          <w:szCs w:val="24"/>
-        </w:rPr>
-        <w:t xml:space="preserve"> </w:t>
-      </w:r>
-      <w:r>
-        <w:rPr>
-          <w:color w:val="000000"/>
-          <w:sz w:val="24"/>
-          <w:szCs w:val="24"/>
-        </w:rPr>
-        <w:t>Soccer</w:t>
-      </w:r>
-    </w:p>
-    <w:p>
-      <w:pPr>
-        <w:spacing w:after="0" w:line="480" w:lineRule="auto"/>
-        <w:rPr>
-          <w:rFonts w:ascii="Times New Roman" w:hAnsi="Times New Roman" w:cs="Times New Roman"/>
-          <w:color w:val="000000"/>
-          <w:sz w:val="24"/>
-          <w:szCs w:val="24"/>
-        </w:rPr>
-      </w:pPr>
-      <w:r>
-        <w:rPr>
-          <w:b/>
-          <w:bCs/>
-          <w:color w:val="000000"/>
-          <w:sz w:val="24"/>
-          <w:szCs w:val="24"/>
-        </w:rPr>
-        <w:t>Diagnosis:</w:t>
-      </w:r>
-      <w:r>
-        <w:rPr>
-          <w:color w:val="000000"/>
-          <w:sz w:val="24"/>
-          <w:szCs w:val="24"/>
-        </w:rPr>
-        <w:t xml:space="preserve"> Hypertension</w:t>
-      </w:r>
-    </w:p>
-    <w:p>
-      <w:pPr>
-        <w:spacing w:after="0" w:line="480" w:lineRule="auto"/>
-        <w:rPr>
-          <w:rFonts w:ascii="Times New Roman" w:hAnsi="Times New Roman" w:cs="Times New Roman"/>
-          <w:color w:val="000000"/>
-          <w:sz w:val="24"/>
-          <w:szCs w:val="24"/>
-        </w:rPr>
-      </w:pPr>
-      <w:r>
-        <w:rPr>
-          <w:color w:val="000000"/>
-          <w:sz w:val="24"/>
-          <w:szCs w:val="24"/>
-        </w:rPr>
-        <w:t>Following</w:t>
-      </w:r>
-      <w:r>
-        <w:rPr>
-          <w:color w:val="000000"/>
-          <w:sz w:val="24"/>
-          <w:szCs w:val="24"/>
-        </w:rPr>
-        <w:t xml:space="preserve"> </w:t>
-      </w:r>
-      <w:r>
-        <w:rPr>
+          <w:rFonts w:ascii="Aptos" w:hAnsi="Aptos" w:cs="Aptos" w:eastAsia="Aptos"/>
           <w:color w:val="000000"/>
           <w:sz w:val="24"/>
           <w:szCs w:val="24"/>
@@ -5328,6 +5226,7 @@
       </w:pPr>
       <w:r>
         <w:rPr>
+          <w:rFonts w:ascii="Aptos" w:hAnsi="Aptos" w:cs="Aptos" w:eastAsia="Aptos"/>
           <w:color w:val="000000"/>
           <w:sz w:val="24"/>
           <w:szCs w:val="24"/>
@@ -5336,6 +5235,7 @@
       </w:r>
       <w:r>
         <w:rPr>
+          <w:rFonts w:ascii="Aptos" w:hAnsi="Aptos" w:cs="Aptos" w:eastAsia="Aptos"/>
           <w:color w:val="000000"/>
           <w:sz w:val="24"/>
           <w:szCs w:val="24"/>
@@ -5344,6 +5244,7 @@
       </w:r>
       <w:r>
         <w:rPr>
+          <w:rFonts w:ascii="Aptos" w:hAnsi="Aptos" w:cs="Aptos" w:eastAsia="Aptos"/>
           <w:color w:val="000000"/>
           <w:sz w:val="24"/>
           <w:szCs w:val="24"/>
@@ -5368,6 +5269,7 @@
       </w:pPr>
       <w:r>
         <w:rPr>
+          <w:rFonts w:ascii="Aptos" w:hAnsi="Aptos" w:cs="Aptos" w:eastAsia="Aptos"/>
           <w:color w:val="000000"/>
           <w:sz w:val="24"/>
           <w:szCs w:val="24"/>
@@ -5392,6 +5294,7 @@
       </w:pPr>
       <w:r>
         <w:rPr>
+          <w:rFonts w:ascii="Aptos" w:hAnsi="Aptos" w:cs="Aptos" w:eastAsia="Aptos"/>
           <w:color w:val="000000"/>
           <w:sz w:val="24"/>
           <w:szCs w:val="24"/>
@@ -5416,6 +5319,7 @@
       </w:pPr>
       <w:r>
         <w:rPr>
+          <w:rFonts w:ascii="Aptos" w:hAnsi="Aptos" w:cs="Aptos" w:eastAsia="Aptos"/>
           <w:color w:val="000000"/>
           <w:sz w:val="24"/>
           <w:szCs w:val="24"/>
@@ -5440,6 +5344,7 @@
       </w:pPr>
       <w:r>
         <w:rPr>
+          <w:rFonts w:ascii="Aptos" w:hAnsi="Aptos" w:cs="Aptos" w:eastAsia="Aptos"/>
           <w:color w:val="000000"/>
           <w:sz w:val="24"/>
           <w:szCs w:val="24"/>
@@ -5464,6 +5369,7 @@
       </w:pPr>
       <w:r>
         <w:rPr>
+          <w:rFonts w:ascii="Aptos" w:hAnsi="Aptos" w:cs="Aptos" w:eastAsia="Aptos"/>
           <w:color w:val="000000"/>
           <w:sz w:val="24"/>
           <w:szCs w:val="24"/>
@@ -5483,6 +5389,7 @@
       </w:pPr>
       <w:r>
         <w:rPr>
+          <w:rFonts w:ascii="Aptos" w:hAnsi="Aptos" w:cs="Aptos" w:eastAsia="Aptos"/>
           <w:color w:val="000000"/>
           <w:sz w:val="24"/>
           <w:szCs w:val="24"/>
@@ -5491,6 +5398,7 @@
       </w:r>
       <w:r>
         <w:rPr>
+          <w:rFonts w:ascii="Aptos" w:hAnsi="Aptos" w:cs="Aptos" w:eastAsia="Aptos"/>
           <w:color w:val="000000"/>
           <w:sz w:val="24"/>
           <w:szCs w:val="24"/>
@@ -5499,6 +5407,7 @@
       </w:r>
       <w:r>
         <w:rPr>
+          <w:rFonts w:ascii="Aptos" w:hAnsi="Aptos" w:cs="Aptos" w:eastAsia="Aptos"/>
           <w:color w:val="000000"/>
           <w:sz w:val="24"/>
           <w:szCs w:val="24"/>
@@ -5507,6 +5416,7 @@
       </w:r>
       <w:r>
         <w:rPr>
+          <w:rFonts w:ascii="Aptos" w:hAnsi="Aptos" w:cs="Aptos" w:eastAsia="Aptos"/>
           <w:color w:val="000000"/>
           <w:sz w:val="24"/>
           <w:szCs w:val="24"/>
@@ -5515,6 +5425,7 @@
       </w:r>
       <w:r>
         <w:rPr>
+          <w:rFonts w:ascii="Aptos" w:hAnsi="Aptos" w:cs="Aptos" w:eastAsia="Aptos"/>
           <w:color w:val="000000"/>
           <w:sz w:val="24"/>
           <w:szCs w:val="24"/>
@@ -5539,6 +5450,7 @@
       </w:pPr>
       <w:r>
         <w:rPr>
+          <w:rFonts w:ascii="Aptos" w:hAnsi="Aptos" w:cs="Aptos" w:eastAsia="Aptos"/>
           <w:color w:val="000000"/>
           <w:sz w:val="24"/>
           <w:szCs w:val="24"/>
@@ -5547,6 +5459,7 @@
       </w:r>
       <w:r>
         <w:rPr>
+          <w:rFonts w:ascii="Aptos" w:hAnsi="Aptos" w:cs="Aptos" w:eastAsia="Aptos"/>
           <w:color w:val="000000"/>
           <w:sz w:val="24"/>
           <w:szCs w:val="24"/>
@@ -5555,6 +5468,7 @@
       </w:r>
       <w:r>
         <w:rPr>
+          <w:rFonts w:ascii="Aptos" w:hAnsi="Aptos" w:cs="Aptos" w:eastAsia="Aptos"/>
           <w:color w:val="000000"/>
           <w:sz w:val="24"/>
           <w:szCs w:val="24"/>
@@ -5563,6 +5477,7 @@
       </w:r>
       <w:r>
         <w:rPr>
+          <w:rFonts w:ascii="Aptos" w:hAnsi="Aptos" w:cs="Aptos" w:eastAsia="Aptos"/>
           <w:color w:val="000000"/>
           <w:sz w:val="24"/>
           <w:szCs w:val="24"/>
@@ -5587,14 +5502,17 @@
       </w:pPr>
       <w:r>
         <w:rPr>
-          <w:color w:val="000000"/>
-          <w:sz w:val="24"/>
-          <w:szCs w:val="24"/>
-        </w:rPr>
+          <w:rFonts w:ascii="Aptos" w:hAnsi="Aptos" w:cs="Aptos" w:eastAsia="Aptos"/>
+          <w:color w:val="000000"/>
+          <w:sz w:val="24"/>
+          <w:szCs w:val="24"/>
+        </w:rPr>
+        <w:lastRenderedPageBreak/>
         <w:t xml:space="preserve">Blood </w:t>
       </w:r>
       <w:r>
         <w:rPr>
+          <w:rFonts w:ascii="Aptos" w:hAnsi="Aptos" w:cs="Aptos" w:eastAsia="Aptos"/>
           <w:color w:val="000000"/>
           <w:sz w:val="24"/>
           <w:szCs w:val="24"/>
@@ -5603,6 +5521,7 @@
       </w:r>
       <w:r>
         <w:rPr>
+          <w:rFonts w:ascii="Aptos" w:hAnsi="Aptos" w:cs="Aptos" w:eastAsia="Aptos"/>
           <w:color w:val="000000"/>
           <w:sz w:val="24"/>
           <w:szCs w:val="24"/>
@@ -5611,6 +5530,7 @@
       </w:r>
       <w:r>
         <w:rPr>
+          <w:rFonts w:ascii="Aptos" w:hAnsi="Aptos" w:cs="Aptos" w:eastAsia="Aptos"/>
           <w:color w:val="000000"/>
           <w:sz w:val="24"/>
           <w:szCs w:val="24"/>
@@ -5619,6 +5539,7 @@
       </w:r>
       <w:r>
         <w:rPr>
+          <w:rFonts w:ascii="Aptos" w:hAnsi="Aptos" w:cs="Aptos" w:eastAsia="Aptos"/>
           <w:color w:val="000000"/>
           <w:sz w:val="24"/>
           <w:szCs w:val="24"/>
@@ -5640,6 +5561,7 @@
       </w:pPr>
       <w:r>
         <w:rPr>
+          <w:rFonts w:ascii="Aptos" w:hAnsi="Aptos" w:cs="Aptos" w:eastAsia="Aptos"/>
           <w:b/>
           <w:bCs/>
           <w:color w:val="000000"/>
@@ -5650,6 +5572,7 @@
       </w:r>
       <w:r>
         <w:rPr>
+          <w:rFonts w:ascii="Aptos" w:hAnsi="Aptos" w:cs="Aptos" w:eastAsia="Aptos"/>
           <w:b/>
           <w:bCs/>
           <w:color w:val="000000"/>
@@ -5660,6 +5583,7 @@
       </w:r>
       <w:r>
         <w:rPr>
+          <w:rFonts w:ascii="Aptos" w:hAnsi="Aptos" w:cs="Aptos" w:eastAsia="Aptos"/>
           <w:b/>
           <w:bCs/>
           <w:color w:val="000000"/>
@@ -5670,6 +5594,7 @@
       </w:r>
       <w:r>
         <w:rPr>
+          <w:rFonts w:ascii="Aptos" w:hAnsi="Aptos" w:cs="Aptos" w:eastAsia="Aptos"/>
           <w:b/>
           <w:bCs/>
           <w:color w:val="000000"/>
@@ -5696,6 +5621,7 @@
       </w:pPr>
       <w:r>
         <w:rPr>
+          <w:rFonts w:ascii="Aptos" w:hAnsi="Aptos" w:cs="Aptos" w:eastAsia="Aptos"/>
           <w:color w:val="000000"/>
           <w:sz w:val="24"/>
           <w:szCs w:val="24"/>
@@ -5705,6 +5631,7 @@
       <w:proofErr w:type="gramStart"/>
       <w:r>
         <w:rPr>
+          <w:rFonts w:ascii="Aptos" w:hAnsi="Aptos" w:cs="Aptos" w:eastAsia="Aptos"/>
           <w:color w:val="000000"/>
           <w:sz w:val="24"/>
           <w:szCs w:val="24"/>
@@ -5714,6 +5641,7 @@
       <w:proofErr w:type="gramEnd"/>
       <w:r>
         <w:rPr>
+          <w:rFonts w:ascii="Aptos" w:hAnsi="Aptos" w:cs="Aptos" w:eastAsia="Aptos"/>
           <w:color w:val="000000"/>
           <w:sz w:val="24"/>
           <w:szCs w:val="24"/>
@@ -5722,6 +5650,7 @@
       </w:r>
       <w:r>
         <w:rPr>
+          <w:rFonts w:ascii="Aptos" w:hAnsi="Aptos" w:cs="Aptos" w:eastAsia="Aptos"/>
           <w:color w:val="000000"/>
           <w:sz w:val="24"/>
           <w:szCs w:val="24"/>
@@ -5730,6 +5659,7 @@
       </w:r>
       <w:r>
         <w:rPr>
+          <w:rFonts w:ascii="Aptos" w:hAnsi="Aptos" w:cs="Aptos" w:eastAsia="Aptos"/>
           <w:color w:val="000000"/>
           <w:sz w:val="24"/>
           <w:szCs w:val="24"/>
@@ -5754,6 +5684,7 @@
       </w:pPr>
       <w:r>
         <w:rPr>
+          <w:rFonts w:ascii="Aptos" w:hAnsi="Aptos" w:cs="Aptos" w:eastAsia="Aptos"/>
           <w:color w:val="000000"/>
           <w:sz w:val="24"/>
           <w:szCs w:val="24"/>
@@ -5778,15 +5709,16 @@
       </w:pPr>
       <w:r>
         <w:rPr>
-          <w:color w:val="000000"/>
-          <w:sz w:val="24"/>
-          <w:szCs w:val="24"/>
-        </w:rPr>
-        <w:lastRenderedPageBreak/>
+          <w:rFonts w:ascii="Aptos" w:hAnsi="Aptos" w:cs="Aptos" w:eastAsia="Aptos"/>
+          <w:color w:val="000000"/>
+          <w:sz w:val="24"/>
+          <w:szCs w:val="24"/>
+        </w:rPr>
         <w:t xml:space="preserve">You are taking </w:t>
       </w:r>
       <w:r>
         <w:rPr>
+          <w:rFonts w:ascii="Aptos" w:hAnsi="Aptos" w:cs="Aptos" w:eastAsia="Aptos"/>
           <w:color w:val="000000"/>
           <w:sz w:val="24"/>
           <w:szCs w:val="24"/>
@@ -5795,6 +5727,7 @@
       </w:r>
       <w:r>
         <w:rPr>
+          <w:rFonts w:ascii="Aptos" w:hAnsi="Aptos" w:cs="Aptos" w:eastAsia="Aptos"/>
           <w:color w:val="000000"/>
           <w:sz w:val="24"/>
           <w:szCs w:val="24"/>
@@ -5814,6 +5747,7 @@
       </w:pPr>
       <w:r>
         <w:rPr>
+          <w:rFonts w:ascii="Aptos" w:hAnsi="Aptos" w:cs="Aptos" w:eastAsia="Aptos"/>
           <w:color w:val="000000"/>
           <w:sz w:val="24"/>
           <w:szCs w:val="24"/>
@@ -5822,6 +5756,7 @@
       </w:r>
       <w:r>
         <w:rPr>
+          <w:rFonts w:ascii="Aptos" w:hAnsi="Aptos" w:cs="Aptos" w:eastAsia="Aptos"/>
           <w:color w:val="000000"/>
           <w:sz w:val="24"/>
           <w:szCs w:val="24"/>
@@ -5830,6 +5765,7 @@
       </w:r>
       <w:r>
         <w:rPr>
+          <w:rFonts w:ascii="Aptos" w:hAnsi="Aptos" w:cs="Aptos" w:eastAsia="Aptos"/>
           <w:color w:val="000000"/>
           <w:sz w:val="24"/>
           <w:szCs w:val="24"/>
@@ -5838,6 +5774,7 @@
       </w:r>
       <w:r>
         <w:rPr>
+          <w:rFonts w:ascii="Aptos" w:hAnsi="Aptos" w:cs="Aptos" w:eastAsia="Aptos"/>
           <w:b/>
           <w:bCs/>
           <w:color w:val="000000"/>
@@ -5848,6 +5785,7 @@
       </w:r>
       <w:r>
         <w:rPr>
+          <w:rFonts w:ascii="Aptos" w:hAnsi="Aptos" w:cs="Aptos" w:eastAsia="Aptos"/>
           <w:color w:val="000000"/>
           <w:sz w:val="24"/>
           <w:szCs w:val="24"/>
@@ -5856,6 +5794,7 @@
       </w:r>
       <w:r>
         <w:rPr>
+          <w:rFonts w:ascii="Aptos" w:hAnsi="Aptos" w:cs="Aptos" w:eastAsia="Aptos"/>
           <w:color w:val="000000"/>
           <w:sz w:val="24"/>
           <w:szCs w:val="24"/>
@@ -5864,6 +5803,7 @@
       </w:r>
       <w:r>
         <w:rPr>
+          <w:rFonts w:ascii="Aptos" w:hAnsi="Aptos" w:cs="Aptos" w:eastAsia="Aptos"/>
           <w:b/>
           <w:bCs/>
           <w:color w:val="000000"/>
@@ -5874,6 +5814,7 @@
       </w:r>
       <w:r>
         <w:rPr>
+          <w:rFonts w:ascii="Aptos" w:hAnsi="Aptos" w:cs="Aptos" w:eastAsia="Aptos"/>
           <w:color w:val="000000"/>
           <w:sz w:val="24"/>
           <w:szCs w:val="24"/>
@@ -5882,6 +5823,7 @@
       </w:r>
       <w:r>
         <w:rPr>
+          <w:rFonts w:ascii="Aptos" w:hAnsi="Aptos" w:cs="Aptos" w:eastAsia="Aptos"/>
           <w:color w:val="000000"/>
           <w:sz w:val="24"/>
           <w:szCs w:val="24"/>
@@ -5890,6 +5832,7 @@
       </w:r>
       <w:r>
         <w:rPr>
+          <w:rFonts w:ascii="Aptos" w:hAnsi="Aptos" w:cs="Aptos" w:eastAsia="Aptos"/>
           <w:color w:val="000000"/>
           <w:sz w:val="24"/>
           <w:szCs w:val="24"/>
@@ -5898,6 +5841,7 @@
       </w:r>
       <w:r>
         <w:rPr>
+          <w:rFonts w:ascii="Aptos" w:hAnsi="Aptos" w:cs="Aptos" w:eastAsia="Aptos"/>
           <w:color w:val="000000"/>
           <w:sz w:val="24"/>
           <w:szCs w:val="24"/>
@@ -5906,7 +5850,7 @@
       </w:r>
     </w:p>
     <w:sectPr>
-      <w:footerReference w:type="default" r:id="rId8"/>
+      <w:footerReference w:type="default" r:id="rId9"/>
       <w:pgSz w:w="12240" w:h="15840"/>
       <w:pgMar w:top="1440" w:right="1440" w:bottom="1440" w:left="1440" w:header="706" w:footer="706" w:gutter="0"/>
       <w:cols w:space="720"/>
@@ -5917,7 +5861,7 @@
 </file>
 
 <file path=word/endnotes.xml><?xml version="1.0" encoding="utf-8"?>
-<w:endnotes xmlns:wpc="http://schemas.microsoft.com/office/word/2010/wordprocessingCanvas" xmlns:cx="http://schemas.microsoft.com/office/drawing/2014/chartex" xmlns:cx1="http://schemas.microsoft.com/office/drawing/2015/9/8/chartex" xmlns:cx2="http://schemas.microsoft.com/office/drawing/2015/10/21/chartex" xmlns:cx3="http://schemas.microsoft.com/office/drawing/2016/5/9/chartex" xmlns:cx4="http://schemas.microsoft.com/office/drawing/2016/5/10/chartex" xmlns:cx5="http://schemas.microsoft.com/office/drawing/2016/5/11/chartex" xmlns:cx6="http://schemas.microsoft.com/office/drawing/2016/5/12/chartex" xmlns:cx7="http://schemas.microsoft.com/office/drawing/2016/5/13/chartex" xmlns:cx8="http://schemas.microsoft.com/office/drawing/2016/5/14/chartex" xmlns:mc="http://schemas.openxmlformats.org/markup-compatibility/2006" xmlns:aink="http://schemas.microsoft.com/office/drawing/2016/ink" xmlns:am3d="http://schemas.microsoft.com/office/drawing/2017/model3d" xmlns:o="urn:schemas-microsoft-com:office:office" xmlns:oel="http://schemas.microsoft.com/office/2019/extlst" xmlns:r="http://schemas.openxmlformats.org/officeDocument/2006/relationships" xmlns:m="http://schemas.openxmlformats.org/officeDocument/2006/math" xmlns:v="urn:schemas-microsoft-com:vml" xmlns:wp14="http://schemas.microsoft.com/office/word/2010/wordprocessingDrawing" xmlns:wp="http://schemas.openxmlformats.org/drawingml/2006/wordprocessingDrawing" xmlns:w10="urn:schemas-microsoft-com:office:word" xmlns:w="http://schemas.openxmlformats.org/wordprocessingml/2006/main" xmlns:w14="http://schemas.microsoft.com/office/word/2010/wordml" xmlns:w15="http://schemas.microsoft.com/office/word/2012/wordml" xmlns:w16cex="http://schemas.microsoft.com/office/word/2018/wordml/cex" xmlns:w16cid="http://schemas.microsoft.com/office/word/2016/wordml/cid" xmlns:w16="http://schemas.microsoft.com/office/word/2018/wordml" xmlns:w16du="http://schemas.microsoft.com/office/word/2023/wordml/word16du" xmlns:w16sdtdh="http://schemas.microsoft.com/office/word/2020/wordml/sdtdatahash" xmlns:w16sdtfl="http://schemas.microsoft.com/office/word/2024/wordml/sdtformatlock" xmlns:w16se="http://schemas.microsoft.com/office/word/2015/wordml/symex" xmlns:wpg="http://schemas.microsoft.com/office/word/2010/wordprocessingGroup" xmlns:wpi="http://schemas.microsoft.com/office/word/2010/wordprocessingInk" xmlns:wne="http://schemas.microsoft.com/office/word/2006/wordml" xmlns:wps="http://schemas.microsoft.com/office/word/2010/wordprocessingShape" mc:Ignorable="w14 w15 w16se w16cid w16 w16cex w16sdtdh w16sdtfl w16du wp14">
+<w:endnotes xmlns:wpc="http://schemas.microsoft.com/office/word/2010/wordprocessingCanvas" xmlns:cx="http://schemas.microsoft.com/office/drawing/2014/chartex" xmlns:cx1="http://schemas.microsoft.com/office/drawing/2015/9/8/chartex" xmlns:cx2="http://schemas.microsoft.com/office/drawing/2015/10/21/chartex" xmlns:cx3="http://schemas.microsoft.com/office/drawing/2016/5/9/chartex" xmlns:cx4="http://schemas.microsoft.com/office/drawing/2016/5/10/chartex" xmlns:cx5="http://schemas.microsoft.com/office/drawing/2016/5/11/chartex" xmlns:cx6="http://schemas.microsoft.com/office/drawing/2016/5/12/chartex" xmlns:cx7="http://schemas.microsoft.com/office/drawing/2016/5/13/chartex" xmlns:cx8="http://schemas.microsoft.com/office/drawing/2016/5/14/chartex" xmlns:mc="http://schemas.openxmlformats.org/markup-compatibility/2006" xmlns:aink="http://schemas.microsoft.com/office/drawing/2016/ink" xmlns:am3d="http://schemas.microsoft.com/office/drawing/2017/model3d" xmlns:o="urn:schemas-microsoft-com:office:office" xmlns:oel="http://schemas.microsoft.com/office/2019/extlst" xmlns:r="http://schemas.openxmlformats.org/officeDocument/2006/relationships" xmlns:m="http://schemas.openxmlformats.org/officeDocument/2006/math" xmlns:v="urn:schemas-microsoft-com:vml" xmlns:wp14="http://schemas.microsoft.com/office/word/2010/wordprocessingDrawing" xmlns:wp="http://schemas.openxmlformats.org/drawingml/2006/wordprocessingDrawing" xmlns:w10="urn:schemas-microsoft-com:office:word" xmlns:w="http://schemas.openxmlformats.org/wordprocessingml/2006/main" xmlns:w14="http://schemas.microsoft.com/office/word/2010/wordml" xmlns:w15="http://schemas.microsoft.com/office/word/2012/wordml" xmlns:w16cei="http://schemas.microsoft.com/office/word/2026/wordml/cei" xmlns:w16cex="http://schemas.microsoft.com/office/word/2018/wordml/cex" xmlns:w16cid="http://schemas.microsoft.com/office/word/2016/wordml/cid" xmlns:w16="http://schemas.microsoft.com/office/word/2018/wordml" xmlns:w16du="http://schemas.microsoft.com/office/word/2023/wordml/word16du" xmlns:w16sdtdh="http://schemas.microsoft.com/office/word/2020/wordml/sdtdatahash" xmlns:w16sdtfl="http://schemas.microsoft.com/office/word/2024/wordml/sdtformatlock" xmlns:w16se="http://schemas.microsoft.com/office/word/2015/wordml/symex" xmlns:wpg="http://schemas.microsoft.com/office/word/2010/wordprocessingGroup" xmlns:wpi="http://schemas.microsoft.com/office/word/2010/wordprocessingInk" xmlns:wne="http://schemas.microsoft.com/office/word/2006/wordml" xmlns:wps="http://schemas.microsoft.com/office/word/2010/wordprocessingShape" mc:Ignorable="w14 w15 w16se w16cid w16 w16cex w16sdtdh w16sdtfl w16du wp14">
   <w:endnote w:type="separator" w:id="-1">
     <w:p>
       <w:pPr>
@@ -5942,19 +5886,22 @@
 </file>
 
 <file path=word/footer1.xml><?xml version="1.0" encoding="utf-8"?>
-<w:ftr xmlns:wpc="http://schemas.microsoft.com/office/word/2010/wordprocessingCanvas" xmlns:cx="http://schemas.microsoft.com/office/drawing/2014/chartex" xmlns:cx1="http://schemas.microsoft.com/office/drawing/2015/9/8/chartex" xmlns:cx2="http://schemas.microsoft.com/office/drawing/2015/10/21/chartex" xmlns:cx3="http://schemas.microsoft.com/office/drawing/2016/5/9/chartex" xmlns:cx4="http://schemas.microsoft.com/office/drawing/2016/5/10/chartex" xmlns:cx5="http://schemas.microsoft.com/office/drawing/2016/5/11/chartex" xmlns:cx6="http://schemas.microsoft.com/office/drawing/2016/5/12/chartex" xmlns:cx7="http://schemas.microsoft.com/office/drawing/2016/5/13/chartex" xmlns:cx8="http://schemas.microsoft.com/office/drawing/2016/5/14/chartex" xmlns:mc="http://schemas.openxmlformats.org/markup-compatibility/2006" xmlns:aink="http://schemas.microsoft.com/office/drawing/2016/ink" xmlns:am3d="http://schemas.microsoft.com/office/drawing/2017/model3d" xmlns:o="urn:schemas-microsoft-com:office:office" xmlns:oel="http://schemas.microsoft.com/office/2019/extlst" xmlns:r="http://schemas.openxmlformats.org/officeDocument/2006/relationships" xmlns:m="http://schemas.openxmlformats.org/officeDocument/2006/math" xmlns:v="urn:schemas-microsoft-com:vml" xmlns:wp14="http://schemas.microsoft.com/office/word/2010/wordprocessingDrawing" xmlns:wp="http://schemas.openxmlformats.org/drawingml/2006/wordprocessingDrawing" xmlns:w10="urn:schemas-microsoft-com:office:word" xmlns:w="http://schemas.openxmlformats.org/wordprocessingml/2006/main" xmlns:w14="http://schemas.microsoft.com/office/word/2010/wordml" xmlns:w15="http://schemas.microsoft.com/office/word/2012/wordml" xmlns:w16cex="http://schemas.microsoft.com/office/word/2018/wordml/cex" xmlns:w16cid="http://schemas.microsoft.com/office/word/2016/wordml/cid" xmlns:w16="http://schemas.microsoft.com/office/word/2018/wordml" xmlns:w16du="http://schemas.microsoft.com/office/word/2023/wordml/word16du" xmlns:w16sdtdh="http://schemas.microsoft.com/office/word/2020/wordml/sdtdatahash" xmlns:w16sdtfl="http://schemas.microsoft.com/office/word/2024/wordml/sdtformatlock" xmlns:w16se="http://schemas.microsoft.com/office/word/2015/wordml/symex" xmlns:wpg="http://schemas.microsoft.com/office/word/2010/wordprocessingGroup" xmlns:wpi="http://schemas.microsoft.com/office/word/2010/wordprocessingInk" xmlns:wne="http://schemas.microsoft.com/office/word/2006/wordml" xmlns:wps="http://schemas.microsoft.com/office/word/2010/wordprocessingShape" mc:Ignorable="w14 w15 w16se w16cid w16 w16cex w16sdtdh w16sdtfl w16du wp14">
+<w:ftr xmlns:m="http://schemas.openxmlformats.org/officeDocument/2006/math" xmlns:mc="http://schemas.openxmlformats.org/markup-compatibility/2006" xmlns:mo="http://schemas.microsoft.com/office/mac/office/2008/main" xmlns:mv="urn:schemas-microsoft-com:mac:vml" xmlns:o="urn:schemas-microsoft-com:office:office" xmlns:r="http://schemas.openxmlformats.org/officeDocument/2006/relationships" xmlns:v="urn:schemas-microsoft-com:vml" xmlns:w10="urn:schemas-microsoft-com:office:word" xmlns:w14="http://schemas.microsoft.com/office/word/2010/wordml" xmlns:w="http://schemas.openxmlformats.org/wordprocessingml/2006/main" xmlns:wne="http://schemas.microsoft.com/office/word/2006/wordml" xmlns:wp14="http://schemas.microsoft.com/office/word/2010/wordprocessingDrawing" xmlns:wp="http://schemas.openxmlformats.org/drawingml/2006/wordprocessingDrawing" xmlns:wpc="http://schemas.microsoft.com/office/word/2010/wordprocessingCanvas" xmlns:wpg="http://schemas.microsoft.com/office/word/2010/wordprocessingGroup" xmlns:wpi="http://schemas.microsoft.com/office/word/2010/wordprocessingInk" xmlns:wps="http://schemas.microsoft.com/office/word/2010/wordprocessingShape" mc:Ignorable="w14 wp14">
   <w:p>
     <w:pPr>
-      <w:spacing w:after="0" w:line="240" w:lineRule="auto"/>
+      <w:spacing w:line="240" w:lineRule="auto" w:before="0" w:after="0"/>
+      <w:jc w:val="left"/>
     </w:pPr>
     <w:r>
       <w:rPr>
+        <w:rFonts w:ascii="Aptos" w:hAnsi="Aptos" w:eastAsia="Aptos" w:cs="Aptos"/>
         <w:sz w:val="18"/>
       </w:rPr>
       <w:t xml:space="preserve">From J.M. Larson and H.L. Stedge, </w:t>
     </w:r>
     <w:r>
       <w:rPr>
+        <w:rFonts w:ascii="Aptos" w:hAnsi="Aptos" w:eastAsia="Aptos" w:cs="Aptos"/>
         <w:i/>
         <w:sz w:val="18"/>
       </w:rPr>
@@ -5962,6 +5909,7 @@
     </w:r>
     <w:r>
       <w:rPr>
+        <w:rFonts w:ascii="Aptos" w:hAnsi="Aptos" w:eastAsia="Aptos" w:cs="Aptos"/>
         <w:sz w:val="18"/>
       </w:rPr>
       <w:t xml:space="preserve"> (Human Kinetics, 2027).</w:t>
@@ -5971,7 +5919,7 @@
 </file>
 
 <file path=word/footnotes.xml><?xml version="1.0" encoding="utf-8"?>
-<w:footnotes xmlns:wpc="http://schemas.microsoft.com/office/word/2010/wordprocessingCanvas" xmlns:cx="http://schemas.microsoft.com/office/drawing/2014/chartex" xmlns:cx1="http://schemas.microsoft.com/office/drawing/2015/9/8/chartex" xmlns:cx2="http://schemas.microsoft.com/office/drawing/2015/10/21/chartex" xmlns:cx3="http://schemas.microsoft.com/office/drawing/2016/5/9/chartex" xmlns:cx4="http://schemas.microsoft.com/office/drawing/2016/5/10/chartex" xmlns:cx5="http://schemas.microsoft.com/office/drawing/2016/5/11/chartex" xmlns:cx6="http://schemas.microsoft.com/office/drawing/2016/5/12/chartex" xmlns:cx7="http://schemas.microsoft.com/office/drawing/2016/5/13/chartex" xmlns:cx8="http://schemas.microsoft.com/office/drawing/2016/5/14/chartex" xmlns:mc="http://schemas.openxmlformats.org/markup-compatibility/2006" xmlns:aink="http://schemas.microsoft.com/office/drawing/2016/ink" xmlns:am3d="http://schemas.microsoft.com/office/drawing/2017/model3d" xmlns:o="urn:schemas-microsoft-com:office:office" xmlns:oel="http://schemas.microsoft.com/office/2019/extlst" xmlns:r="http://schemas.openxmlformats.org/officeDocument/2006/relationships" xmlns:m="http://schemas.openxmlformats.org/officeDocument/2006/math" xmlns:v="urn:schemas-microsoft-com:vml" xmlns:wp14="http://schemas.microsoft.com/office/word/2010/wordprocessingDrawing" xmlns:wp="http://schemas.openxmlformats.org/drawingml/2006/wordprocessingDrawing" xmlns:w10="urn:schemas-microsoft-com:office:word" xmlns:w="http://schemas.openxmlformats.org/wordprocessingml/2006/main" xmlns:w14="http://schemas.microsoft.com/office/word/2010/wordml" xmlns:w15="http://schemas.microsoft.com/office/word/2012/wordml" xmlns:w16cex="http://schemas.microsoft.com/office/word/2018/wordml/cex" xmlns:w16cid="http://schemas.microsoft.com/office/word/2016/wordml/cid" xmlns:w16="http://schemas.microsoft.com/office/word/2018/wordml" xmlns:w16du="http://schemas.microsoft.com/office/word/2023/wordml/word16du" xmlns:w16sdtdh="http://schemas.microsoft.com/office/word/2020/wordml/sdtdatahash" xmlns:w16sdtfl="http://schemas.microsoft.com/office/word/2024/wordml/sdtformatlock" xmlns:w16se="http://schemas.microsoft.com/office/word/2015/wordml/symex" xmlns:wpg="http://schemas.microsoft.com/office/word/2010/wordprocessingGroup" xmlns:wpi="http://schemas.microsoft.com/office/word/2010/wordprocessingInk" xmlns:wne="http://schemas.microsoft.com/office/word/2006/wordml" xmlns:wps="http://schemas.microsoft.com/office/word/2010/wordprocessingShape" mc:Ignorable="w14 w15 w16se w16cid w16 w16cex w16sdtdh w16sdtfl w16du wp14">
+<w:footnotes xmlns:wpc="http://schemas.microsoft.com/office/word/2010/wordprocessingCanvas" xmlns:cx="http://schemas.microsoft.com/office/drawing/2014/chartex" xmlns:cx1="http://schemas.microsoft.com/office/drawing/2015/9/8/chartex" xmlns:cx2="http://schemas.microsoft.com/office/drawing/2015/10/21/chartex" xmlns:cx3="http://schemas.microsoft.com/office/drawing/2016/5/9/chartex" xmlns:cx4="http://schemas.microsoft.com/office/drawing/2016/5/10/chartex" xmlns:cx5="http://schemas.microsoft.com/office/drawing/2016/5/11/chartex" xmlns:cx6="http://schemas.microsoft.com/office/drawing/2016/5/12/chartex" xmlns:cx7="http://schemas.microsoft.com/office/drawing/2016/5/13/chartex" xmlns:cx8="http://schemas.microsoft.com/office/drawing/2016/5/14/chartex" xmlns:mc="http://schemas.openxmlformats.org/markup-compatibility/2006" xmlns:aink="http://schemas.microsoft.com/office/drawing/2016/ink" xmlns:am3d="http://schemas.microsoft.com/office/drawing/2017/model3d" xmlns:o="urn:schemas-microsoft-com:office:office" xmlns:oel="http://schemas.microsoft.com/office/2019/extlst" xmlns:r="http://schemas.openxmlformats.org/officeDocument/2006/relationships" xmlns:m="http://schemas.openxmlformats.org/officeDocument/2006/math" xmlns:v="urn:schemas-microsoft-com:vml" xmlns:wp14="http://schemas.microsoft.com/office/word/2010/wordprocessingDrawing" xmlns:wp="http://schemas.openxmlformats.org/drawingml/2006/wordprocessingDrawing" xmlns:w10="urn:schemas-microsoft-com:office:word" xmlns:w="http://schemas.openxmlformats.org/wordprocessingml/2006/main" xmlns:w14="http://schemas.microsoft.com/office/word/2010/wordml" xmlns:w15="http://schemas.microsoft.com/office/word/2012/wordml" xmlns:w16cei="http://schemas.microsoft.com/office/word/2026/wordml/cei" xmlns:w16cex="http://schemas.microsoft.com/office/word/2018/wordml/cex" xmlns:w16cid="http://schemas.microsoft.com/office/word/2016/wordml/cid" xmlns:w16="http://schemas.microsoft.com/office/word/2018/wordml" xmlns:w16du="http://schemas.microsoft.com/office/word/2023/wordml/word16du" xmlns:w16sdtdh="http://schemas.microsoft.com/office/word/2020/wordml/sdtdatahash" xmlns:w16sdtfl="http://schemas.microsoft.com/office/word/2024/wordml/sdtformatlock" xmlns:w16se="http://schemas.microsoft.com/office/word/2015/wordml/symex" xmlns:wpg="http://schemas.microsoft.com/office/word/2010/wordprocessingGroup" xmlns:wpi="http://schemas.microsoft.com/office/word/2010/wordprocessingInk" xmlns:wne="http://schemas.microsoft.com/office/word/2006/wordml" xmlns:wps="http://schemas.microsoft.com/office/word/2010/wordprocessingShape" mc:Ignorable="w14 w15 w16se w16cid w16 w16cex w16sdtdh w16sdtfl w16du wp14">
   <w:footnote w:type="separator" w:id="-1">
     <w:p>
       <w:pPr>
@@ -5996,7 +5944,7 @@
 </file>
 
 <file path=word/numbering.xml><?xml version="1.0" encoding="utf-8"?>
-<w:numbering xmlns:wpc="http://schemas.microsoft.com/office/word/2010/wordprocessingCanvas" xmlns:cx="http://schemas.microsoft.com/office/drawing/2014/chartex" xmlns:cx1="http://schemas.microsoft.com/office/drawing/2015/9/8/chartex" xmlns:cx2="http://schemas.microsoft.com/office/drawing/2015/10/21/chartex" xmlns:cx3="http://schemas.microsoft.com/office/drawing/2016/5/9/chartex" xmlns:cx4="http://schemas.microsoft.com/office/drawing/2016/5/10/chartex" xmlns:cx5="http://schemas.microsoft.com/office/drawing/2016/5/11/chartex" xmlns:cx6="http://schemas.microsoft.com/office/drawing/2016/5/12/chartex" xmlns:cx7="http://schemas.microsoft.com/office/drawing/2016/5/13/chartex" xmlns:cx8="http://schemas.microsoft.com/office/drawing/2016/5/14/chartex" xmlns:mc="http://schemas.openxmlformats.org/markup-compatibility/2006" xmlns:aink="http://schemas.microsoft.com/office/drawing/2016/ink" xmlns:am3d="http://schemas.microsoft.com/office/drawing/2017/model3d" xmlns:o="urn:schemas-microsoft-com:office:office" xmlns:oel="http://schemas.microsoft.com/office/2019/extlst" xmlns:r="http://schemas.openxmlformats.org/officeDocument/2006/relationships" xmlns:m="http://schemas.openxmlformats.org/officeDocument/2006/math" xmlns:v="urn:schemas-microsoft-com:vml" xmlns:wp14="http://schemas.microsoft.com/office/word/2010/wordprocessingDrawing" xmlns:wp="http://schemas.openxmlformats.org/drawingml/2006/wordprocessingDrawing" xmlns:w10="urn:schemas-microsoft-com:office:word" xmlns:w="http://schemas.openxmlformats.org/wordprocessingml/2006/main" xmlns:w14="http://schemas.microsoft.com/office/word/2010/wordml" xmlns:w15="http://schemas.microsoft.com/office/word/2012/wordml" xmlns:w16cex="http://schemas.microsoft.com/office/word/2018/wordml/cex" xmlns:w16cid="http://schemas.microsoft.com/office/word/2016/wordml/cid" xmlns:w16="http://schemas.microsoft.com/office/word/2018/wordml" xmlns:w16du="http://schemas.microsoft.com/office/word/2023/wordml/word16du" xmlns:w16sdtdh="http://schemas.microsoft.com/office/word/2020/wordml/sdtdatahash" xmlns:w16sdtfl="http://schemas.microsoft.com/office/word/2024/wordml/sdtformatlock" xmlns:w16se="http://schemas.microsoft.com/office/word/2015/wordml/symex" xmlns:wpg="http://schemas.microsoft.com/office/word/2010/wordprocessingGroup" xmlns:wpi="http://schemas.microsoft.com/office/word/2010/wordprocessingInk" xmlns:wne="http://schemas.microsoft.com/office/word/2006/wordml" xmlns:wps="http://schemas.microsoft.com/office/word/2010/wordprocessingShape" mc:Ignorable="w14 w15 w16se w16cid w16 w16cex w16sdtdh w16sdtfl w16du wp14">
+<w:numbering xmlns:wpc="http://schemas.microsoft.com/office/word/2010/wordprocessingCanvas" xmlns:cx="http://schemas.microsoft.com/office/drawing/2014/chartex" xmlns:cx1="http://schemas.microsoft.com/office/drawing/2015/9/8/chartex" xmlns:cx2="http://schemas.microsoft.com/office/drawing/2015/10/21/chartex" xmlns:cx3="http://schemas.microsoft.com/office/drawing/2016/5/9/chartex" xmlns:cx4="http://schemas.microsoft.com/office/drawing/2016/5/10/chartex" xmlns:cx5="http://schemas.microsoft.com/office/drawing/2016/5/11/chartex" xmlns:cx6="http://schemas.microsoft.com/office/drawing/2016/5/12/chartex" xmlns:cx7="http://schemas.microsoft.com/office/drawing/2016/5/13/chartex" xmlns:cx8="http://schemas.microsoft.com/office/drawing/2016/5/14/chartex" xmlns:mc="http://schemas.openxmlformats.org/markup-compatibility/2006" xmlns:aink="http://schemas.microsoft.com/office/drawing/2016/ink" xmlns:am3d="http://schemas.microsoft.com/office/drawing/2017/model3d" xmlns:o="urn:schemas-microsoft-com:office:office" xmlns:oel="http://schemas.microsoft.com/office/2019/extlst" xmlns:r="http://schemas.openxmlformats.org/officeDocument/2006/relationships" xmlns:m="http://schemas.openxmlformats.org/officeDocument/2006/math" xmlns:v="urn:schemas-microsoft-com:vml" xmlns:wp14="http://schemas.microsoft.com/office/word/2010/wordprocessingDrawing" xmlns:wp="http://schemas.openxmlformats.org/drawingml/2006/wordprocessingDrawing" xmlns:w10="urn:schemas-microsoft-com:office:word" xmlns:w="http://schemas.openxmlformats.org/wordprocessingml/2006/main" xmlns:w14="http://schemas.microsoft.com/office/word/2010/wordml" xmlns:w15="http://schemas.microsoft.com/office/word/2012/wordml" xmlns:w16cei="http://schemas.microsoft.com/office/word/2026/wordml/cei" xmlns:w16cex="http://schemas.microsoft.com/office/word/2018/wordml/cex" xmlns:w16cid="http://schemas.microsoft.com/office/word/2016/wordml/cid" xmlns:w16="http://schemas.microsoft.com/office/word/2018/wordml" xmlns:w16du="http://schemas.microsoft.com/office/word/2023/wordml/word16du" xmlns:w16sdtdh="http://schemas.microsoft.com/office/word/2020/wordml/sdtdatahash" xmlns:w16sdtfl="http://schemas.microsoft.com/office/word/2024/wordml/sdtformatlock" xmlns:w16se="http://schemas.microsoft.com/office/word/2015/wordml/symex" xmlns:wpg="http://schemas.microsoft.com/office/word/2010/wordprocessingGroup" xmlns:wpi="http://schemas.microsoft.com/office/word/2010/wordprocessingInk" xmlns:wne="http://schemas.microsoft.com/office/word/2006/wordml" xmlns:wps="http://schemas.microsoft.com/office/word/2010/wordprocessingShape" mc:Ignorable="w14 w15 w16se w16cid w16 w16cex w16sdtdh w16sdtfl w16du wp14">
   <w:abstractNum w:abstractNumId="0" w15:restartNumberingAfterBreak="0">
     <w:nsid w:val="BF643283"/>
     <w:multiLevelType w:val="hybridMultilevel"/>
@@ -11005,7 +10953,7 @@
     <w:qFormat/>
     <w:rsid w:val="00CA3FF2"/>
     <w:rPr>
-      <w:rFonts w:ascii="Aptos" w:eastAsia="Aptos" w:hAnsi="Aptos" w:cs="Aptos"/>
+      <w:rFonts w:ascii="Aptos" w:hAnsi="Aptos" w:eastAsia="Aptos" w:cs="Aptos"/>
     </w:rPr>
   </w:style>
   <w:style w:type="paragraph" w:styleId="Heading1">
@@ -12035,16 +11983,4 @@
     </a:ext>
   </a:extLst>
 </a:theme>
-</file>
-
-<file path=customXml/item1.xml><?xml version="1.0" encoding="utf-8"?>
-<b:Sources xmlns:b="http://schemas.openxmlformats.org/officeDocument/2006/bibliography" xmlns="http://schemas.openxmlformats.org/officeDocument/2006/bibliography" SelectedStyle="\APASixthEditionOfficeOnline.xsl" StyleName="APA" Version="6"/>
-</file>
-
-<file path=customXml/itemProps1.xml><?xml version="1.0" encoding="utf-8"?>
-<ds:datastoreItem xmlns:ds="http://schemas.openxmlformats.org/officeDocument/2006/customXml" ds:itemID="{AE7C6426-4DC3-4AA9-B245-F46D5D8DFBDE}">
-  <ds:schemaRefs>
-    <ds:schemaRef ds:uri="http://schemas.openxmlformats.org/officeDocument/2006/bibliography"/>
-  </ds:schemaRefs>
-</ds:datastoreItem>
 </file>